--- a/yesterday/documentation/Receipt_Scanner_AI_Comprehensive_Benchmark_Report.docx
+++ b/yesterday/documentation/Receipt_Scanner_AI_Comprehensive_Benchmark_Report.docx
@@ -23,7 +23,7 @@
           <w:color w:val="475569"/>
           <w:sz w:val="26"/>
         </w:rPr>
-        <w:t>Technical Benchmark, 230k Family-Based Augmentation &amp; OCR Pipeline Architecture Report</w:t>
+        <w:t>Technical Benchmark &amp; Full Model Evaluation Report</w:t>
       </w:r>
     </w:p>
     <w:p>
@@ -64,163 +64,7 @@
           <w:color w:val="0F172A"/>
           <w:sz w:val="22"/>
         </w:rPr>
-        <w:t>This report delivers the complete technical benchmark and architectural design of the Korean Receipt Item Classification Engine. Built directly on top of the entire 54,813-row base dataset (korean_receipt_dataset_new_aug_v1.csv) and expanded into a 230,262-row balanced dataset (v3.0), the engine achieves robust food item extraction at an ultra-low latency of 0.005 ms/line (~200,000 lines/second on CPU).</w:t>
-      </w:r>
-    </w:p>
-    <w:tbl>
-      <w:tblPr>
-        <w:tblW w:type="auto" w:w="0"/>
-        <w:jc w:val="center"/>
-        <w:tblLook w:firstColumn="1" w:firstRow="1" w:lastColumn="0" w:lastRow="0" w:noHBand="0" w:noVBand="1" w:val="04A0"/>
-      </w:tblPr>
-      <w:tblGrid>
-        <w:gridCol w:w="9936"/>
-      </w:tblGrid>
-      <w:tr>
-        <w:tc>
-          <w:tcPr>
-            <w:tcW w:type="dxa" w:w="9936"/>
-            <w:shd w:fill="F0F9FF"/>
-            <w:tcMar>
-              <w:top w:w="140" w:type="dxa"/>
-              <w:bottom w:w="140" w:type="dxa"/>
-              <w:left w:w="200" w:type="dxa"/>
-              <w:right w:w="200" w:type="dxa"/>
-            </w:tcMar>
-            <w:tcBorders>
-              <w:left w:val="single" w:sz="36" w:space="0" w:color="0F766E"/>
-              <w:top w:val="none"/>
-              <w:right w:val="none"/>
-              <w:bottom w:val="none"/>
-            </w:tcBorders>
-          </w:tcPr>
-          <w:p>
-            <w:pPr>
-              <w:spacing w:after="40"/>
-            </w:pPr>
-            <w:r>
-              <w:rPr>
-                <w:rFonts w:ascii="Calibri" w:hAnsi="Calibri"/>
-                <w:b/>
-                <w:color w:val="0F766E"/>
-                <w:sz w:val="22"/>
-              </w:rPr>
-              <w:t>📌 CORE MODEL ARCHITECTURE: FastText v3.0 (230k Dataset)</w:t>
-              <w:br/>
-            </w:r>
-            <w:r>
-              <w:rPr>
-                <w:rFonts w:ascii="Calibri" w:hAnsi="Calibri"/>
-                <w:color w:val="0F172A"/>
-                <w:sz w:val="21"/>
-              </w:rPr>
-              <w:t>FastText v3.0 is built by taking all 54,813 rows of korean_receipt_dataset_new_aug_v1.csv and layering compositional multi-layer augmentations: deep Jamo visual blur, trailing/interleaved price-quantity fusion, contrast pairs, and closed-vocabulary receipt families. It eliminates false positives on EATZ마일, 춤 저립EATZ마일, '완료되면 준비하고, '대기런호가, and 모장유무.</w:t>
-            </w:r>
-          </w:p>
-        </w:tc>
-      </w:tr>
-    </w:tbl>
-    <w:p>
-      <w:pPr>
-        <w:spacing w:after="80"/>
-      </w:pPr>
-    </w:p>
-    <w:p>
-      <w:pPr>
-        <w:keepNext/>
-        <w:spacing w:before="360" w:after="120"/>
-      </w:pPr>
-      <w:r>
-        <w:rPr>
-          <w:rFonts w:ascii="Calibri" w:hAnsi="Calibri"/>
-          <w:b/>
-          <w:color w:val="1A365D"/>
-          <w:sz w:val="36"/>
-        </w:rPr>
-        <w:t>2. Project Journey: OCR Pipeline Optimization (835 → 785 Lines)</w:t>
-      </w:r>
-    </w:p>
-    <w:p>
-      <w:pPr>
-        <w:spacing w:before="0" w:after="80" w:line="276" w:lineRule="auto"/>
-      </w:pPr>
-      <w:r>
-        <w:rPr>
-          <w:rFonts w:ascii="Calibri" w:hAnsi="Calibri"/>
-          <w:i w:val="0"/>
-          <w:color w:val="0F172A"/>
-          <w:sz w:val="22"/>
-        </w:rPr>
-        <w:t>Initial raw receipt scans yielded 835 line items across 31 real receipt images. A 3-step post-processing pipeline (ocr_post_processor.py) was applied directly after OCR:</w:t>
-      </w:r>
-    </w:p>
-    <w:p>
-      <w:pPr>
-        <w:pStyle w:val="ListBullet"/>
-        <w:spacing w:before="0" w:after="60" w:line="276" w:lineRule="auto"/>
-      </w:pPr>
-      <w:r>
-        <w:rPr>
-          <w:rFonts w:ascii="Calibri" w:hAnsi="Calibri"/>
-          <w:b/>
-          <w:color w:val="0F172A"/>
-          <w:sz w:val="21"/>
-        </w:rPr>
-        <w:t xml:space="preserve">1. Single-Character Residue Cleanup: </w:t>
-      </w:r>
-      <w:r>
-        <w:rPr>
-          <w:rFonts w:ascii="Calibri" w:hAnsi="Calibri"/>
-          <w:color w:val="0F172A"/>
-          <w:sz w:val="21"/>
-        </w:rPr>
-        <w:t>Filtered out 45 non-food lines (835 → 785 lines). 13 lines were isolated 1-character OCR noise (꽃, 빠, 움, 도, 압, 꿀, 철, 매, #) controlled via a strict food whitelist (밥, 국, 면, 떡, 죽, 탕, 찜, 회, 전, 갈비, 삼겹).</w:t>
-      </w:r>
-    </w:p>
-    <w:p>
-      <w:pPr>
-        <w:pStyle w:val="ListBullet"/>
-        <w:spacing w:before="0" w:after="60" w:line="276" w:lineRule="auto"/>
-      </w:pPr>
-      <w:r>
-        <w:rPr>
-          <w:rFonts w:ascii="Calibri" w:hAnsi="Calibri"/>
-          <w:b/>
-          <w:color w:val="0F172A"/>
-          <w:sz w:val="21"/>
-        </w:rPr>
-        <w:t xml:space="preserve">2. OCR Price Digit Repair: </w:t>
-      </w:r>
-      <w:r>
-        <w:rPr>
-          <w:rFonts w:ascii="Calibri" w:hAnsi="Calibri"/>
-          <w:color w:val="0F172A"/>
-          <w:sz w:val="21"/>
-        </w:rPr>
-        <w:t>Automated regex repairs fixed digit/letter confusion in price columns (0OO → 0,000, 35 0o0 → 35 0000, 13,5UU → 13,500).</w:t>
-      </w:r>
-    </w:p>
-    <w:p>
-      <w:pPr>
-        <w:pStyle w:val="ListBullet"/>
-        <w:spacing w:before="0" w:after="60" w:line="276" w:lineRule="auto"/>
-      </w:pPr>
-      <w:r>
-        <w:rPr>
-          <w:rFonts w:ascii="Calibri" w:hAnsi="Calibri"/>
-          <w:b/>
-          <w:color w:val="0F172A"/>
-          <w:sz w:val="21"/>
-        </w:rPr>
-        <w:t xml:space="preserve">3. Bounding Box Row Merging: </w:t>
-      </w:r>
-      <w:r>
-        <w:rPr>
-          <w:rFonts w:ascii="Calibri" w:hAnsi="Calibri"/>
-          <w:color w:val="0F172A"/>
-          <w:sz w:val="21"/>
-        </w:rPr>
-        <w:t>Merged horizontally aligned text boxes on the same Y-axis row (포 + 테이 + 토 → 포테이토), while splitting price column gaps (&gt;70px).</w:t>
+        <w:t>This report delivers the complete technical benchmark evaluation of the Korean Receipt Item Classification Models. The models evaluated include FastText baselines (v23, v25), Korean BERT ONNX baselines, and synthetic visual augmentation variants (new_aug_v1).</w:t>
       </w:r>
     </w:p>
     <w:p>
@@ -235,249 +79,7 @@
           <w:color w:val="1A365D"/>
           <w:sz w:val="36"/>
         </w:rPr>
-        <w:t>3. Compositional Multi-Layer Augmentation on the 54k Base Dataset</w:t>
-      </w:r>
-    </w:p>
-    <w:p>
-      <w:pPr>
-        <w:spacing w:before="0" w:after="80" w:line="276" w:lineRule="auto"/>
-      </w:pPr>
-      <w:r>
-        <w:rPr>
-          <w:rFonts w:ascii="Calibri" w:hAnsi="Calibri"/>
-          <w:i w:val="0"/>
-          <w:color w:val="0F172A"/>
-          <w:sz w:val="22"/>
-        </w:rPr>
-        <w:t>To build FastText v3.0, we ingested all 54,813 rows of korean_receipt_dataset_new_aug_v1.csv (32,566 food terms + 18,871 not-food terms) and applied a 5-layer compositional stack, expanding the dataset into 230,262 balanced rows:</w:t>
-      </w:r>
-    </w:p>
-    <w:p>
-      <w:pPr>
-        <w:pStyle w:val="ListBullet"/>
-        <w:spacing w:before="0" w:after="60" w:line="276" w:lineRule="auto"/>
-      </w:pPr>
-      <w:r>
-        <w:rPr>
-          <w:rFonts w:ascii="Calibri" w:hAnsi="Calibri"/>
-          <w:b/>
-          <w:color w:val="0F172A"/>
-          <w:sz w:val="21"/>
-        </w:rPr>
-        <w:t xml:space="preserve">Layer 1: Kiosk / Tag Prefix Injection: </w:t>
-      </w:r>
-      <w:r>
-        <w:rPr>
-          <w:rFonts w:ascii="Calibri" w:hAnsi="Calibri"/>
-          <w:color w:val="0F172A"/>
-          <w:sz w:val="21"/>
-        </w:rPr>
-        <w:t>Injects tags like [포장] (HOT) 아메리카노, [매장] 카페라떼.</w:t>
-      </w:r>
-    </w:p>
-    <w:p>
-      <w:pPr>
-        <w:pStyle w:val="ListBullet"/>
-        <w:spacing w:before="0" w:after="60" w:line="276" w:lineRule="auto"/>
-      </w:pPr>
-      <w:r>
-        <w:rPr>
-          <w:rFonts w:ascii="Calibri" w:hAnsi="Calibri"/>
-          <w:b/>
-          <w:color w:val="0F172A"/>
-          <w:sz w:val="21"/>
-        </w:rPr>
-        <w:t xml:space="preserve">Layer 2: Symbol Noise Prefix: </w:t>
-      </w:r>
-      <w:r>
-        <w:rPr>
-          <w:rFonts w:ascii="Calibri" w:hAnsi="Calibri"/>
-          <w:color w:val="0F172A"/>
-          <w:sz w:val="21"/>
-        </w:rPr>
-        <w:t>Appends leading/trailing symbols (#, ~, -, *, ') like #양, #~곰 라(R), ~칠리.</w:t>
-      </w:r>
-    </w:p>
-    <w:p>
-      <w:pPr>
-        <w:pStyle w:val="ListBullet"/>
-        <w:spacing w:before="0" w:after="60" w:line="276" w:lineRule="auto"/>
-      </w:pPr>
-      <w:r>
-        <w:rPr>
-          <w:rFonts w:ascii="Calibri" w:hAnsi="Calibri"/>
-          <w:b/>
-          <w:color w:val="0F172A"/>
-          <w:sz w:val="21"/>
-        </w:rPr>
-        <w:t xml:space="preserve">Layer 3: Mid-Word Jamo Visual Blur: </w:t>
-      </w:r>
-      <w:r>
-        <w:rPr>
-          <w:rFonts w:ascii="Calibri" w:hAnsi="Calibri"/>
-          <w:color w:val="0F172A"/>
-          <w:sz w:val="21"/>
-        </w:rPr>
-        <w:t>Simulates optical stroke blur inside words (새우버거세트 → 사무니거 시트, 화이어윙 → 모) 외이어되4, 휘핑 → 나 취핑, 한우앞다리 → 논 무; 말다리).</w:t>
-      </w:r>
-    </w:p>
-    <w:p>
-      <w:pPr>
-        <w:pStyle w:val="ListBullet"/>
-        <w:spacing w:before="0" w:after="60" w:line="276" w:lineRule="auto"/>
-      </w:pPr>
-      <w:r>
-        <w:rPr>
-          <w:rFonts w:ascii="Calibri" w:hAnsi="Calibri"/>
-          <w:b/>
-          <w:color w:val="0F172A"/>
-          <w:sz w:val="21"/>
-        </w:rPr>
-        <w:t xml:space="preserve">Layer 4: Space Splitting &amp; Sub-fragments: </w:t>
-      </w:r>
-      <w:r>
-        <w:rPr>
-          <w:rFonts w:ascii="Calibri" w:hAnsi="Calibri"/>
-          <w:color w:val="0F172A"/>
-          <w:sz w:val="21"/>
-        </w:rPr>
-        <w:t>Generates space-split variants (포 테이 토) and 2-3 char sub-fragments (포테, 테이, 이토).</w:t>
-      </w:r>
-    </w:p>
-    <w:p>
-      <w:pPr>
-        <w:pStyle w:val="ListBullet"/>
-        <w:spacing w:before="0" w:after="60" w:line="276" w:lineRule="auto"/>
-      </w:pPr>
-      <w:r>
-        <w:rPr>
-          <w:rFonts w:ascii="Calibri" w:hAnsi="Calibri"/>
-          <w:b/>
-          <w:color w:val="0F172A"/>
-          <w:sz w:val="21"/>
-        </w:rPr>
-        <w:t xml:space="preserve">Layer 5: Price &amp; Quantity Digit Fusion: </w:t>
-      </w:r>
-      <w:r>
-        <w:rPr>
-          <w:rFonts w:ascii="Calibri" w:hAnsi="Calibri"/>
-          <w:color w:val="0F172A"/>
-          <w:sz w:val="21"/>
-        </w:rPr>
-        <w:t>Concatenates prices and weights directly to food terms (조청쌀엿1 2kg 2,680원, 표고버섯 4,380원).</w:t>
-      </w:r>
-    </w:p>
-    <w:p>
-      <w:pPr>
-        <w:keepNext/>
-        <w:spacing w:before="280" w:after="80"/>
-      </w:pPr>
-      <w:r>
-        <w:rPr>
-          <w:rFonts w:ascii="Calibri" w:hAnsi="Calibri"/>
-          <w:b/>
-          <w:color w:val="0F766E"/>
-          <w:sz w:val="28"/>
-        </w:rPr>
-        <w:t>3.1 Contextual Contrast Pairs ('Same Root, Opposite Label')</w:t>
-      </w:r>
-    </w:p>
-    <w:p>
-      <w:pPr>
-        <w:spacing w:before="0" w:after="80" w:line="276" w:lineRule="auto"/>
-      </w:pPr>
-      <w:r>
-        <w:rPr>
-          <w:rFonts w:ascii="Calibri" w:hAnsi="Calibri"/>
-          <w:i w:val="0"/>
-          <w:color w:val="0F172A"/>
-          <w:sz w:val="22"/>
-        </w:rPr>
-        <w:t>Enforces boundary logic for ambiguous root terms:</w:t>
-      </w:r>
-    </w:p>
-    <w:p>
-      <w:pPr>
-        <w:pStyle w:val="ListBullet"/>
-        <w:spacing w:before="0" w:after="60" w:line="276" w:lineRule="auto"/>
-      </w:pPr>
-      <w:r>
-        <w:rPr>
-          <w:rFonts w:ascii="Calibri" w:hAnsi="Calibri"/>
-          <w:b/>
-          <w:color w:val="0F172A"/>
-          <w:sz w:val="21"/>
-        </w:rPr>
-        <w:t xml:space="preserve">금: </w:t>
-      </w:r>
-      <w:r>
-        <w:rPr>
-          <w:rFonts w:ascii="Calibri" w:hAnsi="Calibri"/>
-          <w:color w:val="0F172A"/>
-          <w:sz w:val="21"/>
-        </w:rPr>
-        <w:t>금액, 결제금액, 총금액 (not_food) VS 소금, 맛소금, 천일염, 금귤청 (food)</w:t>
-      </w:r>
-    </w:p>
-    <w:p>
-      <w:pPr>
-        <w:pStyle w:val="ListBullet"/>
-        <w:spacing w:before="0" w:after="60" w:line="276" w:lineRule="auto"/>
-      </w:pPr>
-      <w:r>
-        <w:rPr>
-          <w:rFonts w:ascii="Calibri" w:hAnsi="Calibri"/>
-          <w:b/>
-          <w:color w:val="0F172A"/>
-          <w:sz w:val="21"/>
-        </w:rPr>
-        <w:t xml:space="preserve">포장: </w:t>
-      </w:r>
-      <w:r>
-        <w:rPr>
-          <w:rFonts w:ascii="Calibri" w:hAnsi="Calibri"/>
-          <w:color w:val="0F172A"/>
-          <w:sz w:val="21"/>
-        </w:rPr>
-        <w:t>포장유무, 포장비, 포장상태 (not_food) VS 포장 아메리카노, 포장 김치찌개 (food)</w:t>
-      </w:r>
-    </w:p>
-    <w:p>
-      <w:pPr>
-        <w:pStyle w:val="ListBullet"/>
-        <w:spacing w:before="0" w:after="60" w:line="276" w:lineRule="auto"/>
-      </w:pPr>
-      <w:r>
-        <w:rPr>
-          <w:rFonts w:ascii="Calibri" w:hAnsi="Calibri"/>
-          <w:b/>
-          <w:color w:val="0F172A"/>
-          <w:sz w:val="21"/>
-        </w:rPr>
-        <w:t xml:space="preserve">상품: </w:t>
-      </w:r>
-      <w:r>
-        <w:rPr>
-          <w:rFonts w:ascii="Calibri" w:hAnsi="Calibri"/>
-          <w:color w:val="0F172A"/>
-          <w:sz w:val="21"/>
-        </w:rPr>
-        <w:t>상품코드, 삼물국드, 상품번호 (not_food) VS 신라면 5개입 (food)</w:t>
-      </w:r>
-    </w:p>
-    <w:p>
-      <w:pPr>
-        <w:keepNext/>
-        <w:spacing w:before="360" w:after="120"/>
-      </w:pPr>
-      <w:r>
-        <w:rPr>
-          <w:rFonts w:ascii="Calibri" w:hAnsi="Calibri"/>
-          <w:b/>
-          <w:color w:val="1A365D"/>
-          <w:sz w:val="36"/>
-        </w:rPr>
-        <w:t>4. Headline Benchmark Results Across All Models</w:t>
+        <w:t>2. Summary Comparison Benchmark</w:t>
       </w:r>
     </w:p>
     <w:tbl>
@@ -488,19 +90,18 @@
         <w:tblLook w:firstColumn="1" w:firstRow="1" w:lastColumn="0" w:lastRow="0" w:noHBand="0" w:noVBand="1" w:val="04A0"/>
       </w:tblPr>
       <w:tblGrid>
-        <w:gridCol w:w="1242"/>
-        <w:gridCol w:w="1242"/>
-        <w:gridCol w:w="1242"/>
-        <w:gridCol w:w="1242"/>
-        <w:gridCol w:w="1242"/>
-        <w:gridCol w:w="1242"/>
-        <w:gridCol w:w="1242"/>
-        <w:gridCol w:w="1242"/>
+        <w:gridCol w:w="1419"/>
+        <w:gridCol w:w="1419"/>
+        <w:gridCol w:w="1419"/>
+        <w:gridCol w:w="1419"/>
+        <w:gridCol w:w="1419"/>
+        <w:gridCol w:w="1419"/>
+        <w:gridCol w:w="1419"/>
       </w:tblGrid>
       <w:tr>
         <w:tc>
           <w:tcPr>
-            <w:tcW w:type="dxa" w:w="1242"/>
+            <w:tcW w:type="dxa" w:w="1419"/>
             <w:shd w:fill="1A365D"/>
             <w:tcMar>
               <w:top w:w="100" w:type="dxa"/>
@@ -520,13 +121,13 @@
                 <w:color w:val="FFFFFF"/>
                 <w:sz w:val="19"/>
               </w:rPr>
-              <w:t>Model Variant</w:t>
+              <w:t>Model</w:t>
             </w:r>
           </w:p>
         </w:tc>
         <w:tc>
           <w:tcPr>
-            <w:tcW w:type="dxa" w:w="1242"/>
+            <w:tcW w:type="dxa" w:w="1419"/>
             <w:shd w:fill="1A365D"/>
             <w:tcMar>
               <w:top w:w="100" w:type="dxa"/>
@@ -546,13 +147,13 @@
                 <w:color w:val="FFFFFF"/>
                 <w:sz w:val="19"/>
               </w:rPr>
-              <w:t>Dataset Rows</w:t>
+              <w:t>Accuracy</w:t>
             </w:r>
           </w:p>
         </w:tc>
         <w:tc>
           <w:tcPr>
-            <w:tcW w:type="dxa" w:w="1242"/>
+            <w:tcW w:type="dxa" w:w="1419"/>
             <w:shd w:fill="1A365D"/>
             <w:tcMar>
               <w:top w:w="100" w:type="dxa"/>
@@ -572,13 +173,13 @@
                 <w:color w:val="FFFFFF"/>
                 <w:sz w:val="19"/>
               </w:rPr>
-              <w:t>Full Acc (785)</w:t>
+              <w:t>Food Precision</w:t>
             </w:r>
           </w:p>
         </w:tc>
         <w:tc>
           <w:tcPr>
-            <w:tcW w:type="dxa" w:w="1242"/>
+            <w:tcW w:type="dxa" w:w="1419"/>
             <w:shd w:fill="1A365D"/>
             <w:tcMar>
               <w:top w:w="100" w:type="dxa"/>
@@ -598,65 +199,13 @@
                 <w:color w:val="FFFFFF"/>
                 <w:sz w:val="19"/>
               </w:rPr>
-              <w:t>Clean Acc (757)</w:t>
+              <w:t>Food Recall</w:t>
             </w:r>
           </w:p>
         </w:tc>
         <w:tc>
           <w:tcPr>
-            <w:tcW w:type="dxa" w:w="1242"/>
-            <w:shd w:fill="1A365D"/>
-            <w:tcMar>
-              <w:top w:w="100" w:type="dxa"/>
-              <w:bottom w:w="100" w:type="dxa"/>
-              <w:left w:w="80" w:type="dxa"/>
-              <w:right w:w="80" w:type="dxa"/>
-            </w:tcMar>
-          </w:tcPr>
-          <w:p>
-            <w:pPr>
-              <w:jc w:val="center"/>
-            </w:pPr>
-            <w:r>
-              <w:rPr>
-                <w:rFonts w:ascii="Calibri" w:hAnsi="Calibri"/>
-                <w:b/>
-                <w:color w:val="FFFFFF"/>
-                <w:sz w:val="19"/>
-              </w:rPr>
-              <w:t>Food Prec</w:t>
-            </w:r>
-          </w:p>
-        </w:tc>
-        <w:tc>
-          <w:tcPr>
-            <w:tcW w:type="dxa" w:w="1242"/>
-            <w:shd w:fill="1A365D"/>
-            <w:tcMar>
-              <w:top w:w="100" w:type="dxa"/>
-              <w:bottom w:w="100" w:type="dxa"/>
-              <w:left w:w="80" w:type="dxa"/>
-              <w:right w:w="80" w:type="dxa"/>
-            </w:tcMar>
-          </w:tcPr>
-          <w:p>
-            <w:pPr>
-              <w:jc w:val="center"/>
-            </w:pPr>
-            <w:r>
-              <w:rPr>
-                <w:rFonts w:ascii="Calibri" w:hAnsi="Calibri"/>
-                <w:b/>
-                <w:color w:val="FFFFFF"/>
-                <w:sz w:val="19"/>
-              </w:rPr>
-              <w:t>Food Rec</w:t>
-            </w:r>
-          </w:p>
-        </w:tc>
-        <w:tc>
-          <w:tcPr>
-            <w:tcW w:type="dxa" w:w="1242"/>
+            <w:tcW w:type="dxa" w:w="1419"/>
             <w:shd w:fill="1A365D"/>
             <w:tcMar>
               <w:top w:w="100" w:type="dxa"/>
@@ -682,7 +231,7 @@
         </w:tc>
         <w:tc>
           <w:tcPr>
-            <w:tcW w:type="dxa" w:w="1242"/>
+            <w:tcW w:type="dxa" w:w="1419"/>
             <w:shd w:fill="1A365D"/>
             <w:tcMar>
               <w:top w:w="100" w:type="dxa"/>
@@ -702,7 +251,33 @@
                 <w:color w:val="FFFFFF"/>
                 <w:sz w:val="19"/>
               </w:rPr>
-              <w:t>Latency</w:t>
+              <w:t>Macro-F1</w:t>
+            </w:r>
+          </w:p>
+        </w:tc>
+        <w:tc>
+          <w:tcPr>
+            <w:tcW w:type="dxa" w:w="1419"/>
+            <w:shd w:fill="1A365D"/>
+            <w:tcMar>
+              <w:top w:w="100" w:type="dxa"/>
+              <w:bottom w:w="100" w:type="dxa"/>
+              <w:left w:w="80" w:type="dxa"/>
+              <w:right w:w="80" w:type="dxa"/>
+            </w:tcMar>
+          </w:tcPr>
+          <w:p>
+            <w:pPr>
+              <w:jc w:val="center"/>
+            </w:pPr>
+            <w:r>
+              <w:rPr>
+                <w:rFonts w:ascii="Calibri" w:hAnsi="Calibri"/>
+                <w:b/>
+                <w:color w:val="FFFFFF"/>
+                <w:sz w:val="19"/>
+              </w:rPr>
+              <w:t>Avg ms/line</w:t>
             </w:r>
           </w:p>
         </w:tc>
@@ -710,7 +285,7 @@
       <w:tr>
         <w:tc>
           <w:tcPr>
-            <w:tcW w:type="dxa" w:w="1242"/>
+            <w:tcW w:type="dxa" w:w="1419"/>
             <w:shd w:fill="FFFFFF"/>
             <w:tcMar>
               <w:top w:w="80" w:type="dxa"/>
@@ -728,13 +303,329 @@
                 <w:rFonts w:ascii="Calibri" w:hAnsi="Calibri"/>
                 <w:sz w:val="19"/>
               </w:rPr>
-              <w:t>FastText v23 (Baseline)</w:t>
+              <w:t>FastText v23 (baseline)</w:t>
             </w:r>
           </w:p>
         </w:tc>
         <w:tc>
           <w:tcPr>
-            <w:tcW w:type="dxa" w:w="1242"/>
+            <w:tcW w:type="dxa" w:w="1419"/>
+            <w:shd w:fill="FFFFFF"/>
+            <w:tcMar>
+              <w:top w:w="80" w:type="dxa"/>
+              <w:bottom w:w="80" w:type="dxa"/>
+              <w:left w:w="80" w:type="dxa"/>
+              <w:right w:w="80" w:type="dxa"/>
+            </w:tcMar>
+          </w:tcPr>
+          <w:p>
+            <w:pPr>
+              <w:jc w:val="right"/>
+            </w:pPr>
+            <w:r>
+              <w:rPr>
+                <w:rFonts w:ascii="Calibri" w:hAnsi="Calibri"/>
+                <w:sz w:val="19"/>
+              </w:rPr>
+              <w:t>92.7%</w:t>
+            </w:r>
+          </w:p>
+        </w:tc>
+        <w:tc>
+          <w:tcPr>
+            <w:tcW w:type="dxa" w:w="1419"/>
+            <w:shd w:fill="FFFFFF"/>
+            <w:tcMar>
+              <w:top w:w="80" w:type="dxa"/>
+              <w:bottom w:w="80" w:type="dxa"/>
+              <w:left w:w="80" w:type="dxa"/>
+              <w:right w:w="80" w:type="dxa"/>
+            </w:tcMar>
+          </w:tcPr>
+          <w:p>
+            <w:pPr>
+              <w:jc w:val="right"/>
+            </w:pPr>
+            <w:r>
+              <w:rPr>
+                <w:rFonts w:ascii="Calibri" w:hAnsi="Calibri"/>
+                <w:sz w:val="19"/>
+              </w:rPr>
+              <w:t>75.8%</w:t>
+            </w:r>
+          </w:p>
+        </w:tc>
+        <w:tc>
+          <w:tcPr>
+            <w:tcW w:type="dxa" w:w="1419"/>
+            <w:shd w:fill="FFFFFF"/>
+            <w:tcMar>
+              <w:top w:w="80" w:type="dxa"/>
+              <w:bottom w:w="80" w:type="dxa"/>
+              <w:left w:w="80" w:type="dxa"/>
+              <w:right w:w="80" w:type="dxa"/>
+            </w:tcMar>
+          </w:tcPr>
+          <w:p>
+            <w:pPr>
+              <w:jc w:val="right"/>
+            </w:pPr>
+            <w:r>
+              <w:rPr>
+                <w:rFonts w:ascii="Calibri" w:hAnsi="Calibri"/>
+                <w:sz w:val="19"/>
+              </w:rPr>
+              <w:t>55.0%</w:t>
+            </w:r>
+          </w:p>
+        </w:tc>
+        <w:tc>
+          <w:tcPr>
+            <w:tcW w:type="dxa" w:w="1419"/>
+            <w:shd w:fill="FFFFFF"/>
+            <w:tcMar>
+              <w:top w:w="80" w:type="dxa"/>
+              <w:bottom w:w="80" w:type="dxa"/>
+              <w:left w:w="80" w:type="dxa"/>
+              <w:right w:w="80" w:type="dxa"/>
+            </w:tcMar>
+          </w:tcPr>
+          <w:p>
+            <w:pPr>
+              <w:jc w:val="right"/>
+            </w:pPr>
+            <w:r>
+              <w:rPr>
+                <w:rFonts w:ascii="Calibri" w:hAnsi="Calibri"/>
+                <w:sz w:val="19"/>
+              </w:rPr>
+              <w:t>63.7%</w:t>
+            </w:r>
+          </w:p>
+        </w:tc>
+        <w:tc>
+          <w:tcPr>
+            <w:tcW w:type="dxa" w:w="1419"/>
+            <w:shd w:fill="FFFFFF"/>
+            <w:tcMar>
+              <w:top w:w="80" w:type="dxa"/>
+              <w:bottom w:w="80" w:type="dxa"/>
+              <w:left w:w="80" w:type="dxa"/>
+              <w:right w:w="80" w:type="dxa"/>
+            </w:tcMar>
+          </w:tcPr>
+          <w:p>
+            <w:pPr>
+              <w:jc w:val="right"/>
+            </w:pPr>
+            <w:r>
+              <w:rPr>
+                <w:rFonts w:ascii="Calibri" w:hAnsi="Calibri"/>
+                <w:sz w:val="19"/>
+              </w:rPr>
+              <w:t>79.8%</w:t>
+            </w:r>
+          </w:p>
+        </w:tc>
+        <w:tc>
+          <w:tcPr>
+            <w:tcW w:type="dxa" w:w="1419"/>
+            <w:shd w:fill="FFFFFF"/>
+            <w:tcMar>
+              <w:top w:w="80" w:type="dxa"/>
+              <w:bottom w:w="80" w:type="dxa"/>
+              <w:left w:w="80" w:type="dxa"/>
+              <w:right w:w="80" w:type="dxa"/>
+            </w:tcMar>
+          </w:tcPr>
+          <w:p>
+            <w:pPr>
+              <w:jc w:val="right"/>
+            </w:pPr>
+            <w:r>
+              <w:rPr>
+                <w:rFonts w:ascii="Calibri" w:hAnsi="Calibri"/>
+                <w:sz w:val="19"/>
+              </w:rPr>
+              <w:t>0.079</w:t>
+            </w:r>
+          </w:p>
+        </w:tc>
+      </w:tr>
+      <w:tr>
+        <w:tc>
+          <w:tcPr>
+            <w:tcW w:type="dxa" w:w="1419"/>
+            <w:shd w:fill="F8FAFC"/>
+            <w:tcMar>
+              <w:top w:w="80" w:type="dxa"/>
+              <w:bottom w:w="80" w:type="dxa"/>
+              <w:left w:w="80" w:type="dxa"/>
+              <w:right w:w="80" w:type="dxa"/>
+            </w:tcMar>
+          </w:tcPr>
+          <w:p>
+            <w:pPr>
+              <w:jc w:val="left"/>
+            </w:pPr>
+            <w:r>
+              <w:rPr>
+                <w:rFonts w:ascii="Calibri" w:hAnsi="Calibri"/>
+                <w:sz w:val="19"/>
+              </w:rPr>
+              <w:t>FastText v25 (baseline)</w:t>
+            </w:r>
+          </w:p>
+        </w:tc>
+        <w:tc>
+          <w:tcPr>
+            <w:tcW w:type="dxa" w:w="1419"/>
+            <w:shd w:fill="F8FAFC"/>
+            <w:tcMar>
+              <w:top w:w="80" w:type="dxa"/>
+              <w:bottom w:w="80" w:type="dxa"/>
+              <w:left w:w="80" w:type="dxa"/>
+              <w:right w:w="80" w:type="dxa"/>
+            </w:tcMar>
+          </w:tcPr>
+          <w:p>
+            <w:pPr>
+              <w:jc w:val="right"/>
+            </w:pPr>
+            <w:r>
+              <w:rPr>
+                <w:rFonts w:ascii="Calibri" w:hAnsi="Calibri"/>
+                <w:sz w:val="19"/>
+              </w:rPr>
+              <w:t>92.2%</w:t>
+            </w:r>
+          </w:p>
+        </w:tc>
+        <w:tc>
+          <w:tcPr>
+            <w:tcW w:type="dxa" w:w="1419"/>
+            <w:shd w:fill="F8FAFC"/>
+            <w:tcMar>
+              <w:top w:w="80" w:type="dxa"/>
+              <w:bottom w:w="80" w:type="dxa"/>
+              <w:left w:w="80" w:type="dxa"/>
+              <w:right w:w="80" w:type="dxa"/>
+            </w:tcMar>
+          </w:tcPr>
+          <w:p>
+            <w:pPr>
+              <w:jc w:val="right"/>
+            </w:pPr>
+            <w:r>
+              <w:rPr>
+                <w:rFonts w:ascii="Calibri" w:hAnsi="Calibri"/>
+                <w:sz w:val="19"/>
+              </w:rPr>
+              <w:t>71.4%</w:t>
+            </w:r>
+          </w:p>
+        </w:tc>
+        <w:tc>
+          <w:tcPr>
+            <w:tcW w:type="dxa" w:w="1419"/>
+            <w:shd w:fill="F8FAFC"/>
+            <w:tcMar>
+              <w:top w:w="80" w:type="dxa"/>
+              <w:bottom w:w="80" w:type="dxa"/>
+              <w:left w:w="80" w:type="dxa"/>
+              <w:right w:w="80" w:type="dxa"/>
+            </w:tcMar>
+          </w:tcPr>
+          <w:p>
+            <w:pPr>
+              <w:jc w:val="right"/>
+            </w:pPr>
+            <w:r>
+              <w:rPr>
+                <w:rFonts w:ascii="Calibri" w:hAnsi="Calibri"/>
+                <w:sz w:val="19"/>
+              </w:rPr>
+              <w:t>55.0%</w:t>
+            </w:r>
+          </w:p>
+        </w:tc>
+        <w:tc>
+          <w:tcPr>
+            <w:tcW w:type="dxa" w:w="1419"/>
+            <w:shd w:fill="F8FAFC"/>
+            <w:tcMar>
+              <w:top w:w="80" w:type="dxa"/>
+              <w:bottom w:w="80" w:type="dxa"/>
+              <w:left w:w="80" w:type="dxa"/>
+              <w:right w:w="80" w:type="dxa"/>
+            </w:tcMar>
+          </w:tcPr>
+          <w:p>
+            <w:pPr>
+              <w:jc w:val="right"/>
+            </w:pPr>
+            <w:r>
+              <w:rPr>
+                <w:rFonts w:ascii="Calibri" w:hAnsi="Calibri"/>
+                <w:sz w:val="19"/>
+              </w:rPr>
+              <w:t>62.1%</w:t>
+            </w:r>
+          </w:p>
+        </w:tc>
+        <w:tc>
+          <w:tcPr>
+            <w:tcW w:type="dxa" w:w="1419"/>
+            <w:shd w:fill="F8FAFC"/>
+            <w:tcMar>
+              <w:top w:w="80" w:type="dxa"/>
+              <w:bottom w:w="80" w:type="dxa"/>
+              <w:left w:w="80" w:type="dxa"/>
+              <w:right w:w="80" w:type="dxa"/>
+            </w:tcMar>
+          </w:tcPr>
+          <w:p>
+            <w:pPr>
+              <w:jc w:val="right"/>
+            </w:pPr>
+            <w:r>
+              <w:rPr>
+                <w:rFonts w:ascii="Calibri" w:hAnsi="Calibri"/>
+                <w:sz w:val="19"/>
+              </w:rPr>
+              <w:t>78.9%</w:t>
+            </w:r>
+          </w:p>
+        </w:tc>
+        <w:tc>
+          <w:tcPr>
+            <w:tcW w:type="dxa" w:w="1419"/>
+            <w:shd w:fill="F8FAFC"/>
+            <w:tcMar>
+              <w:top w:w="80" w:type="dxa"/>
+              <w:bottom w:w="80" w:type="dxa"/>
+              <w:left w:w="80" w:type="dxa"/>
+              <w:right w:w="80" w:type="dxa"/>
+            </w:tcMar>
+          </w:tcPr>
+          <w:p>
+            <w:pPr>
+              <w:jc w:val="right"/>
+            </w:pPr>
+            <w:r>
+              <w:rPr>
+                <w:rFonts w:ascii="Calibri" w:hAnsi="Calibri"/>
+                <w:sz w:val="19"/>
+              </w:rPr>
+              <w:t>0.110</w:t>
+            </w:r>
+          </w:p>
+        </w:tc>
+      </w:tr>
+      <w:tr>
+        <w:tc>
+          <w:tcPr>
+            <w:tcW w:type="dxa" w:w="1419"/>
             <w:shd w:fill="FFFFFF"/>
             <w:tcMar>
               <w:top w:w="80" w:type="dxa"/>
@@ -752,13 +643,13 @@
                 <w:rFonts w:ascii="Calibri" w:hAnsi="Calibri"/>
                 <w:sz w:val="19"/>
               </w:rPr>
-              <w:t>18.8k</w:t>
+              <w:t>Korean BERT (baseline)</w:t>
             </w:r>
           </w:p>
         </w:tc>
         <w:tc>
           <w:tcPr>
-            <w:tcW w:type="dxa" w:w="1242"/>
+            <w:tcW w:type="dxa" w:w="1419"/>
             <w:shd w:fill="FFFFFF"/>
             <w:tcMar>
               <w:top w:w="80" w:type="dxa"/>
@@ -776,13 +667,13 @@
                 <w:rFonts w:ascii="Calibri" w:hAnsi="Calibri"/>
                 <w:sz w:val="19"/>
               </w:rPr>
-              <w:t>86.8%</w:t>
+              <w:t>92.4%</w:t>
             </w:r>
           </w:p>
         </w:tc>
         <w:tc>
           <w:tcPr>
-            <w:tcW w:type="dxa" w:w="1242"/>
+            <w:tcW w:type="dxa" w:w="1419"/>
             <w:shd w:fill="FFFFFF"/>
             <w:tcMar>
               <w:top w:w="80" w:type="dxa"/>
@@ -800,13 +691,13 @@
                 <w:rFonts w:ascii="Calibri" w:hAnsi="Calibri"/>
                 <w:sz w:val="19"/>
               </w:rPr>
-              <w:t>87.4%</w:t>
+              <w:t>71.2%</w:t>
             </w:r>
           </w:p>
         </w:tc>
         <w:tc>
           <w:tcPr>
-            <w:tcW w:type="dxa" w:w="1242"/>
+            <w:tcW w:type="dxa" w:w="1419"/>
             <w:shd w:fill="FFFFFF"/>
             <w:tcMar>
               <w:top w:w="80" w:type="dxa"/>
@@ -824,13 +715,13 @@
                 <w:rFonts w:ascii="Calibri" w:hAnsi="Calibri"/>
                 <w:sz w:val="19"/>
               </w:rPr>
-              <w:t>56.9%</w:t>
+              <w:t>57.1%</w:t>
             </w:r>
           </w:p>
         </w:tc>
         <w:tc>
           <w:tcPr>
-            <w:tcW w:type="dxa" w:w="1242"/>
+            <w:tcW w:type="dxa" w:w="1419"/>
             <w:shd w:fill="FFFFFF"/>
             <w:tcMar>
               <w:top w:w="80" w:type="dxa"/>
@@ -848,13 +739,13 @@
                 <w:rFonts w:ascii="Calibri" w:hAnsi="Calibri"/>
                 <w:sz w:val="19"/>
               </w:rPr>
-              <w:t>36.2%</w:t>
+              <w:t>63.4%</w:t>
             </w:r>
           </w:p>
         </w:tc>
         <w:tc>
           <w:tcPr>
-            <w:tcW w:type="dxa" w:w="1242"/>
+            <w:tcW w:type="dxa" w:w="1419"/>
             <w:shd w:fill="FFFFFF"/>
             <w:tcMar>
               <w:top w:w="80" w:type="dxa"/>
@@ -872,13 +763,13 @@
                 <w:rFonts w:ascii="Calibri" w:hAnsi="Calibri"/>
                 <w:sz w:val="19"/>
               </w:rPr>
-              <w:t>44.3%</w:t>
+              <w:t>79.6%</w:t>
             </w:r>
           </w:p>
         </w:tc>
         <w:tc>
           <w:tcPr>
-            <w:tcW w:type="dxa" w:w="1242"/>
+            <w:tcW w:type="dxa" w:w="1419"/>
             <w:shd w:fill="FFFFFF"/>
             <w:tcMar>
               <w:top w:w="80" w:type="dxa"/>
@@ -896,7 +787,7 @@
                 <w:rFonts w:ascii="Calibri" w:hAnsi="Calibri"/>
                 <w:sz w:val="19"/>
               </w:rPr>
-              <w:t>0.079 ms</w:t>
+              <w:t>9.674</w:t>
             </w:r>
           </w:p>
         </w:tc>
@@ -904,7 +795,7 @@
       <w:tr>
         <w:tc>
           <w:tcPr>
-            <w:tcW w:type="dxa" w:w="1242"/>
+            <w:tcW w:type="dxa" w:w="1419"/>
             <w:shd w:fill="F8FAFC"/>
             <w:tcMar>
               <w:top w:w="80" w:type="dxa"/>
@@ -922,37 +813,13 @@
                 <w:rFonts w:ascii="Calibri" w:hAnsi="Calibri"/>
                 <w:sz w:val="19"/>
               </w:rPr>
-              <w:t>FastText v25 (Baseline)</w:t>
+              <w:t>FastText new_aug_v1</w:t>
             </w:r>
           </w:p>
         </w:tc>
         <w:tc>
           <w:tcPr>
-            <w:tcW w:type="dxa" w:w="1242"/>
-            <w:shd w:fill="F8FAFC"/>
-            <w:tcMar>
-              <w:top w:w="80" w:type="dxa"/>
-              <w:bottom w:w="80" w:type="dxa"/>
-              <w:left w:w="80" w:type="dxa"/>
-              <w:right w:w="80" w:type="dxa"/>
-            </w:tcMar>
-          </w:tcPr>
-          <w:p>
-            <w:pPr>
-              <w:jc w:val="left"/>
-            </w:pPr>
-            <w:r>
-              <w:rPr>
-                <w:rFonts w:ascii="Calibri" w:hAnsi="Calibri"/>
-                <w:sz w:val="19"/>
-              </w:rPr>
-              <w:t>32.4k</w:t>
-            </w:r>
-          </w:p>
-        </w:tc>
-        <w:tc>
-          <w:tcPr>
-            <w:tcW w:type="dxa" w:w="1242"/>
+            <w:tcW w:type="dxa" w:w="1419"/>
             <w:shd w:fill="F8FAFC"/>
             <w:tcMar>
               <w:top w:w="80" w:type="dxa"/>
@@ -970,13 +837,13 @@
                 <w:rFonts w:ascii="Calibri" w:hAnsi="Calibri"/>
                 <w:sz w:val="19"/>
               </w:rPr>
-              <w:t>86.5%</w:t>
+              <w:t>94.7%</w:t>
             </w:r>
           </w:p>
         </w:tc>
         <w:tc>
           <w:tcPr>
-            <w:tcW w:type="dxa" w:w="1242"/>
+            <w:tcW w:type="dxa" w:w="1419"/>
             <w:shd w:fill="F8FAFC"/>
             <w:tcMar>
               <w:top w:w="80" w:type="dxa"/>
@@ -994,13 +861,13 @@
                 <w:rFonts w:ascii="Calibri" w:hAnsi="Calibri"/>
                 <w:sz w:val="19"/>
               </w:rPr>
-              <w:t>86.9%</w:t>
+              <w:t>81.8%</w:t>
             </w:r>
           </w:p>
         </w:tc>
         <w:tc>
           <w:tcPr>
-            <w:tcW w:type="dxa" w:w="1242"/>
+            <w:tcW w:type="dxa" w:w="1419"/>
             <w:shd w:fill="F8FAFC"/>
             <w:tcMar>
               <w:top w:w="80" w:type="dxa"/>
@@ -1018,13 +885,13 @@
                 <w:rFonts w:ascii="Calibri" w:hAnsi="Calibri"/>
                 <w:sz w:val="19"/>
               </w:rPr>
-              <w:t>53.7%</w:t>
+              <w:t>69.2%</w:t>
             </w:r>
           </w:p>
         </w:tc>
         <w:tc>
           <w:tcPr>
-            <w:tcW w:type="dxa" w:w="1242"/>
+            <w:tcW w:type="dxa" w:w="1419"/>
             <w:shd w:fill="F8FAFC"/>
             <w:tcMar>
               <w:top w:w="80" w:type="dxa"/>
@@ -1042,329 +909,13 @@
                 <w:rFonts w:ascii="Calibri" w:hAnsi="Calibri"/>
                 <w:sz w:val="19"/>
               </w:rPr>
-              <w:t>36.2%</w:t>
+              <w:t>75.0%</w:t>
             </w:r>
           </w:p>
         </w:tc>
         <w:tc>
           <w:tcPr>
-            <w:tcW w:type="dxa" w:w="1242"/>
-            <w:shd w:fill="F8FAFC"/>
-            <w:tcMar>
-              <w:top w:w="80" w:type="dxa"/>
-              <w:bottom w:w="80" w:type="dxa"/>
-              <w:left w:w="80" w:type="dxa"/>
-              <w:right w:w="80" w:type="dxa"/>
-            </w:tcMar>
-          </w:tcPr>
-          <w:p>
-            <w:pPr>
-              <w:jc w:val="right"/>
-            </w:pPr>
-            <w:r>
-              <w:rPr>
-                <w:rFonts w:ascii="Calibri" w:hAnsi="Calibri"/>
-                <w:sz w:val="19"/>
-              </w:rPr>
-              <w:t>43.3%</w:t>
-            </w:r>
-          </w:p>
-        </w:tc>
-        <w:tc>
-          <w:tcPr>
-            <w:tcW w:type="dxa" w:w="1242"/>
-            <w:shd w:fill="F8FAFC"/>
-            <w:tcMar>
-              <w:top w:w="80" w:type="dxa"/>
-              <w:bottom w:w="80" w:type="dxa"/>
-              <w:left w:w="80" w:type="dxa"/>
-              <w:right w:w="80" w:type="dxa"/>
-            </w:tcMar>
-          </w:tcPr>
-          <w:p>
-            <w:pPr>
-              <w:jc w:val="right"/>
-            </w:pPr>
-            <w:r>
-              <w:rPr>
-                <w:rFonts w:ascii="Calibri" w:hAnsi="Calibri"/>
-                <w:sz w:val="19"/>
-              </w:rPr>
-              <w:t>0.110 ms</w:t>
-            </w:r>
-          </w:p>
-        </w:tc>
-      </w:tr>
-      <w:tr>
-        <w:tc>
-          <w:tcPr>
-            <w:tcW w:type="dxa" w:w="1242"/>
-            <w:shd w:fill="FFFFFF"/>
-            <w:tcMar>
-              <w:top w:w="80" w:type="dxa"/>
-              <w:bottom w:w="80" w:type="dxa"/>
-              <w:left w:w="80" w:type="dxa"/>
-              <w:right w:w="80" w:type="dxa"/>
-            </w:tcMar>
-          </w:tcPr>
-          <w:p>
-            <w:pPr>
-              <w:jc w:val="left"/>
-            </w:pPr>
-            <w:r>
-              <w:rPr>
-                <w:rFonts w:ascii="Calibri" w:hAnsi="Calibri"/>
-                <w:sz w:val="19"/>
-              </w:rPr>
-              <w:t>Korean BERT (Baseline v25)</w:t>
-            </w:r>
-          </w:p>
-        </w:tc>
-        <w:tc>
-          <w:tcPr>
-            <w:tcW w:type="dxa" w:w="1242"/>
-            <w:shd w:fill="FFFFFF"/>
-            <w:tcMar>
-              <w:top w:w="80" w:type="dxa"/>
-              <w:bottom w:w="80" w:type="dxa"/>
-              <w:left w:w="80" w:type="dxa"/>
-              <w:right w:w="80" w:type="dxa"/>
-            </w:tcMar>
-          </w:tcPr>
-          <w:p>
-            <w:pPr>
-              <w:jc w:val="left"/>
-            </w:pPr>
-            <w:r>
-              <w:rPr>
-                <w:rFonts w:ascii="Calibri" w:hAnsi="Calibri"/>
-                <w:sz w:val="19"/>
-              </w:rPr>
-              <w:t>32.4k</w:t>
-            </w:r>
-          </w:p>
-        </w:tc>
-        <w:tc>
-          <w:tcPr>
-            <w:tcW w:type="dxa" w:w="1242"/>
-            <w:shd w:fill="FFFFFF"/>
-            <w:tcMar>
-              <w:top w:w="80" w:type="dxa"/>
-              <w:bottom w:w="80" w:type="dxa"/>
-              <w:left w:w="80" w:type="dxa"/>
-              <w:right w:w="80" w:type="dxa"/>
-            </w:tcMar>
-          </w:tcPr>
-          <w:p>
-            <w:pPr>
-              <w:jc w:val="right"/>
-            </w:pPr>
-            <w:r>
-              <w:rPr>
-                <w:rFonts w:ascii="Calibri" w:hAnsi="Calibri"/>
-                <w:sz w:val="19"/>
-              </w:rPr>
-              <w:t>86.5%</w:t>
-            </w:r>
-          </w:p>
-        </w:tc>
-        <w:tc>
-          <w:tcPr>
-            <w:tcW w:type="dxa" w:w="1242"/>
-            <w:shd w:fill="FFFFFF"/>
-            <w:tcMar>
-              <w:top w:w="80" w:type="dxa"/>
-              <w:bottom w:w="80" w:type="dxa"/>
-              <w:left w:w="80" w:type="dxa"/>
-              <w:right w:w="80" w:type="dxa"/>
-            </w:tcMar>
-          </w:tcPr>
-          <w:p>
-            <w:pPr>
-              <w:jc w:val="right"/>
-            </w:pPr>
-            <w:r>
-              <w:rPr>
-                <w:rFonts w:ascii="Calibri" w:hAnsi="Calibri"/>
-                <w:sz w:val="19"/>
-              </w:rPr>
-              <w:t>87.0%</w:t>
-            </w:r>
-          </w:p>
-        </w:tc>
-        <w:tc>
-          <w:tcPr>
-            <w:tcW w:type="dxa" w:w="1242"/>
-            <w:shd w:fill="FFFFFF"/>
-            <w:tcMar>
-              <w:top w:w="80" w:type="dxa"/>
-              <w:bottom w:w="80" w:type="dxa"/>
-              <w:left w:w="80" w:type="dxa"/>
-              <w:right w:w="80" w:type="dxa"/>
-            </w:tcMar>
-          </w:tcPr>
-          <w:p>
-            <w:pPr>
-              <w:jc w:val="right"/>
-            </w:pPr>
-            <w:r>
-              <w:rPr>
-                <w:rFonts w:ascii="Calibri" w:hAnsi="Calibri"/>
-                <w:sz w:val="19"/>
-              </w:rPr>
-              <w:t>54.2%</w:t>
-            </w:r>
-          </w:p>
-        </w:tc>
-        <w:tc>
-          <w:tcPr>
-            <w:tcW w:type="dxa" w:w="1242"/>
-            <w:shd w:fill="FFFFFF"/>
-            <w:tcMar>
-              <w:top w:w="80" w:type="dxa"/>
-              <w:bottom w:w="80" w:type="dxa"/>
-              <w:left w:w="80" w:type="dxa"/>
-              <w:right w:w="80" w:type="dxa"/>
-            </w:tcMar>
-          </w:tcPr>
-          <w:p>
-            <w:pPr>
-              <w:jc w:val="right"/>
-            </w:pPr>
-            <w:r>
-              <w:rPr>
-                <w:rFonts w:ascii="Calibri" w:hAnsi="Calibri"/>
-                <w:sz w:val="19"/>
-              </w:rPr>
-              <w:t>37.0%</w:t>
-            </w:r>
-          </w:p>
-        </w:tc>
-        <w:tc>
-          <w:tcPr>
-            <w:tcW w:type="dxa" w:w="1242"/>
-            <w:shd w:fill="FFFFFF"/>
-            <w:tcMar>
-              <w:top w:w="80" w:type="dxa"/>
-              <w:bottom w:w="80" w:type="dxa"/>
-              <w:left w:w="80" w:type="dxa"/>
-              <w:right w:w="80" w:type="dxa"/>
-            </w:tcMar>
-          </w:tcPr>
-          <w:p>
-            <w:pPr>
-              <w:jc w:val="right"/>
-            </w:pPr>
-            <w:r>
-              <w:rPr>
-                <w:rFonts w:ascii="Calibri" w:hAnsi="Calibri"/>
-                <w:sz w:val="19"/>
-              </w:rPr>
-              <w:t>44.0%</w:t>
-            </w:r>
-          </w:p>
-        </w:tc>
-        <w:tc>
-          <w:tcPr>
-            <w:tcW w:type="dxa" w:w="1242"/>
-            <w:shd w:fill="FFFFFF"/>
-            <w:tcMar>
-              <w:top w:w="80" w:type="dxa"/>
-              <w:bottom w:w="80" w:type="dxa"/>
-              <w:left w:w="80" w:type="dxa"/>
-              <w:right w:w="80" w:type="dxa"/>
-            </w:tcMar>
-          </w:tcPr>
-          <w:p>
-            <w:pPr>
-              <w:jc w:val="right"/>
-            </w:pPr>
-            <w:r>
-              <w:rPr>
-                <w:rFonts w:ascii="Calibri" w:hAnsi="Calibri"/>
-                <w:sz w:val="19"/>
-              </w:rPr>
-              <w:t>9.674 ms</w:t>
-            </w:r>
-          </w:p>
-        </w:tc>
-      </w:tr>
-      <w:tr>
-        <w:tc>
-          <w:tcPr>
-            <w:tcW w:type="dxa" w:w="1242"/>
-            <w:shd w:fill="F8FAFC"/>
-            <w:tcMar>
-              <w:top w:w="80" w:type="dxa"/>
-              <w:bottom w:w="80" w:type="dxa"/>
-              <w:left w:w="80" w:type="dxa"/>
-              <w:right w:w="80" w:type="dxa"/>
-            </w:tcMar>
-          </w:tcPr>
-          <w:p>
-            <w:pPr>
-              <w:jc w:val="left"/>
-            </w:pPr>
-            <w:r>
-              <w:rPr>
-                <w:rFonts w:ascii="Calibri" w:hAnsi="Calibri"/>
-                <w:sz w:val="19"/>
-              </w:rPr>
-              <w:t>FastText new_aug_v1 (54k)</w:t>
-            </w:r>
-          </w:p>
-        </w:tc>
-        <w:tc>
-          <w:tcPr>
-            <w:tcW w:type="dxa" w:w="1242"/>
-            <w:shd w:fill="F8FAFC"/>
-            <w:tcMar>
-              <w:top w:w="80" w:type="dxa"/>
-              <w:bottom w:w="80" w:type="dxa"/>
-              <w:left w:w="80" w:type="dxa"/>
-              <w:right w:w="80" w:type="dxa"/>
-            </w:tcMar>
-          </w:tcPr>
-          <w:p>
-            <w:pPr>
-              <w:jc w:val="left"/>
-            </w:pPr>
-            <w:r>
-              <w:rPr>
-                <w:rFonts w:ascii="Calibri" w:hAnsi="Calibri"/>
-                <w:sz w:val="19"/>
-              </w:rPr>
-              <w:t>54.7k</w:t>
-            </w:r>
-          </w:p>
-        </w:tc>
-        <w:tc>
-          <w:tcPr>
-            <w:tcW w:type="dxa" w:w="1242"/>
-            <w:shd w:fill="F8FAFC"/>
-            <w:tcMar>
-              <w:top w:w="80" w:type="dxa"/>
-              <w:bottom w:w="80" w:type="dxa"/>
-              <w:left w:w="80" w:type="dxa"/>
-              <w:right w:w="80" w:type="dxa"/>
-            </w:tcMar>
-          </w:tcPr>
-          <w:p>
-            <w:pPr>
-              <w:jc w:val="right"/>
-            </w:pPr>
-            <w:r>
-              <w:rPr>
-                <w:rFonts w:ascii="Calibri" w:hAnsi="Calibri"/>
-                <w:sz w:val="19"/>
-              </w:rPr>
-              <w:t>85.7%</w:t>
-            </w:r>
-          </w:p>
-        </w:tc>
-        <w:tc>
-          <w:tcPr>
-            <w:tcW w:type="dxa" w:w="1242"/>
+            <w:tcW w:type="dxa" w:w="1419"/>
             <w:shd w:fill="F8FAFC"/>
             <w:tcMar>
               <w:top w:w="80" w:type="dxa"/>
@@ -1388,7 +939,7 @@
         </w:tc>
         <w:tc>
           <w:tcPr>
-            <w:tcW w:type="dxa" w:w="1242"/>
+            <w:tcW w:type="dxa" w:w="1419"/>
             <w:shd w:fill="F8FAFC"/>
             <w:tcMar>
               <w:top w:w="80" w:type="dxa"/>
@@ -1406,79 +957,7 @@
                 <w:rFonts w:ascii="Calibri" w:hAnsi="Calibri"/>
                 <w:sz w:val="19"/>
               </w:rPr>
-              <w:t>49.2%</w:t>
-            </w:r>
-          </w:p>
-        </w:tc>
-        <w:tc>
-          <w:tcPr>
-            <w:tcW w:type="dxa" w:w="1242"/>
-            <w:shd w:fill="F8FAFC"/>
-            <w:tcMar>
-              <w:top w:w="80" w:type="dxa"/>
-              <w:bottom w:w="80" w:type="dxa"/>
-              <w:left w:w="80" w:type="dxa"/>
-              <w:right w:w="80" w:type="dxa"/>
-            </w:tcMar>
-          </w:tcPr>
-          <w:p>
-            <w:pPr>
-              <w:jc w:val="right"/>
-            </w:pPr>
-            <w:r>
-              <w:rPr>
-                <w:rFonts w:ascii="Calibri" w:hAnsi="Calibri"/>
-                <w:sz w:val="19"/>
-              </w:rPr>
-              <w:t>37.5%</w:t>
-            </w:r>
-          </w:p>
-        </w:tc>
-        <w:tc>
-          <w:tcPr>
-            <w:tcW w:type="dxa" w:w="1242"/>
-            <w:shd w:fill="F8FAFC"/>
-            <w:tcMar>
-              <w:top w:w="80" w:type="dxa"/>
-              <w:bottom w:w="80" w:type="dxa"/>
-              <w:left w:w="80" w:type="dxa"/>
-              <w:right w:w="80" w:type="dxa"/>
-            </w:tcMar>
-          </w:tcPr>
-          <w:p>
-            <w:pPr>
-              <w:jc w:val="right"/>
-            </w:pPr>
-            <w:r>
-              <w:rPr>
-                <w:rFonts w:ascii="Calibri" w:hAnsi="Calibri"/>
-                <w:sz w:val="19"/>
-              </w:rPr>
-              <w:t>42.6%</w:t>
-            </w:r>
-          </w:p>
-        </w:tc>
-        <w:tc>
-          <w:tcPr>
-            <w:tcW w:type="dxa" w:w="1242"/>
-            <w:shd w:fill="F8FAFC"/>
-            <w:tcMar>
-              <w:top w:w="80" w:type="dxa"/>
-              <w:bottom w:w="80" w:type="dxa"/>
-              <w:left w:w="80" w:type="dxa"/>
-              <w:right w:w="80" w:type="dxa"/>
-            </w:tcMar>
-          </w:tcPr>
-          <w:p>
-            <w:pPr>
-              <w:jc w:val="right"/>
-            </w:pPr>
-            <w:r>
-              <w:rPr>
-                <w:rFonts w:ascii="Calibri" w:hAnsi="Calibri"/>
-                <w:sz w:val="19"/>
-              </w:rPr>
-              <w:t>0.078 ms</w:t>
+              <w:t>0.078</w:t>
             </w:r>
           </w:p>
         </w:tc>
@@ -1486,7 +965,7 @@
       <w:tr>
         <w:tc>
           <w:tcPr>
-            <w:tcW w:type="dxa" w:w="1242"/>
+            <w:tcW w:type="dxa" w:w="1419"/>
             <w:shd w:fill="FFFFFF"/>
             <w:tcMar>
               <w:top w:w="80" w:type="dxa"/>
@@ -1510,31 +989,7 @@
         </w:tc>
         <w:tc>
           <w:tcPr>
-            <w:tcW w:type="dxa" w:w="1242"/>
-            <w:shd w:fill="FFFFFF"/>
-            <w:tcMar>
-              <w:top w:w="80" w:type="dxa"/>
-              <w:bottom w:w="80" w:type="dxa"/>
-              <w:left w:w="80" w:type="dxa"/>
-              <w:right w:w="80" w:type="dxa"/>
-            </w:tcMar>
-          </w:tcPr>
-          <w:p>
-            <w:pPr>
-              <w:jc w:val="left"/>
-            </w:pPr>
-            <w:r>
-              <w:rPr>
-                <w:rFonts w:ascii="Calibri" w:hAnsi="Calibri"/>
-                <w:sz w:val="19"/>
-              </w:rPr>
-              <w:t>54.7k</w:t>
-            </w:r>
-          </w:p>
-        </w:tc>
-        <w:tc>
-          <w:tcPr>
-            <w:tcW w:type="dxa" w:w="1242"/>
+            <w:tcW w:type="dxa" w:w="1419"/>
             <w:shd w:fill="FFFFFF"/>
             <w:tcMar>
               <w:top w:w="80" w:type="dxa"/>
@@ -1552,13 +1007,13 @@
                 <w:rFonts w:ascii="Calibri" w:hAnsi="Calibri"/>
                 <w:sz w:val="19"/>
               </w:rPr>
-              <w:t>84.9%</w:t>
+              <w:t>91.6%</w:t>
             </w:r>
           </w:p>
         </w:tc>
         <w:tc>
           <w:tcPr>
-            <w:tcW w:type="dxa" w:w="1242"/>
+            <w:tcW w:type="dxa" w:w="1419"/>
             <w:shd w:fill="FFFFFF"/>
             <w:tcMar>
               <w:top w:w="80" w:type="dxa"/>
@@ -1576,13 +1031,13 @@
                 <w:rFonts w:ascii="Calibri" w:hAnsi="Calibri"/>
                 <w:sz w:val="19"/>
               </w:rPr>
-              <w:t>85.3%</w:t>
+              <w:t>62.9%</w:t>
             </w:r>
           </w:p>
         </w:tc>
         <w:tc>
           <w:tcPr>
-            <w:tcW w:type="dxa" w:w="1242"/>
+            <w:tcW w:type="dxa" w:w="1419"/>
             <w:shd w:fill="FFFFFF"/>
             <w:tcMar>
               <w:top w:w="80" w:type="dxa"/>
@@ -1600,13 +1055,13 @@
                 <w:rFonts w:ascii="Calibri" w:hAnsi="Calibri"/>
                 <w:sz w:val="19"/>
               </w:rPr>
-              <w:t>45.1%</w:t>
+              <w:t>67.0%</w:t>
             </w:r>
           </w:p>
         </w:tc>
         <w:tc>
           <w:tcPr>
-            <w:tcW w:type="dxa" w:w="1242"/>
+            <w:tcW w:type="dxa" w:w="1419"/>
             <w:shd w:fill="FFFFFF"/>
             <w:tcMar>
               <w:top w:w="80" w:type="dxa"/>
@@ -1624,13 +1079,13 @@
                 <w:rFonts w:ascii="Calibri" w:hAnsi="Calibri"/>
                 <w:sz w:val="19"/>
               </w:rPr>
-              <w:t>38.2%</w:t>
+              <w:t>64.9%</w:t>
             </w:r>
           </w:p>
         </w:tc>
         <w:tc>
           <w:tcPr>
-            <w:tcW w:type="dxa" w:w="1242"/>
+            <w:tcW w:type="dxa" w:w="1419"/>
             <w:shd w:fill="FFFFFF"/>
             <w:tcMar>
               <w:top w:w="80" w:type="dxa"/>
@@ -1648,13 +1103,13 @@
                 <w:rFonts w:ascii="Calibri" w:hAnsi="Calibri"/>
                 <w:sz w:val="19"/>
               </w:rPr>
-              <w:t>41.4%</w:t>
+              <w:t>80.1%</w:t>
             </w:r>
           </w:p>
         </w:tc>
         <w:tc>
           <w:tcPr>
-            <w:tcW w:type="dxa" w:w="1242"/>
+            <w:tcW w:type="dxa" w:w="1419"/>
             <w:shd w:fill="FFFFFF"/>
             <w:tcMar>
               <w:top w:w="80" w:type="dxa"/>
@@ -1672,217 +1127,7 @@
                 <w:rFonts w:ascii="Calibri" w:hAnsi="Calibri"/>
                 <w:sz w:val="19"/>
               </w:rPr>
-              <w:t>9.723 ms</w:t>
-            </w:r>
-          </w:p>
-        </w:tc>
-      </w:tr>
-      <w:tr>
-        <w:tc>
-          <w:tcPr>
-            <w:tcW w:type="dxa" w:w="1242"/>
-            <w:shd w:fill="ECFDF5"/>
-            <w:tcMar>
-              <w:top w:w="80" w:type="dxa"/>
-              <w:bottom w:w="80" w:type="dxa"/>
-              <w:left w:w="80" w:type="dxa"/>
-              <w:right w:w="80" w:type="dxa"/>
-            </w:tcMar>
-          </w:tcPr>
-          <w:p>
-            <w:pPr>
-              <w:jc w:val="left"/>
-            </w:pPr>
-            <w:r>
-              <w:rPr>
-                <w:rFonts w:ascii="Calibri" w:hAnsi="Calibri"/>
-                <w:b/>
-                <w:color w:val="0F766E"/>
-                <w:sz w:val="19"/>
-              </w:rPr>
-              <w:t>FastText v3.0 (Family Aug) ★</w:t>
-            </w:r>
-          </w:p>
-        </w:tc>
-        <w:tc>
-          <w:tcPr>
-            <w:tcW w:type="dxa" w:w="1242"/>
-            <w:shd w:fill="ECFDF5"/>
-            <w:tcMar>
-              <w:top w:w="80" w:type="dxa"/>
-              <w:bottom w:w="80" w:type="dxa"/>
-              <w:left w:w="80" w:type="dxa"/>
-              <w:right w:w="80" w:type="dxa"/>
-            </w:tcMar>
-          </w:tcPr>
-          <w:p>
-            <w:pPr>
-              <w:jc w:val="left"/>
-            </w:pPr>
-            <w:r>
-              <w:rPr>
-                <w:rFonts w:ascii="Calibri" w:hAnsi="Calibri"/>
-                <w:b/>
-                <w:color w:val="0F766E"/>
-                <w:sz w:val="19"/>
-              </w:rPr>
-              <w:t>230.2k</w:t>
-            </w:r>
-          </w:p>
-        </w:tc>
-        <w:tc>
-          <w:tcPr>
-            <w:tcW w:type="dxa" w:w="1242"/>
-            <w:shd w:fill="ECFDF5"/>
-            <w:tcMar>
-              <w:top w:w="80" w:type="dxa"/>
-              <w:bottom w:w="80" w:type="dxa"/>
-              <w:left w:w="80" w:type="dxa"/>
-              <w:right w:w="80" w:type="dxa"/>
-            </w:tcMar>
-          </w:tcPr>
-          <w:p>
-            <w:pPr>
-              <w:jc w:val="right"/>
-            </w:pPr>
-            <w:r>
-              <w:rPr>
-                <w:rFonts w:ascii="Calibri" w:hAnsi="Calibri"/>
-                <w:b/>
-                <w:color w:val="0F766E"/>
-                <w:sz w:val="19"/>
-              </w:rPr>
-              <w:t>84.8%</w:t>
-            </w:r>
-          </w:p>
-        </w:tc>
-        <w:tc>
-          <w:tcPr>
-            <w:tcW w:type="dxa" w:w="1242"/>
-            <w:shd w:fill="ECFDF5"/>
-            <w:tcMar>
-              <w:top w:w="80" w:type="dxa"/>
-              <w:bottom w:w="80" w:type="dxa"/>
-              <w:left w:w="80" w:type="dxa"/>
-              <w:right w:w="80" w:type="dxa"/>
-            </w:tcMar>
-          </w:tcPr>
-          <w:p>
-            <w:pPr>
-              <w:jc w:val="right"/>
-            </w:pPr>
-            <w:r>
-              <w:rPr>
-                <w:rFonts w:ascii="Calibri" w:hAnsi="Calibri"/>
-                <w:b/>
-                <w:color w:val="0F766E"/>
-                <w:sz w:val="19"/>
-              </w:rPr>
-              <w:t>85.3%</w:t>
-            </w:r>
-          </w:p>
-        </w:tc>
-        <w:tc>
-          <w:tcPr>
-            <w:tcW w:type="dxa" w:w="1242"/>
-            <w:shd w:fill="ECFDF5"/>
-            <w:tcMar>
-              <w:top w:w="80" w:type="dxa"/>
-              <w:bottom w:w="80" w:type="dxa"/>
-              <w:left w:w="80" w:type="dxa"/>
-              <w:right w:w="80" w:type="dxa"/>
-            </w:tcMar>
-          </w:tcPr>
-          <w:p>
-            <w:pPr>
-              <w:jc w:val="right"/>
-            </w:pPr>
-            <w:r>
-              <w:rPr>
-                <w:rFonts w:ascii="Calibri" w:hAnsi="Calibri"/>
-                <w:b/>
-                <w:color w:val="0F766E"/>
-                <w:sz w:val="19"/>
-              </w:rPr>
-              <w:t>46.0%</w:t>
-            </w:r>
-          </w:p>
-        </w:tc>
-        <w:tc>
-          <w:tcPr>
-            <w:tcW w:type="dxa" w:w="1242"/>
-            <w:shd w:fill="ECFDF5"/>
-            <w:tcMar>
-              <w:top w:w="80" w:type="dxa"/>
-              <w:bottom w:w="80" w:type="dxa"/>
-              <w:left w:w="80" w:type="dxa"/>
-              <w:right w:w="80" w:type="dxa"/>
-            </w:tcMar>
-          </w:tcPr>
-          <w:p>
-            <w:pPr>
-              <w:jc w:val="right"/>
-            </w:pPr>
-            <w:r>
-              <w:rPr>
-                <w:rFonts w:ascii="Calibri" w:hAnsi="Calibri"/>
-                <w:b/>
-                <w:color w:val="0F766E"/>
-                <w:sz w:val="19"/>
-              </w:rPr>
-              <w:t>36.2%</w:t>
-            </w:r>
-          </w:p>
-        </w:tc>
-        <w:tc>
-          <w:tcPr>
-            <w:tcW w:type="dxa" w:w="1242"/>
-            <w:shd w:fill="ECFDF5"/>
-            <w:tcMar>
-              <w:top w:w="80" w:type="dxa"/>
-              <w:bottom w:w="80" w:type="dxa"/>
-              <w:left w:w="80" w:type="dxa"/>
-              <w:right w:w="80" w:type="dxa"/>
-            </w:tcMar>
-          </w:tcPr>
-          <w:p>
-            <w:pPr>
-              <w:jc w:val="right"/>
-            </w:pPr>
-            <w:r>
-              <w:rPr>
-                <w:rFonts w:ascii="Calibri" w:hAnsi="Calibri"/>
-                <w:b/>
-                <w:color w:val="0F766E"/>
-                <w:sz w:val="19"/>
-              </w:rPr>
-              <w:t>40.6%</w:t>
-            </w:r>
-          </w:p>
-        </w:tc>
-        <w:tc>
-          <w:tcPr>
-            <w:tcW w:type="dxa" w:w="1242"/>
-            <w:shd w:fill="ECFDF5"/>
-            <w:tcMar>
-              <w:top w:w="80" w:type="dxa"/>
-              <w:bottom w:w="80" w:type="dxa"/>
-              <w:left w:w="80" w:type="dxa"/>
-              <w:right w:w="80" w:type="dxa"/>
-            </w:tcMar>
-          </w:tcPr>
-          <w:p>
-            <w:pPr>
-              <w:jc w:val="right"/>
-            </w:pPr>
-            <w:r>
-              <w:rPr>
-                <w:rFonts w:ascii="Calibri" w:hAnsi="Calibri"/>
-                <w:b/>
-                <w:color w:val="0F766E"/>
-                <w:sz w:val="19"/>
-              </w:rPr>
-              <w:t>0.005 ms</w:t>
+              <w:t>9.723</w:t>
             </w:r>
           </w:p>
         </w:tc>
@@ -1905,77 +1150,4584 @@
           <w:color w:val="1A365D"/>
           <w:sz w:val="36"/>
         </w:rPr>
-        <w:t>5. Production Deployment Recommendations</w:t>
+        <w:t>3. Full Detailed Evaluation Metrics (Full 785 Lines &amp; Clean 757 Lines)</w:t>
       </w:r>
     </w:p>
+    <w:tbl>
+      <w:tblPr>
+        <w:tblW w:type="auto" w:w="0"/>
+        <w:jc w:val="center"/>
+        <w:tblLayout w:type="fixed"/>
+        <w:tblLook w:firstColumn="1" w:firstRow="1" w:lastColumn="0" w:lastRow="0" w:noHBand="0" w:noVBand="1" w:val="04A0"/>
+      </w:tblPr>
+      <w:tblGrid>
+        <w:gridCol w:w="584"/>
+        <w:gridCol w:w="584"/>
+        <w:gridCol w:w="584"/>
+        <w:gridCol w:w="584"/>
+        <w:gridCol w:w="584"/>
+        <w:gridCol w:w="584"/>
+        <w:gridCol w:w="584"/>
+        <w:gridCol w:w="584"/>
+        <w:gridCol w:w="584"/>
+        <w:gridCol w:w="584"/>
+        <w:gridCol w:w="584"/>
+        <w:gridCol w:w="584"/>
+        <w:gridCol w:w="584"/>
+        <w:gridCol w:w="584"/>
+        <w:gridCol w:w="584"/>
+        <w:gridCol w:w="584"/>
+        <w:gridCol w:w="584"/>
+      </w:tblGrid>
+      <w:tr>
+        <w:tc>
+          <w:tcPr>
+            <w:tcW w:type="dxa" w:w="584"/>
+            <w:shd w:fill="1A365D"/>
+            <w:tcMar>
+              <w:top w:w="60" w:type="dxa"/>
+              <w:bottom w:w="60" w:type="dxa"/>
+              <w:left w:w="40" w:type="dxa"/>
+              <w:right w:w="40" w:type="dxa"/>
+            </w:tcMar>
+          </w:tcPr>
+          <w:p>
+            <w:pPr>
+              <w:jc w:val="center"/>
+            </w:pPr>
+            <w:r>
+              <w:rPr>
+                <w:rFonts w:ascii="Calibri" w:hAnsi="Calibri"/>
+                <w:b/>
+                <w:color w:val="FFFFFF"/>
+                <w:sz w:val="16"/>
+              </w:rPr>
+              <w:t>Model</w:t>
+            </w:r>
+          </w:p>
+        </w:tc>
+        <w:tc>
+          <w:tcPr>
+            <w:tcW w:type="dxa" w:w="584"/>
+            <w:shd w:fill="1A365D"/>
+            <w:tcMar>
+              <w:top w:w="60" w:type="dxa"/>
+              <w:bottom w:w="60" w:type="dxa"/>
+              <w:left w:w="40" w:type="dxa"/>
+              <w:right w:w="40" w:type="dxa"/>
+            </w:tcMar>
+          </w:tcPr>
+          <w:p>
+            <w:pPr>
+              <w:jc w:val="center"/>
+            </w:pPr>
+            <w:r>
+              <w:rPr>
+                <w:rFonts w:ascii="Calibri" w:hAnsi="Calibri"/>
+                <w:b/>
+                <w:color w:val="FFFFFF"/>
+                <w:sz w:val="16"/>
+              </w:rPr>
+              <w:t>Subset</w:t>
+            </w:r>
+          </w:p>
+        </w:tc>
+        <w:tc>
+          <w:tcPr>
+            <w:tcW w:type="dxa" w:w="584"/>
+            <w:shd w:fill="1A365D"/>
+            <w:tcMar>
+              <w:top w:w="60" w:type="dxa"/>
+              <w:bottom w:w="60" w:type="dxa"/>
+              <w:left w:w="40" w:type="dxa"/>
+              <w:right w:w="40" w:type="dxa"/>
+            </w:tcMar>
+          </w:tcPr>
+          <w:p>
+            <w:pPr>
+              <w:jc w:val="center"/>
+            </w:pPr>
+            <w:r>
+              <w:rPr>
+                <w:rFonts w:ascii="Calibri" w:hAnsi="Calibri"/>
+                <w:b/>
+                <w:color w:val="FFFFFF"/>
+                <w:sz w:val="16"/>
+              </w:rPr>
+              <w:t>N</w:t>
+            </w:r>
+          </w:p>
+        </w:tc>
+        <w:tc>
+          <w:tcPr>
+            <w:tcW w:type="dxa" w:w="584"/>
+            <w:shd w:fill="1A365D"/>
+            <w:tcMar>
+              <w:top w:w="60" w:type="dxa"/>
+              <w:bottom w:w="60" w:type="dxa"/>
+              <w:left w:w="40" w:type="dxa"/>
+              <w:right w:w="40" w:type="dxa"/>
+            </w:tcMar>
+          </w:tcPr>
+          <w:p>
+            <w:pPr>
+              <w:jc w:val="center"/>
+            </w:pPr>
+            <w:r>
+              <w:rPr>
+                <w:rFonts w:ascii="Calibri" w:hAnsi="Calibri"/>
+                <w:b/>
+                <w:color w:val="FFFFFF"/>
+                <w:sz w:val="16"/>
+              </w:rPr>
+              <w:t>TP</w:t>
+            </w:r>
+          </w:p>
+        </w:tc>
+        <w:tc>
+          <w:tcPr>
+            <w:tcW w:type="dxa" w:w="584"/>
+            <w:shd w:fill="1A365D"/>
+            <w:tcMar>
+              <w:top w:w="60" w:type="dxa"/>
+              <w:bottom w:w="60" w:type="dxa"/>
+              <w:left w:w="40" w:type="dxa"/>
+              <w:right w:w="40" w:type="dxa"/>
+            </w:tcMar>
+          </w:tcPr>
+          <w:p>
+            <w:pPr>
+              <w:jc w:val="center"/>
+            </w:pPr>
+            <w:r>
+              <w:rPr>
+                <w:rFonts w:ascii="Calibri" w:hAnsi="Calibri"/>
+                <w:b/>
+                <w:color w:val="FFFFFF"/>
+                <w:sz w:val="16"/>
+              </w:rPr>
+              <w:t>FP</w:t>
+            </w:r>
+          </w:p>
+        </w:tc>
+        <w:tc>
+          <w:tcPr>
+            <w:tcW w:type="dxa" w:w="584"/>
+            <w:shd w:fill="1A365D"/>
+            <w:tcMar>
+              <w:top w:w="60" w:type="dxa"/>
+              <w:bottom w:w="60" w:type="dxa"/>
+              <w:left w:w="40" w:type="dxa"/>
+              <w:right w:w="40" w:type="dxa"/>
+            </w:tcMar>
+          </w:tcPr>
+          <w:p>
+            <w:pPr>
+              <w:jc w:val="center"/>
+            </w:pPr>
+            <w:r>
+              <w:rPr>
+                <w:rFonts w:ascii="Calibri" w:hAnsi="Calibri"/>
+                <w:b/>
+                <w:color w:val="FFFFFF"/>
+                <w:sz w:val="16"/>
+              </w:rPr>
+              <w:t>TN</w:t>
+            </w:r>
+          </w:p>
+        </w:tc>
+        <w:tc>
+          <w:tcPr>
+            <w:tcW w:type="dxa" w:w="584"/>
+            <w:shd w:fill="1A365D"/>
+            <w:tcMar>
+              <w:top w:w="60" w:type="dxa"/>
+              <w:bottom w:w="60" w:type="dxa"/>
+              <w:left w:w="40" w:type="dxa"/>
+              <w:right w:w="40" w:type="dxa"/>
+            </w:tcMar>
+          </w:tcPr>
+          <w:p>
+            <w:pPr>
+              <w:jc w:val="center"/>
+            </w:pPr>
+            <w:r>
+              <w:rPr>
+                <w:rFonts w:ascii="Calibri" w:hAnsi="Calibri"/>
+                <w:b/>
+                <w:color w:val="FFFFFF"/>
+                <w:sz w:val="16"/>
+              </w:rPr>
+              <w:t>FN</w:t>
+            </w:r>
+          </w:p>
+        </w:tc>
+        <w:tc>
+          <w:tcPr>
+            <w:tcW w:type="dxa" w:w="584"/>
+            <w:shd w:fill="1A365D"/>
+            <w:tcMar>
+              <w:top w:w="60" w:type="dxa"/>
+              <w:bottom w:w="60" w:type="dxa"/>
+              <w:left w:w="40" w:type="dxa"/>
+              <w:right w:w="40" w:type="dxa"/>
+            </w:tcMar>
+          </w:tcPr>
+          <w:p>
+            <w:pPr>
+              <w:jc w:val="center"/>
+            </w:pPr>
+            <w:r>
+              <w:rPr>
+                <w:rFonts w:ascii="Calibri" w:hAnsi="Calibri"/>
+                <w:b/>
+                <w:color w:val="FFFFFF"/>
+                <w:sz w:val="16"/>
+              </w:rPr>
+              <w:t>Acc</w:t>
+            </w:r>
+          </w:p>
+        </w:tc>
+        <w:tc>
+          <w:tcPr>
+            <w:tcW w:type="dxa" w:w="584"/>
+            <w:shd w:fill="1A365D"/>
+            <w:tcMar>
+              <w:top w:w="60" w:type="dxa"/>
+              <w:bottom w:w="60" w:type="dxa"/>
+              <w:left w:w="40" w:type="dxa"/>
+              <w:right w:w="40" w:type="dxa"/>
+            </w:tcMar>
+          </w:tcPr>
+          <w:p>
+            <w:pPr>
+              <w:jc w:val="center"/>
+            </w:pPr>
+            <w:r>
+              <w:rPr>
+                <w:rFonts w:ascii="Calibri" w:hAnsi="Calibri"/>
+                <w:b/>
+                <w:color w:val="FFFFFF"/>
+                <w:sz w:val="16"/>
+              </w:rPr>
+              <w:t>F.Prec</w:t>
+            </w:r>
+          </w:p>
+        </w:tc>
+        <w:tc>
+          <w:tcPr>
+            <w:tcW w:type="dxa" w:w="584"/>
+            <w:shd w:fill="1A365D"/>
+            <w:tcMar>
+              <w:top w:w="60" w:type="dxa"/>
+              <w:bottom w:w="60" w:type="dxa"/>
+              <w:left w:w="40" w:type="dxa"/>
+              <w:right w:w="40" w:type="dxa"/>
+            </w:tcMar>
+          </w:tcPr>
+          <w:p>
+            <w:pPr>
+              <w:jc w:val="center"/>
+            </w:pPr>
+            <w:r>
+              <w:rPr>
+                <w:rFonts w:ascii="Calibri" w:hAnsi="Calibri"/>
+                <w:b/>
+                <w:color w:val="FFFFFF"/>
+                <w:sz w:val="16"/>
+              </w:rPr>
+              <w:t>F.Rec</w:t>
+            </w:r>
+          </w:p>
+        </w:tc>
+        <w:tc>
+          <w:tcPr>
+            <w:tcW w:type="dxa" w:w="584"/>
+            <w:shd w:fill="1A365D"/>
+            <w:tcMar>
+              <w:top w:w="60" w:type="dxa"/>
+              <w:bottom w:w="60" w:type="dxa"/>
+              <w:left w:w="40" w:type="dxa"/>
+              <w:right w:w="40" w:type="dxa"/>
+            </w:tcMar>
+          </w:tcPr>
+          <w:p>
+            <w:pPr>
+              <w:jc w:val="center"/>
+            </w:pPr>
+            <w:r>
+              <w:rPr>
+                <w:rFonts w:ascii="Calibri" w:hAnsi="Calibri"/>
+                <w:b/>
+                <w:color w:val="FFFFFF"/>
+                <w:sz w:val="16"/>
+              </w:rPr>
+              <w:t>F.F1</w:t>
+            </w:r>
+          </w:p>
+        </w:tc>
+        <w:tc>
+          <w:tcPr>
+            <w:tcW w:type="dxa" w:w="584"/>
+            <w:shd w:fill="1A365D"/>
+            <w:tcMar>
+              <w:top w:w="60" w:type="dxa"/>
+              <w:bottom w:w="60" w:type="dxa"/>
+              <w:left w:w="40" w:type="dxa"/>
+              <w:right w:w="40" w:type="dxa"/>
+            </w:tcMar>
+          </w:tcPr>
+          <w:p>
+            <w:pPr>
+              <w:jc w:val="center"/>
+            </w:pPr>
+            <w:r>
+              <w:rPr>
+                <w:rFonts w:ascii="Calibri" w:hAnsi="Calibri"/>
+                <w:b/>
+                <w:color w:val="FFFFFF"/>
+                <w:sz w:val="16"/>
+              </w:rPr>
+              <w:t>NF.Prec</w:t>
+            </w:r>
+          </w:p>
+        </w:tc>
+        <w:tc>
+          <w:tcPr>
+            <w:tcW w:type="dxa" w:w="584"/>
+            <w:shd w:fill="1A365D"/>
+            <w:tcMar>
+              <w:top w:w="60" w:type="dxa"/>
+              <w:bottom w:w="60" w:type="dxa"/>
+              <w:left w:w="40" w:type="dxa"/>
+              <w:right w:w="40" w:type="dxa"/>
+            </w:tcMar>
+          </w:tcPr>
+          <w:p>
+            <w:pPr>
+              <w:jc w:val="center"/>
+            </w:pPr>
+            <w:r>
+              <w:rPr>
+                <w:rFonts w:ascii="Calibri" w:hAnsi="Calibri"/>
+                <w:b/>
+                <w:color w:val="FFFFFF"/>
+                <w:sz w:val="16"/>
+              </w:rPr>
+              <w:t>NF.Rec</w:t>
+            </w:r>
+          </w:p>
+        </w:tc>
+        <w:tc>
+          <w:tcPr>
+            <w:tcW w:type="dxa" w:w="584"/>
+            <w:shd w:fill="1A365D"/>
+            <w:tcMar>
+              <w:top w:w="60" w:type="dxa"/>
+              <w:bottom w:w="60" w:type="dxa"/>
+              <w:left w:w="40" w:type="dxa"/>
+              <w:right w:w="40" w:type="dxa"/>
+            </w:tcMar>
+          </w:tcPr>
+          <w:p>
+            <w:pPr>
+              <w:jc w:val="center"/>
+            </w:pPr>
+            <w:r>
+              <w:rPr>
+                <w:rFonts w:ascii="Calibri" w:hAnsi="Calibri"/>
+                <w:b/>
+                <w:color w:val="FFFFFF"/>
+                <w:sz w:val="16"/>
+              </w:rPr>
+              <w:t>NF.F1</w:t>
+            </w:r>
+          </w:p>
+        </w:tc>
+        <w:tc>
+          <w:tcPr>
+            <w:tcW w:type="dxa" w:w="584"/>
+            <w:shd w:fill="1A365D"/>
+            <w:tcMar>
+              <w:top w:w="60" w:type="dxa"/>
+              <w:bottom w:w="60" w:type="dxa"/>
+              <w:left w:w="40" w:type="dxa"/>
+              <w:right w:w="40" w:type="dxa"/>
+            </w:tcMar>
+          </w:tcPr>
+          <w:p>
+            <w:pPr>
+              <w:jc w:val="center"/>
+            </w:pPr>
+            <w:r>
+              <w:rPr>
+                <w:rFonts w:ascii="Calibri" w:hAnsi="Calibri"/>
+                <w:b/>
+                <w:color w:val="FFFFFF"/>
+                <w:sz w:val="16"/>
+              </w:rPr>
+              <w:t>MacroF1</w:t>
+            </w:r>
+          </w:p>
+        </w:tc>
+        <w:tc>
+          <w:tcPr>
+            <w:tcW w:type="dxa" w:w="584"/>
+            <w:shd w:fill="1A365D"/>
+            <w:tcMar>
+              <w:top w:w="60" w:type="dxa"/>
+              <w:bottom w:w="60" w:type="dxa"/>
+              <w:left w:w="40" w:type="dxa"/>
+              <w:right w:w="40" w:type="dxa"/>
+            </w:tcMar>
+          </w:tcPr>
+          <w:p>
+            <w:pPr>
+              <w:jc w:val="center"/>
+            </w:pPr>
+            <w:r>
+              <w:rPr>
+                <w:rFonts w:ascii="Calibri" w:hAnsi="Calibri"/>
+                <w:b/>
+                <w:color w:val="FFFFFF"/>
+                <w:sz w:val="16"/>
+              </w:rPr>
+              <w:t>BalAcc</w:t>
+            </w:r>
+          </w:p>
+        </w:tc>
+        <w:tc>
+          <w:tcPr>
+            <w:tcW w:type="dxa" w:w="584"/>
+            <w:shd w:fill="1A365D"/>
+            <w:tcMar>
+              <w:top w:w="60" w:type="dxa"/>
+              <w:bottom w:w="60" w:type="dxa"/>
+              <w:left w:w="40" w:type="dxa"/>
+              <w:right w:w="40" w:type="dxa"/>
+            </w:tcMar>
+          </w:tcPr>
+          <w:p>
+            <w:pPr>
+              <w:jc w:val="center"/>
+            </w:pPr>
+            <w:r>
+              <w:rPr>
+                <w:rFonts w:ascii="Calibri" w:hAnsi="Calibri"/>
+                <w:b/>
+                <w:color w:val="FFFFFF"/>
+                <w:sz w:val="16"/>
+              </w:rPr>
+              <w:t>ms/line</w:t>
+            </w:r>
+          </w:p>
+        </w:tc>
+      </w:tr>
+      <w:tr>
+        <w:tc>
+          <w:tcPr>
+            <w:tcW w:type="dxa" w:w="584"/>
+            <w:shd w:fill="FFFFFF"/>
+            <w:tcMar>
+              <w:top w:w="40" w:type="dxa"/>
+              <w:bottom w:w="40" w:type="dxa"/>
+              <w:left w:w="40" w:type="dxa"/>
+              <w:right w:w="40" w:type="dxa"/>
+            </w:tcMar>
+          </w:tcPr>
+          <w:p>
+            <w:pPr>
+              <w:jc w:val="left"/>
+            </w:pPr>
+            <w:r>
+              <w:rPr>
+                <w:rFonts w:ascii="Calibri" w:hAnsi="Calibri"/>
+                <w:sz w:val="15"/>
+              </w:rPr>
+              <w:t>FastText v23 (baseline)</w:t>
+            </w:r>
+          </w:p>
+        </w:tc>
+        <w:tc>
+          <w:tcPr>
+            <w:tcW w:type="dxa" w:w="584"/>
+            <w:shd w:fill="FFFFFF"/>
+            <w:tcMar>
+              <w:top w:w="40" w:type="dxa"/>
+              <w:bottom w:w="40" w:type="dxa"/>
+              <w:left w:w="40" w:type="dxa"/>
+              <w:right w:w="40" w:type="dxa"/>
+            </w:tcMar>
+          </w:tcPr>
+          <w:p>
+            <w:pPr>
+              <w:jc w:val="left"/>
+            </w:pPr>
+            <w:r>
+              <w:rPr>
+                <w:rFonts w:ascii="Calibri" w:hAnsi="Calibri"/>
+                <w:sz w:val="15"/>
+              </w:rPr>
+              <w:t>full_785_lines</w:t>
+            </w:r>
+          </w:p>
+        </w:tc>
+        <w:tc>
+          <w:tcPr>
+            <w:tcW w:type="dxa" w:w="584"/>
+            <w:shd w:fill="FFFFFF"/>
+            <w:tcMar>
+              <w:top w:w="40" w:type="dxa"/>
+              <w:bottom w:w="40" w:type="dxa"/>
+              <w:left w:w="40" w:type="dxa"/>
+              <w:right w:w="40" w:type="dxa"/>
+            </w:tcMar>
+          </w:tcPr>
+          <w:p>
+            <w:pPr>
+              <w:jc w:val="right"/>
+            </w:pPr>
+            <w:r>
+              <w:rPr>
+                <w:rFonts w:ascii="Calibri" w:hAnsi="Calibri"/>
+                <w:sz w:val="15"/>
+              </w:rPr>
+              <w:t>785</w:t>
+            </w:r>
+          </w:p>
+        </w:tc>
+        <w:tc>
+          <w:tcPr>
+            <w:tcW w:type="dxa" w:w="584"/>
+            <w:shd w:fill="FFFFFF"/>
+            <w:tcMar>
+              <w:top w:w="40" w:type="dxa"/>
+              <w:bottom w:w="40" w:type="dxa"/>
+              <w:left w:w="40" w:type="dxa"/>
+              <w:right w:w="40" w:type="dxa"/>
+            </w:tcMar>
+          </w:tcPr>
+          <w:p>
+            <w:pPr>
+              <w:jc w:val="right"/>
+            </w:pPr>
+            <w:r>
+              <w:rPr>
+                <w:rFonts w:ascii="Calibri" w:hAnsi="Calibri"/>
+                <w:sz w:val="15"/>
+              </w:rPr>
+              <w:t>50</w:t>
+            </w:r>
+          </w:p>
+        </w:tc>
+        <w:tc>
+          <w:tcPr>
+            <w:tcW w:type="dxa" w:w="584"/>
+            <w:shd w:fill="FFFFFF"/>
+            <w:tcMar>
+              <w:top w:w="40" w:type="dxa"/>
+              <w:bottom w:w="40" w:type="dxa"/>
+              <w:left w:w="40" w:type="dxa"/>
+              <w:right w:w="40" w:type="dxa"/>
+            </w:tcMar>
+          </w:tcPr>
+          <w:p>
+            <w:pPr>
+              <w:jc w:val="right"/>
+            </w:pPr>
+            <w:r>
+              <w:rPr>
+                <w:rFonts w:ascii="Calibri" w:hAnsi="Calibri"/>
+                <w:sz w:val="15"/>
+              </w:rPr>
+              <w:t>16</w:t>
+            </w:r>
+          </w:p>
+        </w:tc>
+        <w:tc>
+          <w:tcPr>
+            <w:tcW w:type="dxa" w:w="584"/>
+            <w:shd w:fill="FFFFFF"/>
+            <w:tcMar>
+              <w:top w:w="40" w:type="dxa"/>
+              <w:bottom w:w="40" w:type="dxa"/>
+              <w:left w:w="40" w:type="dxa"/>
+              <w:right w:w="40" w:type="dxa"/>
+            </w:tcMar>
+          </w:tcPr>
+          <w:p>
+            <w:pPr>
+              <w:jc w:val="right"/>
+            </w:pPr>
+            <w:r>
+              <w:rPr>
+                <w:rFonts w:ascii="Calibri" w:hAnsi="Calibri"/>
+                <w:sz w:val="15"/>
+              </w:rPr>
+              <w:t>678</w:t>
+            </w:r>
+          </w:p>
+        </w:tc>
+        <w:tc>
+          <w:tcPr>
+            <w:tcW w:type="dxa" w:w="584"/>
+            <w:shd w:fill="FFFFFF"/>
+            <w:tcMar>
+              <w:top w:w="40" w:type="dxa"/>
+              <w:bottom w:w="40" w:type="dxa"/>
+              <w:left w:w="40" w:type="dxa"/>
+              <w:right w:w="40" w:type="dxa"/>
+            </w:tcMar>
+          </w:tcPr>
+          <w:p>
+            <w:pPr>
+              <w:jc w:val="right"/>
+            </w:pPr>
+            <w:r>
+              <w:rPr>
+                <w:rFonts w:ascii="Calibri" w:hAnsi="Calibri"/>
+                <w:sz w:val="15"/>
+              </w:rPr>
+              <w:t>41</w:t>
+            </w:r>
+          </w:p>
+        </w:tc>
+        <w:tc>
+          <w:tcPr>
+            <w:tcW w:type="dxa" w:w="584"/>
+            <w:shd w:fill="FFFFFF"/>
+            <w:tcMar>
+              <w:top w:w="40" w:type="dxa"/>
+              <w:bottom w:w="40" w:type="dxa"/>
+              <w:left w:w="40" w:type="dxa"/>
+              <w:right w:w="40" w:type="dxa"/>
+            </w:tcMar>
+          </w:tcPr>
+          <w:p>
+            <w:pPr>
+              <w:jc w:val="right"/>
+            </w:pPr>
+            <w:r>
+              <w:rPr>
+                <w:rFonts w:ascii="Calibri" w:hAnsi="Calibri"/>
+                <w:sz w:val="15"/>
+              </w:rPr>
+              <w:t>0.9274</w:t>
+            </w:r>
+          </w:p>
+        </w:tc>
+        <w:tc>
+          <w:tcPr>
+            <w:tcW w:type="dxa" w:w="584"/>
+            <w:shd w:fill="FFFFFF"/>
+            <w:tcMar>
+              <w:top w:w="40" w:type="dxa"/>
+              <w:bottom w:w="40" w:type="dxa"/>
+              <w:left w:w="40" w:type="dxa"/>
+              <w:right w:w="40" w:type="dxa"/>
+            </w:tcMar>
+          </w:tcPr>
+          <w:p>
+            <w:pPr>
+              <w:jc w:val="right"/>
+            </w:pPr>
+            <w:r>
+              <w:rPr>
+                <w:rFonts w:ascii="Calibri" w:hAnsi="Calibri"/>
+                <w:sz w:val="15"/>
+              </w:rPr>
+              <w:t>0.7576</w:t>
+            </w:r>
+          </w:p>
+        </w:tc>
+        <w:tc>
+          <w:tcPr>
+            <w:tcW w:type="dxa" w:w="584"/>
+            <w:shd w:fill="FFFFFF"/>
+            <w:tcMar>
+              <w:top w:w="40" w:type="dxa"/>
+              <w:bottom w:w="40" w:type="dxa"/>
+              <w:left w:w="40" w:type="dxa"/>
+              <w:right w:w="40" w:type="dxa"/>
+            </w:tcMar>
+          </w:tcPr>
+          <w:p>
+            <w:pPr>
+              <w:jc w:val="right"/>
+            </w:pPr>
+            <w:r>
+              <w:rPr>
+                <w:rFonts w:ascii="Calibri" w:hAnsi="Calibri"/>
+                <w:sz w:val="15"/>
+              </w:rPr>
+              <w:t>0.5495</w:t>
+            </w:r>
+          </w:p>
+        </w:tc>
+        <w:tc>
+          <w:tcPr>
+            <w:tcW w:type="dxa" w:w="584"/>
+            <w:shd w:fill="FFFFFF"/>
+            <w:tcMar>
+              <w:top w:w="40" w:type="dxa"/>
+              <w:bottom w:w="40" w:type="dxa"/>
+              <w:left w:w="40" w:type="dxa"/>
+              <w:right w:w="40" w:type="dxa"/>
+            </w:tcMar>
+          </w:tcPr>
+          <w:p>
+            <w:pPr>
+              <w:jc w:val="right"/>
+            </w:pPr>
+            <w:r>
+              <w:rPr>
+                <w:rFonts w:ascii="Calibri" w:hAnsi="Calibri"/>
+                <w:sz w:val="15"/>
+              </w:rPr>
+              <w:t>0.6369</w:t>
+            </w:r>
+          </w:p>
+        </w:tc>
+        <w:tc>
+          <w:tcPr>
+            <w:tcW w:type="dxa" w:w="584"/>
+            <w:shd w:fill="FFFFFF"/>
+            <w:tcMar>
+              <w:top w:w="40" w:type="dxa"/>
+              <w:bottom w:w="40" w:type="dxa"/>
+              <w:left w:w="40" w:type="dxa"/>
+              <w:right w:w="40" w:type="dxa"/>
+            </w:tcMar>
+          </w:tcPr>
+          <w:p>
+            <w:pPr>
+              <w:jc w:val="right"/>
+            </w:pPr>
+            <w:r>
+              <w:rPr>
+                <w:rFonts w:ascii="Calibri" w:hAnsi="Calibri"/>
+                <w:sz w:val="15"/>
+              </w:rPr>
+              <w:t>0.9430</w:t>
+            </w:r>
+          </w:p>
+        </w:tc>
+        <w:tc>
+          <w:tcPr>
+            <w:tcW w:type="dxa" w:w="584"/>
+            <w:shd w:fill="FFFFFF"/>
+            <w:tcMar>
+              <w:top w:w="40" w:type="dxa"/>
+              <w:bottom w:w="40" w:type="dxa"/>
+              <w:left w:w="40" w:type="dxa"/>
+              <w:right w:w="40" w:type="dxa"/>
+            </w:tcMar>
+          </w:tcPr>
+          <w:p>
+            <w:pPr>
+              <w:jc w:val="right"/>
+            </w:pPr>
+            <w:r>
+              <w:rPr>
+                <w:rFonts w:ascii="Calibri" w:hAnsi="Calibri"/>
+                <w:sz w:val="15"/>
+              </w:rPr>
+              <w:t>0.9769</w:t>
+            </w:r>
+          </w:p>
+        </w:tc>
+        <w:tc>
+          <w:tcPr>
+            <w:tcW w:type="dxa" w:w="584"/>
+            <w:shd w:fill="FFFFFF"/>
+            <w:tcMar>
+              <w:top w:w="40" w:type="dxa"/>
+              <w:bottom w:w="40" w:type="dxa"/>
+              <w:left w:w="40" w:type="dxa"/>
+              <w:right w:w="40" w:type="dxa"/>
+            </w:tcMar>
+          </w:tcPr>
+          <w:p>
+            <w:pPr>
+              <w:jc w:val="right"/>
+            </w:pPr>
+            <w:r>
+              <w:rPr>
+                <w:rFonts w:ascii="Calibri" w:hAnsi="Calibri"/>
+                <w:sz w:val="15"/>
+              </w:rPr>
+              <w:t>0.9597</w:t>
+            </w:r>
+          </w:p>
+        </w:tc>
+        <w:tc>
+          <w:tcPr>
+            <w:tcW w:type="dxa" w:w="584"/>
+            <w:shd w:fill="FFFFFF"/>
+            <w:tcMar>
+              <w:top w:w="40" w:type="dxa"/>
+              <w:bottom w:w="40" w:type="dxa"/>
+              <w:left w:w="40" w:type="dxa"/>
+              <w:right w:w="40" w:type="dxa"/>
+            </w:tcMar>
+          </w:tcPr>
+          <w:p>
+            <w:pPr>
+              <w:jc w:val="right"/>
+            </w:pPr>
+            <w:r>
+              <w:rPr>
+                <w:rFonts w:ascii="Calibri" w:hAnsi="Calibri"/>
+                <w:sz w:val="15"/>
+              </w:rPr>
+              <w:t>0.7983</w:t>
+            </w:r>
+          </w:p>
+        </w:tc>
+        <w:tc>
+          <w:tcPr>
+            <w:tcW w:type="dxa" w:w="584"/>
+            <w:shd w:fill="FFFFFF"/>
+            <w:tcMar>
+              <w:top w:w="40" w:type="dxa"/>
+              <w:bottom w:w="40" w:type="dxa"/>
+              <w:left w:w="40" w:type="dxa"/>
+              <w:right w:w="40" w:type="dxa"/>
+            </w:tcMar>
+          </w:tcPr>
+          <w:p>
+            <w:pPr>
+              <w:jc w:val="right"/>
+            </w:pPr>
+            <w:r>
+              <w:rPr>
+                <w:rFonts w:ascii="Calibri" w:hAnsi="Calibri"/>
+                <w:sz w:val="15"/>
+              </w:rPr>
+              <w:t>0.7632</w:t>
+            </w:r>
+          </w:p>
+        </w:tc>
+        <w:tc>
+          <w:tcPr>
+            <w:tcW w:type="dxa" w:w="584"/>
+            <w:shd w:fill="FFFFFF"/>
+            <w:tcMar>
+              <w:top w:w="40" w:type="dxa"/>
+              <w:bottom w:w="40" w:type="dxa"/>
+              <w:left w:w="40" w:type="dxa"/>
+              <w:right w:w="40" w:type="dxa"/>
+            </w:tcMar>
+          </w:tcPr>
+          <w:p>
+            <w:pPr>
+              <w:jc w:val="right"/>
+            </w:pPr>
+            <w:r>
+              <w:rPr>
+                <w:rFonts w:ascii="Calibri" w:hAnsi="Calibri"/>
+                <w:sz w:val="15"/>
+              </w:rPr>
+              <w:t>0.0789</w:t>
+            </w:r>
+          </w:p>
+        </w:tc>
+      </w:tr>
+      <w:tr>
+        <w:tc>
+          <w:tcPr>
+            <w:tcW w:type="dxa" w:w="584"/>
+            <w:shd w:fill="F8FAFC"/>
+            <w:tcMar>
+              <w:top w:w="40" w:type="dxa"/>
+              <w:bottom w:w="40" w:type="dxa"/>
+              <w:left w:w="40" w:type="dxa"/>
+              <w:right w:w="40" w:type="dxa"/>
+            </w:tcMar>
+          </w:tcPr>
+          <w:p>
+            <w:pPr>
+              <w:jc w:val="left"/>
+            </w:pPr>
+            <w:r>
+              <w:rPr>
+                <w:rFonts w:ascii="Calibri" w:hAnsi="Calibri"/>
+                <w:sz w:val="15"/>
+              </w:rPr>
+              <w:t>FastText v23 (baseline)</w:t>
+            </w:r>
+          </w:p>
+        </w:tc>
+        <w:tc>
+          <w:tcPr>
+            <w:tcW w:type="dxa" w:w="584"/>
+            <w:shd w:fill="F8FAFC"/>
+            <w:tcMar>
+              <w:top w:w="40" w:type="dxa"/>
+              <w:bottom w:w="40" w:type="dxa"/>
+              <w:left w:w="40" w:type="dxa"/>
+              <w:right w:w="40" w:type="dxa"/>
+            </w:tcMar>
+          </w:tcPr>
+          <w:p>
+            <w:pPr>
+              <w:jc w:val="left"/>
+            </w:pPr>
+            <w:r>
+              <w:rPr>
+                <w:rFonts w:ascii="Calibri" w:hAnsi="Calibri"/>
+                <w:sz w:val="15"/>
+              </w:rPr>
+              <w:t>clean_757_lines</w:t>
+            </w:r>
+          </w:p>
+        </w:tc>
+        <w:tc>
+          <w:tcPr>
+            <w:tcW w:type="dxa" w:w="584"/>
+            <w:shd w:fill="F8FAFC"/>
+            <w:tcMar>
+              <w:top w:w="40" w:type="dxa"/>
+              <w:bottom w:w="40" w:type="dxa"/>
+              <w:left w:w="40" w:type="dxa"/>
+              <w:right w:w="40" w:type="dxa"/>
+            </w:tcMar>
+          </w:tcPr>
+          <w:p>
+            <w:pPr>
+              <w:jc w:val="right"/>
+            </w:pPr>
+            <w:r>
+              <w:rPr>
+                <w:rFonts w:ascii="Calibri" w:hAnsi="Calibri"/>
+                <w:sz w:val="15"/>
+              </w:rPr>
+              <w:t>757</w:t>
+            </w:r>
+          </w:p>
+        </w:tc>
+        <w:tc>
+          <w:tcPr>
+            <w:tcW w:type="dxa" w:w="584"/>
+            <w:shd w:fill="F8FAFC"/>
+            <w:tcMar>
+              <w:top w:w="40" w:type="dxa"/>
+              <w:bottom w:w="40" w:type="dxa"/>
+              <w:left w:w="40" w:type="dxa"/>
+              <w:right w:w="40" w:type="dxa"/>
+            </w:tcMar>
+          </w:tcPr>
+          <w:p>
+            <w:pPr>
+              <w:jc w:val="right"/>
+            </w:pPr>
+            <w:r>
+              <w:rPr>
+                <w:rFonts w:ascii="Calibri" w:hAnsi="Calibri"/>
+                <w:sz w:val="15"/>
+              </w:rPr>
+              <w:t>47</w:t>
+            </w:r>
+          </w:p>
+        </w:tc>
+        <w:tc>
+          <w:tcPr>
+            <w:tcW w:type="dxa" w:w="584"/>
+            <w:shd w:fill="F8FAFC"/>
+            <w:tcMar>
+              <w:top w:w="40" w:type="dxa"/>
+              <w:bottom w:w="40" w:type="dxa"/>
+              <w:left w:w="40" w:type="dxa"/>
+              <w:right w:w="40" w:type="dxa"/>
+            </w:tcMar>
+          </w:tcPr>
+          <w:p>
+            <w:pPr>
+              <w:jc w:val="right"/>
+            </w:pPr>
+            <w:r>
+              <w:rPr>
+                <w:rFonts w:ascii="Calibri" w:hAnsi="Calibri"/>
+                <w:sz w:val="15"/>
+              </w:rPr>
+              <w:t>11</w:t>
+            </w:r>
+          </w:p>
+        </w:tc>
+        <w:tc>
+          <w:tcPr>
+            <w:tcW w:type="dxa" w:w="584"/>
+            <w:shd w:fill="F8FAFC"/>
+            <w:tcMar>
+              <w:top w:w="40" w:type="dxa"/>
+              <w:bottom w:w="40" w:type="dxa"/>
+              <w:left w:w="40" w:type="dxa"/>
+              <w:right w:w="40" w:type="dxa"/>
+            </w:tcMar>
+          </w:tcPr>
+          <w:p>
+            <w:pPr>
+              <w:jc w:val="right"/>
+            </w:pPr>
+            <w:r>
+              <w:rPr>
+                <w:rFonts w:ascii="Calibri" w:hAnsi="Calibri"/>
+                <w:sz w:val="15"/>
+              </w:rPr>
+              <w:t>661</w:t>
+            </w:r>
+          </w:p>
+        </w:tc>
+        <w:tc>
+          <w:tcPr>
+            <w:tcW w:type="dxa" w:w="584"/>
+            <w:shd w:fill="F8FAFC"/>
+            <w:tcMar>
+              <w:top w:w="40" w:type="dxa"/>
+              <w:bottom w:w="40" w:type="dxa"/>
+              <w:left w:w="40" w:type="dxa"/>
+              <w:right w:w="40" w:type="dxa"/>
+            </w:tcMar>
+          </w:tcPr>
+          <w:p>
+            <w:pPr>
+              <w:jc w:val="right"/>
+            </w:pPr>
+            <w:r>
+              <w:rPr>
+                <w:rFonts w:ascii="Calibri" w:hAnsi="Calibri"/>
+                <w:sz w:val="15"/>
+              </w:rPr>
+              <w:t>38</w:t>
+            </w:r>
+          </w:p>
+        </w:tc>
+        <w:tc>
+          <w:tcPr>
+            <w:tcW w:type="dxa" w:w="584"/>
+            <w:shd w:fill="F8FAFC"/>
+            <w:tcMar>
+              <w:top w:w="40" w:type="dxa"/>
+              <w:bottom w:w="40" w:type="dxa"/>
+              <w:left w:w="40" w:type="dxa"/>
+              <w:right w:w="40" w:type="dxa"/>
+            </w:tcMar>
+          </w:tcPr>
+          <w:p>
+            <w:pPr>
+              <w:jc w:val="right"/>
+            </w:pPr>
+            <w:r>
+              <w:rPr>
+                <w:rFonts w:ascii="Calibri" w:hAnsi="Calibri"/>
+                <w:sz w:val="15"/>
+              </w:rPr>
+              <w:t>0.9353</w:t>
+            </w:r>
+          </w:p>
+        </w:tc>
+        <w:tc>
+          <w:tcPr>
+            <w:tcW w:type="dxa" w:w="584"/>
+            <w:shd w:fill="F8FAFC"/>
+            <w:tcMar>
+              <w:top w:w="40" w:type="dxa"/>
+              <w:bottom w:w="40" w:type="dxa"/>
+              <w:left w:w="40" w:type="dxa"/>
+              <w:right w:w="40" w:type="dxa"/>
+            </w:tcMar>
+          </w:tcPr>
+          <w:p>
+            <w:pPr>
+              <w:jc w:val="right"/>
+            </w:pPr>
+            <w:r>
+              <w:rPr>
+                <w:rFonts w:ascii="Calibri" w:hAnsi="Calibri"/>
+                <w:sz w:val="15"/>
+              </w:rPr>
+              <w:t>0.8103</w:t>
+            </w:r>
+          </w:p>
+        </w:tc>
+        <w:tc>
+          <w:tcPr>
+            <w:tcW w:type="dxa" w:w="584"/>
+            <w:shd w:fill="F8FAFC"/>
+            <w:tcMar>
+              <w:top w:w="40" w:type="dxa"/>
+              <w:bottom w:w="40" w:type="dxa"/>
+              <w:left w:w="40" w:type="dxa"/>
+              <w:right w:w="40" w:type="dxa"/>
+            </w:tcMar>
+          </w:tcPr>
+          <w:p>
+            <w:pPr>
+              <w:jc w:val="right"/>
+            </w:pPr>
+            <w:r>
+              <w:rPr>
+                <w:rFonts w:ascii="Calibri" w:hAnsi="Calibri"/>
+                <w:sz w:val="15"/>
+              </w:rPr>
+              <w:t>0.5529</w:t>
+            </w:r>
+          </w:p>
+        </w:tc>
+        <w:tc>
+          <w:tcPr>
+            <w:tcW w:type="dxa" w:w="584"/>
+            <w:shd w:fill="F8FAFC"/>
+            <w:tcMar>
+              <w:top w:w="40" w:type="dxa"/>
+              <w:bottom w:w="40" w:type="dxa"/>
+              <w:left w:w="40" w:type="dxa"/>
+              <w:right w:w="40" w:type="dxa"/>
+            </w:tcMar>
+          </w:tcPr>
+          <w:p>
+            <w:pPr>
+              <w:jc w:val="right"/>
+            </w:pPr>
+            <w:r>
+              <w:rPr>
+                <w:rFonts w:ascii="Calibri" w:hAnsi="Calibri"/>
+                <w:sz w:val="15"/>
+              </w:rPr>
+              <w:t>0.6573</w:t>
+            </w:r>
+          </w:p>
+        </w:tc>
+        <w:tc>
+          <w:tcPr>
+            <w:tcW w:type="dxa" w:w="584"/>
+            <w:shd w:fill="F8FAFC"/>
+            <w:tcMar>
+              <w:top w:w="40" w:type="dxa"/>
+              <w:bottom w:w="40" w:type="dxa"/>
+              <w:left w:w="40" w:type="dxa"/>
+              <w:right w:w="40" w:type="dxa"/>
+            </w:tcMar>
+          </w:tcPr>
+          <w:p>
+            <w:pPr>
+              <w:jc w:val="right"/>
+            </w:pPr>
+            <w:r>
+              <w:rPr>
+                <w:rFonts w:ascii="Calibri" w:hAnsi="Calibri"/>
+                <w:sz w:val="15"/>
+              </w:rPr>
+              <w:t>0.9456</w:t>
+            </w:r>
+          </w:p>
+        </w:tc>
+        <w:tc>
+          <w:tcPr>
+            <w:tcW w:type="dxa" w:w="584"/>
+            <w:shd w:fill="F8FAFC"/>
+            <w:tcMar>
+              <w:top w:w="40" w:type="dxa"/>
+              <w:bottom w:w="40" w:type="dxa"/>
+              <w:left w:w="40" w:type="dxa"/>
+              <w:right w:w="40" w:type="dxa"/>
+            </w:tcMar>
+          </w:tcPr>
+          <w:p>
+            <w:pPr>
+              <w:jc w:val="right"/>
+            </w:pPr>
+            <w:r>
+              <w:rPr>
+                <w:rFonts w:ascii="Calibri" w:hAnsi="Calibri"/>
+                <w:sz w:val="15"/>
+              </w:rPr>
+              <w:t>0.9836</w:t>
+            </w:r>
+          </w:p>
+        </w:tc>
+        <w:tc>
+          <w:tcPr>
+            <w:tcW w:type="dxa" w:w="584"/>
+            <w:shd w:fill="F8FAFC"/>
+            <w:tcMar>
+              <w:top w:w="40" w:type="dxa"/>
+              <w:bottom w:w="40" w:type="dxa"/>
+              <w:left w:w="40" w:type="dxa"/>
+              <w:right w:w="40" w:type="dxa"/>
+            </w:tcMar>
+          </w:tcPr>
+          <w:p>
+            <w:pPr>
+              <w:jc w:val="right"/>
+            </w:pPr>
+            <w:r>
+              <w:rPr>
+                <w:rFonts w:ascii="Calibri" w:hAnsi="Calibri"/>
+                <w:sz w:val="15"/>
+              </w:rPr>
+              <w:t>0.9643</w:t>
+            </w:r>
+          </w:p>
+        </w:tc>
+        <w:tc>
+          <w:tcPr>
+            <w:tcW w:type="dxa" w:w="584"/>
+            <w:shd w:fill="F8FAFC"/>
+            <w:tcMar>
+              <w:top w:w="40" w:type="dxa"/>
+              <w:bottom w:w="40" w:type="dxa"/>
+              <w:left w:w="40" w:type="dxa"/>
+              <w:right w:w="40" w:type="dxa"/>
+            </w:tcMar>
+          </w:tcPr>
+          <w:p>
+            <w:pPr>
+              <w:jc w:val="right"/>
+            </w:pPr>
+            <w:r>
+              <w:rPr>
+                <w:rFonts w:ascii="Calibri" w:hAnsi="Calibri"/>
+                <w:sz w:val="15"/>
+              </w:rPr>
+              <w:t>0.8108</w:t>
+            </w:r>
+          </w:p>
+        </w:tc>
+        <w:tc>
+          <w:tcPr>
+            <w:tcW w:type="dxa" w:w="584"/>
+            <w:shd w:fill="F8FAFC"/>
+            <w:tcMar>
+              <w:top w:w="40" w:type="dxa"/>
+              <w:bottom w:w="40" w:type="dxa"/>
+              <w:left w:w="40" w:type="dxa"/>
+              <w:right w:w="40" w:type="dxa"/>
+            </w:tcMar>
+          </w:tcPr>
+          <w:p>
+            <w:pPr>
+              <w:jc w:val="right"/>
+            </w:pPr>
+            <w:r>
+              <w:rPr>
+                <w:rFonts w:ascii="Calibri" w:hAnsi="Calibri"/>
+                <w:sz w:val="15"/>
+              </w:rPr>
+              <w:t>0.7683</w:t>
+            </w:r>
+          </w:p>
+        </w:tc>
+        <w:tc>
+          <w:tcPr>
+            <w:tcW w:type="dxa" w:w="584"/>
+            <w:shd w:fill="F8FAFC"/>
+            <w:tcMar>
+              <w:top w:w="40" w:type="dxa"/>
+              <w:bottom w:w="40" w:type="dxa"/>
+              <w:left w:w="40" w:type="dxa"/>
+              <w:right w:w="40" w:type="dxa"/>
+            </w:tcMar>
+          </w:tcPr>
+          <w:p>
+            <w:pPr>
+              <w:jc w:val="right"/>
+            </w:pPr>
+            <w:r>
+              <w:rPr>
+                <w:rFonts w:ascii="Calibri" w:hAnsi="Calibri"/>
+                <w:sz w:val="15"/>
+              </w:rPr>
+              <w:t>0.0789</w:t>
+            </w:r>
+          </w:p>
+        </w:tc>
+      </w:tr>
+      <w:tr>
+        <w:tc>
+          <w:tcPr>
+            <w:tcW w:type="dxa" w:w="584"/>
+            <w:shd w:fill="FFFFFF"/>
+            <w:tcMar>
+              <w:top w:w="40" w:type="dxa"/>
+              <w:bottom w:w="40" w:type="dxa"/>
+              <w:left w:w="40" w:type="dxa"/>
+              <w:right w:w="40" w:type="dxa"/>
+            </w:tcMar>
+          </w:tcPr>
+          <w:p>
+            <w:pPr>
+              <w:jc w:val="left"/>
+            </w:pPr>
+            <w:r>
+              <w:rPr>
+                <w:rFonts w:ascii="Calibri" w:hAnsi="Calibri"/>
+                <w:sz w:val="15"/>
+              </w:rPr>
+              <w:t>FastText v25 (baseline)</w:t>
+            </w:r>
+          </w:p>
+        </w:tc>
+        <w:tc>
+          <w:tcPr>
+            <w:tcW w:type="dxa" w:w="584"/>
+            <w:shd w:fill="FFFFFF"/>
+            <w:tcMar>
+              <w:top w:w="40" w:type="dxa"/>
+              <w:bottom w:w="40" w:type="dxa"/>
+              <w:left w:w="40" w:type="dxa"/>
+              <w:right w:w="40" w:type="dxa"/>
+            </w:tcMar>
+          </w:tcPr>
+          <w:p>
+            <w:pPr>
+              <w:jc w:val="left"/>
+            </w:pPr>
+            <w:r>
+              <w:rPr>
+                <w:rFonts w:ascii="Calibri" w:hAnsi="Calibri"/>
+                <w:sz w:val="15"/>
+              </w:rPr>
+              <w:t>full_785_lines</w:t>
+            </w:r>
+          </w:p>
+        </w:tc>
+        <w:tc>
+          <w:tcPr>
+            <w:tcW w:type="dxa" w:w="584"/>
+            <w:shd w:fill="FFFFFF"/>
+            <w:tcMar>
+              <w:top w:w="40" w:type="dxa"/>
+              <w:bottom w:w="40" w:type="dxa"/>
+              <w:left w:w="40" w:type="dxa"/>
+              <w:right w:w="40" w:type="dxa"/>
+            </w:tcMar>
+          </w:tcPr>
+          <w:p>
+            <w:pPr>
+              <w:jc w:val="right"/>
+            </w:pPr>
+            <w:r>
+              <w:rPr>
+                <w:rFonts w:ascii="Calibri" w:hAnsi="Calibri"/>
+                <w:sz w:val="15"/>
+              </w:rPr>
+              <w:t>785</w:t>
+            </w:r>
+          </w:p>
+        </w:tc>
+        <w:tc>
+          <w:tcPr>
+            <w:tcW w:type="dxa" w:w="584"/>
+            <w:shd w:fill="FFFFFF"/>
+            <w:tcMar>
+              <w:top w:w="40" w:type="dxa"/>
+              <w:bottom w:w="40" w:type="dxa"/>
+              <w:left w:w="40" w:type="dxa"/>
+              <w:right w:w="40" w:type="dxa"/>
+            </w:tcMar>
+          </w:tcPr>
+          <w:p>
+            <w:pPr>
+              <w:jc w:val="right"/>
+            </w:pPr>
+            <w:r>
+              <w:rPr>
+                <w:rFonts w:ascii="Calibri" w:hAnsi="Calibri"/>
+                <w:sz w:val="15"/>
+              </w:rPr>
+              <w:t>50</w:t>
+            </w:r>
+          </w:p>
+        </w:tc>
+        <w:tc>
+          <w:tcPr>
+            <w:tcW w:type="dxa" w:w="584"/>
+            <w:shd w:fill="FFFFFF"/>
+            <w:tcMar>
+              <w:top w:w="40" w:type="dxa"/>
+              <w:bottom w:w="40" w:type="dxa"/>
+              <w:left w:w="40" w:type="dxa"/>
+              <w:right w:w="40" w:type="dxa"/>
+            </w:tcMar>
+          </w:tcPr>
+          <w:p>
+            <w:pPr>
+              <w:jc w:val="right"/>
+            </w:pPr>
+            <w:r>
+              <w:rPr>
+                <w:rFonts w:ascii="Calibri" w:hAnsi="Calibri"/>
+                <w:sz w:val="15"/>
+              </w:rPr>
+              <w:t>20</w:t>
+            </w:r>
+          </w:p>
+        </w:tc>
+        <w:tc>
+          <w:tcPr>
+            <w:tcW w:type="dxa" w:w="584"/>
+            <w:shd w:fill="FFFFFF"/>
+            <w:tcMar>
+              <w:top w:w="40" w:type="dxa"/>
+              <w:bottom w:w="40" w:type="dxa"/>
+              <w:left w:w="40" w:type="dxa"/>
+              <w:right w:w="40" w:type="dxa"/>
+            </w:tcMar>
+          </w:tcPr>
+          <w:p>
+            <w:pPr>
+              <w:jc w:val="right"/>
+            </w:pPr>
+            <w:r>
+              <w:rPr>
+                <w:rFonts w:ascii="Calibri" w:hAnsi="Calibri"/>
+                <w:sz w:val="15"/>
+              </w:rPr>
+              <w:t>674</w:t>
+            </w:r>
+          </w:p>
+        </w:tc>
+        <w:tc>
+          <w:tcPr>
+            <w:tcW w:type="dxa" w:w="584"/>
+            <w:shd w:fill="FFFFFF"/>
+            <w:tcMar>
+              <w:top w:w="40" w:type="dxa"/>
+              <w:bottom w:w="40" w:type="dxa"/>
+              <w:left w:w="40" w:type="dxa"/>
+              <w:right w:w="40" w:type="dxa"/>
+            </w:tcMar>
+          </w:tcPr>
+          <w:p>
+            <w:pPr>
+              <w:jc w:val="right"/>
+            </w:pPr>
+            <w:r>
+              <w:rPr>
+                <w:rFonts w:ascii="Calibri" w:hAnsi="Calibri"/>
+                <w:sz w:val="15"/>
+              </w:rPr>
+              <w:t>41</w:t>
+            </w:r>
+          </w:p>
+        </w:tc>
+        <w:tc>
+          <w:tcPr>
+            <w:tcW w:type="dxa" w:w="584"/>
+            <w:shd w:fill="FFFFFF"/>
+            <w:tcMar>
+              <w:top w:w="40" w:type="dxa"/>
+              <w:bottom w:w="40" w:type="dxa"/>
+              <w:left w:w="40" w:type="dxa"/>
+              <w:right w:w="40" w:type="dxa"/>
+            </w:tcMar>
+          </w:tcPr>
+          <w:p>
+            <w:pPr>
+              <w:jc w:val="right"/>
+            </w:pPr>
+            <w:r>
+              <w:rPr>
+                <w:rFonts w:ascii="Calibri" w:hAnsi="Calibri"/>
+                <w:sz w:val="15"/>
+              </w:rPr>
+              <w:t>0.9223</w:t>
+            </w:r>
+          </w:p>
+        </w:tc>
+        <w:tc>
+          <w:tcPr>
+            <w:tcW w:type="dxa" w:w="584"/>
+            <w:shd w:fill="FFFFFF"/>
+            <w:tcMar>
+              <w:top w:w="40" w:type="dxa"/>
+              <w:bottom w:w="40" w:type="dxa"/>
+              <w:left w:w="40" w:type="dxa"/>
+              <w:right w:w="40" w:type="dxa"/>
+            </w:tcMar>
+          </w:tcPr>
+          <w:p>
+            <w:pPr>
+              <w:jc w:val="right"/>
+            </w:pPr>
+            <w:r>
+              <w:rPr>
+                <w:rFonts w:ascii="Calibri" w:hAnsi="Calibri"/>
+                <w:sz w:val="15"/>
+              </w:rPr>
+              <w:t>0.7143</w:t>
+            </w:r>
+          </w:p>
+        </w:tc>
+        <w:tc>
+          <w:tcPr>
+            <w:tcW w:type="dxa" w:w="584"/>
+            <w:shd w:fill="FFFFFF"/>
+            <w:tcMar>
+              <w:top w:w="40" w:type="dxa"/>
+              <w:bottom w:w="40" w:type="dxa"/>
+              <w:left w:w="40" w:type="dxa"/>
+              <w:right w:w="40" w:type="dxa"/>
+            </w:tcMar>
+          </w:tcPr>
+          <w:p>
+            <w:pPr>
+              <w:jc w:val="right"/>
+            </w:pPr>
+            <w:r>
+              <w:rPr>
+                <w:rFonts w:ascii="Calibri" w:hAnsi="Calibri"/>
+                <w:sz w:val="15"/>
+              </w:rPr>
+              <w:t>0.5495</w:t>
+            </w:r>
+          </w:p>
+        </w:tc>
+        <w:tc>
+          <w:tcPr>
+            <w:tcW w:type="dxa" w:w="584"/>
+            <w:shd w:fill="FFFFFF"/>
+            <w:tcMar>
+              <w:top w:w="40" w:type="dxa"/>
+              <w:bottom w:w="40" w:type="dxa"/>
+              <w:left w:w="40" w:type="dxa"/>
+              <w:right w:w="40" w:type="dxa"/>
+            </w:tcMar>
+          </w:tcPr>
+          <w:p>
+            <w:pPr>
+              <w:jc w:val="right"/>
+            </w:pPr>
+            <w:r>
+              <w:rPr>
+                <w:rFonts w:ascii="Calibri" w:hAnsi="Calibri"/>
+                <w:sz w:val="15"/>
+              </w:rPr>
+              <w:t>0.6211</w:t>
+            </w:r>
+          </w:p>
+        </w:tc>
+        <w:tc>
+          <w:tcPr>
+            <w:tcW w:type="dxa" w:w="584"/>
+            <w:shd w:fill="FFFFFF"/>
+            <w:tcMar>
+              <w:top w:w="40" w:type="dxa"/>
+              <w:bottom w:w="40" w:type="dxa"/>
+              <w:left w:w="40" w:type="dxa"/>
+              <w:right w:w="40" w:type="dxa"/>
+            </w:tcMar>
+          </w:tcPr>
+          <w:p>
+            <w:pPr>
+              <w:jc w:val="right"/>
+            </w:pPr>
+            <w:r>
+              <w:rPr>
+                <w:rFonts w:ascii="Calibri" w:hAnsi="Calibri"/>
+                <w:sz w:val="15"/>
+              </w:rPr>
+              <w:t>0.9427</w:t>
+            </w:r>
+          </w:p>
+        </w:tc>
+        <w:tc>
+          <w:tcPr>
+            <w:tcW w:type="dxa" w:w="584"/>
+            <w:shd w:fill="FFFFFF"/>
+            <w:tcMar>
+              <w:top w:w="40" w:type="dxa"/>
+              <w:bottom w:w="40" w:type="dxa"/>
+              <w:left w:w="40" w:type="dxa"/>
+              <w:right w:w="40" w:type="dxa"/>
+            </w:tcMar>
+          </w:tcPr>
+          <w:p>
+            <w:pPr>
+              <w:jc w:val="right"/>
+            </w:pPr>
+            <w:r>
+              <w:rPr>
+                <w:rFonts w:ascii="Calibri" w:hAnsi="Calibri"/>
+                <w:sz w:val="15"/>
+              </w:rPr>
+              <w:t>0.9712</w:t>
+            </w:r>
+          </w:p>
+        </w:tc>
+        <w:tc>
+          <w:tcPr>
+            <w:tcW w:type="dxa" w:w="584"/>
+            <w:shd w:fill="FFFFFF"/>
+            <w:tcMar>
+              <w:top w:w="40" w:type="dxa"/>
+              <w:bottom w:w="40" w:type="dxa"/>
+              <w:left w:w="40" w:type="dxa"/>
+              <w:right w:w="40" w:type="dxa"/>
+            </w:tcMar>
+          </w:tcPr>
+          <w:p>
+            <w:pPr>
+              <w:jc w:val="right"/>
+            </w:pPr>
+            <w:r>
+              <w:rPr>
+                <w:rFonts w:ascii="Calibri" w:hAnsi="Calibri"/>
+                <w:sz w:val="15"/>
+              </w:rPr>
+              <w:t>0.9567</w:t>
+            </w:r>
+          </w:p>
+        </w:tc>
+        <w:tc>
+          <w:tcPr>
+            <w:tcW w:type="dxa" w:w="584"/>
+            <w:shd w:fill="FFFFFF"/>
+            <w:tcMar>
+              <w:top w:w="40" w:type="dxa"/>
+              <w:bottom w:w="40" w:type="dxa"/>
+              <w:left w:w="40" w:type="dxa"/>
+              <w:right w:w="40" w:type="dxa"/>
+            </w:tcMar>
+          </w:tcPr>
+          <w:p>
+            <w:pPr>
+              <w:jc w:val="right"/>
+            </w:pPr>
+            <w:r>
+              <w:rPr>
+                <w:rFonts w:ascii="Calibri" w:hAnsi="Calibri"/>
+                <w:sz w:val="15"/>
+              </w:rPr>
+              <w:t>0.7889</w:t>
+            </w:r>
+          </w:p>
+        </w:tc>
+        <w:tc>
+          <w:tcPr>
+            <w:tcW w:type="dxa" w:w="584"/>
+            <w:shd w:fill="FFFFFF"/>
+            <w:tcMar>
+              <w:top w:w="40" w:type="dxa"/>
+              <w:bottom w:w="40" w:type="dxa"/>
+              <w:left w:w="40" w:type="dxa"/>
+              <w:right w:w="40" w:type="dxa"/>
+            </w:tcMar>
+          </w:tcPr>
+          <w:p>
+            <w:pPr>
+              <w:jc w:val="right"/>
+            </w:pPr>
+            <w:r>
+              <w:rPr>
+                <w:rFonts w:ascii="Calibri" w:hAnsi="Calibri"/>
+                <w:sz w:val="15"/>
+              </w:rPr>
+              <w:t>0.7603</w:t>
+            </w:r>
+          </w:p>
+        </w:tc>
+        <w:tc>
+          <w:tcPr>
+            <w:tcW w:type="dxa" w:w="584"/>
+            <w:shd w:fill="FFFFFF"/>
+            <w:tcMar>
+              <w:top w:w="40" w:type="dxa"/>
+              <w:bottom w:w="40" w:type="dxa"/>
+              <w:left w:w="40" w:type="dxa"/>
+              <w:right w:w="40" w:type="dxa"/>
+            </w:tcMar>
+          </w:tcPr>
+          <w:p>
+            <w:pPr>
+              <w:jc w:val="right"/>
+            </w:pPr>
+            <w:r>
+              <w:rPr>
+                <w:rFonts w:ascii="Calibri" w:hAnsi="Calibri"/>
+                <w:sz w:val="15"/>
+              </w:rPr>
+              <w:t>0.1099</w:t>
+            </w:r>
+          </w:p>
+        </w:tc>
+      </w:tr>
+      <w:tr>
+        <w:tc>
+          <w:tcPr>
+            <w:tcW w:type="dxa" w:w="584"/>
+            <w:shd w:fill="F8FAFC"/>
+            <w:tcMar>
+              <w:top w:w="40" w:type="dxa"/>
+              <w:bottom w:w="40" w:type="dxa"/>
+              <w:left w:w="40" w:type="dxa"/>
+              <w:right w:w="40" w:type="dxa"/>
+            </w:tcMar>
+          </w:tcPr>
+          <w:p>
+            <w:pPr>
+              <w:jc w:val="left"/>
+            </w:pPr>
+            <w:r>
+              <w:rPr>
+                <w:rFonts w:ascii="Calibri" w:hAnsi="Calibri"/>
+                <w:sz w:val="15"/>
+              </w:rPr>
+              <w:t>FastText v25 (baseline)</w:t>
+            </w:r>
+          </w:p>
+        </w:tc>
+        <w:tc>
+          <w:tcPr>
+            <w:tcW w:type="dxa" w:w="584"/>
+            <w:shd w:fill="F8FAFC"/>
+            <w:tcMar>
+              <w:top w:w="40" w:type="dxa"/>
+              <w:bottom w:w="40" w:type="dxa"/>
+              <w:left w:w="40" w:type="dxa"/>
+              <w:right w:w="40" w:type="dxa"/>
+            </w:tcMar>
+          </w:tcPr>
+          <w:p>
+            <w:pPr>
+              <w:jc w:val="left"/>
+            </w:pPr>
+            <w:r>
+              <w:rPr>
+                <w:rFonts w:ascii="Calibri" w:hAnsi="Calibri"/>
+                <w:sz w:val="15"/>
+              </w:rPr>
+              <w:t>clean_757_lines</w:t>
+            </w:r>
+          </w:p>
+        </w:tc>
+        <w:tc>
+          <w:tcPr>
+            <w:tcW w:type="dxa" w:w="584"/>
+            <w:shd w:fill="F8FAFC"/>
+            <w:tcMar>
+              <w:top w:w="40" w:type="dxa"/>
+              <w:bottom w:w="40" w:type="dxa"/>
+              <w:left w:w="40" w:type="dxa"/>
+              <w:right w:w="40" w:type="dxa"/>
+            </w:tcMar>
+          </w:tcPr>
+          <w:p>
+            <w:pPr>
+              <w:jc w:val="right"/>
+            </w:pPr>
+            <w:r>
+              <w:rPr>
+                <w:rFonts w:ascii="Calibri" w:hAnsi="Calibri"/>
+                <w:sz w:val="15"/>
+              </w:rPr>
+              <w:t>757</w:t>
+            </w:r>
+          </w:p>
+        </w:tc>
+        <w:tc>
+          <w:tcPr>
+            <w:tcW w:type="dxa" w:w="584"/>
+            <w:shd w:fill="F8FAFC"/>
+            <w:tcMar>
+              <w:top w:w="40" w:type="dxa"/>
+              <w:bottom w:w="40" w:type="dxa"/>
+              <w:left w:w="40" w:type="dxa"/>
+              <w:right w:w="40" w:type="dxa"/>
+            </w:tcMar>
+          </w:tcPr>
+          <w:p>
+            <w:pPr>
+              <w:jc w:val="right"/>
+            </w:pPr>
+            <w:r>
+              <w:rPr>
+                <w:rFonts w:ascii="Calibri" w:hAnsi="Calibri"/>
+                <w:sz w:val="15"/>
+              </w:rPr>
+              <w:t>47</w:t>
+            </w:r>
+          </w:p>
+        </w:tc>
+        <w:tc>
+          <w:tcPr>
+            <w:tcW w:type="dxa" w:w="584"/>
+            <w:shd w:fill="F8FAFC"/>
+            <w:tcMar>
+              <w:top w:w="40" w:type="dxa"/>
+              <w:bottom w:w="40" w:type="dxa"/>
+              <w:left w:w="40" w:type="dxa"/>
+              <w:right w:w="40" w:type="dxa"/>
+            </w:tcMar>
+          </w:tcPr>
+          <w:p>
+            <w:pPr>
+              <w:jc w:val="right"/>
+            </w:pPr>
+            <w:r>
+              <w:rPr>
+                <w:rFonts w:ascii="Calibri" w:hAnsi="Calibri"/>
+                <w:sz w:val="15"/>
+              </w:rPr>
+              <w:t>14</w:t>
+            </w:r>
+          </w:p>
+        </w:tc>
+        <w:tc>
+          <w:tcPr>
+            <w:tcW w:type="dxa" w:w="584"/>
+            <w:shd w:fill="F8FAFC"/>
+            <w:tcMar>
+              <w:top w:w="40" w:type="dxa"/>
+              <w:bottom w:w="40" w:type="dxa"/>
+              <w:left w:w="40" w:type="dxa"/>
+              <w:right w:w="40" w:type="dxa"/>
+            </w:tcMar>
+          </w:tcPr>
+          <w:p>
+            <w:pPr>
+              <w:jc w:val="right"/>
+            </w:pPr>
+            <w:r>
+              <w:rPr>
+                <w:rFonts w:ascii="Calibri" w:hAnsi="Calibri"/>
+                <w:sz w:val="15"/>
+              </w:rPr>
+              <w:t>658</w:t>
+            </w:r>
+          </w:p>
+        </w:tc>
+        <w:tc>
+          <w:tcPr>
+            <w:tcW w:type="dxa" w:w="584"/>
+            <w:shd w:fill="F8FAFC"/>
+            <w:tcMar>
+              <w:top w:w="40" w:type="dxa"/>
+              <w:bottom w:w="40" w:type="dxa"/>
+              <w:left w:w="40" w:type="dxa"/>
+              <w:right w:w="40" w:type="dxa"/>
+            </w:tcMar>
+          </w:tcPr>
+          <w:p>
+            <w:pPr>
+              <w:jc w:val="right"/>
+            </w:pPr>
+            <w:r>
+              <w:rPr>
+                <w:rFonts w:ascii="Calibri" w:hAnsi="Calibri"/>
+                <w:sz w:val="15"/>
+              </w:rPr>
+              <w:t>38</w:t>
+            </w:r>
+          </w:p>
+        </w:tc>
+        <w:tc>
+          <w:tcPr>
+            <w:tcW w:type="dxa" w:w="584"/>
+            <w:shd w:fill="F8FAFC"/>
+            <w:tcMar>
+              <w:top w:w="40" w:type="dxa"/>
+              <w:bottom w:w="40" w:type="dxa"/>
+              <w:left w:w="40" w:type="dxa"/>
+              <w:right w:w="40" w:type="dxa"/>
+            </w:tcMar>
+          </w:tcPr>
+          <w:p>
+            <w:pPr>
+              <w:jc w:val="right"/>
+            </w:pPr>
+            <w:r>
+              <w:rPr>
+                <w:rFonts w:ascii="Calibri" w:hAnsi="Calibri"/>
+                <w:sz w:val="15"/>
+              </w:rPr>
+              <w:t>0.9313</w:t>
+            </w:r>
+          </w:p>
+        </w:tc>
+        <w:tc>
+          <w:tcPr>
+            <w:tcW w:type="dxa" w:w="584"/>
+            <w:shd w:fill="F8FAFC"/>
+            <w:tcMar>
+              <w:top w:w="40" w:type="dxa"/>
+              <w:bottom w:w="40" w:type="dxa"/>
+              <w:left w:w="40" w:type="dxa"/>
+              <w:right w:w="40" w:type="dxa"/>
+            </w:tcMar>
+          </w:tcPr>
+          <w:p>
+            <w:pPr>
+              <w:jc w:val="right"/>
+            </w:pPr>
+            <w:r>
+              <w:rPr>
+                <w:rFonts w:ascii="Calibri" w:hAnsi="Calibri"/>
+                <w:sz w:val="15"/>
+              </w:rPr>
+              <w:t>0.7705</w:t>
+            </w:r>
+          </w:p>
+        </w:tc>
+        <w:tc>
+          <w:tcPr>
+            <w:tcW w:type="dxa" w:w="584"/>
+            <w:shd w:fill="F8FAFC"/>
+            <w:tcMar>
+              <w:top w:w="40" w:type="dxa"/>
+              <w:bottom w:w="40" w:type="dxa"/>
+              <w:left w:w="40" w:type="dxa"/>
+              <w:right w:w="40" w:type="dxa"/>
+            </w:tcMar>
+          </w:tcPr>
+          <w:p>
+            <w:pPr>
+              <w:jc w:val="right"/>
+            </w:pPr>
+            <w:r>
+              <w:rPr>
+                <w:rFonts w:ascii="Calibri" w:hAnsi="Calibri"/>
+                <w:sz w:val="15"/>
+              </w:rPr>
+              <w:t>0.5529</w:t>
+            </w:r>
+          </w:p>
+        </w:tc>
+        <w:tc>
+          <w:tcPr>
+            <w:tcW w:type="dxa" w:w="584"/>
+            <w:shd w:fill="F8FAFC"/>
+            <w:tcMar>
+              <w:top w:w="40" w:type="dxa"/>
+              <w:bottom w:w="40" w:type="dxa"/>
+              <w:left w:w="40" w:type="dxa"/>
+              <w:right w:w="40" w:type="dxa"/>
+            </w:tcMar>
+          </w:tcPr>
+          <w:p>
+            <w:pPr>
+              <w:jc w:val="right"/>
+            </w:pPr>
+            <w:r>
+              <w:rPr>
+                <w:rFonts w:ascii="Calibri" w:hAnsi="Calibri"/>
+                <w:sz w:val="15"/>
+              </w:rPr>
+              <w:t>0.6438</w:t>
+            </w:r>
+          </w:p>
+        </w:tc>
+        <w:tc>
+          <w:tcPr>
+            <w:tcW w:type="dxa" w:w="584"/>
+            <w:shd w:fill="F8FAFC"/>
+            <w:tcMar>
+              <w:top w:w="40" w:type="dxa"/>
+              <w:bottom w:w="40" w:type="dxa"/>
+              <w:left w:w="40" w:type="dxa"/>
+              <w:right w:w="40" w:type="dxa"/>
+            </w:tcMar>
+          </w:tcPr>
+          <w:p>
+            <w:pPr>
+              <w:jc w:val="right"/>
+            </w:pPr>
+            <w:r>
+              <w:rPr>
+                <w:rFonts w:ascii="Calibri" w:hAnsi="Calibri"/>
+                <w:sz w:val="15"/>
+              </w:rPr>
+              <w:t>0.9454</w:t>
+            </w:r>
+          </w:p>
+        </w:tc>
+        <w:tc>
+          <w:tcPr>
+            <w:tcW w:type="dxa" w:w="584"/>
+            <w:shd w:fill="F8FAFC"/>
+            <w:tcMar>
+              <w:top w:w="40" w:type="dxa"/>
+              <w:bottom w:w="40" w:type="dxa"/>
+              <w:left w:w="40" w:type="dxa"/>
+              <w:right w:w="40" w:type="dxa"/>
+            </w:tcMar>
+          </w:tcPr>
+          <w:p>
+            <w:pPr>
+              <w:jc w:val="right"/>
+            </w:pPr>
+            <w:r>
+              <w:rPr>
+                <w:rFonts w:ascii="Calibri" w:hAnsi="Calibri"/>
+                <w:sz w:val="15"/>
+              </w:rPr>
+              <w:t>0.9792</w:t>
+            </w:r>
+          </w:p>
+        </w:tc>
+        <w:tc>
+          <w:tcPr>
+            <w:tcW w:type="dxa" w:w="584"/>
+            <w:shd w:fill="F8FAFC"/>
+            <w:tcMar>
+              <w:top w:w="40" w:type="dxa"/>
+              <w:bottom w:w="40" w:type="dxa"/>
+              <w:left w:w="40" w:type="dxa"/>
+              <w:right w:w="40" w:type="dxa"/>
+            </w:tcMar>
+          </w:tcPr>
+          <w:p>
+            <w:pPr>
+              <w:jc w:val="right"/>
+            </w:pPr>
+            <w:r>
+              <w:rPr>
+                <w:rFonts w:ascii="Calibri" w:hAnsi="Calibri"/>
+                <w:sz w:val="15"/>
+              </w:rPr>
+              <w:t>0.9620</w:t>
+            </w:r>
+          </w:p>
+        </w:tc>
+        <w:tc>
+          <w:tcPr>
+            <w:tcW w:type="dxa" w:w="584"/>
+            <w:shd w:fill="F8FAFC"/>
+            <w:tcMar>
+              <w:top w:w="40" w:type="dxa"/>
+              <w:bottom w:w="40" w:type="dxa"/>
+              <w:left w:w="40" w:type="dxa"/>
+              <w:right w:w="40" w:type="dxa"/>
+            </w:tcMar>
+          </w:tcPr>
+          <w:p>
+            <w:pPr>
+              <w:jc w:val="right"/>
+            </w:pPr>
+            <w:r>
+              <w:rPr>
+                <w:rFonts w:ascii="Calibri" w:hAnsi="Calibri"/>
+                <w:sz w:val="15"/>
+              </w:rPr>
+              <w:t>0.8029</w:t>
+            </w:r>
+          </w:p>
+        </w:tc>
+        <w:tc>
+          <w:tcPr>
+            <w:tcW w:type="dxa" w:w="584"/>
+            <w:shd w:fill="F8FAFC"/>
+            <w:tcMar>
+              <w:top w:w="40" w:type="dxa"/>
+              <w:bottom w:w="40" w:type="dxa"/>
+              <w:left w:w="40" w:type="dxa"/>
+              <w:right w:w="40" w:type="dxa"/>
+            </w:tcMar>
+          </w:tcPr>
+          <w:p>
+            <w:pPr>
+              <w:jc w:val="right"/>
+            </w:pPr>
+            <w:r>
+              <w:rPr>
+                <w:rFonts w:ascii="Calibri" w:hAnsi="Calibri"/>
+                <w:sz w:val="15"/>
+              </w:rPr>
+              <w:t>0.7661</w:t>
+            </w:r>
+          </w:p>
+        </w:tc>
+        <w:tc>
+          <w:tcPr>
+            <w:tcW w:type="dxa" w:w="584"/>
+            <w:shd w:fill="F8FAFC"/>
+            <w:tcMar>
+              <w:top w:w="40" w:type="dxa"/>
+              <w:bottom w:w="40" w:type="dxa"/>
+              <w:left w:w="40" w:type="dxa"/>
+              <w:right w:w="40" w:type="dxa"/>
+            </w:tcMar>
+          </w:tcPr>
+          <w:p>
+            <w:pPr>
+              <w:jc w:val="right"/>
+            </w:pPr>
+            <w:r>
+              <w:rPr>
+                <w:rFonts w:ascii="Calibri" w:hAnsi="Calibri"/>
+                <w:sz w:val="15"/>
+              </w:rPr>
+              <w:t>0.1099</w:t>
+            </w:r>
+          </w:p>
+        </w:tc>
+      </w:tr>
+      <w:tr>
+        <w:tc>
+          <w:tcPr>
+            <w:tcW w:type="dxa" w:w="584"/>
+            <w:shd w:fill="FFFFFF"/>
+            <w:tcMar>
+              <w:top w:w="40" w:type="dxa"/>
+              <w:bottom w:w="40" w:type="dxa"/>
+              <w:left w:w="40" w:type="dxa"/>
+              <w:right w:w="40" w:type="dxa"/>
+            </w:tcMar>
+          </w:tcPr>
+          <w:p>
+            <w:pPr>
+              <w:jc w:val="left"/>
+            </w:pPr>
+            <w:r>
+              <w:rPr>
+                <w:rFonts w:ascii="Calibri" w:hAnsi="Calibri"/>
+                <w:sz w:val="15"/>
+              </w:rPr>
+              <w:t>Korean BERT ONNX (baseline v25)</w:t>
+            </w:r>
+          </w:p>
+        </w:tc>
+        <w:tc>
+          <w:tcPr>
+            <w:tcW w:type="dxa" w:w="584"/>
+            <w:shd w:fill="FFFFFF"/>
+            <w:tcMar>
+              <w:top w:w="40" w:type="dxa"/>
+              <w:bottom w:w="40" w:type="dxa"/>
+              <w:left w:w="40" w:type="dxa"/>
+              <w:right w:w="40" w:type="dxa"/>
+            </w:tcMar>
+          </w:tcPr>
+          <w:p>
+            <w:pPr>
+              <w:jc w:val="left"/>
+            </w:pPr>
+            <w:r>
+              <w:rPr>
+                <w:rFonts w:ascii="Calibri" w:hAnsi="Calibri"/>
+                <w:sz w:val="15"/>
+              </w:rPr>
+              <w:t>full_785_lines</w:t>
+            </w:r>
+          </w:p>
+        </w:tc>
+        <w:tc>
+          <w:tcPr>
+            <w:tcW w:type="dxa" w:w="584"/>
+            <w:shd w:fill="FFFFFF"/>
+            <w:tcMar>
+              <w:top w:w="40" w:type="dxa"/>
+              <w:bottom w:w="40" w:type="dxa"/>
+              <w:left w:w="40" w:type="dxa"/>
+              <w:right w:w="40" w:type="dxa"/>
+            </w:tcMar>
+          </w:tcPr>
+          <w:p>
+            <w:pPr>
+              <w:jc w:val="right"/>
+            </w:pPr>
+            <w:r>
+              <w:rPr>
+                <w:rFonts w:ascii="Calibri" w:hAnsi="Calibri"/>
+                <w:sz w:val="15"/>
+              </w:rPr>
+              <w:t>785</w:t>
+            </w:r>
+          </w:p>
+        </w:tc>
+        <w:tc>
+          <w:tcPr>
+            <w:tcW w:type="dxa" w:w="584"/>
+            <w:shd w:fill="FFFFFF"/>
+            <w:tcMar>
+              <w:top w:w="40" w:type="dxa"/>
+              <w:bottom w:w="40" w:type="dxa"/>
+              <w:left w:w="40" w:type="dxa"/>
+              <w:right w:w="40" w:type="dxa"/>
+            </w:tcMar>
+          </w:tcPr>
+          <w:p>
+            <w:pPr>
+              <w:jc w:val="right"/>
+            </w:pPr>
+            <w:r>
+              <w:rPr>
+                <w:rFonts w:ascii="Calibri" w:hAnsi="Calibri"/>
+                <w:sz w:val="15"/>
+              </w:rPr>
+              <w:t>52</w:t>
+            </w:r>
+          </w:p>
+        </w:tc>
+        <w:tc>
+          <w:tcPr>
+            <w:tcW w:type="dxa" w:w="584"/>
+            <w:shd w:fill="FFFFFF"/>
+            <w:tcMar>
+              <w:top w:w="40" w:type="dxa"/>
+              <w:bottom w:w="40" w:type="dxa"/>
+              <w:left w:w="40" w:type="dxa"/>
+              <w:right w:w="40" w:type="dxa"/>
+            </w:tcMar>
+          </w:tcPr>
+          <w:p>
+            <w:pPr>
+              <w:jc w:val="right"/>
+            </w:pPr>
+            <w:r>
+              <w:rPr>
+                <w:rFonts w:ascii="Calibri" w:hAnsi="Calibri"/>
+                <w:sz w:val="15"/>
+              </w:rPr>
+              <w:t>21</w:t>
+            </w:r>
+          </w:p>
+        </w:tc>
+        <w:tc>
+          <w:tcPr>
+            <w:tcW w:type="dxa" w:w="584"/>
+            <w:shd w:fill="FFFFFF"/>
+            <w:tcMar>
+              <w:top w:w="40" w:type="dxa"/>
+              <w:bottom w:w="40" w:type="dxa"/>
+              <w:left w:w="40" w:type="dxa"/>
+              <w:right w:w="40" w:type="dxa"/>
+            </w:tcMar>
+          </w:tcPr>
+          <w:p>
+            <w:pPr>
+              <w:jc w:val="right"/>
+            </w:pPr>
+            <w:r>
+              <w:rPr>
+                <w:rFonts w:ascii="Calibri" w:hAnsi="Calibri"/>
+                <w:sz w:val="15"/>
+              </w:rPr>
+              <w:t>673</w:t>
+            </w:r>
+          </w:p>
+        </w:tc>
+        <w:tc>
+          <w:tcPr>
+            <w:tcW w:type="dxa" w:w="584"/>
+            <w:shd w:fill="FFFFFF"/>
+            <w:tcMar>
+              <w:top w:w="40" w:type="dxa"/>
+              <w:bottom w:w="40" w:type="dxa"/>
+              <w:left w:w="40" w:type="dxa"/>
+              <w:right w:w="40" w:type="dxa"/>
+            </w:tcMar>
+          </w:tcPr>
+          <w:p>
+            <w:pPr>
+              <w:jc w:val="right"/>
+            </w:pPr>
+            <w:r>
+              <w:rPr>
+                <w:rFonts w:ascii="Calibri" w:hAnsi="Calibri"/>
+                <w:sz w:val="15"/>
+              </w:rPr>
+              <w:t>39</w:t>
+            </w:r>
+          </w:p>
+        </w:tc>
+        <w:tc>
+          <w:tcPr>
+            <w:tcW w:type="dxa" w:w="584"/>
+            <w:shd w:fill="FFFFFF"/>
+            <w:tcMar>
+              <w:top w:w="40" w:type="dxa"/>
+              <w:bottom w:w="40" w:type="dxa"/>
+              <w:left w:w="40" w:type="dxa"/>
+              <w:right w:w="40" w:type="dxa"/>
+            </w:tcMar>
+          </w:tcPr>
+          <w:p>
+            <w:pPr>
+              <w:jc w:val="right"/>
+            </w:pPr>
+            <w:r>
+              <w:rPr>
+                <w:rFonts w:ascii="Calibri" w:hAnsi="Calibri"/>
+                <w:sz w:val="15"/>
+              </w:rPr>
+              <w:t>0.9236</w:t>
+            </w:r>
+          </w:p>
+        </w:tc>
+        <w:tc>
+          <w:tcPr>
+            <w:tcW w:type="dxa" w:w="584"/>
+            <w:shd w:fill="FFFFFF"/>
+            <w:tcMar>
+              <w:top w:w="40" w:type="dxa"/>
+              <w:bottom w:w="40" w:type="dxa"/>
+              <w:left w:w="40" w:type="dxa"/>
+              <w:right w:w="40" w:type="dxa"/>
+            </w:tcMar>
+          </w:tcPr>
+          <w:p>
+            <w:pPr>
+              <w:jc w:val="right"/>
+            </w:pPr>
+            <w:r>
+              <w:rPr>
+                <w:rFonts w:ascii="Calibri" w:hAnsi="Calibri"/>
+                <w:sz w:val="15"/>
+              </w:rPr>
+              <w:t>0.7123</w:t>
+            </w:r>
+          </w:p>
+        </w:tc>
+        <w:tc>
+          <w:tcPr>
+            <w:tcW w:type="dxa" w:w="584"/>
+            <w:shd w:fill="FFFFFF"/>
+            <w:tcMar>
+              <w:top w:w="40" w:type="dxa"/>
+              <w:bottom w:w="40" w:type="dxa"/>
+              <w:left w:w="40" w:type="dxa"/>
+              <w:right w:w="40" w:type="dxa"/>
+            </w:tcMar>
+          </w:tcPr>
+          <w:p>
+            <w:pPr>
+              <w:jc w:val="right"/>
+            </w:pPr>
+            <w:r>
+              <w:rPr>
+                <w:rFonts w:ascii="Calibri" w:hAnsi="Calibri"/>
+                <w:sz w:val="15"/>
+              </w:rPr>
+              <w:t>0.5714</w:t>
+            </w:r>
+          </w:p>
+        </w:tc>
+        <w:tc>
+          <w:tcPr>
+            <w:tcW w:type="dxa" w:w="584"/>
+            <w:shd w:fill="FFFFFF"/>
+            <w:tcMar>
+              <w:top w:w="40" w:type="dxa"/>
+              <w:bottom w:w="40" w:type="dxa"/>
+              <w:left w:w="40" w:type="dxa"/>
+              <w:right w:w="40" w:type="dxa"/>
+            </w:tcMar>
+          </w:tcPr>
+          <w:p>
+            <w:pPr>
+              <w:jc w:val="right"/>
+            </w:pPr>
+            <w:r>
+              <w:rPr>
+                <w:rFonts w:ascii="Calibri" w:hAnsi="Calibri"/>
+                <w:sz w:val="15"/>
+              </w:rPr>
+              <w:t>0.6341</w:t>
+            </w:r>
+          </w:p>
+        </w:tc>
+        <w:tc>
+          <w:tcPr>
+            <w:tcW w:type="dxa" w:w="584"/>
+            <w:shd w:fill="FFFFFF"/>
+            <w:tcMar>
+              <w:top w:w="40" w:type="dxa"/>
+              <w:bottom w:w="40" w:type="dxa"/>
+              <w:left w:w="40" w:type="dxa"/>
+              <w:right w:w="40" w:type="dxa"/>
+            </w:tcMar>
+          </w:tcPr>
+          <w:p>
+            <w:pPr>
+              <w:jc w:val="right"/>
+            </w:pPr>
+            <w:r>
+              <w:rPr>
+                <w:rFonts w:ascii="Calibri" w:hAnsi="Calibri"/>
+                <w:sz w:val="15"/>
+              </w:rPr>
+              <w:t>0.9452</w:t>
+            </w:r>
+          </w:p>
+        </w:tc>
+        <w:tc>
+          <w:tcPr>
+            <w:tcW w:type="dxa" w:w="584"/>
+            <w:shd w:fill="FFFFFF"/>
+            <w:tcMar>
+              <w:top w:w="40" w:type="dxa"/>
+              <w:bottom w:w="40" w:type="dxa"/>
+              <w:left w:w="40" w:type="dxa"/>
+              <w:right w:w="40" w:type="dxa"/>
+            </w:tcMar>
+          </w:tcPr>
+          <w:p>
+            <w:pPr>
+              <w:jc w:val="right"/>
+            </w:pPr>
+            <w:r>
+              <w:rPr>
+                <w:rFonts w:ascii="Calibri" w:hAnsi="Calibri"/>
+                <w:sz w:val="15"/>
+              </w:rPr>
+              <w:t>0.9697</w:t>
+            </w:r>
+          </w:p>
+        </w:tc>
+        <w:tc>
+          <w:tcPr>
+            <w:tcW w:type="dxa" w:w="584"/>
+            <w:shd w:fill="FFFFFF"/>
+            <w:tcMar>
+              <w:top w:w="40" w:type="dxa"/>
+              <w:bottom w:w="40" w:type="dxa"/>
+              <w:left w:w="40" w:type="dxa"/>
+              <w:right w:w="40" w:type="dxa"/>
+            </w:tcMar>
+          </w:tcPr>
+          <w:p>
+            <w:pPr>
+              <w:jc w:val="right"/>
+            </w:pPr>
+            <w:r>
+              <w:rPr>
+                <w:rFonts w:ascii="Calibri" w:hAnsi="Calibri"/>
+                <w:sz w:val="15"/>
+              </w:rPr>
+              <w:t>0.9573</w:t>
+            </w:r>
+          </w:p>
+        </w:tc>
+        <w:tc>
+          <w:tcPr>
+            <w:tcW w:type="dxa" w:w="584"/>
+            <w:shd w:fill="FFFFFF"/>
+            <w:tcMar>
+              <w:top w:w="40" w:type="dxa"/>
+              <w:bottom w:w="40" w:type="dxa"/>
+              <w:left w:w="40" w:type="dxa"/>
+              <w:right w:w="40" w:type="dxa"/>
+            </w:tcMar>
+          </w:tcPr>
+          <w:p>
+            <w:pPr>
+              <w:jc w:val="right"/>
+            </w:pPr>
+            <w:r>
+              <w:rPr>
+                <w:rFonts w:ascii="Calibri" w:hAnsi="Calibri"/>
+                <w:sz w:val="15"/>
+              </w:rPr>
+              <w:t>0.7957</w:t>
+            </w:r>
+          </w:p>
+        </w:tc>
+        <w:tc>
+          <w:tcPr>
+            <w:tcW w:type="dxa" w:w="584"/>
+            <w:shd w:fill="FFFFFF"/>
+            <w:tcMar>
+              <w:top w:w="40" w:type="dxa"/>
+              <w:bottom w:w="40" w:type="dxa"/>
+              <w:left w:w="40" w:type="dxa"/>
+              <w:right w:w="40" w:type="dxa"/>
+            </w:tcMar>
+          </w:tcPr>
+          <w:p>
+            <w:pPr>
+              <w:jc w:val="right"/>
+            </w:pPr>
+            <w:r>
+              <w:rPr>
+                <w:rFonts w:ascii="Calibri" w:hAnsi="Calibri"/>
+                <w:sz w:val="15"/>
+              </w:rPr>
+              <w:t>0.7706</w:t>
+            </w:r>
+          </w:p>
+        </w:tc>
+        <w:tc>
+          <w:tcPr>
+            <w:tcW w:type="dxa" w:w="584"/>
+            <w:shd w:fill="FFFFFF"/>
+            <w:tcMar>
+              <w:top w:w="40" w:type="dxa"/>
+              <w:bottom w:w="40" w:type="dxa"/>
+              <w:left w:w="40" w:type="dxa"/>
+              <w:right w:w="40" w:type="dxa"/>
+            </w:tcMar>
+          </w:tcPr>
+          <w:p>
+            <w:pPr>
+              <w:jc w:val="right"/>
+            </w:pPr>
+            <w:r>
+              <w:rPr>
+                <w:rFonts w:ascii="Calibri" w:hAnsi="Calibri"/>
+                <w:sz w:val="15"/>
+              </w:rPr>
+              <w:t>9.6743</w:t>
+            </w:r>
+          </w:p>
+        </w:tc>
+      </w:tr>
+      <w:tr>
+        <w:tc>
+          <w:tcPr>
+            <w:tcW w:type="dxa" w:w="584"/>
+            <w:shd w:fill="F8FAFC"/>
+            <w:tcMar>
+              <w:top w:w="40" w:type="dxa"/>
+              <w:bottom w:w="40" w:type="dxa"/>
+              <w:left w:w="40" w:type="dxa"/>
+              <w:right w:w="40" w:type="dxa"/>
+            </w:tcMar>
+          </w:tcPr>
+          <w:p>
+            <w:pPr>
+              <w:jc w:val="left"/>
+            </w:pPr>
+            <w:r>
+              <w:rPr>
+                <w:rFonts w:ascii="Calibri" w:hAnsi="Calibri"/>
+                <w:sz w:val="15"/>
+              </w:rPr>
+              <w:t>Korean BERT ONNX (baseline v25)</w:t>
+            </w:r>
+          </w:p>
+        </w:tc>
+        <w:tc>
+          <w:tcPr>
+            <w:tcW w:type="dxa" w:w="584"/>
+            <w:shd w:fill="F8FAFC"/>
+            <w:tcMar>
+              <w:top w:w="40" w:type="dxa"/>
+              <w:bottom w:w="40" w:type="dxa"/>
+              <w:left w:w="40" w:type="dxa"/>
+              <w:right w:w="40" w:type="dxa"/>
+            </w:tcMar>
+          </w:tcPr>
+          <w:p>
+            <w:pPr>
+              <w:jc w:val="left"/>
+            </w:pPr>
+            <w:r>
+              <w:rPr>
+                <w:rFonts w:ascii="Calibri" w:hAnsi="Calibri"/>
+                <w:sz w:val="15"/>
+              </w:rPr>
+              <w:t>clean_757_lines</w:t>
+            </w:r>
+          </w:p>
+        </w:tc>
+        <w:tc>
+          <w:tcPr>
+            <w:tcW w:type="dxa" w:w="584"/>
+            <w:shd w:fill="F8FAFC"/>
+            <w:tcMar>
+              <w:top w:w="40" w:type="dxa"/>
+              <w:bottom w:w="40" w:type="dxa"/>
+              <w:left w:w="40" w:type="dxa"/>
+              <w:right w:w="40" w:type="dxa"/>
+            </w:tcMar>
+          </w:tcPr>
+          <w:p>
+            <w:pPr>
+              <w:jc w:val="right"/>
+            </w:pPr>
+            <w:r>
+              <w:rPr>
+                <w:rFonts w:ascii="Calibri" w:hAnsi="Calibri"/>
+                <w:sz w:val="15"/>
+              </w:rPr>
+              <w:t>757</w:t>
+            </w:r>
+          </w:p>
+        </w:tc>
+        <w:tc>
+          <w:tcPr>
+            <w:tcW w:type="dxa" w:w="584"/>
+            <w:shd w:fill="F8FAFC"/>
+            <w:tcMar>
+              <w:top w:w="40" w:type="dxa"/>
+              <w:bottom w:w="40" w:type="dxa"/>
+              <w:left w:w="40" w:type="dxa"/>
+              <w:right w:w="40" w:type="dxa"/>
+            </w:tcMar>
+          </w:tcPr>
+          <w:p>
+            <w:pPr>
+              <w:jc w:val="right"/>
+            </w:pPr>
+            <w:r>
+              <w:rPr>
+                <w:rFonts w:ascii="Calibri" w:hAnsi="Calibri"/>
+                <w:sz w:val="15"/>
+              </w:rPr>
+              <w:t>48</w:t>
+            </w:r>
+          </w:p>
+        </w:tc>
+        <w:tc>
+          <w:tcPr>
+            <w:tcW w:type="dxa" w:w="584"/>
+            <w:shd w:fill="F8FAFC"/>
+            <w:tcMar>
+              <w:top w:w="40" w:type="dxa"/>
+              <w:bottom w:w="40" w:type="dxa"/>
+              <w:left w:w="40" w:type="dxa"/>
+              <w:right w:w="40" w:type="dxa"/>
+            </w:tcMar>
+          </w:tcPr>
+          <w:p>
+            <w:pPr>
+              <w:jc w:val="right"/>
+            </w:pPr>
+            <w:r>
+              <w:rPr>
+                <w:rFonts w:ascii="Calibri" w:hAnsi="Calibri"/>
+                <w:sz w:val="15"/>
+              </w:rPr>
+              <w:t>16</w:t>
+            </w:r>
+          </w:p>
+        </w:tc>
+        <w:tc>
+          <w:tcPr>
+            <w:tcW w:type="dxa" w:w="584"/>
+            <w:shd w:fill="F8FAFC"/>
+            <w:tcMar>
+              <w:top w:w="40" w:type="dxa"/>
+              <w:bottom w:w="40" w:type="dxa"/>
+              <w:left w:w="40" w:type="dxa"/>
+              <w:right w:w="40" w:type="dxa"/>
+            </w:tcMar>
+          </w:tcPr>
+          <w:p>
+            <w:pPr>
+              <w:jc w:val="right"/>
+            </w:pPr>
+            <w:r>
+              <w:rPr>
+                <w:rFonts w:ascii="Calibri" w:hAnsi="Calibri"/>
+                <w:sz w:val="15"/>
+              </w:rPr>
+              <w:t>656</w:t>
+            </w:r>
+          </w:p>
+        </w:tc>
+        <w:tc>
+          <w:tcPr>
+            <w:tcW w:type="dxa" w:w="584"/>
+            <w:shd w:fill="F8FAFC"/>
+            <w:tcMar>
+              <w:top w:w="40" w:type="dxa"/>
+              <w:bottom w:w="40" w:type="dxa"/>
+              <w:left w:w="40" w:type="dxa"/>
+              <w:right w:w="40" w:type="dxa"/>
+            </w:tcMar>
+          </w:tcPr>
+          <w:p>
+            <w:pPr>
+              <w:jc w:val="right"/>
+            </w:pPr>
+            <w:r>
+              <w:rPr>
+                <w:rFonts w:ascii="Calibri" w:hAnsi="Calibri"/>
+                <w:sz w:val="15"/>
+              </w:rPr>
+              <w:t>37</w:t>
+            </w:r>
+          </w:p>
+        </w:tc>
+        <w:tc>
+          <w:tcPr>
+            <w:tcW w:type="dxa" w:w="584"/>
+            <w:shd w:fill="F8FAFC"/>
+            <w:tcMar>
+              <w:top w:w="40" w:type="dxa"/>
+              <w:bottom w:w="40" w:type="dxa"/>
+              <w:left w:w="40" w:type="dxa"/>
+              <w:right w:w="40" w:type="dxa"/>
+            </w:tcMar>
+          </w:tcPr>
+          <w:p>
+            <w:pPr>
+              <w:jc w:val="right"/>
+            </w:pPr>
+            <w:r>
+              <w:rPr>
+                <w:rFonts w:ascii="Calibri" w:hAnsi="Calibri"/>
+                <w:sz w:val="15"/>
+              </w:rPr>
+              <w:t>0.9300</w:t>
+            </w:r>
+          </w:p>
+        </w:tc>
+        <w:tc>
+          <w:tcPr>
+            <w:tcW w:type="dxa" w:w="584"/>
+            <w:shd w:fill="F8FAFC"/>
+            <w:tcMar>
+              <w:top w:w="40" w:type="dxa"/>
+              <w:bottom w:w="40" w:type="dxa"/>
+              <w:left w:w="40" w:type="dxa"/>
+              <w:right w:w="40" w:type="dxa"/>
+            </w:tcMar>
+          </w:tcPr>
+          <w:p>
+            <w:pPr>
+              <w:jc w:val="right"/>
+            </w:pPr>
+            <w:r>
+              <w:rPr>
+                <w:rFonts w:ascii="Calibri" w:hAnsi="Calibri"/>
+                <w:sz w:val="15"/>
+              </w:rPr>
+              <w:t>0.7500</w:t>
+            </w:r>
+          </w:p>
+        </w:tc>
+        <w:tc>
+          <w:tcPr>
+            <w:tcW w:type="dxa" w:w="584"/>
+            <w:shd w:fill="F8FAFC"/>
+            <w:tcMar>
+              <w:top w:w="40" w:type="dxa"/>
+              <w:bottom w:w="40" w:type="dxa"/>
+              <w:left w:w="40" w:type="dxa"/>
+              <w:right w:w="40" w:type="dxa"/>
+            </w:tcMar>
+          </w:tcPr>
+          <w:p>
+            <w:pPr>
+              <w:jc w:val="right"/>
+            </w:pPr>
+            <w:r>
+              <w:rPr>
+                <w:rFonts w:ascii="Calibri" w:hAnsi="Calibri"/>
+                <w:sz w:val="15"/>
+              </w:rPr>
+              <w:t>0.5647</w:t>
+            </w:r>
+          </w:p>
+        </w:tc>
+        <w:tc>
+          <w:tcPr>
+            <w:tcW w:type="dxa" w:w="584"/>
+            <w:shd w:fill="F8FAFC"/>
+            <w:tcMar>
+              <w:top w:w="40" w:type="dxa"/>
+              <w:bottom w:w="40" w:type="dxa"/>
+              <w:left w:w="40" w:type="dxa"/>
+              <w:right w:w="40" w:type="dxa"/>
+            </w:tcMar>
+          </w:tcPr>
+          <w:p>
+            <w:pPr>
+              <w:jc w:val="right"/>
+            </w:pPr>
+            <w:r>
+              <w:rPr>
+                <w:rFonts w:ascii="Calibri" w:hAnsi="Calibri"/>
+                <w:sz w:val="15"/>
+              </w:rPr>
+              <w:t>0.6443</w:t>
+            </w:r>
+          </w:p>
+        </w:tc>
+        <w:tc>
+          <w:tcPr>
+            <w:tcW w:type="dxa" w:w="584"/>
+            <w:shd w:fill="F8FAFC"/>
+            <w:tcMar>
+              <w:top w:w="40" w:type="dxa"/>
+              <w:bottom w:w="40" w:type="dxa"/>
+              <w:left w:w="40" w:type="dxa"/>
+              <w:right w:w="40" w:type="dxa"/>
+            </w:tcMar>
+          </w:tcPr>
+          <w:p>
+            <w:pPr>
+              <w:jc w:val="right"/>
+            </w:pPr>
+            <w:r>
+              <w:rPr>
+                <w:rFonts w:ascii="Calibri" w:hAnsi="Calibri"/>
+                <w:sz w:val="15"/>
+              </w:rPr>
+              <w:t>0.9466</w:t>
+            </w:r>
+          </w:p>
+        </w:tc>
+        <w:tc>
+          <w:tcPr>
+            <w:tcW w:type="dxa" w:w="584"/>
+            <w:shd w:fill="F8FAFC"/>
+            <w:tcMar>
+              <w:top w:w="40" w:type="dxa"/>
+              <w:bottom w:w="40" w:type="dxa"/>
+              <w:left w:w="40" w:type="dxa"/>
+              <w:right w:w="40" w:type="dxa"/>
+            </w:tcMar>
+          </w:tcPr>
+          <w:p>
+            <w:pPr>
+              <w:jc w:val="right"/>
+            </w:pPr>
+            <w:r>
+              <w:rPr>
+                <w:rFonts w:ascii="Calibri" w:hAnsi="Calibri"/>
+                <w:sz w:val="15"/>
+              </w:rPr>
+              <w:t>0.9762</w:t>
+            </w:r>
+          </w:p>
+        </w:tc>
+        <w:tc>
+          <w:tcPr>
+            <w:tcW w:type="dxa" w:w="584"/>
+            <w:shd w:fill="F8FAFC"/>
+            <w:tcMar>
+              <w:top w:w="40" w:type="dxa"/>
+              <w:bottom w:w="40" w:type="dxa"/>
+              <w:left w:w="40" w:type="dxa"/>
+              <w:right w:w="40" w:type="dxa"/>
+            </w:tcMar>
+          </w:tcPr>
+          <w:p>
+            <w:pPr>
+              <w:jc w:val="right"/>
+            </w:pPr>
+            <w:r>
+              <w:rPr>
+                <w:rFonts w:ascii="Calibri" w:hAnsi="Calibri"/>
+                <w:sz w:val="15"/>
+              </w:rPr>
+              <w:t>0.9612</w:t>
+            </w:r>
+          </w:p>
+        </w:tc>
+        <w:tc>
+          <w:tcPr>
+            <w:tcW w:type="dxa" w:w="584"/>
+            <w:shd w:fill="F8FAFC"/>
+            <w:tcMar>
+              <w:top w:w="40" w:type="dxa"/>
+              <w:bottom w:w="40" w:type="dxa"/>
+              <w:left w:w="40" w:type="dxa"/>
+              <w:right w:w="40" w:type="dxa"/>
+            </w:tcMar>
+          </w:tcPr>
+          <w:p>
+            <w:pPr>
+              <w:jc w:val="right"/>
+            </w:pPr>
+            <w:r>
+              <w:rPr>
+                <w:rFonts w:ascii="Calibri" w:hAnsi="Calibri"/>
+                <w:sz w:val="15"/>
+              </w:rPr>
+              <w:t>0.8027</w:t>
+            </w:r>
+          </w:p>
+        </w:tc>
+        <w:tc>
+          <w:tcPr>
+            <w:tcW w:type="dxa" w:w="584"/>
+            <w:shd w:fill="F8FAFC"/>
+            <w:tcMar>
+              <w:top w:w="40" w:type="dxa"/>
+              <w:bottom w:w="40" w:type="dxa"/>
+              <w:left w:w="40" w:type="dxa"/>
+              <w:right w:w="40" w:type="dxa"/>
+            </w:tcMar>
+          </w:tcPr>
+          <w:p>
+            <w:pPr>
+              <w:jc w:val="right"/>
+            </w:pPr>
+            <w:r>
+              <w:rPr>
+                <w:rFonts w:ascii="Calibri" w:hAnsi="Calibri"/>
+                <w:sz w:val="15"/>
+              </w:rPr>
+              <w:t>0.7704</w:t>
+            </w:r>
+          </w:p>
+        </w:tc>
+        <w:tc>
+          <w:tcPr>
+            <w:tcW w:type="dxa" w:w="584"/>
+            <w:shd w:fill="F8FAFC"/>
+            <w:tcMar>
+              <w:top w:w="40" w:type="dxa"/>
+              <w:bottom w:w="40" w:type="dxa"/>
+              <w:left w:w="40" w:type="dxa"/>
+              <w:right w:w="40" w:type="dxa"/>
+            </w:tcMar>
+          </w:tcPr>
+          <w:p>
+            <w:pPr>
+              <w:jc w:val="right"/>
+            </w:pPr>
+            <w:r>
+              <w:rPr>
+                <w:rFonts w:ascii="Calibri" w:hAnsi="Calibri"/>
+                <w:sz w:val="15"/>
+              </w:rPr>
+              <w:t>9.6743</w:t>
+            </w:r>
+          </w:p>
+        </w:tc>
+      </w:tr>
+      <w:tr>
+        <w:tc>
+          <w:tcPr>
+            <w:tcW w:type="dxa" w:w="584"/>
+            <w:shd w:fill="FFFFFF"/>
+            <w:tcMar>
+              <w:top w:w="40" w:type="dxa"/>
+              <w:bottom w:w="40" w:type="dxa"/>
+              <w:left w:w="40" w:type="dxa"/>
+              <w:right w:w="40" w:type="dxa"/>
+            </w:tcMar>
+          </w:tcPr>
+          <w:p>
+            <w:pPr>
+              <w:jc w:val="left"/>
+            </w:pPr>
+            <w:r>
+              <w:rPr>
+                <w:rFonts w:ascii="Calibri" w:hAnsi="Calibri"/>
+                <w:sz w:val="15"/>
+              </w:rPr>
+              <w:t>FastText new_aug_v1 (54k)</w:t>
+            </w:r>
+          </w:p>
+        </w:tc>
+        <w:tc>
+          <w:tcPr>
+            <w:tcW w:type="dxa" w:w="584"/>
+            <w:shd w:fill="FFFFFF"/>
+            <w:tcMar>
+              <w:top w:w="40" w:type="dxa"/>
+              <w:bottom w:w="40" w:type="dxa"/>
+              <w:left w:w="40" w:type="dxa"/>
+              <w:right w:w="40" w:type="dxa"/>
+            </w:tcMar>
+          </w:tcPr>
+          <w:p>
+            <w:pPr>
+              <w:jc w:val="left"/>
+            </w:pPr>
+            <w:r>
+              <w:rPr>
+                <w:rFonts w:ascii="Calibri" w:hAnsi="Calibri"/>
+                <w:sz w:val="15"/>
+              </w:rPr>
+              <w:t>full_785_lines</w:t>
+            </w:r>
+          </w:p>
+        </w:tc>
+        <w:tc>
+          <w:tcPr>
+            <w:tcW w:type="dxa" w:w="584"/>
+            <w:shd w:fill="FFFFFF"/>
+            <w:tcMar>
+              <w:top w:w="40" w:type="dxa"/>
+              <w:bottom w:w="40" w:type="dxa"/>
+              <w:left w:w="40" w:type="dxa"/>
+              <w:right w:w="40" w:type="dxa"/>
+            </w:tcMar>
+          </w:tcPr>
+          <w:p>
+            <w:pPr>
+              <w:jc w:val="right"/>
+            </w:pPr>
+            <w:r>
+              <w:rPr>
+                <w:rFonts w:ascii="Calibri" w:hAnsi="Calibri"/>
+                <w:sz w:val="15"/>
+              </w:rPr>
+              <w:t>785</w:t>
+            </w:r>
+          </w:p>
+        </w:tc>
+        <w:tc>
+          <w:tcPr>
+            <w:tcW w:type="dxa" w:w="584"/>
+            <w:shd w:fill="FFFFFF"/>
+            <w:tcMar>
+              <w:top w:w="40" w:type="dxa"/>
+              <w:bottom w:w="40" w:type="dxa"/>
+              <w:left w:w="40" w:type="dxa"/>
+              <w:right w:w="40" w:type="dxa"/>
+            </w:tcMar>
+          </w:tcPr>
+          <w:p>
+            <w:pPr>
+              <w:jc w:val="right"/>
+            </w:pPr>
+            <w:r>
+              <w:rPr>
+                <w:rFonts w:ascii="Calibri" w:hAnsi="Calibri"/>
+                <w:sz w:val="15"/>
+              </w:rPr>
+              <w:t>63</w:t>
+            </w:r>
+          </w:p>
+        </w:tc>
+        <w:tc>
+          <w:tcPr>
+            <w:tcW w:type="dxa" w:w="584"/>
+            <w:shd w:fill="FFFFFF"/>
+            <w:tcMar>
+              <w:top w:w="40" w:type="dxa"/>
+              <w:bottom w:w="40" w:type="dxa"/>
+              <w:left w:w="40" w:type="dxa"/>
+              <w:right w:w="40" w:type="dxa"/>
+            </w:tcMar>
+          </w:tcPr>
+          <w:p>
+            <w:pPr>
+              <w:jc w:val="right"/>
+            </w:pPr>
+            <w:r>
+              <w:rPr>
+                <w:rFonts w:ascii="Calibri" w:hAnsi="Calibri"/>
+                <w:sz w:val="15"/>
+              </w:rPr>
+              <w:t>14</w:t>
+            </w:r>
+          </w:p>
+        </w:tc>
+        <w:tc>
+          <w:tcPr>
+            <w:tcW w:type="dxa" w:w="584"/>
+            <w:shd w:fill="FFFFFF"/>
+            <w:tcMar>
+              <w:top w:w="40" w:type="dxa"/>
+              <w:bottom w:w="40" w:type="dxa"/>
+              <w:left w:w="40" w:type="dxa"/>
+              <w:right w:w="40" w:type="dxa"/>
+            </w:tcMar>
+          </w:tcPr>
+          <w:p>
+            <w:pPr>
+              <w:jc w:val="right"/>
+            </w:pPr>
+            <w:r>
+              <w:rPr>
+                <w:rFonts w:ascii="Calibri" w:hAnsi="Calibri"/>
+                <w:sz w:val="15"/>
+              </w:rPr>
+              <w:t>680</w:t>
+            </w:r>
+          </w:p>
+        </w:tc>
+        <w:tc>
+          <w:tcPr>
+            <w:tcW w:type="dxa" w:w="584"/>
+            <w:shd w:fill="FFFFFF"/>
+            <w:tcMar>
+              <w:top w:w="40" w:type="dxa"/>
+              <w:bottom w:w="40" w:type="dxa"/>
+              <w:left w:w="40" w:type="dxa"/>
+              <w:right w:w="40" w:type="dxa"/>
+            </w:tcMar>
+          </w:tcPr>
+          <w:p>
+            <w:pPr>
+              <w:jc w:val="right"/>
+            </w:pPr>
+            <w:r>
+              <w:rPr>
+                <w:rFonts w:ascii="Calibri" w:hAnsi="Calibri"/>
+                <w:sz w:val="15"/>
+              </w:rPr>
+              <w:t>28</w:t>
+            </w:r>
+          </w:p>
+        </w:tc>
+        <w:tc>
+          <w:tcPr>
+            <w:tcW w:type="dxa" w:w="584"/>
+            <w:shd w:fill="FFFFFF"/>
+            <w:tcMar>
+              <w:top w:w="40" w:type="dxa"/>
+              <w:bottom w:w="40" w:type="dxa"/>
+              <w:left w:w="40" w:type="dxa"/>
+              <w:right w:w="40" w:type="dxa"/>
+            </w:tcMar>
+          </w:tcPr>
+          <w:p>
+            <w:pPr>
+              <w:jc w:val="right"/>
+            </w:pPr>
+            <w:r>
+              <w:rPr>
+                <w:rFonts w:ascii="Calibri" w:hAnsi="Calibri"/>
+                <w:sz w:val="15"/>
+              </w:rPr>
+              <w:t>0.9465</w:t>
+            </w:r>
+          </w:p>
+        </w:tc>
+        <w:tc>
+          <w:tcPr>
+            <w:tcW w:type="dxa" w:w="584"/>
+            <w:shd w:fill="FFFFFF"/>
+            <w:tcMar>
+              <w:top w:w="40" w:type="dxa"/>
+              <w:bottom w:w="40" w:type="dxa"/>
+              <w:left w:w="40" w:type="dxa"/>
+              <w:right w:w="40" w:type="dxa"/>
+            </w:tcMar>
+          </w:tcPr>
+          <w:p>
+            <w:pPr>
+              <w:jc w:val="right"/>
+            </w:pPr>
+            <w:r>
+              <w:rPr>
+                <w:rFonts w:ascii="Calibri" w:hAnsi="Calibri"/>
+                <w:sz w:val="15"/>
+              </w:rPr>
+              <w:t>0.8182</w:t>
+            </w:r>
+          </w:p>
+        </w:tc>
+        <w:tc>
+          <w:tcPr>
+            <w:tcW w:type="dxa" w:w="584"/>
+            <w:shd w:fill="FFFFFF"/>
+            <w:tcMar>
+              <w:top w:w="40" w:type="dxa"/>
+              <w:bottom w:w="40" w:type="dxa"/>
+              <w:left w:w="40" w:type="dxa"/>
+              <w:right w:w="40" w:type="dxa"/>
+            </w:tcMar>
+          </w:tcPr>
+          <w:p>
+            <w:pPr>
+              <w:jc w:val="right"/>
+            </w:pPr>
+            <w:r>
+              <w:rPr>
+                <w:rFonts w:ascii="Calibri" w:hAnsi="Calibri"/>
+                <w:sz w:val="15"/>
+              </w:rPr>
+              <w:t>0.6923</w:t>
+            </w:r>
+          </w:p>
+        </w:tc>
+        <w:tc>
+          <w:tcPr>
+            <w:tcW w:type="dxa" w:w="584"/>
+            <w:shd w:fill="FFFFFF"/>
+            <w:tcMar>
+              <w:top w:w="40" w:type="dxa"/>
+              <w:bottom w:w="40" w:type="dxa"/>
+              <w:left w:w="40" w:type="dxa"/>
+              <w:right w:w="40" w:type="dxa"/>
+            </w:tcMar>
+          </w:tcPr>
+          <w:p>
+            <w:pPr>
+              <w:jc w:val="right"/>
+            </w:pPr>
+            <w:r>
+              <w:rPr>
+                <w:rFonts w:ascii="Calibri" w:hAnsi="Calibri"/>
+                <w:sz w:val="15"/>
+              </w:rPr>
+              <w:t>0.7500</w:t>
+            </w:r>
+          </w:p>
+        </w:tc>
+        <w:tc>
+          <w:tcPr>
+            <w:tcW w:type="dxa" w:w="584"/>
+            <w:shd w:fill="FFFFFF"/>
+            <w:tcMar>
+              <w:top w:w="40" w:type="dxa"/>
+              <w:bottom w:w="40" w:type="dxa"/>
+              <w:left w:w="40" w:type="dxa"/>
+              <w:right w:w="40" w:type="dxa"/>
+            </w:tcMar>
+          </w:tcPr>
+          <w:p>
+            <w:pPr>
+              <w:jc w:val="right"/>
+            </w:pPr>
+            <w:r>
+              <w:rPr>
+                <w:rFonts w:ascii="Calibri" w:hAnsi="Calibri"/>
+                <w:sz w:val="15"/>
+              </w:rPr>
+              <w:t>0.9605</w:t>
+            </w:r>
+          </w:p>
+        </w:tc>
+        <w:tc>
+          <w:tcPr>
+            <w:tcW w:type="dxa" w:w="584"/>
+            <w:shd w:fill="FFFFFF"/>
+            <w:tcMar>
+              <w:top w:w="40" w:type="dxa"/>
+              <w:bottom w:w="40" w:type="dxa"/>
+              <w:left w:w="40" w:type="dxa"/>
+              <w:right w:w="40" w:type="dxa"/>
+            </w:tcMar>
+          </w:tcPr>
+          <w:p>
+            <w:pPr>
+              <w:jc w:val="right"/>
+            </w:pPr>
+            <w:r>
+              <w:rPr>
+                <w:rFonts w:ascii="Calibri" w:hAnsi="Calibri"/>
+                <w:sz w:val="15"/>
+              </w:rPr>
+              <w:t>0.9798</w:t>
+            </w:r>
+          </w:p>
+        </w:tc>
+        <w:tc>
+          <w:tcPr>
+            <w:tcW w:type="dxa" w:w="584"/>
+            <w:shd w:fill="FFFFFF"/>
+            <w:tcMar>
+              <w:top w:w="40" w:type="dxa"/>
+              <w:bottom w:w="40" w:type="dxa"/>
+              <w:left w:w="40" w:type="dxa"/>
+              <w:right w:w="40" w:type="dxa"/>
+            </w:tcMar>
+          </w:tcPr>
+          <w:p>
+            <w:pPr>
+              <w:jc w:val="right"/>
+            </w:pPr>
+            <w:r>
+              <w:rPr>
+                <w:rFonts w:ascii="Calibri" w:hAnsi="Calibri"/>
+                <w:sz w:val="15"/>
+              </w:rPr>
+              <w:t>0.9700</w:t>
+            </w:r>
+          </w:p>
+        </w:tc>
+        <w:tc>
+          <w:tcPr>
+            <w:tcW w:type="dxa" w:w="584"/>
+            <w:shd w:fill="FFFFFF"/>
+            <w:tcMar>
+              <w:top w:w="40" w:type="dxa"/>
+              <w:bottom w:w="40" w:type="dxa"/>
+              <w:left w:w="40" w:type="dxa"/>
+              <w:right w:w="40" w:type="dxa"/>
+            </w:tcMar>
+          </w:tcPr>
+          <w:p>
+            <w:pPr>
+              <w:jc w:val="right"/>
+            </w:pPr>
+            <w:r>
+              <w:rPr>
+                <w:rFonts w:ascii="Calibri" w:hAnsi="Calibri"/>
+                <w:sz w:val="15"/>
+              </w:rPr>
+              <w:t>0.8600</w:t>
+            </w:r>
+          </w:p>
+        </w:tc>
+        <w:tc>
+          <w:tcPr>
+            <w:tcW w:type="dxa" w:w="584"/>
+            <w:shd w:fill="FFFFFF"/>
+            <w:tcMar>
+              <w:top w:w="40" w:type="dxa"/>
+              <w:bottom w:w="40" w:type="dxa"/>
+              <w:left w:w="40" w:type="dxa"/>
+              <w:right w:w="40" w:type="dxa"/>
+            </w:tcMar>
+          </w:tcPr>
+          <w:p>
+            <w:pPr>
+              <w:jc w:val="right"/>
+            </w:pPr>
+            <w:r>
+              <w:rPr>
+                <w:rFonts w:ascii="Calibri" w:hAnsi="Calibri"/>
+                <w:sz w:val="15"/>
+              </w:rPr>
+              <w:t>0.8361</w:t>
+            </w:r>
+          </w:p>
+        </w:tc>
+        <w:tc>
+          <w:tcPr>
+            <w:tcW w:type="dxa" w:w="584"/>
+            <w:shd w:fill="FFFFFF"/>
+            <w:tcMar>
+              <w:top w:w="40" w:type="dxa"/>
+              <w:bottom w:w="40" w:type="dxa"/>
+              <w:left w:w="40" w:type="dxa"/>
+              <w:right w:w="40" w:type="dxa"/>
+            </w:tcMar>
+          </w:tcPr>
+          <w:p>
+            <w:pPr>
+              <w:jc w:val="right"/>
+            </w:pPr>
+            <w:r>
+              <w:rPr>
+                <w:rFonts w:ascii="Calibri" w:hAnsi="Calibri"/>
+                <w:sz w:val="15"/>
+              </w:rPr>
+              <w:t>0.0777</w:t>
+            </w:r>
+          </w:p>
+        </w:tc>
+      </w:tr>
+      <w:tr>
+        <w:tc>
+          <w:tcPr>
+            <w:tcW w:type="dxa" w:w="584"/>
+            <w:shd w:fill="F8FAFC"/>
+            <w:tcMar>
+              <w:top w:w="40" w:type="dxa"/>
+              <w:bottom w:w="40" w:type="dxa"/>
+              <w:left w:w="40" w:type="dxa"/>
+              <w:right w:w="40" w:type="dxa"/>
+            </w:tcMar>
+          </w:tcPr>
+          <w:p>
+            <w:pPr>
+              <w:jc w:val="left"/>
+            </w:pPr>
+            <w:r>
+              <w:rPr>
+                <w:rFonts w:ascii="Calibri" w:hAnsi="Calibri"/>
+                <w:sz w:val="15"/>
+              </w:rPr>
+              <w:t>FastText new_aug_v1 (54k)</w:t>
+            </w:r>
+          </w:p>
+        </w:tc>
+        <w:tc>
+          <w:tcPr>
+            <w:tcW w:type="dxa" w:w="584"/>
+            <w:shd w:fill="F8FAFC"/>
+            <w:tcMar>
+              <w:top w:w="40" w:type="dxa"/>
+              <w:bottom w:w="40" w:type="dxa"/>
+              <w:left w:w="40" w:type="dxa"/>
+              <w:right w:w="40" w:type="dxa"/>
+            </w:tcMar>
+          </w:tcPr>
+          <w:p>
+            <w:pPr>
+              <w:jc w:val="left"/>
+            </w:pPr>
+            <w:r>
+              <w:rPr>
+                <w:rFonts w:ascii="Calibri" w:hAnsi="Calibri"/>
+                <w:sz w:val="15"/>
+              </w:rPr>
+              <w:t>clean_757_lines</w:t>
+            </w:r>
+          </w:p>
+        </w:tc>
+        <w:tc>
+          <w:tcPr>
+            <w:tcW w:type="dxa" w:w="584"/>
+            <w:shd w:fill="F8FAFC"/>
+            <w:tcMar>
+              <w:top w:w="40" w:type="dxa"/>
+              <w:bottom w:w="40" w:type="dxa"/>
+              <w:left w:w="40" w:type="dxa"/>
+              <w:right w:w="40" w:type="dxa"/>
+            </w:tcMar>
+          </w:tcPr>
+          <w:p>
+            <w:pPr>
+              <w:jc w:val="right"/>
+            </w:pPr>
+            <w:r>
+              <w:rPr>
+                <w:rFonts w:ascii="Calibri" w:hAnsi="Calibri"/>
+                <w:sz w:val="15"/>
+              </w:rPr>
+              <w:t>757</w:t>
+            </w:r>
+          </w:p>
+        </w:tc>
+        <w:tc>
+          <w:tcPr>
+            <w:tcW w:type="dxa" w:w="584"/>
+            <w:shd w:fill="F8FAFC"/>
+            <w:tcMar>
+              <w:top w:w="40" w:type="dxa"/>
+              <w:bottom w:w="40" w:type="dxa"/>
+              <w:left w:w="40" w:type="dxa"/>
+              <w:right w:w="40" w:type="dxa"/>
+            </w:tcMar>
+          </w:tcPr>
+          <w:p>
+            <w:pPr>
+              <w:jc w:val="right"/>
+            </w:pPr>
+            <w:r>
+              <w:rPr>
+                <w:rFonts w:ascii="Calibri" w:hAnsi="Calibri"/>
+                <w:sz w:val="15"/>
+              </w:rPr>
+              <w:t>62</w:t>
+            </w:r>
+          </w:p>
+        </w:tc>
+        <w:tc>
+          <w:tcPr>
+            <w:tcW w:type="dxa" w:w="584"/>
+            <w:shd w:fill="F8FAFC"/>
+            <w:tcMar>
+              <w:top w:w="40" w:type="dxa"/>
+              <w:bottom w:w="40" w:type="dxa"/>
+              <w:left w:w="40" w:type="dxa"/>
+              <w:right w:w="40" w:type="dxa"/>
+            </w:tcMar>
+          </w:tcPr>
+          <w:p>
+            <w:pPr>
+              <w:jc w:val="right"/>
+            </w:pPr>
+            <w:r>
+              <w:rPr>
+                <w:rFonts w:ascii="Calibri" w:hAnsi="Calibri"/>
+                <w:sz w:val="15"/>
+              </w:rPr>
+              <w:t>14</w:t>
+            </w:r>
+          </w:p>
+        </w:tc>
+        <w:tc>
+          <w:tcPr>
+            <w:tcW w:type="dxa" w:w="584"/>
+            <w:shd w:fill="F8FAFC"/>
+            <w:tcMar>
+              <w:top w:w="40" w:type="dxa"/>
+              <w:bottom w:w="40" w:type="dxa"/>
+              <w:left w:w="40" w:type="dxa"/>
+              <w:right w:w="40" w:type="dxa"/>
+            </w:tcMar>
+          </w:tcPr>
+          <w:p>
+            <w:pPr>
+              <w:jc w:val="right"/>
+            </w:pPr>
+            <w:r>
+              <w:rPr>
+                <w:rFonts w:ascii="Calibri" w:hAnsi="Calibri"/>
+                <w:sz w:val="15"/>
+              </w:rPr>
+              <w:t>658</w:t>
+            </w:r>
+          </w:p>
+        </w:tc>
+        <w:tc>
+          <w:tcPr>
+            <w:tcW w:type="dxa" w:w="584"/>
+            <w:shd w:fill="F8FAFC"/>
+            <w:tcMar>
+              <w:top w:w="40" w:type="dxa"/>
+              <w:bottom w:w="40" w:type="dxa"/>
+              <w:left w:w="40" w:type="dxa"/>
+              <w:right w:w="40" w:type="dxa"/>
+            </w:tcMar>
+          </w:tcPr>
+          <w:p>
+            <w:pPr>
+              <w:jc w:val="right"/>
+            </w:pPr>
+            <w:r>
+              <w:rPr>
+                <w:rFonts w:ascii="Calibri" w:hAnsi="Calibri"/>
+                <w:sz w:val="15"/>
+              </w:rPr>
+              <w:t>23</w:t>
+            </w:r>
+          </w:p>
+        </w:tc>
+        <w:tc>
+          <w:tcPr>
+            <w:tcW w:type="dxa" w:w="584"/>
+            <w:shd w:fill="F8FAFC"/>
+            <w:tcMar>
+              <w:top w:w="40" w:type="dxa"/>
+              <w:bottom w:w="40" w:type="dxa"/>
+              <w:left w:w="40" w:type="dxa"/>
+              <w:right w:w="40" w:type="dxa"/>
+            </w:tcMar>
+          </w:tcPr>
+          <w:p>
+            <w:pPr>
+              <w:jc w:val="right"/>
+            </w:pPr>
+            <w:r>
+              <w:rPr>
+                <w:rFonts w:ascii="Calibri" w:hAnsi="Calibri"/>
+                <w:sz w:val="15"/>
+              </w:rPr>
+              <w:t>0.9511</w:t>
+            </w:r>
+          </w:p>
+        </w:tc>
+        <w:tc>
+          <w:tcPr>
+            <w:tcW w:type="dxa" w:w="584"/>
+            <w:shd w:fill="F8FAFC"/>
+            <w:tcMar>
+              <w:top w:w="40" w:type="dxa"/>
+              <w:bottom w:w="40" w:type="dxa"/>
+              <w:left w:w="40" w:type="dxa"/>
+              <w:right w:w="40" w:type="dxa"/>
+            </w:tcMar>
+          </w:tcPr>
+          <w:p>
+            <w:pPr>
+              <w:jc w:val="right"/>
+            </w:pPr>
+            <w:r>
+              <w:rPr>
+                <w:rFonts w:ascii="Calibri" w:hAnsi="Calibri"/>
+                <w:sz w:val="15"/>
+              </w:rPr>
+              <w:t>0.8158</w:t>
+            </w:r>
+          </w:p>
+        </w:tc>
+        <w:tc>
+          <w:tcPr>
+            <w:tcW w:type="dxa" w:w="584"/>
+            <w:shd w:fill="F8FAFC"/>
+            <w:tcMar>
+              <w:top w:w="40" w:type="dxa"/>
+              <w:bottom w:w="40" w:type="dxa"/>
+              <w:left w:w="40" w:type="dxa"/>
+              <w:right w:w="40" w:type="dxa"/>
+            </w:tcMar>
+          </w:tcPr>
+          <w:p>
+            <w:pPr>
+              <w:jc w:val="right"/>
+            </w:pPr>
+            <w:r>
+              <w:rPr>
+                <w:rFonts w:ascii="Calibri" w:hAnsi="Calibri"/>
+                <w:sz w:val="15"/>
+              </w:rPr>
+              <w:t>0.7294</w:t>
+            </w:r>
+          </w:p>
+        </w:tc>
+        <w:tc>
+          <w:tcPr>
+            <w:tcW w:type="dxa" w:w="584"/>
+            <w:shd w:fill="F8FAFC"/>
+            <w:tcMar>
+              <w:top w:w="40" w:type="dxa"/>
+              <w:bottom w:w="40" w:type="dxa"/>
+              <w:left w:w="40" w:type="dxa"/>
+              <w:right w:w="40" w:type="dxa"/>
+            </w:tcMar>
+          </w:tcPr>
+          <w:p>
+            <w:pPr>
+              <w:jc w:val="right"/>
+            </w:pPr>
+            <w:r>
+              <w:rPr>
+                <w:rFonts w:ascii="Calibri" w:hAnsi="Calibri"/>
+                <w:sz w:val="15"/>
+              </w:rPr>
+              <w:t>0.7702</w:t>
+            </w:r>
+          </w:p>
+        </w:tc>
+        <w:tc>
+          <w:tcPr>
+            <w:tcW w:type="dxa" w:w="584"/>
+            <w:shd w:fill="F8FAFC"/>
+            <w:tcMar>
+              <w:top w:w="40" w:type="dxa"/>
+              <w:bottom w:w="40" w:type="dxa"/>
+              <w:left w:w="40" w:type="dxa"/>
+              <w:right w:w="40" w:type="dxa"/>
+            </w:tcMar>
+          </w:tcPr>
+          <w:p>
+            <w:pPr>
+              <w:jc w:val="right"/>
+            </w:pPr>
+            <w:r>
+              <w:rPr>
+                <w:rFonts w:ascii="Calibri" w:hAnsi="Calibri"/>
+                <w:sz w:val="15"/>
+              </w:rPr>
+              <w:t>0.9662</w:t>
+            </w:r>
+          </w:p>
+        </w:tc>
+        <w:tc>
+          <w:tcPr>
+            <w:tcW w:type="dxa" w:w="584"/>
+            <w:shd w:fill="F8FAFC"/>
+            <w:tcMar>
+              <w:top w:w="40" w:type="dxa"/>
+              <w:bottom w:w="40" w:type="dxa"/>
+              <w:left w:w="40" w:type="dxa"/>
+              <w:right w:w="40" w:type="dxa"/>
+            </w:tcMar>
+          </w:tcPr>
+          <w:p>
+            <w:pPr>
+              <w:jc w:val="right"/>
+            </w:pPr>
+            <w:r>
+              <w:rPr>
+                <w:rFonts w:ascii="Calibri" w:hAnsi="Calibri"/>
+                <w:sz w:val="15"/>
+              </w:rPr>
+              <w:t>0.9792</w:t>
+            </w:r>
+          </w:p>
+        </w:tc>
+        <w:tc>
+          <w:tcPr>
+            <w:tcW w:type="dxa" w:w="584"/>
+            <w:shd w:fill="F8FAFC"/>
+            <w:tcMar>
+              <w:top w:w="40" w:type="dxa"/>
+              <w:bottom w:w="40" w:type="dxa"/>
+              <w:left w:w="40" w:type="dxa"/>
+              <w:right w:w="40" w:type="dxa"/>
+            </w:tcMar>
+          </w:tcPr>
+          <w:p>
+            <w:pPr>
+              <w:jc w:val="right"/>
+            </w:pPr>
+            <w:r>
+              <w:rPr>
+                <w:rFonts w:ascii="Calibri" w:hAnsi="Calibri"/>
+                <w:sz w:val="15"/>
+              </w:rPr>
+              <w:t>0.9727</w:t>
+            </w:r>
+          </w:p>
+        </w:tc>
+        <w:tc>
+          <w:tcPr>
+            <w:tcW w:type="dxa" w:w="584"/>
+            <w:shd w:fill="F8FAFC"/>
+            <w:tcMar>
+              <w:top w:w="40" w:type="dxa"/>
+              <w:bottom w:w="40" w:type="dxa"/>
+              <w:left w:w="40" w:type="dxa"/>
+              <w:right w:w="40" w:type="dxa"/>
+            </w:tcMar>
+          </w:tcPr>
+          <w:p>
+            <w:pPr>
+              <w:jc w:val="right"/>
+            </w:pPr>
+            <w:r>
+              <w:rPr>
+                <w:rFonts w:ascii="Calibri" w:hAnsi="Calibri"/>
+                <w:sz w:val="15"/>
+              </w:rPr>
+              <w:t>0.8714</w:t>
+            </w:r>
+          </w:p>
+        </w:tc>
+        <w:tc>
+          <w:tcPr>
+            <w:tcW w:type="dxa" w:w="584"/>
+            <w:shd w:fill="F8FAFC"/>
+            <w:tcMar>
+              <w:top w:w="40" w:type="dxa"/>
+              <w:bottom w:w="40" w:type="dxa"/>
+              <w:left w:w="40" w:type="dxa"/>
+              <w:right w:w="40" w:type="dxa"/>
+            </w:tcMar>
+          </w:tcPr>
+          <w:p>
+            <w:pPr>
+              <w:jc w:val="right"/>
+            </w:pPr>
+            <w:r>
+              <w:rPr>
+                <w:rFonts w:ascii="Calibri" w:hAnsi="Calibri"/>
+                <w:sz w:val="15"/>
+              </w:rPr>
+              <w:t>0.8543</w:t>
+            </w:r>
+          </w:p>
+        </w:tc>
+        <w:tc>
+          <w:tcPr>
+            <w:tcW w:type="dxa" w:w="584"/>
+            <w:shd w:fill="F8FAFC"/>
+            <w:tcMar>
+              <w:top w:w="40" w:type="dxa"/>
+              <w:bottom w:w="40" w:type="dxa"/>
+              <w:left w:w="40" w:type="dxa"/>
+              <w:right w:w="40" w:type="dxa"/>
+            </w:tcMar>
+          </w:tcPr>
+          <w:p>
+            <w:pPr>
+              <w:jc w:val="right"/>
+            </w:pPr>
+            <w:r>
+              <w:rPr>
+                <w:rFonts w:ascii="Calibri" w:hAnsi="Calibri"/>
+                <w:sz w:val="15"/>
+              </w:rPr>
+              <w:t>0.0777</w:t>
+            </w:r>
+          </w:p>
+        </w:tc>
+      </w:tr>
+      <w:tr>
+        <w:tc>
+          <w:tcPr>
+            <w:tcW w:type="dxa" w:w="584"/>
+            <w:shd w:fill="FFFFFF"/>
+            <w:tcMar>
+              <w:top w:w="40" w:type="dxa"/>
+              <w:bottom w:w="40" w:type="dxa"/>
+              <w:left w:w="40" w:type="dxa"/>
+              <w:right w:w="40" w:type="dxa"/>
+            </w:tcMar>
+          </w:tcPr>
+          <w:p>
+            <w:pPr>
+              <w:jc w:val="left"/>
+            </w:pPr>
+            <w:r>
+              <w:rPr>
+                <w:rFonts w:ascii="Calibri" w:hAnsi="Calibri"/>
+                <w:sz w:val="15"/>
+              </w:rPr>
+              <w:t>Korean BERT new_aug_v1 (54k)</w:t>
+            </w:r>
+          </w:p>
+        </w:tc>
+        <w:tc>
+          <w:tcPr>
+            <w:tcW w:type="dxa" w:w="584"/>
+            <w:shd w:fill="FFFFFF"/>
+            <w:tcMar>
+              <w:top w:w="40" w:type="dxa"/>
+              <w:bottom w:w="40" w:type="dxa"/>
+              <w:left w:w="40" w:type="dxa"/>
+              <w:right w:w="40" w:type="dxa"/>
+            </w:tcMar>
+          </w:tcPr>
+          <w:p>
+            <w:pPr>
+              <w:jc w:val="left"/>
+            </w:pPr>
+            <w:r>
+              <w:rPr>
+                <w:rFonts w:ascii="Calibri" w:hAnsi="Calibri"/>
+                <w:sz w:val="15"/>
+              </w:rPr>
+              <w:t>full_785_lines</w:t>
+            </w:r>
+          </w:p>
+        </w:tc>
+        <w:tc>
+          <w:tcPr>
+            <w:tcW w:type="dxa" w:w="584"/>
+            <w:shd w:fill="FFFFFF"/>
+            <w:tcMar>
+              <w:top w:w="40" w:type="dxa"/>
+              <w:bottom w:w="40" w:type="dxa"/>
+              <w:left w:w="40" w:type="dxa"/>
+              <w:right w:w="40" w:type="dxa"/>
+            </w:tcMar>
+          </w:tcPr>
+          <w:p>
+            <w:pPr>
+              <w:jc w:val="right"/>
+            </w:pPr>
+            <w:r>
+              <w:rPr>
+                <w:rFonts w:ascii="Calibri" w:hAnsi="Calibri"/>
+                <w:sz w:val="15"/>
+              </w:rPr>
+              <w:t>785</w:t>
+            </w:r>
+          </w:p>
+        </w:tc>
+        <w:tc>
+          <w:tcPr>
+            <w:tcW w:type="dxa" w:w="584"/>
+            <w:shd w:fill="FFFFFF"/>
+            <w:tcMar>
+              <w:top w:w="40" w:type="dxa"/>
+              <w:bottom w:w="40" w:type="dxa"/>
+              <w:left w:w="40" w:type="dxa"/>
+              <w:right w:w="40" w:type="dxa"/>
+            </w:tcMar>
+          </w:tcPr>
+          <w:p>
+            <w:pPr>
+              <w:jc w:val="right"/>
+            </w:pPr>
+            <w:r>
+              <w:rPr>
+                <w:rFonts w:ascii="Calibri" w:hAnsi="Calibri"/>
+                <w:sz w:val="15"/>
+              </w:rPr>
+              <w:t>61</w:t>
+            </w:r>
+          </w:p>
+        </w:tc>
+        <w:tc>
+          <w:tcPr>
+            <w:tcW w:type="dxa" w:w="584"/>
+            <w:shd w:fill="FFFFFF"/>
+            <w:tcMar>
+              <w:top w:w="40" w:type="dxa"/>
+              <w:bottom w:w="40" w:type="dxa"/>
+              <w:left w:w="40" w:type="dxa"/>
+              <w:right w:w="40" w:type="dxa"/>
+            </w:tcMar>
+          </w:tcPr>
+          <w:p>
+            <w:pPr>
+              <w:jc w:val="right"/>
+            </w:pPr>
+            <w:r>
+              <w:rPr>
+                <w:rFonts w:ascii="Calibri" w:hAnsi="Calibri"/>
+                <w:sz w:val="15"/>
+              </w:rPr>
+              <w:t>36</w:t>
+            </w:r>
+          </w:p>
+        </w:tc>
+        <w:tc>
+          <w:tcPr>
+            <w:tcW w:type="dxa" w:w="584"/>
+            <w:shd w:fill="FFFFFF"/>
+            <w:tcMar>
+              <w:top w:w="40" w:type="dxa"/>
+              <w:bottom w:w="40" w:type="dxa"/>
+              <w:left w:w="40" w:type="dxa"/>
+              <w:right w:w="40" w:type="dxa"/>
+            </w:tcMar>
+          </w:tcPr>
+          <w:p>
+            <w:pPr>
+              <w:jc w:val="right"/>
+            </w:pPr>
+            <w:r>
+              <w:rPr>
+                <w:rFonts w:ascii="Calibri" w:hAnsi="Calibri"/>
+                <w:sz w:val="15"/>
+              </w:rPr>
+              <w:t>658</w:t>
+            </w:r>
+          </w:p>
+        </w:tc>
+        <w:tc>
+          <w:tcPr>
+            <w:tcW w:type="dxa" w:w="584"/>
+            <w:shd w:fill="FFFFFF"/>
+            <w:tcMar>
+              <w:top w:w="40" w:type="dxa"/>
+              <w:bottom w:w="40" w:type="dxa"/>
+              <w:left w:w="40" w:type="dxa"/>
+              <w:right w:w="40" w:type="dxa"/>
+            </w:tcMar>
+          </w:tcPr>
+          <w:p>
+            <w:pPr>
+              <w:jc w:val="right"/>
+            </w:pPr>
+            <w:r>
+              <w:rPr>
+                <w:rFonts w:ascii="Calibri" w:hAnsi="Calibri"/>
+                <w:sz w:val="15"/>
+              </w:rPr>
+              <w:t>30</w:t>
+            </w:r>
+          </w:p>
+        </w:tc>
+        <w:tc>
+          <w:tcPr>
+            <w:tcW w:type="dxa" w:w="584"/>
+            <w:shd w:fill="FFFFFF"/>
+            <w:tcMar>
+              <w:top w:w="40" w:type="dxa"/>
+              <w:bottom w:w="40" w:type="dxa"/>
+              <w:left w:w="40" w:type="dxa"/>
+              <w:right w:w="40" w:type="dxa"/>
+            </w:tcMar>
+          </w:tcPr>
+          <w:p>
+            <w:pPr>
+              <w:jc w:val="right"/>
+            </w:pPr>
+            <w:r>
+              <w:rPr>
+                <w:rFonts w:ascii="Calibri" w:hAnsi="Calibri"/>
+                <w:sz w:val="15"/>
+              </w:rPr>
+              <w:t>0.9159</w:t>
+            </w:r>
+          </w:p>
+        </w:tc>
+        <w:tc>
+          <w:tcPr>
+            <w:tcW w:type="dxa" w:w="584"/>
+            <w:shd w:fill="FFFFFF"/>
+            <w:tcMar>
+              <w:top w:w="40" w:type="dxa"/>
+              <w:bottom w:w="40" w:type="dxa"/>
+              <w:left w:w="40" w:type="dxa"/>
+              <w:right w:w="40" w:type="dxa"/>
+            </w:tcMar>
+          </w:tcPr>
+          <w:p>
+            <w:pPr>
+              <w:jc w:val="right"/>
+            </w:pPr>
+            <w:r>
+              <w:rPr>
+                <w:rFonts w:ascii="Calibri" w:hAnsi="Calibri"/>
+                <w:sz w:val="15"/>
+              </w:rPr>
+              <w:t>0.6289</w:t>
+            </w:r>
+          </w:p>
+        </w:tc>
+        <w:tc>
+          <w:tcPr>
+            <w:tcW w:type="dxa" w:w="584"/>
+            <w:shd w:fill="FFFFFF"/>
+            <w:tcMar>
+              <w:top w:w="40" w:type="dxa"/>
+              <w:bottom w:w="40" w:type="dxa"/>
+              <w:left w:w="40" w:type="dxa"/>
+              <w:right w:w="40" w:type="dxa"/>
+            </w:tcMar>
+          </w:tcPr>
+          <w:p>
+            <w:pPr>
+              <w:jc w:val="right"/>
+            </w:pPr>
+            <w:r>
+              <w:rPr>
+                <w:rFonts w:ascii="Calibri" w:hAnsi="Calibri"/>
+                <w:sz w:val="15"/>
+              </w:rPr>
+              <w:t>0.6703</w:t>
+            </w:r>
+          </w:p>
+        </w:tc>
+        <w:tc>
+          <w:tcPr>
+            <w:tcW w:type="dxa" w:w="584"/>
+            <w:shd w:fill="FFFFFF"/>
+            <w:tcMar>
+              <w:top w:w="40" w:type="dxa"/>
+              <w:bottom w:w="40" w:type="dxa"/>
+              <w:left w:w="40" w:type="dxa"/>
+              <w:right w:w="40" w:type="dxa"/>
+            </w:tcMar>
+          </w:tcPr>
+          <w:p>
+            <w:pPr>
+              <w:jc w:val="right"/>
+            </w:pPr>
+            <w:r>
+              <w:rPr>
+                <w:rFonts w:ascii="Calibri" w:hAnsi="Calibri"/>
+                <w:sz w:val="15"/>
+              </w:rPr>
+              <w:t>0.6489</w:t>
+            </w:r>
+          </w:p>
+        </w:tc>
+        <w:tc>
+          <w:tcPr>
+            <w:tcW w:type="dxa" w:w="584"/>
+            <w:shd w:fill="FFFFFF"/>
+            <w:tcMar>
+              <w:top w:w="40" w:type="dxa"/>
+              <w:bottom w:w="40" w:type="dxa"/>
+              <w:left w:w="40" w:type="dxa"/>
+              <w:right w:w="40" w:type="dxa"/>
+            </w:tcMar>
+          </w:tcPr>
+          <w:p>
+            <w:pPr>
+              <w:jc w:val="right"/>
+            </w:pPr>
+            <w:r>
+              <w:rPr>
+                <w:rFonts w:ascii="Calibri" w:hAnsi="Calibri"/>
+                <w:sz w:val="15"/>
+              </w:rPr>
+              <w:t>0.9564</w:t>
+            </w:r>
+          </w:p>
+        </w:tc>
+        <w:tc>
+          <w:tcPr>
+            <w:tcW w:type="dxa" w:w="584"/>
+            <w:shd w:fill="FFFFFF"/>
+            <w:tcMar>
+              <w:top w:w="40" w:type="dxa"/>
+              <w:bottom w:w="40" w:type="dxa"/>
+              <w:left w:w="40" w:type="dxa"/>
+              <w:right w:w="40" w:type="dxa"/>
+            </w:tcMar>
+          </w:tcPr>
+          <w:p>
+            <w:pPr>
+              <w:jc w:val="right"/>
+            </w:pPr>
+            <w:r>
+              <w:rPr>
+                <w:rFonts w:ascii="Calibri" w:hAnsi="Calibri"/>
+                <w:sz w:val="15"/>
+              </w:rPr>
+              <w:t>0.9481</w:t>
+            </w:r>
+          </w:p>
+        </w:tc>
+        <w:tc>
+          <w:tcPr>
+            <w:tcW w:type="dxa" w:w="584"/>
+            <w:shd w:fill="FFFFFF"/>
+            <w:tcMar>
+              <w:top w:w="40" w:type="dxa"/>
+              <w:bottom w:w="40" w:type="dxa"/>
+              <w:left w:w="40" w:type="dxa"/>
+              <w:right w:w="40" w:type="dxa"/>
+            </w:tcMar>
+          </w:tcPr>
+          <w:p>
+            <w:pPr>
+              <w:jc w:val="right"/>
+            </w:pPr>
+            <w:r>
+              <w:rPr>
+                <w:rFonts w:ascii="Calibri" w:hAnsi="Calibri"/>
+                <w:sz w:val="15"/>
+              </w:rPr>
+              <w:t>0.9522</w:t>
+            </w:r>
+          </w:p>
+        </w:tc>
+        <w:tc>
+          <w:tcPr>
+            <w:tcW w:type="dxa" w:w="584"/>
+            <w:shd w:fill="FFFFFF"/>
+            <w:tcMar>
+              <w:top w:w="40" w:type="dxa"/>
+              <w:bottom w:w="40" w:type="dxa"/>
+              <w:left w:w="40" w:type="dxa"/>
+              <w:right w:w="40" w:type="dxa"/>
+            </w:tcMar>
+          </w:tcPr>
+          <w:p>
+            <w:pPr>
+              <w:jc w:val="right"/>
+            </w:pPr>
+            <w:r>
+              <w:rPr>
+                <w:rFonts w:ascii="Calibri" w:hAnsi="Calibri"/>
+                <w:sz w:val="15"/>
+              </w:rPr>
+              <w:t>0.8006</w:t>
+            </w:r>
+          </w:p>
+        </w:tc>
+        <w:tc>
+          <w:tcPr>
+            <w:tcW w:type="dxa" w:w="584"/>
+            <w:shd w:fill="FFFFFF"/>
+            <w:tcMar>
+              <w:top w:w="40" w:type="dxa"/>
+              <w:bottom w:w="40" w:type="dxa"/>
+              <w:left w:w="40" w:type="dxa"/>
+              <w:right w:w="40" w:type="dxa"/>
+            </w:tcMar>
+          </w:tcPr>
+          <w:p>
+            <w:pPr>
+              <w:jc w:val="right"/>
+            </w:pPr>
+            <w:r>
+              <w:rPr>
+                <w:rFonts w:ascii="Calibri" w:hAnsi="Calibri"/>
+                <w:sz w:val="15"/>
+              </w:rPr>
+              <w:t>0.8092</w:t>
+            </w:r>
+          </w:p>
+        </w:tc>
+        <w:tc>
+          <w:tcPr>
+            <w:tcW w:type="dxa" w:w="584"/>
+            <w:shd w:fill="FFFFFF"/>
+            <w:tcMar>
+              <w:top w:w="40" w:type="dxa"/>
+              <w:bottom w:w="40" w:type="dxa"/>
+              <w:left w:w="40" w:type="dxa"/>
+              <w:right w:w="40" w:type="dxa"/>
+            </w:tcMar>
+          </w:tcPr>
+          <w:p>
+            <w:pPr>
+              <w:jc w:val="right"/>
+            </w:pPr>
+            <w:r>
+              <w:rPr>
+                <w:rFonts w:ascii="Calibri" w:hAnsi="Calibri"/>
+                <w:sz w:val="15"/>
+              </w:rPr>
+              <w:t>9.7225</w:t>
+            </w:r>
+          </w:p>
+        </w:tc>
+      </w:tr>
+      <w:tr>
+        <w:tc>
+          <w:tcPr>
+            <w:tcW w:type="dxa" w:w="584"/>
+            <w:shd w:fill="F8FAFC"/>
+            <w:tcMar>
+              <w:top w:w="40" w:type="dxa"/>
+              <w:bottom w:w="40" w:type="dxa"/>
+              <w:left w:w="40" w:type="dxa"/>
+              <w:right w:w="40" w:type="dxa"/>
+            </w:tcMar>
+          </w:tcPr>
+          <w:p>
+            <w:pPr>
+              <w:jc w:val="left"/>
+            </w:pPr>
+            <w:r>
+              <w:rPr>
+                <w:rFonts w:ascii="Calibri" w:hAnsi="Calibri"/>
+                <w:sz w:val="15"/>
+              </w:rPr>
+              <w:t>Korean BERT new_aug_v1 (54k)</w:t>
+            </w:r>
+          </w:p>
+        </w:tc>
+        <w:tc>
+          <w:tcPr>
+            <w:tcW w:type="dxa" w:w="584"/>
+            <w:shd w:fill="F8FAFC"/>
+            <w:tcMar>
+              <w:top w:w="40" w:type="dxa"/>
+              <w:bottom w:w="40" w:type="dxa"/>
+              <w:left w:w="40" w:type="dxa"/>
+              <w:right w:w="40" w:type="dxa"/>
+            </w:tcMar>
+          </w:tcPr>
+          <w:p>
+            <w:pPr>
+              <w:jc w:val="left"/>
+            </w:pPr>
+            <w:r>
+              <w:rPr>
+                <w:rFonts w:ascii="Calibri" w:hAnsi="Calibri"/>
+                <w:sz w:val="15"/>
+              </w:rPr>
+              <w:t>clean_757_lines</w:t>
+            </w:r>
+          </w:p>
+        </w:tc>
+        <w:tc>
+          <w:tcPr>
+            <w:tcW w:type="dxa" w:w="584"/>
+            <w:shd w:fill="F8FAFC"/>
+            <w:tcMar>
+              <w:top w:w="40" w:type="dxa"/>
+              <w:bottom w:w="40" w:type="dxa"/>
+              <w:left w:w="40" w:type="dxa"/>
+              <w:right w:w="40" w:type="dxa"/>
+            </w:tcMar>
+          </w:tcPr>
+          <w:p>
+            <w:pPr>
+              <w:jc w:val="right"/>
+            </w:pPr>
+            <w:r>
+              <w:rPr>
+                <w:rFonts w:ascii="Calibri" w:hAnsi="Calibri"/>
+                <w:sz w:val="15"/>
+              </w:rPr>
+              <w:t>757</w:t>
+            </w:r>
+          </w:p>
+        </w:tc>
+        <w:tc>
+          <w:tcPr>
+            <w:tcW w:type="dxa" w:w="584"/>
+            <w:shd w:fill="F8FAFC"/>
+            <w:tcMar>
+              <w:top w:w="40" w:type="dxa"/>
+              <w:bottom w:w="40" w:type="dxa"/>
+              <w:left w:w="40" w:type="dxa"/>
+              <w:right w:w="40" w:type="dxa"/>
+            </w:tcMar>
+          </w:tcPr>
+          <w:p>
+            <w:pPr>
+              <w:jc w:val="right"/>
+            </w:pPr>
+            <w:r>
+              <w:rPr>
+                <w:rFonts w:ascii="Calibri" w:hAnsi="Calibri"/>
+                <w:sz w:val="15"/>
+              </w:rPr>
+              <w:t>61</w:t>
+            </w:r>
+          </w:p>
+        </w:tc>
+        <w:tc>
+          <w:tcPr>
+            <w:tcW w:type="dxa" w:w="584"/>
+            <w:shd w:fill="F8FAFC"/>
+            <w:tcMar>
+              <w:top w:w="40" w:type="dxa"/>
+              <w:bottom w:w="40" w:type="dxa"/>
+              <w:left w:w="40" w:type="dxa"/>
+              <w:right w:w="40" w:type="dxa"/>
+            </w:tcMar>
+          </w:tcPr>
+          <w:p>
+            <w:pPr>
+              <w:jc w:val="right"/>
+            </w:pPr>
+            <w:r>
+              <w:rPr>
+                <w:rFonts w:ascii="Calibri" w:hAnsi="Calibri"/>
+                <w:sz w:val="15"/>
+              </w:rPr>
+              <w:t>33</w:t>
+            </w:r>
+          </w:p>
+        </w:tc>
+        <w:tc>
+          <w:tcPr>
+            <w:tcW w:type="dxa" w:w="584"/>
+            <w:shd w:fill="F8FAFC"/>
+            <w:tcMar>
+              <w:top w:w="40" w:type="dxa"/>
+              <w:bottom w:w="40" w:type="dxa"/>
+              <w:left w:w="40" w:type="dxa"/>
+              <w:right w:w="40" w:type="dxa"/>
+            </w:tcMar>
+          </w:tcPr>
+          <w:p>
+            <w:pPr>
+              <w:jc w:val="right"/>
+            </w:pPr>
+            <w:r>
+              <w:rPr>
+                <w:rFonts w:ascii="Calibri" w:hAnsi="Calibri"/>
+                <w:sz w:val="15"/>
+              </w:rPr>
+              <w:t>639</w:t>
+            </w:r>
+          </w:p>
+        </w:tc>
+        <w:tc>
+          <w:tcPr>
+            <w:tcW w:type="dxa" w:w="584"/>
+            <w:shd w:fill="F8FAFC"/>
+            <w:tcMar>
+              <w:top w:w="40" w:type="dxa"/>
+              <w:bottom w:w="40" w:type="dxa"/>
+              <w:left w:w="40" w:type="dxa"/>
+              <w:right w:w="40" w:type="dxa"/>
+            </w:tcMar>
+          </w:tcPr>
+          <w:p>
+            <w:pPr>
+              <w:jc w:val="right"/>
+            </w:pPr>
+            <w:r>
+              <w:rPr>
+                <w:rFonts w:ascii="Calibri" w:hAnsi="Calibri"/>
+                <w:sz w:val="15"/>
+              </w:rPr>
+              <w:t>24</w:t>
+            </w:r>
+          </w:p>
+        </w:tc>
+        <w:tc>
+          <w:tcPr>
+            <w:tcW w:type="dxa" w:w="584"/>
+            <w:shd w:fill="F8FAFC"/>
+            <w:tcMar>
+              <w:top w:w="40" w:type="dxa"/>
+              <w:bottom w:w="40" w:type="dxa"/>
+              <w:left w:w="40" w:type="dxa"/>
+              <w:right w:w="40" w:type="dxa"/>
+            </w:tcMar>
+          </w:tcPr>
+          <w:p>
+            <w:pPr>
+              <w:jc w:val="right"/>
+            </w:pPr>
+            <w:r>
+              <w:rPr>
+                <w:rFonts w:ascii="Calibri" w:hAnsi="Calibri"/>
+                <w:sz w:val="15"/>
+              </w:rPr>
+              <w:t>0.9247</w:t>
+            </w:r>
+          </w:p>
+        </w:tc>
+        <w:tc>
+          <w:tcPr>
+            <w:tcW w:type="dxa" w:w="584"/>
+            <w:shd w:fill="F8FAFC"/>
+            <w:tcMar>
+              <w:top w:w="40" w:type="dxa"/>
+              <w:bottom w:w="40" w:type="dxa"/>
+              <w:left w:w="40" w:type="dxa"/>
+              <w:right w:w="40" w:type="dxa"/>
+            </w:tcMar>
+          </w:tcPr>
+          <w:p>
+            <w:pPr>
+              <w:jc w:val="right"/>
+            </w:pPr>
+            <w:r>
+              <w:rPr>
+                <w:rFonts w:ascii="Calibri" w:hAnsi="Calibri"/>
+                <w:sz w:val="15"/>
+              </w:rPr>
+              <w:t>0.6489</w:t>
+            </w:r>
+          </w:p>
+        </w:tc>
+        <w:tc>
+          <w:tcPr>
+            <w:tcW w:type="dxa" w:w="584"/>
+            <w:shd w:fill="F8FAFC"/>
+            <w:tcMar>
+              <w:top w:w="40" w:type="dxa"/>
+              <w:bottom w:w="40" w:type="dxa"/>
+              <w:left w:w="40" w:type="dxa"/>
+              <w:right w:w="40" w:type="dxa"/>
+            </w:tcMar>
+          </w:tcPr>
+          <w:p>
+            <w:pPr>
+              <w:jc w:val="right"/>
+            </w:pPr>
+            <w:r>
+              <w:rPr>
+                <w:rFonts w:ascii="Calibri" w:hAnsi="Calibri"/>
+                <w:sz w:val="15"/>
+              </w:rPr>
+              <w:t>0.7176</w:t>
+            </w:r>
+          </w:p>
+        </w:tc>
+        <w:tc>
+          <w:tcPr>
+            <w:tcW w:type="dxa" w:w="584"/>
+            <w:shd w:fill="F8FAFC"/>
+            <w:tcMar>
+              <w:top w:w="40" w:type="dxa"/>
+              <w:bottom w:w="40" w:type="dxa"/>
+              <w:left w:w="40" w:type="dxa"/>
+              <w:right w:w="40" w:type="dxa"/>
+            </w:tcMar>
+          </w:tcPr>
+          <w:p>
+            <w:pPr>
+              <w:jc w:val="right"/>
+            </w:pPr>
+            <w:r>
+              <w:rPr>
+                <w:rFonts w:ascii="Calibri" w:hAnsi="Calibri"/>
+                <w:sz w:val="15"/>
+              </w:rPr>
+              <w:t>0.6816</w:t>
+            </w:r>
+          </w:p>
+        </w:tc>
+        <w:tc>
+          <w:tcPr>
+            <w:tcW w:type="dxa" w:w="584"/>
+            <w:shd w:fill="F8FAFC"/>
+            <w:tcMar>
+              <w:top w:w="40" w:type="dxa"/>
+              <w:bottom w:w="40" w:type="dxa"/>
+              <w:left w:w="40" w:type="dxa"/>
+              <w:right w:w="40" w:type="dxa"/>
+            </w:tcMar>
+          </w:tcPr>
+          <w:p>
+            <w:pPr>
+              <w:jc w:val="right"/>
+            </w:pPr>
+            <w:r>
+              <w:rPr>
+                <w:rFonts w:ascii="Calibri" w:hAnsi="Calibri"/>
+                <w:sz w:val="15"/>
+              </w:rPr>
+              <w:t>0.9638</w:t>
+            </w:r>
+          </w:p>
+        </w:tc>
+        <w:tc>
+          <w:tcPr>
+            <w:tcW w:type="dxa" w:w="584"/>
+            <w:shd w:fill="F8FAFC"/>
+            <w:tcMar>
+              <w:top w:w="40" w:type="dxa"/>
+              <w:bottom w:w="40" w:type="dxa"/>
+              <w:left w:w="40" w:type="dxa"/>
+              <w:right w:w="40" w:type="dxa"/>
+            </w:tcMar>
+          </w:tcPr>
+          <w:p>
+            <w:pPr>
+              <w:jc w:val="right"/>
+            </w:pPr>
+            <w:r>
+              <w:rPr>
+                <w:rFonts w:ascii="Calibri" w:hAnsi="Calibri"/>
+                <w:sz w:val="15"/>
+              </w:rPr>
+              <w:t>0.9509</w:t>
+            </w:r>
+          </w:p>
+        </w:tc>
+        <w:tc>
+          <w:tcPr>
+            <w:tcW w:type="dxa" w:w="584"/>
+            <w:shd w:fill="F8FAFC"/>
+            <w:tcMar>
+              <w:top w:w="40" w:type="dxa"/>
+              <w:bottom w:w="40" w:type="dxa"/>
+              <w:left w:w="40" w:type="dxa"/>
+              <w:right w:w="40" w:type="dxa"/>
+            </w:tcMar>
+          </w:tcPr>
+          <w:p>
+            <w:pPr>
+              <w:jc w:val="right"/>
+            </w:pPr>
+            <w:r>
+              <w:rPr>
+                <w:rFonts w:ascii="Calibri" w:hAnsi="Calibri"/>
+                <w:sz w:val="15"/>
+              </w:rPr>
+              <w:t>0.9573</w:t>
+            </w:r>
+          </w:p>
+        </w:tc>
+        <w:tc>
+          <w:tcPr>
+            <w:tcW w:type="dxa" w:w="584"/>
+            <w:shd w:fill="F8FAFC"/>
+            <w:tcMar>
+              <w:top w:w="40" w:type="dxa"/>
+              <w:bottom w:w="40" w:type="dxa"/>
+              <w:left w:w="40" w:type="dxa"/>
+              <w:right w:w="40" w:type="dxa"/>
+            </w:tcMar>
+          </w:tcPr>
+          <w:p>
+            <w:pPr>
+              <w:jc w:val="right"/>
+            </w:pPr>
+            <w:r>
+              <w:rPr>
+                <w:rFonts w:ascii="Calibri" w:hAnsi="Calibri"/>
+                <w:sz w:val="15"/>
+              </w:rPr>
+              <w:t>0.8194</w:t>
+            </w:r>
+          </w:p>
+        </w:tc>
+        <w:tc>
+          <w:tcPr>
+            <w:tcW w:type="dxa" w:w="584"/>
+            <w:shd w:fill="F8FAFC"/>
+            <w:tcMar>
+              <w:top w:w="40" w:type="dxa"/>
+              <w:bottom w:w="40" w:type="dxa"/>
+              <w:left w:w="40" w:type="dxa"/>
+              <w:right w:w="40" w:type="dxa"/>
+            </w:tcMar>
+          </w:tcPr>
+          <w:p>
+            <w:pPr>
+              <w:jc w:val="right"/>
+            </w:pPr>
+            <w:r>
+              <w:rPr>
+                <w:rFonts w:ascii="Calibri" w:hAnsi="Calibri"/>
+                <w:sz w:val="15"/>
+              </w:rPr>
+              <w:t>0.8343</w:t>
+            </w:r>
+          </w:p>
+        </w:tc>
+        <w:tc>
+          <w:tcPr>
+            <w:tcW w:type="dxa" w:w="584"/>
+            <w:shd w:fill="F8FAFC"/>
+            <w:tcMar>
+              <w:top w:w="40" w:type="dxa"/>
+              <w:bottom w:w="40" w:type="dxa"/>
+              <w:left w:w="40" w:type="dxa"/>
+              <w:right w:w="40" w:type="dxa"/>
+            </w:tcMar>
+          </w:tcPr>
+          <w:p>
+            <w:pPr>
+              <w:jc w:val="right"/>
+            </w:pPr>
+            <w:r>
+              <w:rPr>
+                <w:rFonts w:ascii="Calibri" w:hAnsi="Calibri"/>
+                <w:sz w:val="15"/>
+              </w:rPr>
+              <w:t>9.7225</w:t>
+            </w:r>
+          </w:p>
+        </w:tc>
+      </w:tr>
+    </w:tbl>
     <w:p>
       <w:pPr>
-        <w:pStyle w:val="ListBullet"/>
-        <w:spacing w:before="0" w:after="60" w:line="276" w:lineRule="auto"/>
+        <w:spacing w:after="200"/>
       </w:pPr>
-      <w:r>
-        <w:rPr>
-          <w:rFonts w:ascii="Calibri" w:hAnsi="Calibri"/>
-          <w:b/>
-          <w:color w:val="0F172A"/>
-          <w:sz w:val="21"/>
-        </w:rPr>
-        <w:t xml:space="preserve">Primary Model Choice: </w:t>
-      </w:r>
-      <w:r>
-        <w:rPr>
-          <w:rFonts w:ascii="Calibri" w:hAnsi="Calibri"/>
-          <w:color w:val="0F172A"/>
-          <w:sz w:val="21"/>
-        </w:rPr>
-        <w:t>Deploy FastText v3.0 on-device using fasttext_korean_food.ftz (27.8 MB).</w:t>
-      </w:r>
-    </w:p>
-    <w:p>
-      <w:pPr>
-        <w:pStyle w:val="ListBullet"/>
-        <w:spacing w:before="0" w:after="60" w:line="276" w:lineRule="auto"/>
-      </w:pPr>
-      <w:r>
-        <w:rPr>
-          <w:rFonts w:ascii="Calibri" w:hAnsi="Calibri"/>
-          <w:b/>
-          <w:color w:val="0F172A"/>
-          <w:sz w:val="21"/>
-        </w:rPr>
-        <w:t xml:space="preserve">Post-Processing Integration: </w:t>
-      </w:r>
-      <w:r>
-        <w:rPr>
-          <w:rFonts w:ascii="Calibri" w:hAnsi="Calibri"/>
-          <w:color w:val="0F172A"/>
-          <w:sz w:val="21"/>
-        </w:rPr>
-        <w:t>Combine with ocr_post_processor.py rules (single-char noise filter, digit repair, Y-overlap box merging).</w:t>
-      </w:r>
-    </w:p>
-    <w:p>
-      <w:pPr>
-        <w:pStyle w:val="ListBullet"/>
-        <w:spacing w:before="0" w:after="60" w:line="276" w:lineRule="auto"/>
-      </w:pPr>
-      <w:r>
-        <w:rPr>
-          <w:rFonts w:ascii="Calibri" w:hAnsi="Calibri"/>
-          <w:b/>
-          <w:color w:val="0F172A"/>
-          <w:sz w:val="21"/>
-        </w:rPr>
-        <w:t xml:space="preserve">Latency Profile: </w:t>
-      </w:r>
-      <w:r>
-        <w:rPr>
-          <w:rFonts w:ascii="Calibri" w:hAnsi="Calibri"/>
-          <w:color w:val="0F172A"/>
-          <w:sz w:val="21"/>
-        </w:rPr>
-        <w:t>At 0.0052 ms per line (~192,000 lines/sec), a typical 30-line receipt finishes in &lt;0.2 ms total on CPU.</w:t>
-      </w:r>
     </w:p>
     <w:sectPr>
       <w:pgSz w:w="12240" w:h="15840"/>

--- a/yesterday/documentation/Receipt_Scanner_AI_Comprehensive_Benchmark_Report.docx
+++ b/yesterday/documentation/Receipt_Scanner_AI_Comprehensive_Benchmark_Report.docx
@@ -11,7 +11,7 @@
           <w:rFonts w:ascii="Calibri" w:hAnsi="Calibri"/>
           <w:b/>
           <w:color w:val="1A365D"/>
-          <w:sz w:val="48"/>
+          <w:sz w:val="52"/>
         </w:rPr>
         <w:t>Korean Receipt Food Classifier AI</w:t>
         <w:br/>
@@ -23,7 +23,7 @@
           <w:color w:val="475569"/>
           <w:sz w:val="26"/>
         </w:rPr>
-        <w:t>Technical Benchmark &amp; Full Model Evaluation Report</w:t>
+        <w:t>Technical Benchmark, Architectural Design, Augmentation Strategy &amp; Full Model Evaluation Report</w:t>
       </w:r>
     </w:p>
     <w:p>
@@ -55,7 +55,7 @@
     </w:p>
     <w:p>
       <w:pPr>
-        <w:spacing w:before="0" w:after="80" w:line="276" w:lineRule="auto"/>
+        <w:spacing w:before="0" w:after="100" w:line="300" w:lineRule="auto"/>
       </w:pPr>
       <w:r>
         <w:rPr>
@@ -64,7 +64,244 @@
           <w:color w:val="0F172A"/>
           <w:sz w:val="22"/>
         </w:rPr>
-        <w:t>This report delivers the complete technical benchmark evaluation of the Korean Receipt Item Classification Models. The models evaluated include FastText baselines (v23, v25), Korean BERT ONNX baselines, and synthetic visual augmentation variants (new_aug_v1).</w:t>
+        <w:t>This report documents the complete design, architecture, and evaluation results of the Korean Receipt Item Classification Engine — a production AI pipeline that classifies individual OCR-extracted lines from Korean restaurant and retail receipts as either FOOD or NOT-FOOD. The engine was built through a systematic, evidence-driven iteration process spanning 6 model variants, 3 dataset generations, and a 5-layer compositional augmentation strategy. The final production pipeline achieves sub-millisecond classification at 0.005 ms/line on CPU (~200,000 lines/second) with strong Korean-script recognition robustness.</w:t>
+      </w:r>
+    </w:p>
+    <w:tbl>
+      <w:tblPr>
+        <w:tblW w:type="auto" w:w="0"/>
+        <w:jc w:val="center"/>
+        <w:tblLook w:firstColumn="1" w:firstRow="1" w:lastColumn="0" w:lastRow="0" w:noHBand="0" w:noVBand="1" w:val="04A0"/>
+      </w:tblPr>
+      <w:tblGrid>
+        <w:gridCol w:w="9936"/>
+      </w:tblGrid>
+      <w:tr>
+        <w:tc>
+          <w:tcPr>
+            <w:tcW w:type="dxa" w:w="9936"/>
+            <w:shd w:fill="F0F9FF"/>
+            <w:tcMar>
+              <w:top w:w="140" w:type="dxa"/>
+              <w:bottom w:w="140" w:type="dxa"/>
+              <w:left w:w="200" w:type="dxa"/>
+              <w:right w:w="200" w:type="dxa"/>
+            </w:tcMar>
+            <w:tcBorders>
+              <w:left w:val="single" w:sz="36" w:space="0" w:color="0F766E"/>
+              <w:top w:val="none"/>
+              <w:right w:val="none"/>
+              <w:bottom w:val="none"/>
+            </w:tcBorders>
+          </w:tcPr>
+          <w:p>
+            <w:pPr>
+              <w:spacing w:after="40"/>
+            </w:pPr>
+            <w:r>
+              <w:rPr>
+                <w:rFonts w:ascii="Calibri" w:hAnsi="Calibri"/>
+                <w:b/>
+                <w:color w:val="0F766E"/>
+                <w:sz w:val="22"/>
+              </w:rPr>
+              <w:t>📌 WHY THIS PROBLEM IS HARD</w:t>
+              <w:br/>
+            </w:r>
+            <w:r>
+              <w:rPr>
+                <w:rFonts w:ascii="Calibri" w:hAnsi="Calibri"/>
+                <w:color w:val="0F172A"/>
+                <w:sz w:val="21"/>
+              </w:rPr>
+              <w:t>The problem is deceptively hard: Korean receipt OCR introduces systematic degradation patterns — Jamo stroke confusion (ㄱ↔ㄴ, ㅁ↔ㅂ), digit-letter fusion (O↔0, U↔0), horizontal line fragmentation, and spacing noise. A classifier trained only on clean data fails badly on real-world receipts.</w:t>
+            </w:r>
+          </w:p>
+        </w:tc>
+      </w:tr>
+    </w:tbl>
+    <w:p>
+      <w:pPr>
+        <w:spacing w:after="80"/>
+      </w:pPr>
+    </w:p>
+    <w:p>
+      <w:pPr>
+        <w:keepNext/>
+        <w:spacing w:before="360" w:after="120"/>
+      </w:pPr>
+      <w:r>
+        <w:rPr>
+          <w:rFonts w:ascii="Calibri" w:hAnsi="Calibri"/>
+          <w:b/>
+          <w:color w:val="1A365D"/>
+          <w:sz w:val="36"/>
+        </w:rPr>
+        <w:t>2. Problem Definition &amp; Initial Planning</w:t>
+      </w:r>
+    </w:p>
+    <w:p>
+      <w:pPr>
+        <w:spacing w:before="0" w:after="100" w:line="300" w:lineRule="auto"/>
+      </w:pPr>
+      <w:r>
+        <w:rPr>
+          <w:rFonts w:ascii="Calibri" w:hAnsi="Calibri"/>
+          <w:i w:val="0"/>
+          <w:color w:val="0F172A"/>
+          <w:sz w:val="22"/>
+        </w:rPr>
+        <w:t>The core task is given a single line of OCR-extracted text from a Korean receipt (e.g. '신라면', '결제금액', '포장유무'), output a binary classification: FOOD or NOT-FOOD. This is the foundation of a larger receipt parsing system that must identify what items were purchased.</w:t>
+      </w:r>
+    </w:p>
+    <w:p>
+      <w:pPr>
+        <w:keepNext/>
+        <w:spacing w:before="280" w:after="80"/>
+      </w:pPr>
+      <w:r>
+        <w:rPr>
+          <w:rFonts w:ascii="Calibri" w:hAnsi="Calibri"/>
+          <w:b/>
+          <w:color w:val="0F766E"/>
+          <w:sz w:val="28"/>
+        </w:rPr>
+        <w:t>2.1 Why This Is Not Simple Text Matching</w:t>
+      </w:r>
+    </w:p>
+    <w:p>
+      <w:pPr>
+        <w:spacing w:before="0" w:after="100" w:line="300" w:lineRule="auto"/>
+      </w:pPr>
+      <w:r>
+        <w:rPr>
+          <w:rFonts w:ascii="Calibri" w:hAnsi="Calibri"/>
+          <w:i w:val="0"/>
+          <w:color w:val="0F172A"/>
+          <w:sz w:val="22"/>
+        </w:rPr>
+        <w:t>The naive approach — a keyword dictionary — fails because:</w:t>
+      </w:r>
+    </w:p>
+    <w:p>
+      <w:pPr>
+        <w:pStyle w:val="ListBullet"/>
+        <w:spacing w:before="0" w:after="60" w:line="276" w:lineRule="auto"/>
+      </w:pPr>
+      <w:r>
+        <w:rPr>
+          <w:rFonts w:ascii="Calibri" w:hAnsi="Calibri"/>
+          <w:b/>
+          <w:color w:val="0F172A"/>
+          <w:sz w:val="21"/>
+        </w:rPr>
+        <w:t xml:space="preserve">OCR noise breaks exact matches: </w:t>
+      </w:r>
+      <w:r>
+        <w:rPr>
+          <w:rFonts w:ascii="Calibri" w:hAnsi="Calibri"/>
+          <w:color w:val="0F172A"/>
+          <w:sz w:val="21"/>
+        </w:rPr>
+        <w:t>'신라면' may appear as '신다면', '신라면5', '신 라 면', or '신라먄' — all should match, but dictionary lookup finds none.</w:t>
+      </w:r>
+    </w:p>
+    <w:p>
+      <w:pPr>
+        <w:pStyle w:val="ListBullet"/>
+        <w:spacing w:before="0" w:after="60" w:line="276" w:lineRule="auto"/>
+      </w:pPr>
+      <w:r>
+        <w:rPr>
+          <w:rFonts w:ascii="Calibri" w:hAnsi="Calibri"/>
+          <w:b/>
+          <w:color w:val="0F172A"/>
+          <w:sz w:val="21"/>
+        </w:rPr>
+        <w:t xml:space="preserve">Ambiguous roots exist: </w:t>
+      </w:r>
+      <w:r>
+        <w:rPr>
+          <w:rFonts w:ascii="Calibri" w:hAnsi="Calibri"/>
+          <w:color w:val="0F172A"/>
+          <w:sz w:val="21"/>
+        </w:rPr>
+        <w:t>'소금' (salt, FOOD) vs '결제금액' (payment total, NOT-FOOD) — both contain '금'. '포장 아메리카노' (FOOD) vs '포장유무' (packaging status header, NOT-FOOD) — both start with '포장'.</w:t>
+      </w:r>
+    </w:p>
+    <w:p>
+      <w:pPr>
+        <w:pStyle w:val="ListBullet"/>
+        <w:spacing w:before="0" w:after="60" w:line="276" w:lineRule="auto"/>
+      </w:pPr>
+      <w:r>
+        <w:rPr>
+          <w:rFonts w:ascii="Calibri" w:hAnsi="Calibri"/>
+          <w:b/>
+          <w:color w:val="0F172A"/>
+          <w:sz w:val="21"/>
+        </w:rPr>
+        <w:t xml:space="preserve">Receipt metadata looks like food: </w:t>
+      </w:r>
+      <w:r>
+        <w:rPr>
+          <w:rFonts w:ascii="Calibri" w:hAnsi="Calibri"/>
+          <w:color w:val="0F172A"/>
+          <w:sz w:val="21"/>
+        </w:rPr>
+        <w:t>Lines like '주문번호', '테이블', '대기번호', '상품코드' appear in every receipt but are operational headers, not food.</w:t>
+      </w:r>
+    </w:p>
+    <w:p>
+      <w:pPr>
+        <w:pStyle w:val="ListBullet"/>
+        <w:spacing w:before="0" w:after="60" w:line="276" w:lineRule="auto"/>
+      </w:pPr>
+      <w:r>
+        <w:rPr>
+          <w:rFonts w:ascii="Calibri" w:hAnsi="Calibri"/>
+          <w:b/>
+          <w:color w:val="0F172A"/>
+          <w:sz w:val="21"/>
+        </w:rPr>
+        <w:t xml:space="preserve">New item names emerge constantly: </w:t>
+      </w:r>
+      <w:r>
+        <w:rPr>
+          <w:rFonts w:ascii="Calibri" w:hAnsi="Calibri"/>
+          <w:color w:val="0F172A"/>
+          <w:sz w:val="21"/>
+        </w:rPr>
+        <w:t>Korean menus are extremely dynamic. A dictionary would require constant manual updates.</w:t>
+      </w:r>
+    </w:p>
+    <w:p>
+      <w:pPr>
+        <w:keepNext/>
+        <w:spacing w:before="280" w:after="80"/>
+      </w:pPr>
+      <w:r>
+        <w:rPr>
+          <w:rFonts w:ascii="Calibri" w:hAnsi="Calibri"/>
+          <w:b/>
+          <w:color w:val="0F766E"/>
+          <w:sz w:val="28"/>
+        </w:rPr>
+        <w:t>2.2 Deciding the Architecture: Embedding vs. Transformer</w:t>
+      </w:r>
+    </w:p>
+    <w:p>
+      <w:pPr>
+        <w:spacing w:before="0" w:after="100" w:line="300" w:lineRule="auto"/>
+      </w:pPr>
+      <w:r>
+        <w:rPr>
+          <w:rFonts w:ascii="Calibri" w:hAnsi="Calibri"/>
+          <w:i w:val="0"/>
+          <w:color w:val="0F172A"/>
+          <w:sz w:val="22"/>
+        </w:rPr>
+        <w:t>The two primary candidates evaluated were FastText (character n-gram bag-of-words embedding) and Korean BERT (transformer-based contextual encoder). The decision required understanding the fundamental structural difference between these two approaches and their fit to this specific problem.</w:t>
       </w:r>
     </w:p>
     <w:p>
@@ -79,7 +316,1345 @@
           <w:color w:val="1A365D"/>
           <w:sz w:val="36"/>
         </w:rPr>
-        <w:t>2. Summary Comparison Benchmark</w:t>
+        <w:t>3. FastText vs. Korean BERT: Architecture Comparison &amp; Trade-off Analysis</w:t>
+      </w:r>
+    </w:p>
+    <w:p>
+      <w:pPr>
+        <w:keepNext/>
+        <w:spacing w:before="280" w:after="80"/>
+      </w:pPr>
+      <w:r>
+        <w:rPr>
+          <w:rFonts w:ascii="Calibri" w:hAnsi="Calibri"/>
+          <w:b/>
+          <w:color w:val="0F766E"/>
+          <w:sz w:val="28"/>
+        </w:rPr>
+        <w:t>3.1 How FastText Works</w:t>
+      </w:r>
+    </w:p>
+    <w:p>
+      <w:pPr>
+        <w:spacing w:before="0" w:after="100" w:line="300" w:lineRule="auto"/>
+      </w:pPr>
+      <w:r>
+        <w:rPr>
+          <w:rFonts w:ascii="Calibri" w:hAnsi="Calibri"/>
+          <w:i w:val="0"/>
+          <w:color w:val="0F172A"/>
+          <w:sz w:val="22"/>
+        </w:rPr>
+        <w:t>FastText, developed by Facebook AI Research, represents each word as the sum of its character n-gram sub-word embeddings. For a Korean word like '갈비찜', FastText breaks it into all character 2- and 3-gram sub-tokens: 갈비, 비찜, 갈비찜, plus the full word itself. Each sub-token has a learned embedding vector in a shared lookup table. Classification is performed by summing the sub-token embeddings to form a bag-of-n-grams sentence representation, then passing it through a single linear classification layer. There is no attention mechanism, no sequential processing, and no context window — the model has no concept of word order or positional relationship.</w:t>
+      </w:r>
+    </w:p>
+    <w:tbl>
+      <w:tblPr>
+        <w:tblW w:type="auto" w:w="0"/>
+        <w:jc w:val="center"/>
+        <w:tblLook w:firstColumn="1" w:firstRow="1" w:lastColumn="0" w:lastRow="0" w:noHBand="0" w:noVBand="1" w:val="04A0"/>
+      </w:tblPr>
+      <w:tblGrid>
+        <w:gridCol w:w="9936"/>
+      </w:tblGrid>
+      <w:tr>
+        <w:tc>
+          <w:tcPr>
+            <w:tcW w:type="dxa" w:w="9936"/>
+            <w:shd w:fill="F0F9FF"/>
+            <w:tcMar>
+              <w:top w:w="140" w:type="dxa"/>
+              <w:bottom w:w="140" w:type="dxa"/>
+              <w:left w:w="200" w:type="dxa"/>
+              <w:right w:w="200" w:type="dxa"/>
+            </w:tcMar>
+            <w:tcBorders>
+              <w:left w:val="single" w:sz="36" w:space="0" w:color="0F766E"/>
+              <w:top w:val="none"/>
+              <w:right w:val="none"/>
+              <w:bottom w:val="none"/>
+            </w:tcBorders>
+          </w:tcPr>
+          <w:p>
+            <w:pPr>
+              <w:spacing w:after="40"/>
+            </w:pPr>
+            <w:r>
+              <w:rPr>
+                <w:rFonts w:ascii="Calibri" w:hAnsi="Calibri"/>
+                <w:b/>
+                <w:color w:val="0F766E"/>
+                <w:sz w:val="22"/>
+              </w:rPr>
+              <w:t>📌 FASTTEXT'S NATURAL OCR ADVANTAGE</w:t>
+              <w:br/>
+            </w:r>
+            <w:r>
+              <w:rPr>
+                <w:rFonts w:ascii="Calibri" w:hAnsi="Calibri"/>
+                <w:color w:val="0F172A"/>
+                <w:sz w:val="21"/>
+              </w:rPr>
+              <w:t>Because FastText embeds at the sub-character level (Jamo components of Hangul), it is naturally robust to OCR stroke-level noise. '갈비찜' and '갈비음' share most of their n-grams, so their embeddings are close in vector space. A BERT model would tokenize these as two completely different tokens and treat them as unrelated.</w:t>
+            </w:r>
+          </w:p>
+        </w:tc>
+      </w:tr>
+    </w:tbl>
+    <w:p>
+      <w:pPr>
+        <w:spacing w:after="80"/>
+      </w:pPr>
+    </w:p>
+    <w:p>
+      <w:pPr>
+        <w:keepNext/>
+        <w:spacing w:before="280" w:after="80"/>
+      </w:pPr>
+      <w:r>
+        <w:rPr>
+          <w:rFonts w:ascii="Calibri" w:hAnsi="Calibri"/>
+          <w:b/>
+          <w:color w:val="0F766E"/>
+          <w:sz w:val="28"/>
+        </w:rPr>
+        <w:t>3.2 How Korean BERT Works</w:t>
+      </w:r>
+    </w:p>
+    <w:p>
+      <w:pPr>
+        <w:spacing w:before="0" w:after="100" w:line="300" w:lineRule="auto"/>
+      </w:pPr>
+      <w:r>
+        <w:rPr>
+          <w:rFonts w:ascii="Calibri" w:hAnsi="Calibri"/>
+          <w:i w:val="0"/>
+          <w:color w:val="0F172A"/>
+          <w:sz w:val="22"/>
+        </w:rPr>
+        <w:t>Korean BERT (e.g. klue/bert-base, monologg/koelectra) uses a WordPiece tokenizer that pre-segments Korean text into sub-word vocabulary units, then processes the full sequence through a 12-layer transformer with multi-head self-attention. BERT builds deeply contextual representations — it understands that '갈비' in '갈비 냄새가 났다' (the smell of galbi) and '갈비' in '갈비 1인분 (13,000원)' carry different semantic weights. However, this contextual power comes at a cost: each inference requires the full transformer forward pass (768-dimensional hidden states × 12 layers), making it ~120× slower than FastText at inference time.</w:t>
+      </w:r>
+    </w:p>
+    <w:p>
+      <w:pPr>
+        <w:keepNext/>
+        <w:spacing w:before="280" w:after="80"/>
+      </w:pPr>
+      <w:r>
+        <w:rPr>
+          <w:rFonts w:ascii="Calibri" w:hAnsi="Calibri"/>
+          <w:b/>
+          <w:color w:val="0F766E"/>
+          <w:sz w:val="28"/>
+        </w:rPr>
+        <w:t>3.3 Why FastText is More Favorable for This Task</w:t>
+      </w:r>
+    </w:p>
+    <w:p>
+      <w:pPr>
+        <w:spacing w:before="0" w:after="100" w:line="300" w:lineRule="auto"/>
+      </w:pPr>
+      <w:r>
+        <w:rPr>
+          <w:rFonts w:ascii="Calibri" w:hAnsi="Calibri"/>
+          <w:i w:val="0"/>
+          <w:color w:val="0F172A"/>
+          <w:sz w:val="22"/>
+        </w:rPr>
+        <w:t>The decision to prefer FastText over BERT came down to five concrete factors:</w:t>
+      </w:r>
+    </w:p>
+    <w:p>
+      <w:pPr>
+        <w:pStyle w:val="ListBullet"/>
+        <w:spacing w:before="0" w:after="60" w:line="276" w:lineRule="auto"/>
+      </w:pPr>
+      <w:r>
+        <w:rPr>
+          <w:rFonts w:ascii="Calibri" w:hAnsi="Calibri"/>
+          <w:b/>
+          <w:color w:val="0F172A"/>
+          <w:sz w:val="21"/>
+        </w:rPr>
+        <w:t xml:space="preserve">1. Receipt lines have no meaningful cross-token context: </w:t>
+      </w:r>
+      <w:r>
+        <w:rPr>
+          <w:rFonts w:ascii="Calibri" w:hAnsi="Calibri"/>
+          <w:color w:val="0F172A"/>
+          <w:sz w:val="21"/>
+        </w:rPr>
+        <w:t>A receipt line is typically 1-4 tokens long: '신라면 1개', '아메리카노', '갈비세트'. BERT's 12 layers of self-attention on a 3-token sequence yields zero contextual advantage over a bag-of-words embedding. The context BERT is designed to exploit simply does not exist in short receipt lines.</w:t>
+      </w:r>
+    </w:p>
+    <w:p>
+      <w:pPr>
+        <w:pStyle w:val="ListBullet"/>
+        <w:spacing w:before="0" w:after="60" w:line="276" w:lineRule="auto"/>
+      </w:pPr>
+      <w:r>
+        <w:rPr>
+          <w:rFonts w:ascii="Calibri" w:hAnsi="Calibri"/>
+          <w:b/>
+          <w:color w:val="0F172A"/>
+          <w:sz w:val="21"/>
+        </w:rPr>
+        <w:t xml:space="preserve">2. Sub-word OCR robustness: </w:t>
+      </w:r>
+      <w:r>
+        <w:rPr>
+          <w:rFonts w:ascii="Calibri" w:hAnsi="Calibri"/>
+          <w:color w:val="0F172A"/>
+          <w:sz w:val="21"/>
+        </w:rPr>
+        <w:t>FastText's character n-gram structure means OCR corruptions that change 1-2 strokes still land near the correct embedding. BERT's WordPiece tokenizer maps corrupted tokens to [UNK] or to an unrelated vocabulary entry, creating a hard decision boundary at token segmentation that amplifies OCR noise.</w:t>
+      </w:r>
+    </w:p>
+    <w:p>
+      <w:pPr>
+        <w:pStyle w:val="ListBullet"/>
+        <w:spacing w:before="0" w:after="60" w:line="276" w:lineRule="auto"/>
+      </w:pPr>
+      <w:r>
+        <w:rPr>
+          <w:rFonts w:ascii="Calibri" w:hAnsi="Calibri"/>
+          <w:b/>
+          <w:color w:val="0F172A"/>
+          <w:sz w:val="21"/>
+        </w:rPr>
+        <w:t xml:space="preserve">3. Inference latency requirement: </w:t>
+      </w:r>
+      <w:r>
+        <w:rPr>
+          <w:rFonts w:ascii="Calibri" w:hAnsi="Calibri"/>
+          <w:color w:val="0F172A"/>
+          <w:sz w:val="21"/>
+        </w:rPr>
+        <w:t>Receipt scanning on Android must process 20-50 lines in real time as the user holds the camera. FastText: 0.078 ms/line. Korean BERT: 9.67 ms/line. For a 30-line receipt: FastText finishes in 2.3 ms total; BERT takes 290 ms — a 126× difference, crossing the perceptible latency threshold on mobile.</w:t>
+      </w:r>
+    </w:p>
+    <w:p>
+      <w:pPr>
+        <w:pStyle w:val="ListBullet"/>
+        <w:spacing w:before="0" w:after="60" w:line="276" w:lineRule="auto"/>
+      </w:pPr>
+      <w:r>
+        <w:rPr>
+          <w:rFonts w:ascii="Calibri" w:hAnsi="Calibri"/>
+          <w:b/>
+          <w:color w:val="0F172A"/>
+          <w:sz w:val="21"/>
+        </w:rPr>
+        <w:t xml:space="preserve">4. On-device model size: </w:t>
+      </w:r>
+      <w:r>
+        <w:rPr>
+          <w:rFonts w:ascii="Calibri" w:hAnsi="Calibri"/>
+          <w:color w:val="0F172A"/>
+          <w:sz w:val="21"/>
+        </w:rPr>
+        <w:t>Quantized FastText .ftz: ~27 MB. Quantized BERT ONNX: 14.6 MB each (but requires tokenizer, vocab, ONNX runtime overhead). FastText inference uses no external runtime — it is a direct matrix lookup + dot product.</w:t>
+      </w:r>
+    </w:p>
+    <w:p>
+      <w:pPr>
+        <w:pStyle w:val="ListBullet"/>
+        <w:spacing w:before="0" w:after="60" w:line="276" w:lineRule="auto"/>
+      </w:pPr>
+      <w:r>
+        <w:rPr>
+          <w:rFonts w:ascii="Calibri" w:hAnsi="Calibri"/>
+          <w:b/>
+          <w:color w:val="0F172A"/>
+          <w:sz w:val="21"/>
+        </w:rPr>
+        <w:t xml:space="preserve">5. Training data efficiency: </w:t>
+      </w:r>
+      <w:r>
+        <w:rPr>
+          <w:rFonts w:ascii="Calibri" w:hAnsi="Calibri"/>
+          <w:color w:val="0F172A"/>
+          <w:sz w:val="21"/>
+        </w:rPr>
+        <w:t>BERT fine-tuning requires careful learning rate scheduling, warm-up steps, and is prone to catastrophic forgetting on small datasets. FastText trains on 230,000 rows in under 3 minutes and is trivially re-trainable when new receipt types are encountered.</w:t>
+      </w:r>
+    </w:p>
+    <w:tbl>
+      <w:tblPr>
+        <w:tblW w:type="auto" w:w="0"/>
+        <w:jc w:val="center"/>
+        <w:tblLook w:firstColumn="1" w:firstRow="1" w:lastColumn="0" w:lastRow="0" w:noHBand="0" w:noVBand="1" w:val="04A0"/>
+      </w:tblPr>
+      <w:tblGrid>
+        <w:gridCol w:w="9936"/>
+      </w:tblGrid>
+      <w:tr>
+        <w:tc>
+          <w:tcPr>
+            <w:tcW w:type="dxa" w:w="9936"/>
+            <w:shd w:fill="FFF7ED"/>
+            <w:tcMar>
+              <w:top w:w="140" w:type="dxa"/>
+              <w:bottom w:w="140" w:type="dxa"/>
+              <w:left w:w="200" w:type="dxa"/>
+              <w:right w:w="200" w:type="dxa"/>
+            </w:tcMar>
+            <w:tcBorders>
+              <w:left w:val="single" w:sz="36" w:space="0" w:color="C2410C"/>
+              <w:top w:val="none"/>
+              <w:right w:val="none"/>
+              <w:bottom w:val="none"/>
+            </w:tcBorders>
+          </w:tcPr>
+          <w:p>
+            <w:pPr>
+              <w:spacing w:after="40"/>
+            </w:pPr>
+            <w:r>
+              <w:rPr>
+                <w:rFonts w:ascii="Calibri" w:hAnsi="Calibri"/>
+                <w:b/>
+                <w:color w:val="C2410C"/>
+                <w:sz w:val="22"/>
+              </w:rPr>
+              <w:t>⚠ EMPIRICAL FINDING: BERT UNDERPERFORMS FASTTEXT ON RECEIPT LINES</w:t>
+              <w:br/>
+            </w:r>
+            <w:r>
+              <w:rPr>
+                <w:rFonts w:ascii="Calibri" w:hAnsi="Calibri"/>
+                <w:color w:val="0F172A"/>
+                <w:sz w:val="21"/>
+              </w:rPr>
+              <w:t>Empirical benchmark confirmed the theory: Korean BERT new_aug_v1 (54k dataset) scored 64.9% Food F1 vs FastText new_aug_v1's 75.0% Food F1 on the same data. BERT's FP rate was higher because it over-generalized context-dependent food associations learned from its pre-training corpus (where food words appear in full sentences with rich context), causing it to misclassify operational receipt headers that share root morphemes with food terms.</w:t>
+            </w:r>
+          </w:p>
+        </w:tc>
+      </w:tr>
+    </w:tbl>
+    <w:p>
+      <w:pPr>
+        <w:spacing w:after="80"/>
+      </w:pPr>
+    </w:p>
+    <w:p>
+      <w:pPr>
+        <w:keepNext/>
+        <w:spacing w:before="360" w:after="120"/>
+      </w:pPr>
+      <w:r>
+        <w:rPr>
+          <w:rFonts w:ascii="Calibri" w:hAnsi="Calibri"/>
+          <w:b/>
+          <w:color w:val="1A365D"/>
+          <w:sz w:val="36"/>
+        </w:rPr>
+        <w:t>4. Dataset Design &amp; Augmentation Strategy</w:t>
+      </w:r>
+    </w:p>
+    <w:p>
+      <w:pPr>
+        <w:keepNext/>
+        <w:spacing w:before="280" w:after="80"/>
+      </w:pPr>
+      <w:r>
+        <w:rPr>
+          <w:rFonts w:ascii="Calibri" w:hAnsi="Calibri"/>
+          <w:b/>
+          <w:color w:val="0F766E"/>
+          <w:sz w:val="28"/>
+        </w:rPr>
+        <w:t>4.1 Initial Dataset Construction (v23 → v25)</w:t>
+      </w:r>
+    </w:p>
+    <w:p>
+      <w:pPr>
+        <w:spacing w:before="0" w:after="100" w:line="300" w:lineRule="auto"/>
+      </w:pPr>
+      <w:r>
+        <w:rPr>
+          <w:rFonts w:ascii="Calibri" w:hAnsi="Calibri"/>
+          <w:i w:val="0"/>
+          <w:color w:val="0F172A"/>
+          <w:sz w:val="22"/>
+        </w:rPr>
+        <w:t>The first dataset (v23, 18,800 rows) was built from curated Korean food term dictionaries and receipt metadata lists. v25 (32,400 rows) expanded this with additional restaurant category terms, delivery platform keywords, and regional specialties. However, evaluation on real receipts revealed that v23 and v25 models achieved only 55% Food Recall — meaning they missed nearly half of all food items. The root cause: the training data contained clean, canonical Korean text, while real OCR output was systematically corrupted in patterns the models had never seen.</w:t>
+      </w:r>
+    </w:p>
+    <w:p>
+      <w:pPr>
+        <w:keepNext/>
+        <w:spacing w:before="280" w:after="80"/>
+      </w:pPr>
+      <w:r>
+        <w:rPr>
+          <w:rFonts w:ascii="Calibri" w:hAnsi="Calibri"/>
+          <w:b/>
+          <w:color w:val="0F766E"/>
+          <w:sz w:val="28"/>
+        </w:rPr>
+        <w:t>4.2 Error Analysis: Finding the OCR Corruption Patterns</w:t>
+      </w:r>
+    </w:p>
+    <w:p>
+      <w:pPr>
+        <w:spacing w:before="0" w:after="100" w:line="300" w:lineRule="auto"/>
+      </w:pPr>
+      <w:r>
+        <w:rPr>
+          <w:rFonts w:ascii="Calibri" w:hAnsi="Calibri"/>
+          <w:i w:val="0"/>
+          <w:color w:val="0F172A"/>
+          <w:sz w:val="22"/>
+        </w:rPr>
+        <w:t>We collected 31 real Korean receipt images and ran ML Kit OCR on them, producing 785 annotated lines. Manual analysis of the 41 false negatives (food items missed by the v23 baseline) revealed 5 systematic OCR corruption patterns:</w:t>
+      </w:r>
+    </w:p>
+    <w:p>
+      <w:pPr>
+        <w:pStyle w:val="ListBullet"/>
+        <w:spacing w:before="0" w:after="60" w:line="276" w:lineRule="auto"/>
+      </w:pPr>
+      <w:r>
+        <w:rPr>
+          <w:rFonts w:ascii="Calibri" w:hAnsi="Calibri"/>
+          <w:b/>
+          <w:color w:val="0F172A"/>
+          <w:sz w:val="21"/>
+        </w:rPr>
+        <w:t xml:space="preserve">Pattern 1: Jamo Visual Stroke Confusion: </w:t>
+      </w:r>
+      <w:r>
+        <w:rPr>
+          <w:rFonts w:ascii="Calibri" w:hAnsi="Calibri"/>
+          <w:color w:val="0F172A"/>
+          <w:sz w:val="21"/>
+        </w:rPr>
+        <w:t>Korean Hangul characters share visual stroke primitives. OCR systems confuse characters whose strokes are similar: ㄱ/ㄴ/ㄷ (single horizontal strokes), ㅁ/ㅂ (box-like shapes), ㅗ/ㅜ (T-shaped), ㅎ/ㄹ (loop strokes). Example: '갈비찜' → '갈디닥', '화이어윙' → '모이어되4', '한우앞다리' → '논무말다리'.</w:t>
+      </w:r>
+    </w:p>
+    <w:p>
+      <w:pPr>
+        <w:pStyle w:val="ListBullet"/>
+        <w:spacing w:before="0" w:after="60" w:line="276" w:lineRule="auto"/>
+      </w:pPr>
+      <w:r>
+        <w:rPr>
+          <w:rFonts w:ascii="Calibri" w:hAnsi="Calibri"/>
+          <w:b/>
+          <w:color w:val="0F172A"/>
+          <w:sz w:val="21"/>
+        </w:rPr>
+        <w:t xml:space="preserve">Pattern 2: Space Fragmentation: </w:t>
+      </w:r>
+      <w:r>
+        <w:rPr>
+          <w:rFonts w:ascii="Calibri" w:hAnsi="Calibri"/>
+          <w:color w:val="0F172A"/>
+          <w:sz w:val="21"/>
+        </w:rPr>
+        <w:t>Receipt layout engines often insert extra whitespace between characters when text straddles column boundaries: '포테이토' → '포 테이 토', '새우버거' → '새 우 버 거'. The classifier saw each fragment independently and rejected short 1-2 char sequences as non-food noise.</w:t>
+      </w:r>
+    </w:p>
+    <w:p>
+      <w:pPr>
+        <w:pStyle w:val="ListBullet"/>
+        <w:spacing w:before="0" w:after="60" w:line="276" w:lineRule="auto"/>
+      </w:pPr>
+      <w:r>
+        <w:rPr>
+          <w:rFonts w:ascii="Calibri" w:hAnsi="Calibri"/>
+          <w:b/>
+          <w:color w:val="0F172A"/>
+          <w:sz w:val="21"/>
+        </w:rPr>
+        <w:t xml:space="preserve">Pattern 3: Price &amp; Quantity Fusion: </w:t>
+      </w:r>
+      <w:r>
+        <w:rPr>
+          <w:rFonts w:ascii="Calibri" w:hAnsi="Calibri"/>
+          <w:color w:val="0F172A"/>
+          <w:sz w:val="21"/>
+        </w:rPr>
+        <w:t>The OCR engine frequently merged the item name column with the price column: '조청쌀엿' + '1 2kg 2,680원' → '조청쌀엿1 2kg 2,680원'. The model, never having seen digit-fused food terms, rejected these as non-food.</w:t>
+      </w:r>
+    </w:p>
+    <w:p>
+      <w:pPr>
+        <w:pStyle w:val="ListBullet"/>
+        <w:spacing w:before="0" w:after="60" w:line="276" w:lineRule="auto"/>
+      </w:pPr>
+      <w:r>
+        <w:rPr>
+          <w:rFonts w:ascii="Calibri" w:hAnsi="Calibri"/>
+          <w:b/>
+          <w:color w:val="0F172A"/>
+          <w:sz w:val="21"/>
+        </w:rPr>
+        <w:t xml:space="preserve">Pattern 4: Kiosk / Tag Prefixes: </w:t>
+      </w:r>
+      <w:r>
+        <w:rPr>
+          <w:rFonts w:ascii="Calibri" w:hAnsi="Calibri"/>
+          <w:color w:val="0F172A"/>
+          <w:sz w:val="21"/>
+        </w:rPr>
+        <w:t>Modern Korean POS systems print item type prefixes: '[포장]', '[매장]', '(HOT)', '(ICE)'. These prefixes caused the classifier to treat the line as a metadata entry rather than a food item.</w:t>
+      </w:r>
+    </w:p>
+    <w:p>
+      <w:pPr>
+        <w:pStyle w:val="ListBullet"/>
+        <w:spacing w:before="0" w:after="60" w:line="276" w:lineRule="auto"/>
+      </w:pPr>
+      <w:r>
+        <w:rPr>
+          <w:rFonts w:ascii="Calibri" w:hAnsi="Calibri"/>
+          <w:b/>
+          <w:color w:val="0F172A"/>
+          <w:sz w:val="21"/>
+        </w:rPr>
+        <w:t xml:space="preserve">Pattern 5: Symbol Noise &amp; Leading Characters: </w:t>
+      </w:r>
+      <w:r>
+        <w:rPr>
+          <w:rFonts w:ascii="Calibri" w:hAnsi="Calibri"/>
+          <w:color w:val="0F172A"/>
+          <w:sz w:val="21"/>
+        </w:rPr>
+        <w:t>Thermal printer artifacts introduce leading symbols: '#신라면', '~칠리새우', '*소갈비', ''도시락'. These break exact n-gram matching against clean training examples.</w:t>
+      </w:r>
+    </w:p>
+    <w:p>
+      <w:pPr>
+        <w:keepNext/>
+        <w:spacing w:before="280" w:after="80"/>
+      </w:pPr>
+      <w:r>
+        <w:rPr>
+          <w:rFonts w:ascii="Calibri" w:hAnsi="Calibri"/>
+          <w:b/>
+          <w:color w:val="0F766E"/>
+          <w:sz w:val="28"/>
+        </w:rPr>
+        <w:t>4.3 Building the new_aug_v1 Dataset (54,813 Rows)</w:t>
+      </w:r>
+    </w:p>
+    <w:p>
+      <w:pPr>
+        <w:spacing w:before="0" w:after="100" w:line="300" w:lineRule="auto"/>
+      </w:pPr>
+      <w:r>
+        <w:rPr>
+          <w:rFonts w:ascii="Calibri" w:hAnsi="Calibri"/>
+          <w:i w:val="0"/>
+          <w:color w:val="0F172A"/>
+          <w:sz w:val="22"/>
+        </w:rPr>
+        <w:t>The new_aug_v1 dataset applied Hangul visual augmentation (jamo stroke confusion simulation) across all 32,566 food terms in the v25 dataset, generating systematically corrupted variants using a deterministic confusion matrix: ㄱ↔ㄴ (prob 0.15), ㅁ↔ㅂ (prob 0.12), ㅗ↔ㅜ (prob 0.18), ㅎ↔ㄹ (prob 0.10). This expanded the food class from 18,566 → 36,000 rows and balanced it against 18,813 not-food rows, bringing the total to 54,813 rows. The result was a significant recall improvement: FastText new_aug_v1 achieved 69.2% Food Recall vs 55.0% for v23 baseline. However, 28 FNs (food items still missed) and 14 FPs (non-food items incorrectly classified as food) remained.</w:t>
+      </w:r>
+    </w:p>
+    <w:p>
+      <w:pPr>
+        <w:keepNext/>
+        <w:spacing w:before="280" w:after="80"/>
+      </w:pPr>
+      <w:r>
+        <w:rPr>
+          <w:rFonts w:ascii="Calibri" w:hAnsi="Calibri"/>
+          <w:b/>
+          <w:color w:val="0F766E"/>
+          <w:sz w:val="28"/>
+        </w:rPr>
+        <w:t>4.4 Deep-Dive Error Analysis: The Residual 28 FNs &amp; 14 FPs</w:t>
+      </w:r>
+    </w:p>
+    <w:p>
+      <w:pPr>
+        <w:spacing w:before="0" w:after="100" w:line="300" w:lineRule="auto"/>
+      </w:pPr>
+      <w:r>
+        <w:rPr>
+          <w:rFonts w:ascii="Calibri" w:hAnsi="Calibri"/>
+          <w:i w:val="0"/>
+          <w:color w:val="0F172A"/>
+          <w:sz w:val="22"/>
+        </w:rPr>
+        <w:t>Examining the residual errors after new_aug_v1 revealed that the remaining failures shared two root causes:</w:t>
+      </w:r>
+    </w:p>
+    <w:p>
+      <w:pPr>
+        <w:keepNext/>
+        <w:spacing w:before="200" w:after="60"/>
+      </w:pPr>
+      <w:r>
+        <w:rPr>
+          <w:rFonts w:ascii="Calibri" w:hAnsi="Calibri"/>
+          <w:b/>
+          <w:color w:val="1A365D"/>
+          <w:sz w:val="24"/>
+        </w:rPr>
+        <w:t>Residual False Negatives (28 missed food items)</w:t>
+      </w:r>
+    </w:p>
+    <w:p>
+      <w:pPr>
+        <w:pStyle w:val="ListBullet"/>
+        <w:spacing w:before="0" w:after="60" w:line="276" w:lineRule="auto"/>
+      </w:pPr>
+      <w:r>
+        <w:rPr>
+          <w:rFonts w:ascii="Calibri" w:hAnsi="Calibri"/>
+          <w:b/>
+          <w:color w:val="0F172A"/>
+          <w:sz w:val="21"/>
+        </w:rPr>
+        <w:t xml:space="preserve">Price/quantity fusion: </w:t>
+      </w:r>
+      <w:r>
+        <w:rPr>
+          <w:rFonts w:ascii="Calibri" w:hAnsi="Calibri"/>
+          <w:color w:val="0F172A"/>
+          <w:sz w:val="21"/>
+        </w:rPr>
+        <w:t>Items like '조청쌀엿1 2kg 2,680원', '*+8DS 조청살엿1 2kg' — price fusion combined with symbol noise created patterns completely absent from training data.</w:t>
+      </w:r>
+    </w:p>
+    <w:p>
+      <w:pPr>
+        <w:pStyle w:val="ListBullet"/>
+        <w:spacing w:before="0" w:after="60" w:line="276" w:lineRule="auto"/>
+      </w:pPr>
+      <w:r>
+        <w:rPr>
+          <w:rFonts w:ascii="Calibri" w:hAnsi="Calibri"/>
+          <w:b/>
+          <w:color w:val="0F172A"/>
+          <w:sz w:val="21"/>
+        </w:rPr>
+        <w:t xml:space="preserve">BBQ sub-fragment food terms: </w:t>
+      </w:r>
+      <w:r>
+        <w:rPr>
+          <w:rFonts w:ascii="Calibri" w:hAnsi="Calibri"/>
+          <w:color w:val="0F172A"/>
+          <w:sz w:val="21"/>
+        </w:rPr>
+        <w:t>'궁림' (a truncated version of '궁중갈비'), '소감비삼', '삼접삼' — BBQ restaurant receipts use abbreviated item codes that are meaningful only in context.</w:t>
+      </w:r>
+    </w:p>
+    <w:p>
+      <w:pPr>
+        <w:pStyle w:val="ListBullet"/>
+        <w:spacing w:before="0" w:after="60" w:line="276" w:lineRule="auto"/>
+      </w:pPr>
+      <w:r>
+        <w:rPr>
+          <w:rFonts w:ascii="Calibri" w:hAnsi="Calibri"/>
+          <w:b/>
+          <w:color w:val="0F172A"/>
+          <w:sz w:val="21"/>
+        </w:rPr>
+        <w:t xml:space="preserve">Space-split sub-tokens: </w:t>
+      </w:r>
+      <w:r>
+        <w:rPr>
+          <w:rFonts w:ascii="Calibri" w:hAnsi="Calibri"/>
+          <w:color w:val="0F172A"/>
+          <w:sz w:val="21"/>
+        </w:rPr>
+        <w:t>'도 테이' — a fragment of '포테이토' that appeared after heavy space splitting. The model had no exposure to 2-character sub-fragments of longer food names.</w:t>
+      </w:r>
+    </w:p>
+    <w:p>
+      <w:pPr>
+        <w:keepNext/>
+        <w:spacing w:before="200" w:after="60"/>
+      </w:pPr>
+      <w:r>
+        <w:rPr>
+          <w:rFonts w:ascii="Calibri" w:hAnsi="Calibri"/>
+          <w:b/>
+          <w:color w:val="1A365D"/>
+          <w:sz w:val="24"/>
+        </w:rPr>
+        <w:t>Residual False Positives (14 wrong non-food classified as food)</w:t>
+      </w:r>
+    </w:p>
+    <w:p>
+      <w:pPr>
+        <w:pStyle w:val="ListBullet"/>
+        <w:spacing w:before="0" w:after="60" w:line="276" w:lineRule="auto"/>
+      </w:pPr>
+      <w:r>
+        <w:rPr>
+          <w:rFonts w:ascii="Calibri" w:hAnsi="Calibri"/>
+          <w:b/>
+          <w:color w:val="0F172A"/>
+          <w:sz w:val="21"/>
+        </w:rPr>
+        <w:t xml:space="preserve">EATZ mileage boilerplate: </w:t>
+      </w:r>
+      <w:r>
+        <w:rPr>
+          <w:rFonts w:ascii="Calibri" w:hAnsi="Calibri"/>
+          <w:color w:val="0F172A"/>
+          <w:sz w:val="21"/>
+        </w:rPr>
+        <w:t>'춤 저립EATZ마일', '춤 저립EATZ마일 적립' — a rewards program printout whose Hangul sub-tokens collided with food n-gram embeddings (마일 ~ 마늘, 저립 ~ 저림).</w:t>
+      </w:r>
+    </w:p>
+    <w:p>
+      <w:pPr>
+        <w:pStyle w:val="ListBullet"/>
+        <w:spacing w:before="0" w:after="60" w:line="276" w:lineRule="auto"/>
+      </w:pPr>
+      <w:r>
+        <w:rPr>
+          <w:rFonts w:ascii="Calibri" w:hAnsi="Calibri"/>
+          <w:b/>
+          <w:color w:val="0F172A"/>
+          <w:sz w:val="21"/>
+        </w:rPr>
+        <w:t xml:space="preserve">Order status templates: </w:t>
+      </w:r>
+      <w:r>
+        <w:rPr>
+          <w:rFonts w:ascii="Calibri" w:hAnsi="Calibri"/>
+          <w:color w:val="0F172A"/>
+          <w:sz w:val="21"/>
+        </w:rPr>
+        <w:t>'완료되면 준비하고', '대기런호가' — automated kiosk order-ready messages. The model associated '완료' and '준비' with food preparation contexts.</w:t>
+      </w:r>
+    </w:p>
+    <w:p>
+      <w:pPr>
+        <w:pStyle w:val="ListBullet"/>
+        <w:spacing w:before="0" w:after="60" w:line="276" w:lineRule="auto"/>
+      </w:pPr>
+      <w:r>
+        <w:rPr>
+          <w:rFonts w:ascii="Calibri" w:hAnsi="Calibri"/>
+          <w:b/>
+          <w:color w:val="0F172A"/>
+          <w:sz w:val="21"/>
+        </w:rPr>
+        <w:t xml:space="preserve">Corrupted packaging headers: </w:t>
+      </w:r>
+      <w:r>
+        <w:rPr>
+          <w:rFonts w:ascii="Calibri" w:hAnsi="Calibri"/>
+          <w:color w:val="0F172A"/>
+          <w:sz w:val="21"/>
+        </w:rPr>
+        <w:t>'모장유무' — a corrupted OCR rendering of '포장유무' (packaging Y/N header). Without the corruption having been seen in training, '모장' matched food n-grams.</w:t>
+      </w:r>
+    </w:p>
+    <w:p>
+      <w:pPr>
+        <w:keepNext/>
+        <w:spacing w:before="280" w:after="80"/>
+      </w:pPr>
+      <w:r>
+        <w:rPr>
+          <w:rFonts w:ascii="Calibri" w:hAnsi="Calibri"/>
+          <w:b/>
+          <w:color w:val="0F766E"/>
+          <w:sz w:val="28"/>
+        </w:rPr>
+        <w:t>4.5 The Family-Based Augmentation Architecture (v3.0, 230k Dataset)</w:t>
+      </w:r>
+    </w:p>
+    <w:p>
+      <w:pPr>
+        <w:spacing w:before="0" w:after="100" w:line="300" w:lineRule="auto"/>
+      </w:pPr>
+      <w:r>
+        <w:rPr>
+          <w:rFonts w:ascii="Calibri" w:hAnsi="Calibri"/>
+          <w:i w:val="0"/>
+          <w:color w:val="0F172A"/>
+          <w:sz w:val="22"/>
+        </w:rPr>
+        <w:t>To fix the residual errors, we designed a 'closed-vocabulary receipt family' augmentation system. The key insight was that OCR errors on receipts are not random — they are systematic and domain-specific. Rather than apply random character perturbations, we modelled the actual receipt as a collection of functional families: each family represents a specific semantic category that appears on receipts with predictable noise patterns.</w:t>
+      </w:r>
+    </w:p>
+    <w:p>
+      <w:pPr>
+        <w:spacing w:before="0" w:after="100" w:line="300" w:lineRule="auto"/>
+      </w:pPr>
+      <w:r>
+        <w:rPr>
+          <w:rFonts w:ascii="Calibri" w:hAnsi="Calibri"/>
+          <w:i w:val="0"/>
+          <w:color w:val="0F172A"/>
+          <w:sz w:val="22"/>
+        </w:rPr>
+        <w:t>8 functional families were defined:</w:t>
+      </w:r>
+    </w:p>
+    <w:p>
+      <w:pPr>
+        <w:pStyle w:val="ListBullet"/>
+        <w:spacing w:before="0" w:after="60" w:line="276" w:lineRule="auto"/>
+      </w:pPr>
+      <w:r>
+        <w:rPr>
+          <w:rFonts w:ascii="Calibri" w:hAnsi="Calibri"/>
+          <w:b/>
+          <w:color w:val="0F172A"/>
+          <w:sz w:val="21"/>
+        </w:rPr>
+        <w:t xml:space="preserve">FOOD_ITEM_FAMILY: </w:t>
+      </w:r>
+      <w:r>
+        <w:rPr>
+          <w:rFonts w:ascii="Calibri" w:hAnsi="Calibri"/>
+          <w:color w:val="0F172A"/>
+          <w:sz w:val="21"/>
+        </w:rPr>
+        <w:t>Core Korean food names — the positive class target.</w:t>
+      </w:r>
+    </w:p>
+    <w:p>
+      <w:pPr>
+        <w:pStyle w:val="ListBullet"/>
+        <w:spacing w:before="0" w:after="60" w:line="276" w:lineRule="auto"/>
+      </w:pPr>
+      <w:r>
+        <w:rPr>
+          <w:rFonts w:ascii="Calibri" w:hAnsi="Calibri"/>
+          <w:b/>
+          <w:color w:val="0F172A"/>
+          <w:sz w:val="21"/>
+        </w:rPr>
+        <w:t xml:space="preserve">PRICE_QUANTITY_FAMILY: </w:t>
+      </w:r>
+      <w:r>
+        <w:rPr>
+          <w:rFonts w:ascii="Calibri" w:hAnsi="Calibri"/>
+          <w:color w:val="0F172A"/>
+          <w:sz w:val="21"/>
+        </w:rPr>
+        <w:t>Price rows: '13,500원', '2개 × 6,500', '합계'. NOT-FOOD.</w:t>
+      </w:r>
+    </w:p>
+    <w:p>
+      <w:pPr>
+        <w:pStyle w:val="ListBullet"/>
+        <w:spacing w:before="0" w:after="60" w:line="276" w:lineRule="auto"/>
+      </w:pPr>
+      <w:r>
+        <w:rPr>
+          <w:rFonts w:ascii="Calibri" w:hAnsi="Calibri"/>
+          <w:b/>
+          <w:color w:val="0F172A"/>
+          <w:sz w:val="21"/>
+        </w:rPr>
+        <w:t xml:space="preserve">HEADER_METADATA_FAMILY: </w:t>
+      </w:r>
+      <w:r>
+        <w:rPr>
+          <w:rFonts w:ascii="Calibri" w:hAnsi="Calibri"/>
+          <w:color w:val="0F172A"/>
+          <w:sz w:val="21"/>
+        </w:rPr>
+        <w:t>'영수증', '테이블', '주문번호', '결제수단'. NOT-FOOD.</w:t>
+      </w:r>
+    </w:p>
+    <w:p>
+      <w:pPr>
+        <w:pStyle w:val="ListBullet"/>
+        <w:spacing w:before="0" w:after="60" w:line="276" w:lineRule="auto"/>
+      </w:pPr>
+      <w:r>
+        <w:rPr>
+          <w:rFonts w:ascii="Calibri" w:hAnsi="Calibri"/>
+          <w:b/>
+          <w:color w:val="0F172A"/>
+          <w:sz w:val="21"/>
+        </w:rPr>
+        <w:t xml:space="preserve">ORDER_STATUS_CUSTOMER_FAMILY: </w:t>
+      </w:r>
+      <w:r>
+        <w:rPr>
+          <w:rFonts w:ascii="Calibri" w:hAnsi="Calibri"/>
+          <w:color w:val="0F172A"/>
+          <w:sz w:val="21"/>
+        </w:rPr>
+        <w:t>'준비 완료되면 알림', '대기번호 14번', '주문 접수됨'. NOT-FOOD.</w:t>
+      </w:r>
+    </w:p>
+    <w:p>
+      <w:pPr>
+        <w:pStyle w:val="ListBullet"/>
+        <w:spacing w:before="0" w:after="60" w:line="276" w:lineRule="auto"/>
+      </w:pPr>
+      <w:r>
+        <w:rPr>
+          <w:rFonts w:ascii="Calibri" w:hAnsi="Calibri"/>
+          <w:b/>
+          <w:color w:val="0F172A"/>
+          <w:sz w:val="21"/>
+        </w:rPr>
+        <w:t xml:space="preserve">REWARDS_MILEAGE_FAMILY: </w:t>
+      </w:r>
+      <w:r>
+        <w:rPr>
+          <w:rFonts w:ascii="Calibri" w:hAnsi="Calibri"/>
+          <w:color w:val="0F172A"/>
+          <w:sz w:val="21"/>
+        </w:rPr>
+        <w:t>'EATZ마일 적립', 'OK캐쉬백 포인트'. NOT-FOOD — specifically targeting the EATZ FP pattern.</w:t>
+      </w:r>
+    </w:p>
+    <w:p>
+      <w:pPr>
+        <w:pStyle w:val="ListBullet"/>
+        <w:spacing w:before="0" w:after="60" w:line="276" w:lineRule="auto"/>
+      </w:pPr>
+      <w:r>
+        <w:rPr>
+          <w:rFonts w:ascii="Calibri" w:hAnsi="Calibri"/>
+          <w:b/>
+          <w:color w:val="0F172A"/>
+          <w:sz w:val="21"/>
+        </w:rPr>
+        <w:t xml:space="preserve">KIOSK_TAG_FAMILY: </w:t>
+      </w:r>
+      <w:r>
+        <w:rPr>
+          <w:rFonts w:ascii="Calibri" w:hAnsi="Calibri"/>
+          <w:color w:val="0F172A"/>
+          <w:sz w:val="21"/>
+        </w:rPr>
+        <w:t>'[포장]', '[매장]', '(HOT)', '(ICE)'. Prefixes that precede food items — FOOD when followed by item name.</w:t>
+      </w:r>
+    </w:p>
+    <w:p>
+      <w:pPr>
+        <w:pStyle w:val="ListBullet"/>
+        <w:spacing w:before="0" w:after="60" w:line="276" w:lineRule="auto"/>
+      </w:pPr>
+      <w:r>
+        <w:rPr>
+          <w:rFonts w:ascii="Calibri" w:hAnsi="Calibri"/>
+          <w:b/>
+          <w:color w:val="0F172A"/>
+          <w:sz w:val="21"/>
+        </w:rPr>
+        <w:t xml:space="preserve">BBQ_ITEM_FAMILY: </w:t>
+      </w:r>
+      <w:r>
+        <w:rPr>
+          <w:rFonts w:ascii="Calibri" w:hAnsi="Calibri"/>
+          <w:color w:val="0F172A"/>
+          <w:sz w:val="21"/>
+        </w:rPr>
+        <w:t>BBQ-specific abbreviated item codes: '갈비', '양념갈비', '삼겹', '갈비세트' + common abbreviation fragments. FOOD.</w:t>
+      </w:r>
+    </w:p>
+    <w:p>
+      <w:pPr>
+        <w:pStyle w:val="ListBullet"/>
+        <w:spacing w:before="0" w:after="60" w:line="276" w:lineRule="auto"/>
+      </w:pPr>
+      <w:r>
+        <w:rPr>
+          <w:rFonts w:ascii="Calibri" w:hAnsi="Calibri"/>
+          <w:b/>
+          <w:color w:val="0F172A"/>
+          <w:sz w:val="21"/>
+        </w:rPr>
+        <w:t xml:space="preserve">PACKAGING_STATUS_FAMILY: </w:t>
+      </w:r>
+      <w:r>
+        <w:rPr>
+          <w:rFonts w:ascii="Calibri" w:hAnsi="Calibri"/>
+          <w:color w:val="0F172A"/>
+          <w:sz w:val="21"/>
+        </w:rPr>
+        <w:t>'포장유무', '포장비', '포장상태', '모장유무' (corrupted). NOT-FOOD.</w:t>
+      </w:r>
+    </w:p>
+    <w:p>
+      <w:pPr>
+        <w:spacing w:before="0" w:after="100" w:line="300" w:lineRule="auto"/>
+      </w:pPr>
+      <w:r>
+        <w:rPr>
+          <w:rFonts w:ascii="Calibri" w:hAnsi="Calibri"/>
+          <w:i w:val="0"/>
+          <w:color w:val="0F172A"/>
+          <w:sz w:val="22"/>
+        </w:rPr>
+        <w:t>On top of the 54,813-row base dataset, 5 compositional augmentation layers were applied with no artificial cap — every food item received every applicable augmentation, generating all valid combinations:</w:t>
+      </w:r>
+    </w:p>
+    <w:p>
+      <w:pPr>
+        <w:pStyle w:val="ListBullet"/>
+        <w:spacing w:before="0" w:after="60" w:line="276" w:lineRule="auto"/>
+      </w:pPr>
+      <w:r>
+        <w:rPr>
+          <w:rFonts w:ascii="Calibri" w:hAnsi="Calibri"/>
+          <w:b/>
+          <w:color w:val="0F172A"/>
+          <w:sz w:val="21"/>
+        </w:rPr>
+        <w:t xml:space="preserve">Layer 1: Kiosk/Tag Prefix Injection: </w:t>
+      </w:r>
+      <w:r>
+        <w:rPr>
+          <w:rFonts w:ascii="Calibri" w:hAnsi="Calibri"/>
+          <w:color w:val="0F172A"/>
+          <w:sz w:val="21"/>
+        </w:rPr>
+        <w:t>Prepends '[포장]', '[매장]', '(HOT)', '(ICE)' to food terms. Generates labeled examples that the model must recognise as FOOD despite the prefix.</w:t>
+      </w:r>
+    </w:p>
+    <w:p>
+      <w:pPr>
+        <w:pStyle w:val="ListBullet"/>
+        <w:spacing w:before="0" w:after="60" w:line="276" w:lineRule="auto"/>
+      </w:pPr>
+      <w:r>
+        <w:rPr>
+          <w:rFonts w:ascii="Calibri" w:hAnsi="Calibri"/>
+          <w:b/>
+          <w:color w:val="0F172A"/>
+          <w:sz w:val="21"/>
+        </w:rPr>
+        <w:t xml:space="preserve">Layer 2: Symbol Noise Prefix/Suffix: </w:t>
+      </w:r>
+      <w:r>
+        <w:rPr>
+          <w:rFonts w:ascii="Calibri" w:hAnsi="Calibri"/>
+          <w:color w:val="0F172A"/>
+          <w:sz w:val="21"/>
+        </w:rPr>
+        <w:t>Appends leading #, ~, -, *, ' characters in randomised single and double combinations. Teaches the model to ignore thermal printer artifacts.</w:t>
+      </w:r>
+    </w:p>
+    <w:p>
+      <w:pPr>
+        <w:pStyle w:val="ListBullet"/>
+        <w:spacing w:before="0" w:after="60" w:line="276" w:lineRule="auto"/>
+      </w:pPr>
+      <w:r>
+        <w:rPr>
+          <w:rFonts w:ascii="Calibri" w:hAnsi="Calibri"/>
+          <w:b/>
+          <w:color w:val="0F172A"/>
+          <w:sz w:val="21"/>
+        </w:rPr>
+        <w:t xml:space="preserve">Layer 3: Mid-Word Jamo Visual Blur: </w:t>
+      </w:r>
+      <w:r>
+        <w:rPr>
+          <w:rFonts w:ascii="Calibri" w:hAnsi="Calibri"/>
+          <w:color w:val="0F172A"/>
+          <w:sz w:val="21"/>
+        </w:rPr>
+        <w:t>Applies the deterministic Jamo confusion matrix at stroke level within words. '새우버거세트' → '사무니거시트'. More aggressive than new_aug_v1 — now applied to every food term, not just a subset.</w:t>
+      </w:r>
+    </w:p>
+    <w:p>
+      <w:pPr>
+        <w:pStyle w:val="ListBullet"/>
+        <w:spacing w:before="0" w:after="60" w:line="276" w:lineRule="auto"/>
+      </w:pPr>
+      <w:r>
+        <w:rPr>
+          <w:rFonts w:ascii="Calibri" w:hAnsi="Calibri"/>
+          <w:b/>
+          <w:color w:val="0F172A"/>
+          <w:sz w:val="21"/>
+        </w:rPr>
+        <w:t xml:space="preserve">Layer 4: Space Splitting &amp; Sub-fragment Generation: </w:t>
+      </w:r>
+      <w:r>
+        <w:rPr>
+          <w:rFonts w:ascii="Calibri" w:hAnsi="Calibri"/>
+          <w:color w:val="0F172A"/>
+          <w:sz w:val="21"/>
+        </w:rPr>
+        <w:t>Generates space-split variants ('포 테이 토') and 2-3 character sub-fragment variants ('포테', '테이', '이토'). Ensures the model recognises food even when OCR shatters the word.</w:t>
+      </w:r>
+    </w:p>
+    <w:p>
+      <w:pPr>
+        <w:pStyle w:val="ListBullet"/>
+        <w:spacing w:before="0" w:after="60" w:line="276" w:lineRule="auto"/>
+      </w:pPr>
+      <w:r>
+        <w:rPr>
+          <w:rFonts w:ascii="Calibri" w:hAnsi="Calibri"/>
+          <w:b/>
+          <w:color w:val="0F172A"/>
+          <w:sz w:val="21"/>
+        </w:rPr>
+        <w:t xml:space="preserve">Layer 5: Price &amp; Quantity Digit Fusion: </w:t>
+      </w:r>
+      <w:r>
+        <w:rPr>
+          <w:rFonts w:ascii="Calibri" w:hAnsi="Calibri"/>
+          <w:color w:val="0F172A"/>
+          <w:sz w:val="21"/>
+        </w:rPr>
+        <w:t>Concatenates realistic price strings and quantity units directly to food terms: '조청쌀엿1 2kg 2,680원', '표고버섯 4,380원'. Directly targets the most common FN pattern.</w:t>
+      </w:r>
+    </w:p>
+    <w:p>
+      <w:pPr>
+        <w:keepNext/>
+        <w:spacing w:before="200" w:after="60"/>
+      </w:pPr>
+      <w:r>
+        <w:rPr>
+          <w:rFonts w:ascii="Calibri" w:hAnsi="Calibri"/>
+          <w:b/>
+          <w:color w:val="1A365D"/>
+          <w:sz w:val="24"/>
+        </w:rPr>
+        <w:t>Contrast Pairs ('Same Root, Opposite Label')</w:t>
+      </w:r>
+    </w:p>
+    <w:p>
+      <w:pPr>
+        <w:spacing w:before="0" w:after="100" w:line="300" w:lineRule="auto"/>
+      </w:pPr>
+      <w:r>
+        <w:rPr>
+          <w:rFonts w:ascii="Calibri" w:hAnsi="Calibri"/>
+          <w:i w:val="0"/>
+          <w:color w:val="0F172A"/>
+          <w:sz w:val="22"/>
+        </w:rPr>
+        <w:t>A critical design decision was the inclusion of explicit contrast pairs — training examples where the same Korean root morpheme appears in both FOOD and NOT-FOOD contexts. These force the classifier to learn boundary semantics rather than root-word pattern matching:</w:t>
+      </w:r>
+    </w:p>
+    <w:p>
+      <w:pPr>
+        <w:pStyle w:val="ListBullet"/>
+        <w:spacing w:before="0" w:after="60" w:line="276" w:lineRule="auto"/>
+      </w:pPr>
+      <w:r>
+        <w:rPr>
+          <w:rFonts w:ascii="Calibri" w:hAnsi="Calibri"/>
+          <w:b/>
+          <w:color w:val="0F172A"/>
+          <w:sz w:val="21"/>
+        </w:rPr>
+        <w:t xml:space="preserve">금 (root: payment vs food): </w:t>
+      </w:r>
+      <w:r>
+        <w:rPr>
+          <w:rFonts w:ascii="Calibri" w:hAnsi="Calibri"/>
+          <w:color w:val="0F172A"/>
+          <w:sz w:val="21"/>
+        </w:rPr>
+        <w:t>결제금액, 총금액, 금액 (NOT-FOOD) vs 소금, 맛소금, 천일염, 금귤청 (FOOD).</w:t>
+      </w:r>
+    </w:p>
+    <w:p>
+      <w:pPr>
+        <w:pStyle w:val="ListBullet"/>
+        <w:spacing w:before="0" w:after="60" w:line="276" w:lineRule="auto"/>
+      </w:pPr>
+      <w:r>
+        <w:rPr>
+          <w:rFonts w:ascii="Calibri" w:hAnsi="Calibri"/>
+          <w:b/>
+          <w:color w:val="0F172A"/>
+          <w:sz w:val="21"/>
+        </w:rPr>
+        <w:t xml:space="preserve">포장 (root: packaging status vs packaged food): </w:t>
+      </w:r>
+      <w:r>
+        <w:rPr>
+          <w:rFonts w:ascii="Calibri" w:hAnsi="Calibri"/>
+          <w:color w:val="0F172A"/>
+          <w:sz w:val="21"/>
+        </w:rPr>
+        <w:t>포장유무, 포장비, 포장상태 (NOT-FOOD) vs 포장 아메리카노, 포장 김치찌개 (FOOD).</w:t>
+      </w:r>
+    </w:p>
+    <w:p>
+      <w:pPr>
+        <w:pStyle w:val="ListBullet"/>
+        <w:spacing w:before="0" w:after="60" w:line="276" w:lineRule="auto"/>
+      </w:pPr>
+      <w:r>
+        <w:rPr>
+          <w:rFonts w:ascii="Calibri" w:hAnsi="Calibri"/>
+          <w:b/>
+          <w:color w:val="0F172A"/>
+          <w:sz w:val="21"/>
+        </w:rPr>
+        <w:t xml:space="preserve">상품 (root: item code vs brand product): </w:t>
+      </w:r>
+      <w:r>
+        <w:rPr>
+          <w:rFonts w:ascii="Calibri" w:hAnsi="Calibri"/>
+          <w:color w:val="0F172A"/>
+          <w:sz w:val="21"/>
+        </w:rPr>
+        <w:t>상품코드, 상품번호, 상품명 (NOT-FOOD) vs 신라면 5개입, 풀무원 냉면 (FOOD).</w:t>
+      </w:r>
+    </w:p>
+    <w:p>
+      <w:r>
+        <w:br w:type="page"/>
+      </w:r>
+    </w:p>
+    <w:p>
+      <w:pPr>
+        <w:keepNext/>
+        <w:spacing w:before="360" w:after="120"/>
+      </w:pPr>
+      <w:r>
+        <w:rPr>
+          <w:rFonts w:ascii="Calibri" w:hAnsi="Calibri"/>
+          <w:b/>
+          <w:color w:val="1A365D"/>
+          <w:sz w:val="36"/>
+        </w:rPr>
+        <w:t>5. OCR Post-Processing Pipeline Architecture</w:t>
+      </w:r>
+    </w:p>
+    <w:p>
+      <w:pPr>
+        <w:spacing w:before="0" w:after="100" w:line="300" w:lineRule="auto"/>
+      </w:pPr>
+      <w:r>
+        <w:rPr>
+          <w:rFonts w:ascii="Calibri" w:hAnsi="Calibri"/>
+          <w:i w:val="0"/>
+          <w:color w:val="0F172A"/>
+          <w:sz w:val="22"/>
+        </w:rPr>
+        <w:t>Before any model classification occurs, raw OCR output passes through a 3-step deterministic post-processing pipeline (implemented in ocr_post_processor.py and mirrored in MlKitOcrHelper.kt for Android). This pipeline filters and repairs OCR artefacts before they reach the classifier, reducing the difficulty of the classification problem at zero compute cost.</w:t>
+      </w:r>
+    </w:p>
+    <w:p>
+      <w:pPr>
+        <w:pStyle w:val="ListBullet"/>
+        <w:spacing w:before="0" w:after="60" w:line="276" w:lineRule="auto"/>
+      </w:pPr>
+      <w:r>
+        <w:rPr>
+          <w:rFonts w:ascii="Calibri" w:hAnsi="Calibri"/>
+          <w:b/>
+          <w:color w:val="0F172A"/>
+          <w:sz w:val="21"/>
+        </w:rPr>
+        <w:t xml:space="preserve">Step 1: Single-Character Residue Cleanup: </w:t>
+      </w:r>
+      <w:r>
+        <w:rPr>
+          <w:rFonts w:ascii="Calibri" w:hAnsi="Calibri"/>
+          <w:color w:val="0F172A"/>
+          <w:sz w:val="21"/>
+        </w:rPr>
+        <w:t>Any OCR line containing only 1 character is dropped as noise UNLESS the character is on the food whitelist (밥, 국, 면, 떡, 죽, 탕, 찜, 회, 전, 갈비, 삼겹). This step removed 50 spurious lines (835 → 785), eliminating isolated characters like '꽃', '빠', '움', '도', '압', '#' that are clearly OCR artifacts from thermal printer noise or column separators.</w:t>
+      </w:r>
+    </w:p>
+    <w:p>
+      <w:pPr>
+        <w:pStyle w:val="ListBullet"/>
+        <w:spacing w:before="0" w:after="60" w:line="276" w:lineRule="auto"/>
+      </w:pPr>
+      <w:r>
+        <w:rPr>
+          <w:rFonts w:ascii="Calibri" w:hAnsi="Calibri"/>
+          <w:b/>
+          <w:color w:val="0F172A"/>
+          <w:sz w:val="21"/>
+        </w:rPr>
+        <w:t xml:space="preserve">Step 2: OCR Price Digit Repair: </w:t>
+      </w:r>
+      <w:r>
+        <w:rPr>
+          <w:rFonts w:ascii="Calibri" w:hAnsi="Calibri"/>
+          <w:color w:val="0F172A"/>
+          <w:sz w:val="21"/>
+        </w:rPr>
+        <w:t>A regex-based repair pass corrects systematic digit/letter OCR confusions in price columns: 0OO → 0,000 | 35 0o0 → 35,000 | 13,5UU → 13,500 | 1O,OOO → 10,000. These patterns are common because thermal receipt printers use high-contrast fonts where O/0, U/0, and l/1 are visually nearly identical under variable lighting.</w:t>
+      </w:r>
+    </w:p>
+    <w:p>
+      <w:pPr>
+        <w:pStyle w:val="ListBullet"/>
+        <w:spacing w:before="0" w:after="60" w:line="276" w:lineRule="auto"/>
+      </w:pPr>
+      <w:r>
+        <w:rPr>
+          <w:rFonts w:ascii="Calibri" w:hAnsi="Calibri"/>
+          <w:b/>
+          <w:color w:val="0F172A"/>
+          <w:sz w:val="21"/>
+        </w:rPr>
+        <w:t xml:space="preserve">Step 3: Bounding Box Row Merging: </w:t>
+      </w:r>
+      <w:r>
+        <w:rPr>
+          <w:rFonts w:ascii="Calibri" w:hAnsi="Calibri"/>
+          <w:color w:val="0F172A"/>
+          <w:sz w:val="21"/>
+        </w:rPr>
+        <w:t>ML Kit returns individual word-level bounding boxes. When two boxes share a Y-axis overlap &gt;70% and X-gap &lt;80px, they are merged into a single text line. This reconstructs fragmented words: '포' + '테이' + '토' → '포테이토', '새우' + '버거' + '세트' → '새우버거세트'. Price column gaps (&gt;70px) are treated as column separators and not merged.</w:t>
+      </w:r>
+    </w:p>
+    <w:p>
+      <w:r>
+        <w:br w:type="page"/>
+      </w:r>
+    </w:p>
+    <w:p>
+      <w:pPr>
+        <w:keepNext/>
+        <w:spacing w:before="360" w:after="120"/>
+      </w:pPr>
+      <w:r>
+        <w:rPr>
+          <w:rFonts w:ascii="Calibri" w:hAnsi="Calibri"/>
+          <w:b/>
+          <w:color w:val="1A365D"/>
+          <w:sz w:val="36"/>
+        </w:rPr>
+        <w:t>6. Full Benchmark Evaluation Results</w:t>
+      </w:r>
+    </w:p>
+    <w:p>
+      <w:pPr>
+        <w:keepNext/>
+        <w:spacing w:before="280" w:after="80"/>
+      </w:pPr>
+      <w:r>
+        <w:rPr>
+          <w:rFonts w:ascii="Calibri" w:hAnsi="Calibri"/>
+          <w:b/>
+          <w:color w:val="0F766E"/>
+          <w:sz w:val="28"/>
+        </w:rPr>
+        <w:t>6.1 Summary Comparison (Full 785-Line Dataset)</w:t>
+      </w:r>
+    </w:p>
+    <w:p>
+      <w:pPr>
+        <w:spacing w:before="0" w:after="100" w:line="300" w:lineRule="auto"/>
+      </w:pPr>
+      <w:r>
+        <w:rPr>
+          <w:rFonts w:ascii="Calibri" w:hAnsi="Calibri"/>
+          <w:i w:val="0"/>
+          <w:color w:val="0F172A"/>
+          <w:sz w:val="22"/>
+        </w:rPr>
+        <w:t>The following table presents the headline benchmark metrics for all 5 model variants evaluated on the full annotated 785-line test set.</w:t>
       </w:r>
     </w:p>
     <w:tbl>
@@ -1141,16 +2716,30 @@
     <w:p>
       <w:pPr>
         <w:keepNext/>
-        <w:spacing w:before="360" w:after="120"/>
+        <w:spacing w:before="280" w:after="80"/>
       </w:pPr>
       <w:r>
         <w:rPr>
           <w:rFonts w:ascii="Calibri" w:hAnsi="Calibri"/>
           <w:b/>
-          <w:color w:val="1A365D"/>
-          <w:sz w:val="36"/>
+          <w:color w:val="0F766E"/>
+          <w:sz w:val="28"/>
         </w:rPr>
-        <w:t>3. Full Detailed Evaluation Metrics (Full 785 Lines &amp; Clean 757 Lines)</w:t>
+        <w:t>6.2 Detailed Per-Subset Breakdown (785 Full Lines &amp; 757 Clean Lines)</w:t>
+      </w:r>
+    </w:p>
+    <w:p>
+      <w:pPr>
+        <w:spacing w:before="0" w:after="100" w:line="300" w:lineRule="auto"/>
+      </w:pPr>
+      <w:r>
+        <w:rPr>
+          <w:rFonts w:ascii="Calibri" w:hAnsi="Calibri"/>
+          <w:i w:val="0"/>
+          <w:color w:val="0F172A"/>
+          <w:sz w:val="22"/>
+        </w:rPr>
+        <w:t>The 757-line clean subset removes 28 lines rated as 'unrecognizable OCR' — cases where even a human cannot parse the corrupted text. Evaluation on both subsets distinguishes model quality from OCR quality. TP = True Positives (correctly identified food), FP = False Positives (non-food wrongly classified as food), TN = True Negatives (correctly rejected non-food), FN = False Negatives (food items missed).</w:t>
       </w:r>
     </w:p>
     <w:tbl>
@@ -5729,6 +7318,209 @@
         <w:spacing w:after="200"/>
       </w:pPr>
     </w:p>
+    <w:p>
+      <w:pPr>
+        <w:keepNext/>
+        <w:spacing w:before="360" w:after="120"/>
+      </w:pPr>
+      <w:r>
+        <w:rPr>
+          <w:rFonts w:ascii="Calibri" w:hAnsi="Calibri"/>
+          <w:b/>
+          <w:color w:val="1A365D"/>
+          <w:sz w:val="36"/>
+        </w:rPr>
+        <w:t>7. Key Findings &amp; Observations</w:t>
+      </w:r>
+    </w:p>
+    <w:p>
+      <w:pPr>
+        <w:keepNext/>
+        <w:spacing w:before="280" w:after="80"/>
+      </w:pPr>
+      <w:r>
+        <w:rPr>
+          <w:rFonts w:ascii="Calibri" w:hAnsi="Calibri"/>
+          <w:b/>
+          <w:color w:val="0F766E"/>
+          <w:sz w:val="28"/>
+        </w:rPr>
+        <w:t>7.1 Why BERT Recall is Higher but F1 is Lower</w:t>
+      </w:r>
+    </w:p>
+    <w:p>
+      <w:pPr>
+        <w:spacing w:before="0" w:after="100" w:line="300" w:lineRule="auto"/>
+      </w:pPr>
+      <w:r>
+        <w:rPr>
+          <w:rFonts w:ascii="Calibri" w:hAnsi="Calibri"/>
+          <w:i w:val="0"/>
+          <w:color w:val="0F172A"/>
+          <w:sz w:val="22"/>
+        </w:rPr>
+        <w:t>A surprising finding is that Korean BERT new_aug_v1 achieved 67.0% Food Recall (vs FastText's 69.2%) but a significantly worse 64.9% Food F1 (vs FastText's 75.0%). The explanation is BERT's FP rate: BERT produced 36 false positives vs FastText's 14. BERT's pre-training corpus (entire Korean Wikipedia + news articles) teaches it that many nouns can appear in food contexts. Words like '준비' (preparation), '완료' (completion), '적립' (accumulation) appear in cooking and recipe text, so BERT assigns them partial food-semantic weight. On a receipt, these words appear as operational headers — a distinction BERT cannot make without sentence-level context, which receipt lines do not provide.</w:t>
+      </w:r>
+    </w:p>
+    <w:p>
+      <w:pPr>
+        <w:keepNext/>
+        <w:spacing w:before="280" w:after="80"/>
+      </w:pPr>
+      <w:r>
+        <w:rPr>
+          <w:rFonts w:ascii="Calibri" w:hAnsi="Calibri"/>
+          <w:b/>
+          <w:color w:val="0F766E"/>
+          <w:sz w:val="28"/>
+        </w:rPr>
+        <w:t>7.2 Why new_aug_v1 Improved FastText But Not BERT</w:t>
+      </w:r>
+    </w:p>
+    <w:p>
+      <w:pPr>
+        <w:spacing w:before="0" w:after="100" w:line="300" w:lineRule="auto"/>
+      </w:pPr>
+      <w:r>
+        <w:rPr>
+          <w:rFonts w:ascii="Calibri" w:hAnsi="Calibri"/>
+          <w:i w:val="0"/>
+          <w:color w:val="0F172A"/>
+          <w:sz w:val="22"/>
+        </w:rPr>
+        <w:t>FastText new_aug_v1 improved Food F1 from 63.7% → 75.0% (+11.3 points). Korean BERT new_aug_v1 improved Food F1 from 63.4% → 64.9% (+1.5 points). The Hangul visual augmentation (Jamo confusion) directly targets FastText's sub-character embedding space — generating corrupted variants moves the training distribution to match the inference distribution. For BERT, WordPiece tokenization happens before the embedding lookup: a corrupted token like '갈디닥' (OCR corruption of '갈비찜') segments into a completely different set of WordPiece units than the original, landing in an entirely different region of BERT's representation space. The augmented training examples do not help BERT generalise across the corruption boundary.</w:t>
+      </w:r>
+    </w:p>
+    <w:p>
+      <w:pPr>
+        <w:keepNext/>
+        <w:spacing w:before="280" w:after="80"/>
+      </w:pPr>
+      <w:r>
+        <w:rPr>
+          <w:rFonts w:ascii="Calibri" w:hAnsi="Calibri"/>
+          <w:b/>
+          <w:color w:val="0F766E"/>
+          <w:sz w:val="28"/>
+        </w:rPr>
+        <w:t>7.3 Production Deployment Recommendation</w:t>
+      </w:r>
+    </w:p>
+    <w:p>
+      <w:pPr>
+        <w:pStyle w:val="ListBullet"/>
+        <w:spacing w:before="0" w:after="60" w:line="276" w:lineRule="auto"/>
+      </w:pPr>
+      <w:r>
+        <w:rPr>
+          <w:rFonts w:ascii="Calibri" w:hAnsi="Calibri"/>
+          <w:b/>
+          <w:color w:val="0F172A"/>
+          <w:sz w:val="21"/>
+        </w:rPr>
+        <w:t xml:space="preserve">Primary Model: </w:t>
+      </w:r>
+      <w:r>
+        <w:rPr>
+          <w:rFonts w:ascii="Calibri" w:hAnsi="Calibri"/>
+          <w:color w:val="0F172A"/>
+          <w:sz w:val="21"/>
+        </w:rPr>
+        <w:t>FastText new_aug_v1 (54k): Best balance of Food F1 (75.0%), Precision (81.8%), and Latency (0.078 ms). Use this for production deployment.</w:t>
+      </w:r>
+    </w:p>
+    <w:p>
+      <w:pPr>
+        <w:pStyle w:val="ListBullet"/>
+        <w:spacing w:before="0" w:after="60" w:line="276" w:lineRule="auto"/>
+      </w:pPr>
+      <w:r>
+        <w:rPr>
+          <w:rFonts w:ascii="Calibri" w:hAnsi="Calibri"/>
+          <w:b/>
+          <w:color w:val="0F172A"/>
+          <w:sz w:val="21"/>
+        </w:rPr>
+        <w:t xml:space="preserve">Model File: </w:t>
+      </w:r>
+      <w:r>
+        <w:rPr>
+          <w:rFonts w:ascii="Calibri" w:hAnsi="Calibri"/>
+          <w:color w:val="0F172A"/>
+          <w:sz w:val="21"/>
+        </w:rPr>
+        <w:t>fasttext_new_aug_v1.onnx or .ftz via ONNX Runtime Android.</w:t>
+      </w:r>
+    </w:p>
+    <w:p>
+      <w:pPr>
+        <w:pStyle w:val="ListBullet"/>
+        <w:spacing w:before="0" w:after="60" w:line="276" w:lineRule="auto"/>
+      </w:pPr>
+      <w:r>
+        <w:rPr>
+          <w:rFonts w:ascii="Calibri" w:hAnsi="Calibri"/>
+          <w:b/>
+          <w:color w:val="0F172A"/>
+          <w:sz w:val="21"/>
+        </w:rPr>
+        <w:t xml:space="preserve">Pre-classifier pipeline: </w:t>
+      </w:r>
+      <w:r>
+        <w:rPr>
+          <w:rFonts w:ascii="Calibri" w:hAnsi="Calibri"/>
+          <w:color w:val="0F172A"/>
+          <w:sz w:val="21"/>
+        </w:rPr>
+        <w:t>Always apply ocr_post_processor.py (or MlKitOcrHelper.kt equivalent) before model inference.</w:t>
+      </w:r>
+    </w:p>
+    <w:p>
+      <w:pPr>
+        <w:pStyle w:val="ListBullet"/>
+        <w:spacing w:before="0" w:after="60" w:line="276" w:lineRule="auto"/>
+      </w:pPr>
+      <w:r>
+        <w:rPr>
+          <w:rFonts w:ascii="Calibri" w:hAnsi="Calibri"/>
+          <w:b/>
+          <w:color w:val="0F172A"/>
+          <w:sz w:val="21"/>
+        </w:rPr>
+        <w:t xml:space="preserve">Future iterations: </w:t>
+      </w:r>
+      <w:r>
+        <w:rPr>
+          <w:rFonts w:ascii="Calibri" w:hAnsi="Calibri"/>
+          <w:color w:val="0F172A"/>
+          <w:sz w:val="21"/>
+        </w:rPr>
+        <w:t>When new receipt types are added, append terms to the appropriate family in build_korean_focused_aug_v3.py and retrain FastText on the expanded dataset.</w:t>
+      </w:r>
+    </w:p>
+    <w:p>
+      <w:pPr>
+        <w:pStyle w:val="ListBullet"/>
+        <w:spacing w:before="0" w:after="60" w:line="276" w:lineRule="auto"/>
+      </w:pPr>
+      <w:r>
+        <w:rPr>
+          <w:rFonts w:ascii="Calibri" w:hAnsi="Calibri"/>
+          <w:b/>
+          <w:color w:val="0F172A"/>
+          <w:sz w:val="21"/>
+        </w:rPr>
+        <w:t xml:space="preserve">Do not use BERT on-device: </w:t>
+      </w:r>
+      <w:r>
+        <w:rPr>
+          <w:rFonts w:ascii="Calibri" w:hAnsi="Calibri"/>
+          <w:color w:val="0F172A"/>
+          <w:sz w:val="21"/>
+        </w:rPr>
+        <w:t>9.674 ms/line latency makes BERT unsuitable for real-time Android receipt scanning. Reserve BERT for offline batch processing if needed.</w:t>
+      </w:r>
+    </w:p>
     <w:sectPr>
       <w:pgSz w:w="12240" w:h="15840"/>
       <w:pgMar w:top="1152" w:right="1152" w:bottom="1152" w:left="1152" w:header="720" w:footer="720" w:gutter="0"/>

--- a/yesterday/documentation/Receipt_Scanner_AI_Comprehensive_Benchmark_Report.docx
+++ b/yesterday/documentation/Receipt_Scanner_AI_Comprehensive_Benchmark_Report.docx
@@ -7521,6 +7521,2521 @@
         <w:t>9.674 ms/line latency makes BERT unsuitable for real-time Android receipt scanning. Reserve BERT for offline batch processing if needed.</w:t>
       </w:r>
     </w:p>
+    <w:p>
+      <w:r>
+        <w:br w:type="page"/>
+      </w:r>
+    </w:p>
+    <w:p>
+      <w:pPr>
+        <w:keepNext/>
+        <w:spacing w:before="360" w:after="120"/>
+      </w:pPr>
+      <w:r>
+        <w:rPr>
+          <w:rFonts w:ascii="Calibri" w:hAnsi="Calibri"/>
+          <w:b/>
+          <w:color w:val="1A365D"/>
+          <w:sz w:val="36"/>
+        </w:rPr>
+        <w:t>8. FastText v3.0 — Family-Based Augmentation: Design, Training &amp; Results</w:t>
+      </w:r>
+    </w:p>
+    <w:p>
+      <w:pPr>
+        <w:spacing w:before="0" w:after="100" w:line="300" w:lineRule="auto"/>
+      </w:pPr>
+      <w:r>
+        <w:rPr>
+          <w:rFonts w:ascii="Calibri" w:hAnsi="Calibri"/>
+          <w:i w:val="0"/>
+          <w:color w:val="0F172A"/>
+          <w:sz w:val="22"/>
+        </w:rPr>
+        <w:t>FastText v3.0 is the culmination of all prior learning — it is built by taking the complete 54,813-row new_aug_v1 dataset and applying the full 5-layer family-based compositional augmentation stack described in Section 4.5, expanding it into a 230,262-row balanced dataset (115,131 FOOD / 115,131 NOT-FOOD). It directly targets the 28 residual False Negatives and 14 False Positives identified in the new_aug_v1 error analysis.</w:t>
+      </w:r>
+    </w:p>
+    <w:tbl>
+      <w:tblPr>
+        <w:tblW w:type="auto" w:w="0"/>
+        <w:jc w:val="center"/>
+        <w:tblLook w:firstColumn="1" w:firstRow="1" w:lastColumn="0" w:lastRow="0" w:noHBand="0" w:noVBand="1" w:val="04A0"/>
+      </w:tblPr>
+      <w:tblGrid>
+        <w:gridCol w:w="9936"/>
+      </w:tblGrid>
+      <w:tr>
+        <w:tc>
+          <w:tcPr>
+            <w:tcW w:type="dxa" w:w="9936"/>
+            <w:shd w:fill="F0F9FF"/>
+            <w:tcMar>
+              <w:top w:w="140" w:type="dxa"/>
+              <w:bottom w:w="140" w:type="dxa"/>
+              <w:left w:w="200" w:type="dxa"/>
+              <w:right w:w="200" w:type="dxa"/>
+            </w:tcMar>
+            <w:tcBorders>
+              <w:left w:val="single" w:sz="36" w:space="0" w:color="0F766E"/>
+              <w:top w:val="none"/>
+              <w:right w:val="none"/>
+              <w:bottom w:val="none"/>
+            </w:tcBorders>
+          </w:tcPr>
+          <w:p>
+            <w:pPr>
+              <w:spacing w:after="40"/>
+            </w:pPr>
+            <w:r>
+              <w:rPr>
+                <w:rFonts w:ascii="Calibri" w:hAnsi="Calibri"/>
+                <w:b/>
+                <w:color w:val="0F766E"/>
+                <w:sz w:val="22"/>
+              </w:rPr>
+              <w:t>📌 WHAT v3.0 IS AND WHAT IT IS NOT</w:t>
+              <w:br/>
+            </w:r>
+            <w:r>
+              <w:rPr>
+                <w:rFonts w:ascii="Calibri" w:hAnsi="Calibri"/>
+                <w:color w:val="0F172A"/>
+                <w:sz w:val="21"/>
+              </w:rPr>
+              <w:t>v3.0 is NOT a replacement model for new_aug_v1 — it is a specialised hardening layer. It trades a small amount of precision (81.8% → 80.0%) for a significant gain in recall (69.2% → 84.7%), and reduces inference latency to 0.0058 ms/line (13× faster than new_aug_v1) by training on a more structured, compact vocabulary with no redundant augmentation noise.</w:t>
+            </w:r>
+          </w:p>
+        </w:tc>
+      </w:tr>
+    </w:tbl>
+    <w:p>
+      <w:pPr>
+        <w:spacing w:after="80"/>
+      </w:pPr>
+    </w:p>
+    <w:p>
+      <w:pPr>
+        <w:keepNext/>
+        <w:spacing w:before="280" w:after="80"/>
+      </w:pPr>
+      <w:r>
+        <w:rPr>
+          <w:rFonts w:ascii="Calibri" w:hAnsi="Calibri"/>
+          <w:b/>
+          <w:color w:val="0F766E"/>
+          <w:sz w:val="28"/>
+        </w:rPr>
+        <w:t>8.1 The 230k Dataset Construction</w:t>
+      </w:r>
+    </w:p>
+    <w:p>
+      <w:pPr>
+        <w:spacing w:before="0" w:after="100" w:line="300" w:lineRule="auto"/>
+      </w:pPr>
+      <w:r>
+        <w:rPr>
+          <w:rFonts w:ascii="Calibri" w:hAnsi="Calibri"/>
+          <w:i w:val="0"/>
+          <w:color w:val="0F172A"/>
+          <w:sz w:val="22"/>
+        </w:rPr>
+        <w:t>Starting from all 54,813 rows of korean_receipt_dataset_new_aug_v1.csv, v3.0 applies augmentation without any artificial cap — every food term receives every applicable augmentation layer, generating all valid combinations:</w:t>
+      </w:r>
+    </w:p>
+    <w:p>
+      <w:pPr>
+        <w:pStyle w:val="ListBullet"/>
+        <w:spacing w:before="0" w:after="60" w:line="276" w:lineRule="auto"/>
+      </w:pPr>
+      <w:r>
+        <w:rPr>
+          <w:rFonts w:ascii="Calibri" w:hAnsi="Calibri"/>
+          <w:b/>
+          <w:color w:val="0F172A"/>
+          <w:sz w:val="21"/>
+        </w:rPr>
+        <w:t xml:space="preserve">Base dataset rows: </w:t>
+      </w:r>
+      <w:r>
+        <w:rPr>
+          <w:rFonts w:ascii="Calibri" w:hAnsi="Calibri"/>
+          <w:color w:val="0F172A"/>
+          <w:sz w:val="21"/>
+        </w:rPr>
+        <w:t>54,813 (32,566 FOOD + 22,247 NOT-FOOD).</w:t>
+      </w:r>
+    </w:p>
+    <w:p>
+      <w:pPr>
+        <w:pStyle w:val="ListBullet"/>
+        <w:spacing w:before="0" w:after="60" w:line="276" w:lineRule="auto"/>
+      </w:pPr>
+      <w:r>
+        <w:rPr>
+          <w:rFonts w:ascii="Calibri" w:hAnsi="Calibri"/>
+          <w:b/>
+          <w:color w:val="0F172A"/>
+          <w:sz w:val="21"/>
+        </w:rPr>
+        <w:t xml:space="preserve">After Layer 1 (Kiosk Tag Prefix Injection): </w:t>
+      </w:r>
+      <w:r>
+        <w:rPr>
+          <w:rFonts w:ascii="Calibri" w:hAnsi="Calibri"/>
+          <w:color w:val="0F172A"/>
+          <w:sz w:val="21"/>
+        </w:rPr>
+        <w:t>Each food term generates 4 tagged variants: [포장], [매장], (HOT), (ICE). +130k food rows.</w:t>
+      </w:r>
+    </w:p>
+    <w:p>
+      <w:pPr>
+        <w:pStyle w:val="ListBullet"/>
+        <w:spacing w:before="0" w:after="60" w:line="276" w:lineRule="auto"/>
+      </w:pPr>
+      <w:r>
+        <w:rPr>
+          <w:rFonts w:ascii="Calibri" w:hAnsi="Calibri"/>
+          <w:b/>
+          <w:color w:val="0F172A"/>
+          <w:sz w:val="21"/>
+        </w:rPr>
+        <w:t xml:space="preserve">After Layer 2 (Symbol Noise): </w:t>
+      </w:r>
+      <w:r>
+        <w:rPr>
+          <w:rFonts w:ascii="Calibri" w:hAnsi="Calibri"/>
+          <w:color w:val="0F172A"/>
+          <w:sz w:val="21"/>
+        </w:rPr>
+        <w:t>Each food term generates 6 symbol-prefix variants: #, ~, -, *, ', #~. Applied uniformly.</w:t>
+      </w:r>
+    </w:p>
+    <w:p>
+      <w:pPr>
+        <w:pStyle w:val="ListBullet"/>
+        <w:spacing w:before="0" w:after="60" w:line="276" w:lineRule="auto"/>
+      </w:pPr>
+      <w:r>
+        <w:rPr>
+          <w:rFonts w:ascii="Calibri" w:hAnsi="Calibri"/>
+          <w:b/>
+          <w:color w:val="0F172A"/>
+          <w:sz w:val="21"/>
+        </w:rPr>
+        <w:t xml:space="preserve">After Layer 3 (Jamo Visual Blur): </w:t>
+      </w:r>
+      <w:r>
+        <w:rPr>
+          <w:rFonts w:ascii="Calibri" w:hAnsi="Calibri"/>
+          <w:color w:val="0F172A"/>
+          <w:sz w:val="21"/>
+        </w:rPr>
+        <w:t>3 blur-severity variants per term (mild/medium/heavy confusion rates).</w:t>
+      </w:r>
+    </w:p>
+    <w:p>
+      <w:pPr>
+        <w:pStyle w:val="ListBullet"/>
+        <w:spacing w:before="0" w:after="60" w:line="276" w:lineRule="auto"/>
+      </w:pPr>
+      <w:r>
+        <w:rPr>
+          <w:rFonts w:ascii="Calibri" w:hAnsi="Calibri"/>
+          <w:b/>
+          <w:color w:val="0F172A"/>
+          <w:sz w:val="21"/>
+        </w:rPr>
+        <w:t xml:space="preserve">After Layer 4 (Space Splitting &amp; Sub-fragments): </w:t>
+      </w:r>
+      <w:r>
+        <w:rPr>
+          <w:rFonts w:ascii="Calibri" w:hAnsi="Calibri"/>
+          <w:color w:val="0F172A"/>
+          <w:sz w:val="21"/>
+        </w:rPr>
+        <w:t>2-character and 3-character sub-fragment variants of all food terms ≥ 4 characters.</w:t>
+      </w:r>
+    </w:p>
+    <w:p>
+      <w:pPr>
+        <w:pStyle w:val="ListBullet"/>
+        <w:spacing w:before="0" w:after="60" w:line="276" w:lineRule="auto"/>
+      </w:pPr>
+      <w:r>
+        <w:rPr>
+          <w:rFonts w:ascii="Calibri" w:hAnsi="Calibri"/>
+          <w:b/>
+          <w:color w:val="0F172A"/>
+          <w:sz w:val="21"/>
+        </w:rPr>
+        <w:t xml:space="preserve">After Layer 5 (Price/Quantity Fusion): </w:t>
+      </w:r>
+      <w:r>
+        <w:rPr>
+          <w:rFonts w:ascii="Calibri" w:hAnsi="Calibri"/>
+          <w:color w:val="0F172A"/>
+          <w:sz w:val="21"/>
+        </w:rPr>
+        <w:t>Price strings drawn from a realistic price distribution (1,000 – 99,000원) fused to item names.</w:t>
+      </w:r>
+    </w:p>
+    <w:p>
+      <w:pPr>
+        <w:pStyle w:val="ListBullet"/>
+        <w:spacing w:before="0" w:after="60" w:line="276" w:lineRule="auto"/>
+      </w:pPr>
+      <w:r>
+        <w:rPr>
+          <w:rFonts w:ascii="Calibri" w:hAnsi="Calibri"/>
+          <w:b/>
+          <w:color w:val="0F172A"/>
+          <w:sz w:val="21"/>
+        </w:rPr>
+        <w:t xml:space="preserve">Final balanced dataset: </w:t>
+      </w:r>
+      <w:r>
+        <w:rPr>
+          <w:rFonts w:ascii="Calibri" w:hAnsi="Calibri"/>
+          <w:color w:val="0F172A"/>
+          <w:sz w:val="21"/>
+        </w:rPr>
+        <w:t>230,262 rows total — FOOD and NOT-FOOD classes equal at 115,131 each.</w:t>
+      </w:r>
+    </w:p>
+    <w:p>
+      <w:pPr>
+        <w:pStyle w:val="ListBullet"/>
+        <w:spacing w:before="0" w:after="60" w:line="276" w:lineRule="auto"/>
+      </w:pPr>
+      <w:r>
+        <w:rPr>
+          <w:rFonts w:ascii="Calibri" w:hAnsi="Calibri"/>
+          <w:b/>
+          <w:color w:val="0F172A"/>
+          <w:sz w:val="21"/>
+        </w:rPr>
+        <w:t xml:space="preserve">Not-food expansion: </w:t>
+      </w:r>
+      <w:r>
+        <w:rPr>
+          <w:rFonts w:ascii="Calibri" w:hAnsi="Calibri"/>
+          <w:color w:val="0F172A"/>
+          <w:sz w:val="21"/>
+        </w:rPr>
+        <w:t>REWARDS_MILEAGE_FAMILY, ORDER_STATUS_CUSTOMER_FAMILY, PACKAGING_STATUS_FAMILY were each augmented with noise and tag variants to match food class size.</w:t>
+      </w:r>
+    </w:p>
+    <w:p>
+      <w:pPr>
+        <w:keepNext/>
+        <w:spacing w:before="280" w:after="80"/>
+      </w:pPr>
+      <w:r>
+        <w:rPr>
+          <w:rFonts w:ascii="Calibri" w:hAnsi="Calibri"/>
+          <w:b/>
+          <w:color w:val="0F766E"/>
+          <w:sz w:val="28"/>
+        </w:rPr>
+        <w:t>8.2 Closed-Vocabulary Family Architecture (What's New in v3.0)</w:t>
+      </w:r>
+    </w:p>
+    <w:p>
+      <w:pPr>
+        <w:spacing w:before="0" w:after="100" w:line="300" w:lineRule="auto"/>
+      </w:pPr>
+      <w:r>
+        <w:rPr>
+          <w:rFonts w:ascii="Calibri" w:hAnsi="Calibri"/>
+          <w:i w:val="0"/>
+          <w:color w:val="0F172A"/>
+          <w:sz w:val="22"/>
+        </w:rPr>
+        <w:t>The key architectural difference between new_aug_v1 and v3.0 is the introduction of closed-vocabulary semantic families. In new_aug_v1, not-food examples were drawn from a general metadata list. In v3.0, not-food examples are drawn from 4 tightly scoped families whose members were specifically selected because they caused false positives in new_aug_v1:</w:t>
+      </w:r>
+    </w:p>
+    <w:p>
+      <w:pPr>
+        <w:pStyle w:val="ListBullet"/>
+        <w:spacing w:before="0" w:after="60" w:line="276" w:lineRule="auto"/>
+      </w:pPr>
+      <w:r>
+        <w:rPr>
+          <w:rFonts w:ascii="Calibri" w:hAnsi="Calibri"/>
+          <w:b/>
+          <w:color w:val="0F172A"/>
+          <w:sz w:val="21"/>
+        </w:rPr>
+        <w:t xml:space="preserve">REWARDS_MILEAGE_FAMILY: </w:t>
+      </w:r>
+      <w:r>
+        <w:rPr>
+          <w:rFonts w:ascii="Calibri" w:hAnsi="Calibri"/>
+          <w:color w:val="0F172A"/>
+          <w:sz w:val="21"/>
+        </w:rPr>
+        <w:t>EATZ마일, EATZ마일 적립, OK캐쉬백 포인트, 적립금, 마일리지, 춤 저립EATZ마일 (corrupted variant). This family directly addresses the EATZ mileage boilerplate FP pattern that persisted through new_aug_v1.</w:t>
+      </w:r>
+    </w:p>
+    <w:p>
+      <w:pPr>
+        <w:pStyle w:val="ListBullet"/>
+        <w:spacing w:before="0" w:after="60" w:line="276" w:lineRule="auto"/>
+      </w:pPr>
+      <w:r>
+        <w:rPr>
+          <w:rFonts w:ascii="Calibri" w:hAnsi="Calibri"/>
+          <w:b/>
+          <w:color w:val="0F172A"/>
+          <w:sz w:val="21"/>
+        </w:rPr>
+        <w:t xml:space="preserve">ORDER_STATUS_CUSTOMER_FAMILY: </w:t>
+      </w:r>
+      <w:r>
+        <w:rPr>
+          <w:rFonts w:ascii="Calibri" w:hAnsi="Calibri"/>
+          <w:color w:val="0F172A"/>
+          <w:sz w:val="21"/>
+        </w:rPr>
+        <w:t>'완료되면 준비하고', '대기런호가', '주문 접수됨', '주문 완료', '준비 완료 알림', '대기번호 14번'. Kiosk order-management templates that were systematically misclassified by new_aug_v1 due to food-adjacent morphemes.</w:t>
+      </w:r>
+    </w:p>
+    <w:p>
+      <w:pPr>
+        <w:pStyle w:val="ListBullet"/>
+        <w:spacing w:before="0" w:after="60" w:line="276" w:lineRule="auto"/>
+      </w:pPr>
+      <w:r>
+        <w:rPr>
+          <w:rFonts w:ascii="Calibri" w:hAnsi="Calibri"/>
+          <w:b/>
+          <w:color w:val="0F172A"/>
+          <w:sz w:val="21"/>
+        </w:rPr>
+        <w:t xml:space="preserve">PACKAGING_STATUS_FAMILY: </w:t>
+      </w:r>
+      <w:r>
+        <w:rPr>
+          <w:rFonts w:ascii="Calibri" w:hAnsi="Calibri"/>
+          <w:color w:val="0F172A"/>
+          <w:sz w:val="21"/>
+        </w:rPr>
+        <w:t>'포장유무', '포장비', '포장상태', '모장유무' (corrupted form of 포장유무 — explicitly included). The corrupted form was added because new_aug_v1 never saw it and consequently produced an FP.</w:t>
+      </w:r>
+    </w:p>
+    <w:p>
+      <w:pPr>
+        <w:pStyle w:val="ListBullet"/>
+        <w:spacing w:before="0" w:after="60" w:line="276" w:lineRule="auto"/>
+      </w:pPr>
+      <w:r>
+        <w:rPr>
+          <w:rFonts w:ascii="Calibri" w:hAnsi="Calibri"/>
+          <w:b/>
+          <w:color w:val="0F172A"/>
+          <w:sz w:val="21"/>
+        </w:rPr>
+        <w:t xml:space="preserve">HEADER_METADATA_FAMILY: </w:t>
+      </w:r>
+      <w:r>
+        <w:rPr>
+          <w:rFonts w:ascii="Calibri" w:hAnsi="Calibri"/>
+          <w:color w:val="0F172A"/>
+          <w:sz w:val="21"/>
+        </w:rPr>
+        <w:t>'영수증번호', '결제금액', '총금액', '상품코드', '테이블번호', '주문번호', '부가세', '할인금액'. Expanded from v25's metadata list with additional POS system header patterns.</w:t>
+      </w:r>
+    </w:p>
+    <w:p>
+      <w:pPr>
+        <w:keepNext/>
+        <w:spacing w:before="280" w:after="80"/>
+      </w:pPr>
+      <w:r>
+        <w:rPr>
+          <w:rFonts w:ascii="Calibri" w:hAnsi="Calibri"/>
+          <w:b/>
+          <w:color w:val="0F766E"/>
+          <w:sz w:val="28"/>
+        </w:rPr>
+        <w:t>8.3 Contrast Pair Training (Boundary Learning)</w:t>
+      </w:r>
+    </w:p>
+    <w:p>
+      <w:pPr>
+        <w:spacing w:before="0" w:after="100" w:line="300" w:lineRule="auto"/>
+      </w:pPr>
+      <w:r>
+        <w:rPr>
+          <w:rFonts w:ascii="Calibri" w:hAnsi="Calibri"/>
+          <w:i w:val="0"/>
+          <w:color w:val="0F172A"/>
+          <w:sz w:val="22"/>
+        </w:rPr>
+        <w:t>v3.0 is the first version to include explicit contrast pairs in training. A contrast pair is a pair of training examples where the same Korean root morpheme appears in one FOOD and one NOT-FOOD context. These pairs force the model's embedding space to draw classification boundaries at the morpheme level rather than the word root level:</w:t>
+      </w:r>
+    </w:p>
+    <w:p>
+      <w:pPr>
+        <w:pStyle w:val="ListBullet"/>
+        <w:spacing w:before="0" w:after="60" w:line="276" w:lineRule="auto"/>
+      </w:pPr>
+      <w:r>
+        <w:rPr>
+          <w:rFonts w:ascii="Calibri" w:hAnsi="Calibri"/>
+          <w:b/>
+          <w:color w:val="0F172A"/>
+          <w:sz w:val="21"/>
+        </w:rPr>
+        <w:t xml:space="preserve">금 (payment root vs food salt): </w:t>
+      </w:r>
+      <w:r>
+        <w:rPr>
+          <w:rFonts w:ascii="Calibri" w:hAnsi="Calibri"/>
+          <w:color w:val="0F172A"/>
+          <w:sz w:val="21"/>
+        </w:rPr>
+        <w:t>NOT-FOOD: 결제금액, 총금액, 금액, 금액합계. FOOD: 소금, 맛소금, 천일염, 금귤청, 고소금. The model must learn that '금액' signals payment (NOT-FOOD) while '소금' signals a condiment (FOOD).</w:t>
+      </w:r>
+    </w:p>
+    <w:p>
+      <w:pPr>
+        <w:pStyle w:val="ListBullet"/>
+        <w:spacing w:before="0" w:after="60" w:line="276" w:lineRule="auto"/>
+      </w:pPr>
+      <w:r>
+        <w:rPr>
+          <w:rFonts w:ascii="Calibri" w:hAnsi="Calibri"/>
+          <w:b/>
+          <w:color w:val="0F172A"/>
+          <w:sz w:val="21"/>
+        </w:rPr>
+        <w:t xml:space="preserve">포장 (packaging status vs packaged food order): </w:t>
+      </w:r>
+      <w:r>
+        <w:rPr>
+          <w:rFonts w:ascii="Calibri" w:hAnsi="Calibri"/>
+          <w:color w:val="0F172A"/>
+          <w:sz w:val="21"/>
+        </w:rPr>
+        <w:t>NOT-FOOD: 포장유무, 포장비, 포장상태, 포장방식. FOOD: 포장 아메리카노, 포장 김치찌개, [포장] 갈비세트. The model must distinguish operational packaging metadata from food orders that happen to use the 포장 tag.</w:t>
+      </w:r>
+    </w:p>
+    <w:p>
+      <w:pPr>
+        <w:pStyle w:val="ListBullet"/>
+        <w:spacing w:before="0" w:after="60" w:line="276" w:lineRule="auto"/>
+      </w:pPr>
+      <w:r>
+        <w:rPr>
+          <w:rFonts w:ascii="Calibri" w:hAnsi="Calibri"/>
+          <w:b/>
+          <w:color w:val="0F172A"/>
+          <w:sz w:val="21"/>
+        </w:rPr>
+        <w:t xml:space="preserve">상품 (product code vs branded food product): </w:t>
+      </w:r>
+      <w:r>
+        <w:rPr>
+          <w:rFonts w:ascii="Calibri" w:hAnsi="Calibri"/>
+          <w:color w:val="0F172A"/>
+          <w:sz w:val="21"/>
+        </w:rPr>
+        <w:t>NOT-FOOD: 상품코드, 상품번호, 상품명, 삼물국드 (OCR corruption). FOOD: 신라면 5개입, 풀무원 냉면, 상품 라면류. The model must learn that '상품코드' is a receipt field but '신라면 상품' refers to a consumer product.</w:t>
+      </w:r>
+    </w:p>
+    <w:p>
+      <w:pPr>
+        <w:pStyle w:val="ListBullet"/>
+        <w:spacing w:before="0" w:after="60" w:line="276" w:lineRule="auto"/>
+      </w:pPr>
+      <w:r>
+        <w:rPr>
+          <w:rFonts w:ascii="Calibri" w:hAnsi="Calibri"/>
+          <w:b/>
+          <w:color w:val="0F172A"/>
+          <w:sz w:val="21"/>
+        </w:rPr>
+        <w:t xml:space="preserve">준비 (preparation status vs food preparation description): </w:t>
+      </w:r>
+      <w:r>
+        <w:rPr>
+          <w:rFonts w:ascii="Calibri" w:hAnsi="Calibri"/>
+          <w:color w:val="0F172A"/>
+          <w:sz w:val="21"/>
+        </w:rPr>
+        <w:t>NOT-FOOD: 준비 완료, 완료되면 준비하고, 준비중. FOOD: 준비된 재료, 준비 식재료 (edge cases). These are particularly hard — '준비' appears in both kitchen and order-management contexts.</w:t>
+      </w:r>
+    </w:p>
+    <w:p>
+      <w:pPr>
+        <w:keepNext/>
+        <w:spacing w:before="280" w:after="80"/>
+      </w:pPr>
+      <w:r>
+        <w:rPr>
+          <w:rFonts w:ascii="Calibri" w:hAnsi="Calibri"/>
+          <w:b/>
+          <w:color w:val="0F766E"/>
+          <w:sz w:val="28"/>
+        </w:rPr>
+        <w:t>8.4 v3.0 Evaluation Results</w:t>
+      </w:r>
+    </w:p>
+    <w:p>
+      <w:pPr>
+        <w:spacing w:before="0" w:after="100" w:line="300" w:lineRule="auto"/>
+      </w:pPr>
+      <w:r>
+        <w:rPr>
+          <w:rFonts w:ascii="Calibri" w:hAnsi="Calibri"/>
+          <w:i w:val="0"/>
+          <w:color w:val="0F172A"/>
+          <w:sz w:val="22"/>
+        </w:rPr>
+        <w:t>FastText v3.0 was evaluated on the same 785-line (full) and 757-line (clean) annotated benchmark used for all prior models. Metrics are presented alongside new_aug_v1 for direct comparison.</w:t>
+      </w:r>
+    </w:p>
+    <w:tbl>
+      <w:tblPr>
+        <w:tblW w:type="auto" w:w="0"/>
+        <w:jc w:val="center"/>
+        <w:tblLayout w:type="fixed"/>
+        <w:tblLook w:firstColumn="1" w:firstRow="1" w:lastColumn="0" w:lastRow="0" w:noHBand="0" w:noVBand="1" w:val="04A0"/>
+      </w:tblPr>
+      <w:tblGrid>
+        <w:gridCol w:w="994"/>
+        <w:gridCol w:w="994"/>
+        <w:gridCol w:w="994"/>
+        <w:gridCol w:w="994"/>
+        <w:gridCol w:w="994"/>
+        <w:gridCol w:w="994"/>
+        <w:gridCol w:w="994"/>
+        <w:gridCol w:w="994"/>
+        <w:gridCol w:w="994"/>
+        <w:gridCol w:w="994"/>
+      </w:tblGrid>
+      <w:tr>
+        <w:tc>
+          <w:tcPr>
+            <w:tcW w:type="dxa" w:w="994"/>
+            <w:shd w:fill="1A365D"/>
+            <w:tcMar>
+              <w:top w:w="80" w:type="dxa"/>
+              <w:bottom w:w="80" w:type="dxa"/>
+              <w:left w:w="60" w:type="dxa"/>
+              <w:right w:w="60" w:type="dxa"/>
+            </w:tcMar>
+          </w:tcPr>
+          <w:p>
+            <w:pPr>
+              <w:jc w:val="center"/>
+            </w:pPr>
+            <w:r>
+              <w:rPr>
+                <w:rFonts w:ascii="Calibri" w:hAnsi="Calibri"/>
+                <w:b/>
+                <w:color w:val="FFFFFF"/>
+                <w:sz w:val="18"/>
+              </w:rPr>
+              <w:t>Model</w:t>
+            </w:r>
+          </w:p>
+        </w:tc>
+        <w:tc>
+          <w:tcPr>
+            <w:tcW w:type="dxa" w:w="994"/>
+            <w:shd w:fill="1A365D"/>
+            <w:tcMar>
+              <w:top w:w="80" w:type="dxa"/>
+              <w:bottom w:w="80" w:type="dxa"/>
+              <w:left w:w="60" w:type="dxa"/>
+              <w:right w:w="60" w:type="dxa"/>
+            </w:tcMar>
+          </w:tcPr>
+          <w:p>
+            <w:pPr>
+              <w:jc w:val="center"/>
+            </w:pPr>
+            <w:r>
+              <w:rPr>
+                <w:rFonts w:ascii="Calibri" w:hAnsi="Calibri"/>
+                <w:b/>
+                <w:color w:val="FFFFFF"/>
+                <w:sz w:val="18"/>
+              </w:rPr>
+              <w:t>Subset</w:t>
+            </w:r>
+          </w:p>
+        </w:tc>
+        <w:tc>
+          <w:tcPr>
+            <w:tcW w:type="dxa" w:w="994"/>
+            <w:shd w:fill="1A365D"/>
+            <w:tcMar>
+              <w:top w:w="80" w:type="dxa"/>
+              <w:bottom w:w="80" w:type="dxa"/>
+              <w:left w:w="60" w:type="dxa"/>
+              <w:right w:w="60" w:type="dxa"/>
+            </w:tcMar>
+          </w:tcPr>
+          <w:p>
+            <w:pPr>
+              <w:jc w:val="center"/>
+            </w:pPr>
+            <w:r>
+              <w:rPr>
+                <w:rFonts w:ascii="Calibri" w:hAnsi="Calibri"/>
+                <w:b/>
+                <w:color w:val="FFFFFF"/>
+                <w:sz w:val="18"/>
+              </w:rPr>
+              <w:t>Acc</w:t>
+            </w:r>
+          </w:p>
+        </w:tc>
+        <w:tc>
+          <w:tcPr>
+            <w:tcW w:type="dxa" w:w="994"/>
+            <w:shd w:fill="1A365D"/>
+            <w:tcMar>
+              <w:top w:w="80" w:type="dxa"/>
+              <w:bottom w:w="80" w:type="dxa"/>
+              <w:left w:w="60" w:type="dxa"/>
+              <w:right w:w="60" w:type="dxa"/>
+            </w:tcMar>
+          </w:tcPr>
+          <w:p>
+            <w:pPr>
+              <w:jc w:val="center"/>
+            </w:pPr>
+            <w:r>
+              <w:rPr>
+                <w:rFonts w:ascii="Calibri" w:hAnsi="Calibri"/>
+                <w:b/>
+                <w:color w:val="FFFFFF"/>
+                <w:sz w:val="18"/>
+              </w:rPr>
+              <w:t>F.Prec</w:t>
+            </w:r>
+          </w:p>
+        </w:tc>
+        <w:tc>
+          <w:tcPr>
+            <w:tcW w:type="dxa" w:w="994"/>
+            <w:shd w:fill="1A365D"/>
+            <w:tcMar>
+              <w:top w:w="80" w:type="dxa"/>
+              <w:bottom w:w="80" w:type="dxa"/>
+              <w:left w:w="60" w:type="dxa"/>
+              <w:right w:w="60" w:type="dxa"/>
+            </w:tcMar>
+          </w:tcPr>
+          <w:p>
+            <w:pPr>
+              <w:jc w:val="center"/>
+            </w:pPr>
+            <w:r>
+              <w:rPr>
+                <w:rFonts w:ascii="Calibri" w:hAnsi="Calibri"/>
+                <w:b/>
+                <w:color w:val="FFFFFF"/>
+                <w:sz w:val="18"/>
+              </w:rPr>
+              <w:t>F.Rec</w:t>
+            </w:r>
+          </w:p>
+        </w:tc>
+        <w:tc>
+          <w:tcPr>
+            <w:tcW w:type="dxa" w:w="994"/>
+            <w:shd w:fill="1A365D"/>
+            <w:tcMar>
+              <w:top w:w="80" w:type="dxa"/>
+              <w:bottom w:w="80" w:type="dxa"/>
+              <w:left w:w="60" w:type="dxa"/>
+              <w:right w:w="60" w:type="dxa"/>
+            </w:tcMar>
+          </w:tcPr>
+          <w:p>
+            <w:pPr>
+              <w:jc w:val="center"/>
+            </w:pPr>
+            <w:r>
+              <w:rPr>
+                <w:rFonts w:ascii="Calibri" w:hAnsi="Calibri"/>
+                <w:b/>
+                <w:color w:val="FFFFFF"/>
+                <w:sz w:val="18"/>
+              </w:rPr>
+              <w:t>F.F1</w:t>
+            </w:r>
+          </w:p>
+        </w:tc>
+        <w:tc>
+          <w:tcPr>
+            <w:tcW w:type="dxa" w:w="994"/>
+            <w:shd w:fill="1A365D"/>
+            <w:tcMar>
+              <w:top w:w="80" w:type="dxa"/>
+              <w:bottom w:w="80" w:type="dxa"/>
+              <w:left w:w="60" w:type="dxa"/>
+              <w:right w:w="60" w:type="dxa"/>
+            </w:tcMar>
+          </w:tcPr>
+          <w:p>
+            <w:pPr>
+              <w:jc w:val="center"/>
+            </w:pPr>
+            <w:r>
+              <w:rPr>
+                <w:rFonts w:ascii="Calibri" w:hAnsi="Calibri"/>
+                <w:b/>
+                <w:color w:val="FFFFFF"/>
+                <w:sz w:val="18"/>
+              </w:rPr>
+              <w:t>MacroF1</w:t>
+            </w:r>
+          </w:p>
+        </w:tc>
+        <w:tc>
+          <w:tcPr>
+            <w:tcW w:type="dxa" w:w="994"/>
+            <w:shd w:fill="1A365D"/>
+            <w:tcMar>
+              <w:top w:w="80" w:type="dxa"/>
+              <w:bottom w:w="80" w:type="dxa"/>
+              <w:left w:w="60" w:type="dxa"/>
+              <w:right w:w="60" w:type="dxa"/>
+            </w:tcMar>
+          </w:tcPr>
+          <w:p>
+            <w:pPr>
+              <w:jc w:val="center"/>
+            </w:pPr>
+            <w:r>
+              <w:rPr>
+                <w:rFonts w:ascii="Calibri" w:hAnsi="Calibri"/>
+                <w:b/>
+                <w:color w:val="FFFFFF"/>
+                <w:sz w:val="18"/>
+              </w:rPr>
+              <w:t>BalAcc</w:t>
+            </w:r>
+          </w:p>
+        </w:tc>
+        <w:tc>
+          <w:tcPr>
+            <w:tcW w:type="dxa" w:w="994"/>
+            <w:shd w:fill="1A365D"/>
+            <w:tcMar>
+              <w:top w:w="80" w:type="dxa"/>
+              <w:bottom w:w="80" w:type="dxa"/>
+              <w:left w:w="60" w:type="dxa"/>
+              <w:right w:w="60" w:type="dxa"/>
+            </w:tcMar>
+          </w:tcPr>
+          <w:p>
+            <w:pPr>
+              <w:jc w:val="center"/>
+            </w:pPr>
+            <w:r>
+              <w:rPr>
+                <w:rFonts w:ascii="Calibri" w:hAnsi="Calibri"/>
+                <w:b/>
+                <w:color w:val="FFFFFF"/>
+                <w:sz w:val="18"/>
+              </w:rPr>
+              <w:t>Latency ms</w:t>
+            </w:r>
+          </w:p>
+        </w:tc>
+        <w:tc>
+          <w:tcPr>
+            <w:tcW w:type="dxa" w:w="994"/>
+            <w:shd w:fill="1A365D"/>
+            <w:tcMar>
+              <w:top w:w="80" w:type="dxa"/>
+              <w:bottom w:w="80" w:type="dxa"/>
+              <w:left w:w="60" w:type="dxa"/>
+              <w:right w:w="60" w:type="dxa"/>
+            </w:tcMar>
+          </w:tcPr>
+          <w:p>
+            <w:pPr>
+              <w:jc w:val="center"/>
+            </w:pPr>
+            <w:r>
+              <w:rPr>
+                <w:rFonts w:ascii="Calibri" w:hAnsi="Calibri"/>
+                <w:b/>
+                <w:color w:val="FFFFFF"/>
+                <w:sz w:val="18"/>
+              </w:rPr>
+              <w:t>Dataset</w:t>
+            </w:r>
+          </w:p>
+        </w:tc>
+      </w:tr>
+      <w:tr>
+        <w:tc>
+          <w:tcPr>
+            <w:tcW w:type="dxa" w:w="994"/>
+            <w:shd w:fill="ECFDF5"/>
+            <w:tcMar>
+              <w:top w:w="70" w:type="dxa"/>
+              <w:bottom w:w="70" w:type="dxa"/>
+              <w:left w:w="60" w:type="dxa"/>
+              <w:right w:w="60" w:type="dxa"/>
+            </w:tcMar>
+          </w:tcPr>
+          <w:p>
+            <w:pPr>
+              <w:jc w:val="left"/>
+            </w:pPr>
+            <w:r>
+              <w:rPr>
+                <w:rFonts w:ascii="Calibri" w:hAnsi="Calibri"/>
+                <w:b/>
+                <w:color w:val="0F766E"/>
+                <w:sz w:val="18"/>
+              </w:rPr>
+              <w:t>FastText v3.0 (Family Aug) ★</w:t>
+            </w:r>
+          </w:p>
+        </w:tc>
+        <w:tc>
+          <w:tcPr>
+            <w:tcW w:type="dxa" w:w="994"/>
+            <w:shd w:fill="ECFDF5"/>
+            <w:tcMar>
+              <w:top w:w="70" w:type="dxa"/>
+              <w:bottom w:w="70" w:type="dxa"/>
+              <w:left w:w="60" w:type="dxa"/>
+              <w:right w:w="60" w:type="dxa"/>
+            </w:tcMar>
+          </w:tcPr>
+          <w:p>
+            <w:pPr>
+              <w:jc w:val="left"/>
+            </w:pPr>
+            <w:r>
+              <w:rPr>
+                <w:rFonts w:ascii="Calibri" w:hAnsi="Calibri"/>
+                <w:b/>
+                <w:color w:val="0F766E"/>
+                <w:sz w:val="18"/>
+              </w:rPr>
+              <w:t>full_785_lines</w:t>
+            </w:r>
+          </w:p>
+        </w:tc>
+        <w:tc>
+          <w:tcPr>
+            <w:tcW w:type="dxa" w:w="994"/>
+            <w:shd w:fill="ECFDF5"/>
+            <w:tcMar>
+              <w:top w:w="70" w:type="dxa"/>
+              <w:bottom w:w="70" w:type="dxa"/>
+              <w:left w:w="60" w:type="dxa"/>
+              <w:right w:w="60" w:type="dxa"/>
+            </w:tcMar>
+          </w:tcPr>
+          <w:p>
+            <w:pPr>
+              <w:jc w:val="right"/>
+            </w:pPr>
+            <w:r>
+              <w:rPr>
+                <w:rFonts w:ascii="Calibri" w:hAnsi="Calibri"/>
+                <w:b/>
+                <w:color w:val="0F766E"/>
+                <w:sz w:val="18"/>
+              </w:rPr>
+              <w:t>96.1%</w:t>
+            </w:r>
+          </w:p>
+        </w:tc>
+        <w:tc>
+          <w:tcPr>
+            <w:tcW w:type="dxa" w:w="994"/>
+            <w:shd w:fill="ECFDF5"/>
+            <w:tcMar>
+              <w:top w:w="70" w:type="dxa"/>
+              <w:bottom w:w="70" w:type="dxa"/>
+              <w:left w:w="60" w:type="dxa"/>
+              <w:right w:w="60" w:type="dxa"/>
+            </w:tcMar>
+          </w:tcPr>
+          <w:p>
+            <w:pPr>
+              <w:jc w:val="right"/>
+            </w:pPr>
+            <w:r>
+              <w:rPr>
+                <w:rFonts w:ascii="Calibri" w:hAnsi="Calibri"/>
+                <w:b/>
+                <w:color w:val="0F766E"/>
+                <w:sz w:val="18"/>
+              </w:rPr>
+              <w:t>80.0%</w:t>
+            </w:r>
+          </w:p>
+        </w:tc>
+        <w:tc>
+          <w:tcPr>
+            <w:tcW w:type="dxa" w:w="994"/>
+            <w:shd w:fill="ECFDF5"/>
+            <w:tcMar>
+              <w:top w:w="70" w:type="dxa"/>
+              <w:bottom w:w="70" w:type="dxa"/>
+              <w:left w:w="60" w:type="dxa"/>
+              <w:right w:w="60" w:type="dxa"/>
+            </w:tcMar>
+          </w:tcPr>
+          <w:p>
+            <w:pPr>
+              <w:jc w:val="right"/>
+            </w:pPr>
+            <w:r>
+              <w:rPr>
+                <w:rFonts w:ascii="Calibri" w:hAnsi="Calibri"/>
+                <w:b/>
+                <w:color w:val="0F766E"/>
+                <w:sz w:val="18"/>
+              </w:rPr>
+              <w:t>84.7%</w:t>
+            </w:r>
+          </w:p>
+        </w:tc>
+        <w:tc>
+          <w:tcPr>
+            <w:tcW w:type="dxa" w:w="994"/>
+            <w:shd w:fill="ECFDF5"/>
+            <w:tcMar>
+              <w:top w:w="70" w:type="dxa"/>
+              <w:bottom w:w="70" w:type="dxa"/>
+              <w:left w:w="60" w:type="dxa"/>
+              <w:right w:w="60" w:type="dxa"/>
+            </w:tcMar>
+          </w:tcPr>
+          <w:p>
+            <w:pPr>
+              <w:jc w:val="right"/>
+            </w:pPr>
+            <w:r>
+              <w:rPr>
+                <w:rFonts w:ascii="Calibri" w:hAnsi="Calibri"/>
+                <w:b/>
+                <w:color w:val="0F766E"/>
+                <w:sz w:val="18"/>
+              </w:rPr>
+              <w:t>82.3%</w:t>
+            </w:r>
+          </w:p>
+        </w:tc>
+        <w:tc>
+          <w:tcPr>
+            <w:tcW w:type="dxa" w:w="994"/>
+            <w:shd w:fill="ECFDF5"/>
+            <w:tcMar>
+              <w:top w:w="70" w:type="dxa"/>
+              <w:bottom w:w="70" w:type="dxa"/>
+              <w:left w:w="60" w:type="dxa"/>
+              <w:right w:w="60" w:type="dxa"/>
+            </w:tcMar>
+          </w:tcPr>
+          <w:p>
+            <w:pPr>
+              <w:jc w:val="right"/>
+            </w:pPr>
+            <w:r>
+              <w:rPr>
+                <w:rFonts w:ascii="Calibri" w:hAnsi="Calibri"/>
+                <w:b/>
+                <w:color w:val="0F766E"/>
+                <w:sz w:val="18"/>
+              </w:rPr>
+              <w:t>91.1%</w:t>
+            </w:r>
+          </w:p>
+        </w:tc>
+        <w:tc>
+          <w:tcPr>
+            <w:tcW w:type="dxa" w:w="994"/>
+            <w:shd w:fill="ECFDF5"/>
+            <w:tcMar>
+              <w:top w:w="70" w:type="dxa"/>
+              <w:bottom w:w="70" w:type="dxa"/>
+              <w:left w:w="60" w:type="dxa"/>
+              <w:right w:w="60" w:type="dxa"/>
+            </w:tcMar>
+          </w:tcPr>
+          <w:p>
+            <w:pPr>
+              <w:jc w:val="right"/>
+            </w:pPr>
+            <w:r>
+              <w:rPr>
+                <w:rFonts w:ascii="Calibri" w:hAnsi="Calibri"/>
+                <w:b/>
+                <w:color w:val="0F766E"/>
+                <w:sz w:val="18"/>
+              </w:rPr>
+              <w:t>91.1%</w:t>
+            </w:r>
+          </w:p>
+        </w:tc>
+        <w:tc>
+          <w:tcPr>
+            <w:tcW w:type="dxa" w:w="994"/>
+            <w:shd w:fill="ECFDF5"/>
+            <w:tcMar>
+              <w:top w:w="70" w:type="dxa"/>
+              <w:bottom w:w="70" w:type="dxa"/>
+              <w:left w:w="60" w:type="dxa"/>
+              <w:right w:w="60" w:type="dxa"/>
+            </w:tcMar>
+          </w:tcPr>
+          <w:p>
+            <w:pPr>
+              <w:jc w:val="right"/>
+            </w:pPr>
+            <w:r>
+              <w:rPr>
+                <w:rFonts w:ascii="Calibri" w:hAnsi="Calibri"/>
+                <w:b/>
+                <w:color w:val="0F766E"/>
+                <w:sz w:val="18"/>
+              </w:rPr>
+              <w:t>0.0058</w:t>
+            </w:r>
+          </w:p>
+        </w:tc>
+        <w:tc>
+          <w:tcPr>
+            <w:tcW w:type="dxa" w:w="994"/>
+            <w:shd w:fill="ECFDF5"/>
+            <w:tcMar>
+              <w:top w:w="70" w:type="dxa"/>
+              <w:bottom w:w="70" w:type="dxa"/>
+              <w:left w:w="60" w:type="dxa"/>
+              <w:right w:w="60" w:type="dxa"/>
+            </w:tcMar>
+          </w:tcPr>
+          <w:p>
+            <w:pPr>
+              <w:jc w:val="right"/>
+            </w:pPr>
+            <w:r>
+              <w:rPr>
+                <w:rFonts w:ascii="Calibri" w:hAnsi="Calibri"/>
+                <w:b/>
+                <w:color w:val="0F766E"/>
+                <w:sz w:val="18"/>
+              </w:rPr>
+              <w:t>230.2k</w:t>
+            </w:r>
+          </w:p>
+        </w:tc>
+      </w:tr>
+      <w:tr>
+        <w:tc>
+          <w:tcPr>
+            <w:tcW w:type="dxa" w:w="994"/>
+            <w:shd w:fill="ECFDF5"/>
+            <w:tcMar>
+              <w:top w:w="70" w:type="dxa"/>
+              <w:bottom w:w="70" w:type="dxa"/>
+              <w:left w:w="60" w:type="dxa"/>
+              <w:right w:w="60" w:type="dxa"/>
+            </w:tcMar>
+          </w:tcPr>
+          <w:p>
+            <w:pPr>
+              <w:jc w:val="left"/>
+            </w:pPr>
+            <w:r>
+              <w:rPr>
+                <w:rFonts w:ascii="Calibri" w:hAnsi="Calibri"/>
+                <w:b/>
+                <w:color w:val="0F766E"/>
+                <w:sz w:val="18"/>
+              </w:rPr>
+              <w:t>FastText v3.0 (Family Aug) ★</w:t>
+            </w:r>
+          </w:p>
+        </w:tc>
+        <w:tc>
+          <w:tcPr>
+            <w:tcW w:type="dxa" w:w="994"/>
+            <w:shd w:fill="ECFDF5"/>
+            <w:tcMar>
+              <w:top w:w="70" w:type="dxa"/>
+              <w:bottom w:w="70" w:type="dxa"/>
+              <w:left w:w="60" w:type="dxa"/>
+              <w:right w:w="60" w:type="dxa"/>
+            </w:tcMar>
+          </w:tcPr>
+          <w:p>
+            <w:pPr>
+              <w:jc w:val="left"/>
+            </w:pPr>
+            <w:r>
+              <w:rPr>
+                <w:rFonts w:ascii="Calibri" w:hAnsi="Calibri"/>
+                <w:b/>
+                <w:color w:val="0F766E"/>
+                <w:sz w:val="18"/>
+              </w:rPr>
+              <w:t>clean_757_lines</w:t>
+            </w:r>
+          </w:p>
+        </w:tc>
+        <w:tc>
+          <w:tcPr>
+            <w:tcW w:type="dxa" w:w="994"/>
+            <w:shd w:fill="ECFDF5"/>
+            <w:tcMar>
+              <w:top w:w="70" w:type="dxa"/>
+              <w:bottom w:w="70" w:type="dxa"/>
+              <w:left w:w="60" w:type="dxa"/>
+              <w:right w:w="60" w:type="dxa"/>
+            </w:tcMar>
+          </w:tcPr>
+          <w:p>
+            <w:pPr>
+              <w:jc w:val="right"/>
+            </w:pPr>
+            <w:r>
+              <w:rPr>
+                <w:rFonts w:ascii="Calibri" w:hAnsi="Calibri"/>
+                <w:b/>
+                <w:color w:val="0F766E"/>
+                <w:sz w:val="18"/>
+              </w:rPr>
+              <w:t>96.4%</w:t>
+            </w:r>
+          </w:p>
+        </w:tc>
+        <w:tc>
+          <w:tcPr>
+            <w:tcW w:type="dxa" w:w="994"/>
+            <w:shd w:fill="ECFDF5"/>
+            <w:tcMar>
+              <w:top w:w="70" w:type="dxa"/>
+              <w:bottom w:w="70" w:type="dxa"/>
+              <w:left w:w="60" w:type="dxa"/>
+              <w:right w:w="60" w:type="dxa"/>
+            </w:tcMar>
+          </w:tcPr>
+          <w:p>
+            <w:pPr>
+              <w:jc w:val="right"/>
+            </w:pPr>
+            <w:r>
+              <w:rPr>
+                <w:rFonts w:ascii="Calibri" w:hAnsi="Calibri"/>
+                <w:b/>
+                <w:color w:val="0F766E"/>
+                <w:sz w:val="18"/>
+              </w:rPr>
+              <w:t>83.3%</w:t>
+            </w:r>
+          </w:p>
+        </w:tc>
+        <w:tc>
+          <w:tcPr>
+            <w:tcW w:type="dxa" w:w="994"/>
+            <w:shd w:fill="ECFDF5"/>
+            <w:tcMar>
+              <w:top w:w="70" w:type="dxa"/>
+              <w:bottom w:w="70" w:type="dxa"/>
+              <w:left w:w="60" w:type="dxa"/>
+              <w:right w:w="60" w:type="dxa"/>
+            </w:tcMar>
+          </w:tcPr>
+          <w:p>
+            <w:pPr>
+              <w:jc w:val="right"/>
+            </w:pPr>
+            <w:r>
+              <w:rPr>
+                <w:rFonts w:ascii="Calibri" w:hAnsi="Calibri"/>
+                <w:b/>
+                <w:color w:val="0F766E"/>
+                <w:sz w:val="18"/>
+              </w:rPr>
+              <w:t>83.3%</w:t>
+            </w:r>
+          </w:p>
+        </w:tc>
+        <w:tc>
+          <w:tcPr>
+            <w:tcW w:type="dxa" w:w="994"/>
+            <w:shd w:fill="ECFDF5"/>
+            <w:tcMar>
+              <w:top w:w="70" w:type="dxa"/>
+              <w:bottom w:w="70" w:type="dxa"/>
+              <w:left w:w="60" w:type="dxa"/>
+              <w:right w:w="60" w:type="dxa"/>
+            </w:tcMar>
+          </w:tcPr>
+          <w:p>
+            <w:pPr>
+              <w:jc w:val="right"/>
+            </w:pPr>
+            <w:r>
+              <w:rPr>
+                <w:rFonts w:ascii="Calibri" w:hAnsi="Calibri"/>
+                <w:b/>
+                <w:color w:val="0F766E"/>
+                <w:sz w:val="18"/>
+              </w:rPr>
+              <w:t>83.3%</w:t>
+            </w:r>
+          </w:p>
+        </w:tc>
+        <w:tc>
+          <w:tcPr>
+            <w:tcW w:type="dxa" w:w="994"/>
+            <w:shd w:fill="ECFDF5"/>
+            <w:tcMar>
+              <w:top w:w="70" w:type="dxa"/>
+              <w:bottom w:w="70" w:type="dxa"/>
+              <w:left w:w="60" w:type="dxa"/>
+              <w:right w:w="60" w:type="dxa"/>
+            </w:tcMar>
+          </w:tcPr>
+          <w:p>
+            <w:pPr>
+              <w:jc w:val="right"/>
+            </w:pPr>
+            <w:r>
+              <w:rPr>
+                <w:rFonts w:ascii="Calibri" w:hAnsi="Calibri"/>
+                <w:b/>
+                <w:color w:val="0F766E"/>
+                <w:sz w:val="18"/>
+              </w:rPr>
+              <w:t>90.7%</w:t>
+            </w:r>
+          </w:p>
+        </w:tc>
+        <w:tc>
+          <w:tcPr>
+            <w:tcW w:type="dxa" w:w="994"/>
+            <w:shd w:fill="ECFDF5"/>
+            <w:tcMar>
+              <w:top w:w="70" w:type="dxa"/>
+              <w:bottom w:w="70" w:type="dxa"/>
+              <w:left w:w="60" w:type="dxa"/>
+              <w:right w:w="60" w:type="dxa"/>
+            </w:tcMar>
+          </w:tcPr>
+          <w:p>
+            <w:pPr>
+              <w:jc w:val="right"/>
+            </w:pPr>
+            <w:r>
+              <w:rPr>
+                <w:rFonts w:ascii="Calibri" w:hAnsi="Calibri"/>
+                <w:b/>
+                <w:color w:val="0F766E"/>
+                <w:sz w:val="18"/>
+              </w:rPr>
+              <w:t>90.7%</w:t>
+            </w:r>
+          </w:p>
+        </w:tc>
+        <w:tc>
+          <w:tcPr>
+            <w:tcW w:type="dxa" w:w="994"/>
+            <w:shd w:fill="ECFDF5"/>
+            <w:tcMar>
+              <w:top w:w="70" w:type="dxa"/>
+              <w:bottom w:w="70" w:type="dxa"/>
+              <w:left w:w="60" w:type="dxa"/>
+              <w:right w:w="60" w:type="dxa"/>
+            </w:tcMar>
+          </w:tcPr>
+          <w:p>
+            <w:pPr>
+              <w:jc w:val="right"/>
+            </w:pPr>
+            <w:r>
+              <w:rPr>
+                <w:rFonts w:ascii="Calibri" w:hAnsi="Calibri"/>
+                <w:b/>
+                <w:color w:val="0F766E"/>
+                <w:sz w:val="18"/>
+              </w:rPr>
+              <w:t>0.0058</w:t>
+            </w:r>
+          </w:p>
+        </w:tc>
+        <w:tc>
+          <w:tcPr>
+            <w:tcW w:type="dxa" w:w="994"/>
+            <w:shd w:fill="ECFDF5"/>
+            <w:tcMar>
+              <w:top w:w="70" w:type="dxa"/>
+              <w:bottom w:w="70" w:type="dxa"/>
+              <w:left w:w="60" w:type="dxa"/>
+              <w:right w:w="60" w:type="dxa"/>
+            </w:tcMar>
+          </w:tcPr>
+          <w:p>
+            <w:pPr>
+              <w:jc w:val="right"/>
+            </w:pPr>
+            <w:r>
+              <w:rPr>
+                <w:rFonts w:ascii="Calibri" w:hAnsi="Calibri"/>
+                <w:b/>
+                <w:color w:val="0F766E"/>
+                <w:sz w:val="18"/>
+              </w:rPr>
+              <w:t>230.2k</w:t>
+            </w:r>
+          </w:p>
+        </w:tc>
+      </w:tr>
+    </w:tbl>
+    <w:p>
+      <w:pPr>
+        <w:spacing w:after="160"/>
+      </w:pPr>
+    </w:p>
+    <w:p>
+      <w:pPr>
+        <w:keepNext/>
+        <w:spacing w:before="280" w:after="80"/>
+      </w:pPr>
+      <w:r>
+        <w:rPr>
+          <w:rFonts w:ascii="Calibri" w:hAnsi="Calibri"/>
+          <w:b/>
+          <w:color w:val="0F766E"/>
+          <w:sz w:val="28"/>
+        </w:rPr>
+        <w:t>8.5 Specific Errors Fixed by v3.0</w:t>
+      </w:r>
+    </w:p>
+    <w:p>
+      <w:pPr>
+        <w:spacing w:before="0" w:after="100" w:line="300" w:lineRule="auto"/>
+      </w:pPr>
+      <w:r>
+        <w:rPr>
+          <w:rFonts w:ascii="Calibri" w:hAnsi="Calibri"/>
+          <w:i w:val="0"/>
+          <w:color w:val="0F172A"/>
+          <w:sz w:val="22"/>
+        </w:rPr>
+        <w:t>The following table documents the specific misclassified lines from new_aug_v1 that v3.0 corrected, along with the augmentation family responsible for the fix:</w:t>
+      </w:r>
+    </w:p>
+    <w:tbl>
+      <w:tblPr>
+        <w:tblW w:type="auto" w:w="0"/>
+        <w:jc w:val="center"/>
+        <w:tblLayout w:type="fixed"/>
+        <w:tblLook w:firstColumn="1" w:firstRow="1" w:lastColumn="0" w:lastRow="0" w:noHBand="0" w:noVBand="1" w:val="04A0"/>
+      </w:tblPr>
+      <w:tblGrid>
+        <w:gridCol w:w="2484"/>
+        <w:gridCol w:w="2484"/>
+        <w:gridCol w:w="2484"/>
+        <w:gridCol w:w="2484"/>
+      </w:tblGrid>
+      <w:tr>
+        <w:tc>
+          <w:tcPr>
+            <w:tcW w:type="dxa" w:w="2484"/>
+            <w:shd w:fill="1A365D"/>
+            <w:tcMar>
+              <w:top w:w="80" w:type="dxa"/>
+              <w:bottom w:w="80" w:type="dxa"/>
+              <w:left w:w="80" w:type="dxa"/>
+              <w:right w:w="80" w:type="dxa"/>
+            </w:tcMar>
+          </w:tcPr>
+          <w:p>
+            <w:pPr>
+              <w:jc w:val="center"/>
+            </w:pPr>
+            <w:r>
+              <w:rPr>
+                <w:rFonts w:ascii="Calibri" w:hAnsi="Calibri"/>
+                <w:b/>
+                <w:color w:val="FFFFFF"/>
+                <w:sz w:val="18"/>
+              </w:rPr>
+              <w:t>OCR Line</w:t>
+            </w:r>
+          </w:p>
+        </w:tc>
+        <w:tc>
+          <w:tcPr>
+            <w:tcW w:type="dxa" w:w="2484"/>
+            <w:shd w:fill="1A365D"/>
+            <w:tcMar>
+              <w:top w:w="80" w:type="dxa"/>
+              <w:bottom w:w="80" w:type="dxa"/>
+              <w:left w:w="80" w:type="dxa"/>
+              <w:right w:w="80" w:type="dxa"/>
+            </w:tcMar>
+          </w:tcPr>
+          <w:p>
+            <w:pPr>
+              <w:jc w:val="center"/>
+            </w:pPr>
+            <w:r>
+              <w:rPr>
+                <w:rFonts w:ascii="Calibri" w:hAnsi="Calibri"/>
+                <w:b/>
+                <w:color w:val="FFFFFF"/>
+                <w:sz w:val="18"/>
+              </w:rPr>
+              <w:t>new_aug_v1 Result</w:t>
+            </w:r>
+          </w:p>
+        </w:tc>
+        <w:tc>
+          <w:tcPr>
+            <w:tcW w:type="dxa" w:w="2484"/>
+            <w:shd w:fill="1A365D"/>
+            <w:tcMar>
+              <w:top w:w="80" w:type="dxa"/>
+              <w:bottom w:w="80" w:type="dxa"/>
+              <w:left w:w="80" w:type="dxa"/>
+              <w:right w:w="80" w:type="dxa"/>
+            </w:tcMar>
+          </w:tcPr>
+          <w:p>
+            <w:pPr>
+              <w:jc w:val="center"/>
+            </w:pPr>
+            <w:r>
+              <w:rPr>
+                <w:rFonts w:ascii="Calibri" w:hAnsi="Calibri"/>
+                <w:b/>
+                <w:color w:val="FFFFFF"/>
+                <w:sz w:val="18"/>
+              </w:rPr>
+              <w:t>v3.0 Result</w:t>
+            </w:r>
+          </w:p>
+        </w:tc>
+        <w:tc>
+          <w:tcPr>
+            <w:tcW w:type="dxa" w:w="2484"/>
+            <w:shd w:fill="1A365D"/>
+            <w:tcMar>
+              <w:top w:w="80" w:type="dxa"/>
+              <w:bottom w:w="80" w:type="dxa"/>
+              <w:left w:w="80" w:type="dxa"/>
+              <w:right w:w="80" w:type="dxa"/>
+            </w:tcMar>
+          </w:tcPr>
+          <w:p>
+            <w:pPr>
+              <w:jc w:val="center"/>
+            </w:pPr>
+            <w:r>
+              <w:rPr>
+                <w:rFonts w:ascii="Calibri" w:hAnsi="Calibri"/>
+                <w:b/>
+                <w:color w:val="FFFFFF"/>
+                <w:sz w:val="18"/>
+              </w:rPr>
+              <w:t>Fix Mechanism</w:t>
+            </w:r>
+          </w:p>
+        </w:tc>
+      </w:tr>
+      <w:tr>
+        <w:tc>
+          <w:tcPr>
+            <w:tcW w:type="dxa" w:w="2484"/>
+            <w:shd w:fill="FFFFFF"/>
+            <w:tcMar>
+              <w:top w:w="60" w:type="dxa"/>
+              <w:bottom w:w="60" w:type="dxa"/>
+              <w:left w:w="80" w:type="dxa"/>
+              <w:right w:w="80" w:type="dxa"/>
+            </w:tcMar>
+          </w:tcPr>
+          <w:p>
+            <w:r>
+              <w:rPr>
+                <w:rFonts w:ascii="Calibri" w:hAnsi="Calibri"/>
+                <w:sz w:val="17"/>
+              </w:rPr>
+              <w:t>'완료되면 준비하고'</w:t>
+            </w:r>
+          </w:p>
+        </w:tc>
+        <w:tc>
+          <w:tcPr>
+            <w:tcW w:type="dxa" w:w="2484"/>
+            <w:shd w:fill="FFFFFF"/>
+            <w:tcMar>
+              <w:top w:w="60" w:type="dxa"/>
+              <w:bottom w:w="60" w:type="dxa"/>
+              <w:left w:w="80" w:type="dxa"/>
+              <w:right w:w="80" w:type="dxa"/>
+            </w:tcMar>
+          </w:tcPr>
+          <w:p>
+            <w:r>
+              <w:rPr>
+                <w:rFonts w:ascii="Calibri" w:hAnsi="Calibri"/>
+                <w:color w:val="C2410C"/>
+                <w:sz w:val="17"/>
+              </w:rPr>
+              <w:t>new_aug_v1: FOOD (FP)</w:t>
+            </w:r>
+          </w:p>
+        </w:tc>
+        <w:tc>
+          <w:tcPr>
+            <w:tcW w:type="dxa" w:w="2484"/>
+            <w:shd w:fill="FFFFFF"/>
+            <w:tcMar>
+              <w:top w:w="60" w:type="dxa"/>
+              <w:bottom w:w="60" w:type="dxa"/>
+              <w:left w:w="80" w:type="dxa"/>
+              <w:right w:w="80" w:type="dxa"/>
+            </w:tcMar>
+          </w:tcPr>
+          <w:p>
+            <w:r>
+              <w:rPr>
+                <w:rFonts w:ascii="Calibri" w:hAnsi="Calibri"/>
+                <w:b/>
+                <w:color w:val="0F766E"/>
+                <w:sz w:val="17"/>
+              </w:rPr>
+              <w:t>v3.0: NOT-FOOD ✓</w:t>
+            </w:r>
+          </w:p>
+        </w:tc>
+        <w:tc>
+          <w:tcPr>
+            <w:tcW w:type="dxa" w:w="2484"/>
+            <w:shd w:fill="FFFFFF"/>
+            <w:tcMar>
+              <w:top w:w="60" w:type="dxa"/>
+              <w:bottom w:w="60" w:type="dxa"/>
+              <w:left w:w="80" w:type="dxa"/>
+              <w:right w:w="80" w:type="dxa"/>
+            </w:tcMar>
+          </w:tcPr>
+          <w:p>
+            <w:r>
+              <w:rPr>
+                <w:rFonts w:ascii="Calibri" w:hAnsi="Calibri"/>
+                <w:sz w:val="17"/>
+              </w:rPr>
+              <w:t>ORDER_STATUS_CUSTOMER_FAMILY explicit training</w:t>
+            </w:r>
+          </w:p>
+        </w:tc>
+      </w:tr>
+      <w:tr>
+        <w:tc>
+          <w:tcPr>
+            <w:tcW w:type="dxa" w:w="2484"/>
+            <w:shd w:fill="F8FAFC"/>
+            <w:tcMar>
+              <w:top w:w="60" w:type="dxa"/>
+              <w:bottom w:w="60" w:type="dxa"/>
+              <w:left w:w="80" w:type="dxa"/>
+              <w:right w:w="80" w:type="dxa"/>
+            </w:tcMar>
+          </w:tcPr>
+          <w:p>
+            <w:r>
+              <w:rPr>
+                <w:rFonts w:ascii="Calibri" w:hAnsi="Calibri"/>
+                <w:sz w:val="17"/>
+              </w:rPr>
+              <w:t>'대기런호가'</w:t>
+            </w:r>
+          </w:p>
+        </w:tc>
+        <w:tc>
+          <w:tcPr>
+            <w:tcW w:type="dxa" w:w="2484"/>
+            <w:shd w:fill="F8FAFC"/>
+            <w:tcMar>
+              <w:top w:w="60" w:type="dxa"/>
+              <w:bottom w:w="60" w:type="dxa"/>
+              <w:left w:w="80" w:type="dxa"/>
+              <w:right w:w="80" w:type="dxa"/>
+            </w:tcMar>
+          </w:tcPr>
+          <w:p>
+            <w:r>
+              <w:rPr>
+                <w:rFonts w:ascii="Calibri" w:hAnsi="Calibri"/>
+                <w:color w:val="C2410C"/>
+                <w:sz w:val="17"/>
+              </w:rPr>
+              <w:t>new_aug_v1: FOOD (FP)</w:t>
+            </w:r>
+          </w:p>
+        </w:tc>
+        <w:tc>
+          <w:tcPr>
+            <w:tcW w:type="dxa" w:w="2484"/>
+            <w:shd w:fill="F8FAFC"/>
+            <w:tcMar>
+              <w:top w:w="60" w:type="dxa"/>
+              <w:bottom w:w="60" w:type="dxa"/>
+              <w:left w:w="80" w:type="dxa"/>
+              <w:right w:w="80" w:type="dxa"/>
+            </w:tcMar>
+          </w:tcPr>
+          <w:p>
+            <w:r>
+              <w:rPr>
+                <w:rFonts w:ascii="Calibri" w:hAnsi="Calibri"/>
+                <w:b/>
+                <w:color w:val="0F766E"/>
+                <w:sz w:val="17"/>
+              </w:rPr>
+              <w:t>v3.0: NOT-FOOD ✓</w:t>
+            </w:r>
+          </w:p>
+        </w:tc>
+        <w:tc>
+          <w:tcPr>
+            <w:tcW w:type="dxa" w:w="2484"/>
+            <w:shd w:fill="F8FAFC"/>
+            <w:tcMar>
+              <w:top w:w="60" w:type="dxa"/>
+              <w:bottom w:w="60" w:type="dxa"/>
+              <w:left w:w="80" w:type="dxa"/>
+              <w:right w:w="80" w:type="dxa"/>
+            </w:tcMar>
+          </w:tcPr>
+          <w:p>
+            <w:r>
+              <w:rPr>
+                <w:rFonts w:ascii="Calibri" w:hAnsi="Calibri"/>
+                <w:sz w:val="17"/>
+              </w:rPr>
+              <w:t>ORDER_STATUS_CUSTOMER_FAMILY + Jamo blur variant</w:t>
+            </w:r>
+          </w:p>
+        </w:tc>
+      </w:tr>
+      <w:tr>
+        <w:tc>
+          <w:tcPr>
+            <w:tcW w:type="dxa" w:w="2484"/>
+            <w:shd w:fill="FFFFFF"/>
+            <w:tcMar>
+              <w:top w:w="60" w:type="dxa"/>
+              <w:bottom w:w="60" w:type="dxa"/>
+              <w:left w:w="80" w:type="dxa"/>
+              <w:right w:w="80" w:type="dxa"/>
+            </w:tcMar>
+          </w:tcPr>
+          <w:p>
+            <w:r>
+              <w:rPr>
+                <w:rFonts w:ascii="Calibri" w:hAnsi="Calibri"/>
+                <w:sz w:val="17"/>
+              </w:rPr>
+              <w:t>'모장유무'</w:t>
+            </w:r>
+          </w:p>
+        </w:tc>
+        <w:tc>
+          <w:tcPr>
+            <w:tcW w:type="dxa" w:w="2484"/>
+            <w:shd w:fill="FFFFFF"/>
+            <w:tcMar>
+              <w:top w:w="60" w:type="dxa"/>
+              <w:bottom w:w="60" w:type="dxa"/>
+              <w:left w:w="80" w:type="dxa"/>
+              <w:right w:w="80" w:type="dxa"/>
+            </w:tcMar>
+          </w:tcPr>
+          <w:p>
+            <w:r>
+              <w:rPr>
+                <w:rFonts w:ascii="Calibri" w:hAnsi="Calibri"/>
+                <w:color w:val="C2410C"/>
+                <w:sz w:val="17"/>
+              </w:rPr>
+              <w:t>new_aug_v1: FOOD (FP)</w:t>
+            </w:r>
+          </w:p>
+        </w:tc>
+        <w:tc>
+          <w:tcPr>
+            <w:tcW w:type="dxa" w:w="2484"/>
+            <w:shd w:fill="FFFFFF"/>
+            <w:tcMar>
+              <w:top w:w="60" w:type="dxa"/>
+              <w:bottom w:w="60" w:type="dxa"/>
+              <w:left w:w="80" w:type="dxa"/>
+              <w:right w:w="80" w:type="dxa"/>
+            </w:tcMar>
+          </w:tcPr>
+          <w:p>
+            <w:r>
+              <w:rPr>
+                <w:rFonts w:ascii="Calibri" w:hAnsi="Calibri"/>
+                <w:b/>
+                <w:color w:val="0F766E"/>
+                <w:sz w:val="17"/>
+              </w:rPr>
+              <w:t>v3.0: NOT-FOOD ✓</w:t>
+            </w:r>
+          </w:p>
+        </w:tc>
+        <w:tc>
+          <w:tcPr>
+            <w:tcW w:type="dxa" w:w="2484"/>
+            <w:shd w:fill="FFFFFF"/>
+            <w:tcMar>
+              <w:top w:w="60" w:type="dxa"/>
+              <w:bottom w:w="60" w:type="dxa"/>
+              <w:left w:w="80" w:type="dxa"/>
+              <w:right w:w="80" w:type="dxa"/>
+            </w:tcMar>
+          </w:tcPr>
+          <w:p>
+            <w:r>
+              <w:rPr>
+                <w:rFonts w:ascii="Calibri" w:hAnsi="Calibri"/>
+                <w:sz w:val="17"/>
+              </w:rPr>
+              <w:t>PACKAGING_STATUS_FAMILY with corrupted form explicitly added</w:t>
+            </w:r>
+          </w:p>
+        </w:tc>
+      </w:tr>
+      <w:tr>
+        <w:tc>
+          <w:tcPr>
+            <w:tcW w:type="dxa" w:w="2484"/>
+            <w:shd w:fill="F8FAFC"/>
+            <w:tcMar>
+              <w:top w:w="60" w:type="dxa"/>
+              <w:bottom w:w="60" w:type="dxa"/>
+              <w:left w:w="80" w:type="dxa"/>
+              <w:right w:w="80" w:type="dxa"/>
+            </w:tcMar>
+          </w:tcPr>
+          <w:p>
+            <w:r>
+              <w:rPr>
+                <w:rFonts w:ascii="Calibri" w:hAnsi="Calibri"/>
+                <w:sz w:val="17"/>
+              </w:rPr>
+              <w:t>'춤 저립EATZ마일'</w:t>
+            </w:r>
+          </w:p>
+        </w:tc>
+        <w:tc>
+          <w:tcPr>
+            <w:tcW w:type="dxa" w:w="2484"/>
+            <w:shd w:fill="F8FAFC"/>
+            <w:tcMar>
+              <w:top w:w="60" w:type="dxa"/>
+              <w:bottom w:w="60" w:type="dxa"/>
+              <w:left w:w="80" w:type="dxa"/>
+              <w:right w:w="80" w:type="dxa"/>
+            </w:tcMar>
+          </w:tcPr>
+          <w:p>
+            <w:r>
+              <w:rPr>
+                <w:rFonts w:ascii="Calibri" w:hAnsi="Calibri"/>
+                <w:color w:val="C2410C"/>
+                <w:sz w:val="17"/>
+              </w:rPr>
+              <w:t>new_aug_v1: FOOD (FP)</w:t>
+            </w:r>
+          </w:p>
+        </w:tc>
+        <w:tc>
+          <w:tcPr>
+            <w:tcW w:type="dxa" w:w="2484"/>
+            <w:shd w:fill="F8FAFC"/>
+            <w:tcMar>
+              <w:top w:w="60" w:type="dxa"/>
+              <w:bottom w:w="60" w:type="dxa"/>
+              <w:left w:w="80" w:type="dxa"/>
+              <w:right w:w="80" w:type="dxa"/>
+            </w:tcMar>
+          </w:tcPr>
+          <w:p>
+            <w:r>
+              <w:rPr>
+                <w:rFonts w:ascii="Calibri" w:hAnsi="Calibri"/>
+                <w:b/>
+                <w:color w:val="0F766E"/>
+                <w:sz w:val="17"/>
+              </w:rPr>
+              <w:t>v3.0: NOT-FOOD ✓</w:t>
+            </w:r>
+          </w:p>
+        </w:tc>
+        <w:tc>
+          <w:tcPr>
+            <w:tcW w:type="dxa" w:w="2484"/>
+            <w:shd w:fill="F8FAFC"/>
+            <w:tcMar>
+              <w:top w:w="60" w:type="dxa"/>
+              <w:bottom w:w="60" w:type="dxa"/>
+              <w:left w:w="80" w:type="dxa"/>
+              <w:right w:w="80" w:type="dxa"/>
+            </w:tcMar>
+          </w:tcPr>
+          <w:p>
+            <w:r>
+              <w:rPr>
+                <w:rFonts w:ascii="Calibri" w:hAnsi="Calibri"/>
+                <w:sz w:val="17"/>
+              </w:rPr>
+              <w:t>REWARDS_MILEAGE_FAMILY with space-split variants</w:t>
+            </w:r>
+          </w:p>
+        </w:tc>
+      </w:tr>
+      <w:tr>
+        <w:tc>
+          <w:tcPr>
+            <w:tcW w:type="dxa" w:w="2484"/>
+            <w:shd w:fill="FFFFFF"/>
+            <w:tcMar>
+              <w:top w:w="60" w:type="dxa"/>
+              <w:bottom w:w="60" w:type="dxa"/>
+              <w:left w:w="80" w:type="dxa"/>
+              <w:right w:w="80" w:type="dxa"/>
+            </w:tcMar>
+          </w:tcPr>
+          <w:p>
+            <w:r>
+              <w:rPr>
+                <w:rFonts w:ascii="Calibri" w:hAnsi="Calibri"/>
+                <w:sz w:val="17"/>
+              </w:rPr>
+              <w:t>'도 테이' (fragment of 포테이토)</w:t>
+            </w:r>
+          </w:p>
+        </w:tc>
+        <w:tc>
+          <w:tcPr>
+            <w:tcW w:type="dxa" w:w="2484"/>
+            <w:shd w:fill="FFFFFF"/>
+            <w:tcMar>
+              <w:top w:w="60" w:type="dxa"/>
+              <w:bottom w:w="60" w:type="dxa"/>
+              <w:left w:w="80" w:type="dxa"/>
+              <w:right w:w="80" w:type="dxa"/>
+            </w:tcMar>
+          </w:tcPr>
+          <w:p>
+            <w:r>
+              <w:rPr>
+                <w:rFonts w:ascii="Calibri" w:hAnsi="Calibri"/>
+                <w:color w:val="C2410C"/>
+                <w:sz w:val="17"/>
+              </w:rPr>
+              <w:t>new_aug_v1: NOT-FOOD (FN)</w:t>
+            </w:r>
+          </w:p>
+        </w:tc>
+        <w:tc>
+          <w:tcPr>
+            <w:tcW w:type="dxa" w:w="2484"/>
+            <w:shd w:fill="FFFFFF"/>
+            <w:tcMar>
+              <w:top w:w="60" w:type="dxa"/>
+              <w:bottom w:w="60" w:type="dxa"/>
+              <w:left w:w="80" w:type="dxa"/>
+              <w:right w:w="80" w:type="dxa"/>
+            </w:tcMar>
+          </w:tcPr>
+          <w:p>
+            <w:r>
+              <w:rPr>
+                <w:rFonts w:ascii="Calibri" w:hAnsi="Calibri"/>
+                <w:b/>
+                <w:color w:val="0F766E"/>
+                <w:sz w:val="17"/>
+              </w:rPr>
+              <w:t>v3.0: FOOD ✓</w:t>
+            </w:r>
+          </w:p>
+        </w:tc>
+        <w:tc>
+          <w:tcPr>
+            <w:tcW w:type="dxa" w:w="2484"/>
+            <w:shd w:fill="FFFFFF"/>
+            <w:tcMar>
+              <w:top w:w="60" w:type="dxa"/>
+              <w:bottom w:w="60" w:type="dxa"/>
+              <w:left w:w="80" w:type="dxa"/>
+              <w:right w:w="80" w:type="dxa"/>
+            </w:tcMar>
+          </w:tcPr>
+          <w:p>
+            <w:r>
+              <w:rPr>
+                <w:rFonts w:ascii="Calibri" w:hAnsi="Calibri"/>
+                <w:sz w:val="17"/>
+              </w:rPr>
+              <w:t>Layer 4 sub-fragment generation of '포테이토'</w:t>
+            </w:r>
+          </w:p>
+        </w:tc>
+      </w:tr>
+      <w:tr>
+        <w:tc>
+          <w:tcPr>
+            <w:tcW w:type="dxa" w:w="2484"/>
+            <w:shd w:fill="F8FAFC"/>
+            <w:tcMar>
+              <w:top w:w="60" w:type="dxa"/>
+              <w:bottom w:w="60" w:type="dxa"/>
+              <w:left w:w="80" w:type="dxa"/>
+              <w:right w:w="80" w:type="dxa"/>
+            </w:tcMar>
+          </w:tcPr>
+          <w:p>
+            <w:r>
+              <w:rPr>
+                <w:rFonts w:ascii="Calibri" w:hAnsi="Calibri"/>
+                <w:sz w:val="17"/>
+              </w:rPr>
+              <w:t>'궁림' (BBQ abbreviation)</w:t>
+            </w:r>
+          </w:p>
+        </w:tc>
+        <w:tc>
+          <w:tcPr>
+            <w:tcW w:type="dxa" w:w="2484"/>
+            <w:shd w:fill="F8FAFC"/>
+            <w:tcMar>
+              <w:top w:w="60" w:type="dxa"/>
+              <w:bottom w:w="60" w:type="dxa"/>
+              <w:left w:w="80" w:type="dxa"/>
+              <w:right w:w="80" w:type="dxa"/>
+            </w:tcMar>
+          </w:tcPr>
+          <w:p>
+            <w:r>
+              <w:rPr>
+                <w:rFonts w:ascii="Calibri" w:hAnsi="Calibri"/>
+                <w:color w:val="C2410C"/>
+                <w:sz w:val="17"/>
+              </w:rPr>
+              <w:t>new_aug_v1: NOT-FOOD (FN)</w:t>
+            </w:r>
+          </w:p>
+        </w:tc>
+        <w:tc>
+          <w:tcPr>
+            <w:tcW w:type="dxa" w:w="2484"/>
+            <w:shd w:fill="F8FAFC"/>
+            <w:tcMar>
+              <w:top w:w="60" w:type="dxa"/>
+              <w:bottom w:w="60" w:type="dxa"/>
+              <w:left w:w="80" w:type="dxa"/>
+              <w:right w:w="80" w:type="dxa"/>
+            </w:tcMar>
+          </w:tcPr>
+          <w:p>
+            <w:r>
+              <w:rPr>
+                <w:rFonts w:ascii="Calibri" w:hAnsi="Calibri"/>
+                <w:b/>
+                <w:color w:val="0F766E"/>
+                <w:sz w:val="17"/>
+              </w:rPr>
+              <w:t>v3.0: FOOD ✓</w:t>
+            </w:r>
+          </w:p>
+        </w:tc>
+        <w:tc>
+          <w:tcPr>
+            <w:tcW w:type="dxa" w:w="2484"/>
+            <w:shd w:fill="F8FAFC"/>
+            <w:tcMar>
+              <w:top w:w="60" w:type="dxa"/>
+              <w:bottom w:w="60" w:type="dxa"/>
+              <w:left w:w="80" w:type="dxa"/>
+              <w:right w:w="80" w:type="dxa"/>
+            </w:tcMar>
+          </w:tcPr>
+          <w:p>
+            <w:r>
+              <w:rPr>
+                <w:rFonts w:ascii="Calibri" w:hAnsi="Calibri"/>
+                <w:sz w:val="17"/>
+              </w:rPr>
+              <w:t>BBQ_ITEM_FAMILY with abbreviated code variants</w:t>
+            </w:r>
+          </w:p>
+        </w:tc>
+      </w:tr>
+      <w:tr>
+        <w:tc>
+          <w:tcPr>
+            <w:tcW w:type="dxa" w:w="2484"/>
+            <w:shd w:fill="FFFFFF"/>
+            <w:tcMar>
+              <w:top w:w="60" w:type="dxa"/>
+              <w:bottom w:w="60" w:type="dxa"/>
+              <w:left w:w="80" w:type="dxa"/>
+              <w:right w:w="80" w:type="dxa"/>
+            </w:tcMar>
+          </w:tcPr>
+          <w:p>
+            <w:r>
+              <w:rPr>
+                <w:rFonts w:ascii="Calibri" w:hAnsi="Calibri"/>
+                <w:sz w:val="17"/>
+              </w:rPr>
+              <w:t>'소감비삼', '삼접삼'</w:t>
+            </w:r>
+          </w:p>
+        </w:tc>
+        <w:tc>
+          <w:tcPr>
+            <w:tcW w:type="dxa" w:w="2484"/>
+            <w:shd w:fill="FFFFFF"/>
+            <w:tcMar>
+              <w:top w:w="60" w:type="dxa"/>
+              <w:bottom w:w="60" w:type="dxa"/>
+              <w:left w:w="80" w:type="dxa"/>
+              <w:right w:w="80" w:type="dxa"/>
+            </w:tcMar>
+          </w:tcPr>
+          <w:p>
+            <w:r>
+              <w:rPr>
+                <w:rFonts w:ascii="Calibri" w:hAnsi="Calibri"/>
+                <w:color w:val="C2410C"/>
+                <w:sz w:val="17"/>
+              </w:rPr>
+              <w:t>new_aug_v1: NOT-FOOD (FN)</w:t>
+            </w:r>
+          </w:p>
+        </w:tc>
+        <w:tc>
+          <w:tcPr>
+            <w:tcW w:type="dxa" w:w="2484"/>
+            <w:shd w:fill="FFFFFF"/>
+            <w:tcMar>
+              <w:top w:w="60" w:type="dxa"/>
+              <w:bottom w:w="60" w:type="dxa"/>
+              <w:left w:w="80" w:type="dxa"/>
+              <w:right w:w="80" w:type="dxa"/>
+            </w:tcMar>
+          </w:tcPr>
+          <w:p>
+            <w:r>
+              <w:rPr>
+                <w:rFonts w:ascii="Calibri" w:hAnsi="Calibri"/>
+                <w:b/>
+                <w:color w:val="0F766E"/>
+                <w:sz w:val="17"/>
+              </w:rPr>
+              <w:t>v3.0: FOOD ✓</w:t>
+            </w:r>
+          </w:p>
+        </w:tc>
+        <w:tc>
+          <w:tcPr>
+            <w:tcW w:type="dxa" w:w="2484"/>
+            <w:shd w:fill="FFFFFF"/>
+            <w:tcMar>
+              <w:top w:w="60" w:type="dxa"/>
+              <w:bottom w:w="60" w:type="dxa"/>
+              <w:left w:w="80" w:type="dxa"/>
+              <w:right w:w="80" w:type="dxa"/>
+            </w:tcMar>
+          </w:tcPr>
+          <w:p>
+            <w:r>
+              <w:rPr>
+                <w:rFonts w:ascii="Calibri" w:hAnsi="Calibri"/>
+                <w:sz w:val="17"/>
+              </w:rPr>
+              <w:t>BBQ_ITEM_FAMILY + Jamo blur (삼겹 → 삼접)</w:t>
+            </w:r>
+          </w:p>
+        </w:tc>
+      </w:tr>
+      <w:tr>
+        <w:tc>
+          <w:tcPr>
+            <w:tcW w:type="dxa" w:w="2484"/>
+            <w:shd w:fill="F8FAFC"/>
+            <w:tcMar>
+              <w:top w:w="60" w:type="dxa"/>
+              <w:bottom w:w="60" w:type="dxa"/>
+              <w:left w:w="80" w:type="dxa"/>
+              <w:right w:w="80" w:type="dxa"/>
+            </w:tcMar>
+          </w:tcPr>
+          <w:p>
+            <w:r>
+              <w:rPr>
+                <w:rFonts w:ascii="Calibri" w:hAnsi="Calibri"/>
+                <w:sz w:val="17"/>
+              </w:rPr>
+              <w:t>'*+8DS 조청살엿1 2kg'</w:t>
+            </w:r>
+          </w:p>
+        </w:tc>
+        <w:tc>
+          <w:tcPr>
+            <w:tcW w:type="dxa" w:w="2484"/>
+            <w:shd w:fill="F8FAFC"/>
+            <w:tcMar>
+              <w:top w:w="60" w:type="dxa"/>
+              <w:bottom w:w="60" w:type="dxa"/>
+              <w:left w:w="80" w:type="dxa"/>
+              <w:right w:w="80" w:type="dxa"/>
+            </w:tcMar>
+          </w:tcPr>
+          <w:p>
+            <w:r>
+              <w:rPr>
+                <w:rFonts w:ascii="Calibri" w:hAnsi="Calibri"/>
+                <w:color w:val="C2410C"/>
+                <w:sz w:val="17"/>
+              </w:rPr>
+              <w:t>new_aug_v1: NOT-FOOD (FN)</w:t>
+            </w:r>
+          </w:p>
+        </w:tc>
+        <w:tc>
+          <w:tcPr>
+            <w:tcW w:type="dxa" w:w="2484"/>
+            <w:shd w:fill="F8FAFC"/>
+            <w:tcMar>
+              <w:top w:w="60" w:type="dxa"/>
+              <w:bottom w:w="60" w:type="dxa"/>
+              <w:left w:w="80" w:type="dxa"/>
+              <w:right w:w="80" w:type="dxa"/>
+            </w:tcMar>
+          </w:tcPr>
+          <w:p>
+            <w:r>
+              <w:rPr>
+                <w:rFonts w:ascii="Calibri" w:hAnsi="Calibri"/>
+                <w:b/>
+                <w:color w:val="0F766E"/>
+                <w:sz w:val="17"/>
+              </w:rPr>
+              <w:t>v3.0: FOOD ✓</w:t>
+            </w:r>
+          </w:p>
+        </w:tc>
+        <w:tc>
+          <w:tcPr>
+            <w:tcW w:type="dxa" w:w="2484"/>
+            <w:shd w:fill="F8FAFC"/>
+            <w:tcMar>
+              <w:top w:w="60" w:type="dxa"/>
+              <w:bottom w:w="60" w:type="dxa"/>
+              <w:left w:w="80" w:type="dxa"/>
+              <w:right w:w="80" w:type="dxa"/>
+            </w:tcMar>
+          </w:tcPr>
+          <w:p>
+            <w:r>
+              <w:rPr>
+                <w:rFonts w:ascii="Calibri" w:hAnsi="Calibri"/>
+                <w:sz w:val="17"/>
+              </w:rPr>
+              <w:t>Layer 2 symbol noise + Layer 5 price/quantity fusion</w:t>
+            </w:r>
+          </w:p>
+        </w:tc>
+      </w:tr>
+    </w:tbl>
+    <w:p>
+      <w:pPr>
+        <w:spacing w:after="200"/>
+      </w:pPr>
+    </w:p>
+    <w:p>
+      <w:pPr>
+        <w:keepNext/>
+        <w:spacing w:before="280" w:after="80"/>
+      </w:pPr>
+      <w:r>
+        <w:rPr>
+          <w:rFonts w:ascii="Calibri" w:hAnsi="Calibri"/>
+          <w:b/>
+          <w:color w:val="0F766E"/>
+          <w:sz w:val="28"/>
+        </w:rPr>
+        <w:t>8.6 Why v3.0 is 13× Faster Than new_aug_v1</w:t>
+      </w:r>
+    </w:p>
+    <w:p>
+      <w:pPr>
+        <w:spacing w:before="0" w:after="100" w:line="300" w:lineRule="auto"/>
+      </w:pPr>
+      <w:r>
+        <w:rPr>
+          <w:rFonts w:ascii="Calibri" w:hAnsi="Calibri"/>
+          <w:i w:val="0"/>
+          <w:color w:val="0F172A"/>
+          <w:sz w:val="22"/>
+        </w:rPr>
+        <w:t>Both v3.0 and new_aug_v1 are FastText models — same architecture. The latency difference (0.0058 ms vs 0.078 ms) comes from vocabulary structure, not model depth:</w:t>
+      </w:r>
+    </w:p>
+    <w:p>
+      <w:pPr>
+        <w:pStyle w:val="ListBullet"/>
+        <w:spacing w:before="0" w:after="60" w:line="276" w:lineRule="auto"/>
+      </w:pPr>
+      <w:r>
+        <w:rPr>
+          <w:rFonts w:ascii="Calibri" w:hAnsi="Calibri"/>
+          <w:b/>
+          <w:color w:val="0F172A"/>
+          <w:sz w:val="21"/>
+        </w:rPr>
+        <w:t xml:space="preserve">Vocabulary compactness: </w:t>
+      </w:r>
+      <w:r>
+        <w:rPr>
+          <w:rFonts w:ascii="Calibri" w:hAnsi="Calibri"/>
+          <w:color w:val="0F172A"/>
+          <w:sz w:val="21"/>
+        </w:rPr>
+        <w:t>v3.0's 230k training set is built from a closed vocabulary of structured family terms. The resulting FastText vocabulary hash table is smaller and more cache-friendly than new_aug_v1's open-vocabulary augmented set which introduced many unique character n-gram combinations.</w:t>
+      </w:r>
+    </w:p>
+    <w:p>
+      <w:pPr>
+        <w:pStyle w:val="ListBullet"/>
+        <w:spacing w:before="0" w:after="60" w:line="276" w:lineRule="auto"/>
+      </w:pPr>
+      <w:r>
+        <w:rPr>
+          <w:rFonts w:ascii="Calibri" w:hAnsi="Calibri"/>
+          <w:b/>
+          <w:color w:val="0F172A"/>
+          <w:sz w:val="21"/>
+        </w:rPr>
+        <w:t xml:space="preserve">N-gram lookup efficiency: </w:t>
+      </w:r>
+      <w:r>
+        <w:rPr>
+          <w:rFonts w:ascii="Calibri" w:hAnsi="Calibri"/>
+          <w:color w:val="0F172A"/>
+          <w:sz w:val="21"/>
+        </w:rPr>
+        <w:t>Because v3.0 terms are systematically derived from a structured family (same root words with predictable augmentations), the n-gram sub-token overlap is higher, meaning fewer unique hash lookups per inference pass.</w:t>
+      </w:r>
+    </w:p>
+    <w:p>
+      <w:pPr>
+        <w:pStyle w:val="ListBullet"/>
+        <w:spacing w:before="0" w:after="60" w:line="276" w:lineRule="auto"/>
+      </w:pPr>
+      <w:r>
+        <w:rPr>
+          <w:rFonts w:ascii="Calibri" w:hAnsi="Calibri"/>
+          <w:b/>
+          <w:color w:val="0F172A"/>
+          <w:sz w:val="21"/>
+        </w:rPr>
+        <w:t xml:space="preserve">Quantized model size: </w:t>
+      </w:r>
+      <w:r>
+        <w:rPr>
+          <w:rFonts w:ascii="Calibri" w:hAnsi="Calibri"/>
+          <w:color w:val="0F172A"/>
+          <w:sz w:val="21"/>
+        </w:rPr>
+        <w:t>v3.0 was trained with FastText quantization (-retrain -qnorm) producing a 27.8 MB .ftz file compared to new_aug_v1's 31.2 MB. Smaller weight matrix = lower memory bandwidth pressure per inference.</w:t>
+      </w:r>
+    </w:p>
+    <w:p>
+      <w:pPr>
+        <w:keepNext/>
+        <w:spacing w:before="280" w:after="80"/>
+      </w:pPr>
+      <w:r>
+        <w:rPr>
+          <w:rFonts w:ascii="Calibri" w:hAnsi="Calibri"/>
+          <w:b/>
+          <w:color w:val="0F766E"/>
+          <w:sz w:val="28"/>
+        </w:rPr>
+        <w:t>8.7 v3.0 Limitations &amp; When to Use new_aug_v1 Instead</w:t>
+      </w:r>
+    </w:p>
+    <w:p>
+      <w:pPr>
+        <w:spacing w:before="0" w:after="100" w:line="300" w:lineRule="auto"/>
+      </w:pPr>
+      <w:r>
+        <w:rPr>
+          <w:rFonts w:ascii="Calibri" w:hAnsi="Calibri"/>
+          <w:i w:val="0"/>
+          <w:color w:val="0F172A"/>
+          <w:sz w:val="22"/>
+        </w:rPr>
+        <w:t>Despite its gains, v3.0 has two areas where new_aug_v1 remains stronger:</w:t>
+      </w:r>
+    </w:p>
+    <w:p>
+      <w:pPr>
+        <w:pStyle w:val="ListBullet"/>
+        <w:spacing w:before="0" w:after="60" w:line="276" w:lineRule="auto"/>
+      </w:pPr>
+      <w:r>
+        <w:rPr>
+          <w:rFonts w:ascii="Calibri" w:hAnsi="Calibri"/>
+          <w:b/>
+          <w:color w:val="0F172A"/>
+          <w:sz w:val="21"/>
+        </w:rPr>
+        <w:t xml:space="preserve">Open-vocabulary generalisation: </w:t>
+      </w:r>
+      <w:r>
+        <w:rPr>
+          <w:rFonts w:ascii="Calibri" w:hAnsi="Calibri"/>
+          <w:color w:val="0F172A"/>
+          <w:sz w:val="21"/>
+        </w:rPr>
+        <w:t>new_aug_v1 was trained on a wider, less structured vocabulary and generalises better to completely novel food terms not present in v3.0's family vocabulary (e.g. new imported food brands, regional specialty names).</w:t>
+      </w:r>
+    </w:p>
+    <w:p>
+      <w:pPr>
+        <w:pStyle w:val="ListBullet"/>
+        <w:spacing w:before="0" w:after="60" w:line="276" w:lineRule="auto"/>
+      </w:pPr>
+      <w:r>
+        <w:rPr>
+          <w:rFonts w:ascii="Calibri" w:hAnsi="Calibri"/>
+          <w:b/>
+          <w:color w:val="0F172A"/>
+          <w:sz w:val="21"/>
+        </w:rPr>
+        <w:t xml:space="preserve">Precision on edge cases: </w:t>
+      </w:r>
+      <w:r>
+        <w:rPr>
+          <w:rFonts w:ascii="Calibri" w:hAnsi="Calibri"/>
+          <w:color w:val="0F172A"/>
+          <w:sz w:val="21"/>
+        </w:rPr>
+        <w:t>v3.0's Food Precision is 80.0% vs new_aug_v1's 81.8%. The family augmentation introduced some over-generalisation for very short food sub-fragments — 2-character sub-tokens like '포테', '이토' are individually ambiguous and occasionally cause FPs on non-food lines that happen to share those 2 characters.</w:t>
+      </w:r>
+    </w:p>
+    <w:p>
+      <w:pPr>
+        <w:pStyle w:val="ListBullet"/>
+        <w:spacing w:before="0" w:after="60" w:line="276" w:lineRule="auto"/>
+      </w:pPr>
+      <w:r>
+        <w:rPr>
+          <w:rFonts w:ascii="Calibri" w:hAnsi="Calibri"/>
+          <w:b/>
+          <w:color w:val="0F172A"/>
+          <w:sz w:val="21"/>
+        </w:rPr>
+        <w:t xml:space="preserve">Recommendation: </w:t>
+      </w:r>
+      <w:r>
+        <w:rPr>
+          <w:rFonts w:ascii="Calibri" w:hAnsi="Calibri"/>
+          <w:color w:val="0F172A"/>
+          <w:sz w:val="21"/>
+        </w:rPr>
+        <w:t>Use v3.0 for receipts from known Korean restaurant/retail categories (BBQ, café, fast food, grocery). Use new_aug_v1 as fallback for international receipt types or novel item names not covered by the family vocabulary.</w:t>
+      </w:r>
+    </w:p>
+    <w:tbl>
+      <w:tblPr>
+        <w:tblW w:type="auto" w:w="0"/>
+        <w:jc w:val="center"/>
+        <w:tblLook w:firstColumn="1" w:firstRow="1" w:lastColumn="0" w:lastRow="0" w:noHBand="0" w:noVBand="1" w:val="04A0"/>
+      </w:tblPr>
+      <w:tblGrid>
+        <w:gridCol w:w="9936"/>
+      </w:tblGrid>
+      <w:tr>
+        <w:tc>
+          <w:tcPr>
+            <w:tcW w:type="dxa" w:w="9936"/>
+            <w:shd w:fill="F0F9FF"/>
+            <w:tcMar>
+              <w:top w:w="140" w:type="dxa"/>
+              <w:bottom w:w="140" w:type="dxa"/>
+              <w:left w:w="200" w:type="dxa"/>
+              <w:right w:w="200" w:type="dxa"/>
+            </w:tcMar>
+            <w:tcBorders>
+              <w:left w:val="single" w:sz="36" w:space="0" w:color="0F766E"/>
+              <w:top w:val="none"/>
+              <w:right w:val="none"/>
+              <w:bottom w:val="none"/>
+            </w:tcBorders>
+          </w:tcPr>
+          <w:p>
+            <w:pPr>
+              <w:spacing w:after="40"/>
+            </w:pPr>
+            <w:r>
+              <w:rPr>
+                <w:rFonts w:ascii="Calibri" w:hAnsi="Calibri"/>
+                <w:b/>
+                <w:color w:val="0F766E"/>
+                <w:sz w:val="22"/>
+              </w:rPr>
+              <w:t>📌 v3.0 DEPLOYMENT ARTEFACTS</w:t>
+              <w:br/>
+            </w:r>
+            <w:r>
+              <w:rPr>
+                <w:rFonts w:ascii="Calibri" w:hAnsi="Calibri"/>
+                <w:color w:val="0F172A"/>
+                <w:sz w:val="21"/>
+              </w:rPr>
+              <w:t>FastText v3.0 ONNX: yesterday/models/fasttext_v30_korean/fasttext_v30_korean.onnx</w:t>
+              <w:br/>
+              <w:t>FastText v3.0 compressed: fasttext_v30_korean.ftz (27.8 MB)</w:t>
+              <w:br/>
+              <w:t>Dataset: korean_receipt_dataset_v30_korean_focused.csv (230,262 rows)</w:t>
+              <w:br/>
+              <w:t>Training script: build_korean_focused_aug_v3.py</w:t>
+              <w:br/>
+              <w:t>To retrain: append new family terms to FOOD_ITEM_FAMILY or any NOT-FOOD family dict, then run build_korean_focused_aug_v3.py → retrain FastText.</w:t>
+            </w:r>
+          </w:p>
+        </w:tc>
+      </w:tr>
+    </w:tbl>
+    <w:p>
+      <w:pPr>
+        <w:spacing w:after="80"/>
+      </w:pPr>
+    </w:p>
     <w:sectPr>
       <w:pgSz w:w="12240" w:h="15840"/>
       <w:pgMar w:top="1152" w:right="1152" w:bottom="1152" w:left="1152" w:header="720" w:footer="720" w:gutter="0"/>

--- a/yesterday/documentation/Receipt_Scanner_AI_Comprehensive_Benchmark_Report.docx
+++ b/yesterday/documentation/Receipt_Scanner_AI_Comprehensive_Benchmark_Report.docx
@@ -9970,62 +9970,1194 @@
         <w:t>Use v3.0 for receipts from known Korean restaurant/retail categories (BBQ, café, fast food, grocery). Use new_aug_v1 as fallback for international receipt types or novel item names not covered by the family vocabulary.</w:t>
       </w:r>
     </w:p>
+    <w:p>
+      <w:pPr>
+        <w:keepNext/>
+        <w:spacing w:before="360" w:after="120"/>
+      </w:pPr>
+      <w:r>
+        <w:rPr>
+          <w:rFonts w:ascii="Calibri" w:hAnsi="Calibri"/>
+          <w:b/>
+          <w:color w:val="1A365D"/>
+          <w:sz w:val="36"/>
+        </w:rPr>
+        <w:t>SECTION 9: FastText v4.0 (Merged) &amp; FastText v5.0 (Final)</w:t>
+      </w:r>
+    </w:p>
+    <w:p>
+      <w:pPr>
+        <w:keepNext/>
+        <w:spacing w:before="280" w:after="80"/>
+      </w:pPr>
+      <w:r>
+        <w:rPr>
+          <w:rFonts w:ascii="Calibri" w:hAnsi="Calibri"/>
+          <w:b/>
+          <w:color w:val="0F766E"/>
+          <w:sz w:val="28"/>
+        </w:rPr>
+        <w:t>9.1 FastText v4.0 (Merged Precision + Recall)</w:t>
+      </w:r>
+    </w:p>
+    <w:p>
+      <w:pPr>
+        <w:spacing w:before="0" w:after="100" w:line="300" w:lineRule="auto"/>
+      </w:pPr>
+      <w:r>
+        <w:rPr>
+          <w:rFonts w:ascii="Calibri" w:hAnsi="Calibri"/>
+          <w:i w:val="0"/>
+          <w:color w:val="0F172A"/>
+          <w:sz w:val="22"/>
+        </w:rPr>
+        <w:t>FastText v4.0 combined the open-vocabulary breadth of new_aug_v1 with the structured family robustness of v3.0 into a 304,064-row merged dataset. This eliminated the precision/recall trade-off seen in earlier iterations.</w:t>
+      </w:r>
+    </w:p>
+    <w:p>
+      <w:pPr>
+        <w:pStyle w:val="ListBullet"/>
+        <w:spacing w:before="0" w:after="60" w:line="276" w:lineRule="auto"/>
+      </w:pPr>
+      <w:r>
+        <w:rPr>
+          <w:rFonts w:ascii="Calibri" w:hAnsi="Calibri"/>
+          <w:b/>
+          <w:color w:val="0F172A"/>
+          <w:sz w:val="21"/>
+        </w:rPr>
+        <w:t xml:space="preserve">Accuracy: </w:t>
+      </w:r>
+      <w:r>
+        <w:rPr>
+          <w:rFonts w:ascii="Calibri" w:hAnsi="Calibri"/>
+          <w:color w:val="0F172A"/>
+          <w:sz w:val="21"/>
+        </w:rPr>
+        <w:t>95.9% across full receipt ground truth.</w:t>
+      </w:r>
+    </w:p>
+    <w:p>
+      <w:pPr>
+        <w:pStyle w:val="ListBullet"/>
+        <w:spacing w:before="0" w:after="60" w:line="276" w:lineRule="auto"/>
+      </w:pPr>
+      <w:r>
+        <w:rPr>
+          <w:rFonts w:ascii="Calibri" w:hAnsi="Calibri"/>
+          <w:b/>
+          <w:color w:val="0F172A"/>
+          <w:sz w:val="21"/>
+        </w:rPr>
+        <w:t xml:space="preserve">Food Precision: </w:t>
+      </w:r>
+      <w:r>
+        <w:rPr>
+          <w:rFonts w:ascii="Calibri" w:hAnsi="Calibri"/>
+          <w:color w:val="0F172A"/>
+          <w:sz w:val="21"/>
+        </w:rPr>
+        <w:t>83.9% (highest recorded across all FastText models).</w:t>
+      </w:r>
+    </w:p>
+    <w:p>
+      <w:pPr>
+        <w:pStyle w:val="ListBullet"/>
+        <w:spacing w:before="0" w:after="60" w:line="276" w:lineRule="auto"/>
+      </w:pPr>
+      <w:r>
+        <w:rPr>
+          <w:rFonts w:ascii="Calibri" w:hAnsi="Calibri"/>
+          <w:b/>
+          <w:color w:val="0F172A"/>
+          <w:sz w:val="21"/>
+        </w:rPr>
+        <w:t xml:space="preserve">Food Recall: </w:t>
+      </w:r>
+      <w:r>
+        <w:rPr>
+          <w:rFonts w:ascii="Calibri" w:hAnsi="Calibri"/>
+          <w:color w:val="0F172A"/>
+          <w:sz w:val="21"/>
+        </w:rPr>
+        <w:t>80.2% (highest recorded across all FastText models).</w:t>
+      </w:r>
+    </w:p>
+    <w:p>
+      <w:pPr>
+        <w:pStyle w:val="ListBullet"/>
+        <w:spacing w:before="0" w:after="60" w:line="276" w:lineRule="auto"/>
+      </w:pPr>
+      <w:r>
+        <w:rPr>
+          <w:rFonts w:ascii="Calibri" w:hAnsi="Calibri"/>
+          <w:b/>
+          <w:color w:val="0F172A"/>
+          <w:sz w:val="21"/>
+        </w:rPr>
+        <w:t xml:space="preserve">Food F1 Score: </w:t>
+      </w:r>
+      <w:r>
+        <w:rPr>
+          <w:rFonts w:ascii="Calibri" w:hAnsi="Calibri"/>
+          <w:color w:val="0F172A"/>
+          <w:sz w:val="21"/>
+        </w:rPr>
+        <w:t>82.0% (vs 75.0% for new_aug_v1 and 63.7% baseline).</w:t>
+      </w:r>
+    </w:p>
+    <w:p>
+      <w:pPr>
+        <w:pStyle w:val="ListBullet"/>
+        <w:spacing w:before="0" w:after="60" w:line="276" w:lineRule="auto"/>
+      </w:pPr>
+      <w:r>
+        <w:rPr>
+          <w:rFonts w:ascii="Calibri" w:hAnsi="Calibri"/>
+          <w:b/>
+          <w:color w:val="0F172A"/>
+          <w:sz w:val="21"/>
+        </w:rPr>
+        <w:t xml:space="preserve">Macro-F1: </w:t>
+      </w:r>
+      <w:r>
+        <w:rPr>
+          <w:rFonts w:ascii="Calibri" w:hAnsi="Calibri"/>
+          <w:color w:val="0F172A"/>
+          <w:sz w:val="21"/>
+        </w:rPr>
+        <w:t>89.9% (vs 86.0% for new_aug_v1).</w:t>
+      </w:r>
+    </w:p>
+    <w:p>
+      <w:pPr>
+        <w:keepNext/>
+        <w:spacing w:before="280" w:after="80"/>
+      </w:pPr>
+      <w:r>
+        <w:rPr>
+          <w:rFonts w:ascii="Calibri" w:hAnsi="Calibri"/>
+          <w:b/>
+          <w:color w:val="0F766E"/>
+          <w:sz w:val="28"/>
+        </w:rPr>
+        <w:t>9.2 FastText v5.0 (Final Comprehensive Model)</w:t>
+      </w:r>
+    </w:p>
+    <w:p>
+      <w:pPr>
+        <w:spacing w:before="0" w:after="100" w:line="300" w:lineRule="auto"/>
+      </w:pPr>
+      <w:r>
+        <w:rPr>
+          <w:rFonts w:ascii="Calibri" w:hAnsi="Calibri"/>
+          <w:i w:val="0"/>
+          <w:color w:val="0F172A"/>
+          <w:sz w:val="22"/>
+        </w:rPr>
+        <w:t>FastText v5.0 expanded the dataset to 4,563,704 synthetic rows, targeting remaining edge cases: English/Latin food names, mid-word Korean character corruptions, and numeric quantity/price edge cases.</w:t>
+      </w:r>
+    </w:p>
+    <w:p>
+      <w:pPr>
+        <w:keepNext/>
+        <w:spacing w:before="360" w:after="120"/>
+      </w:pPr>
+      <w:r>
+        <w:rPr>
+          <w:rFonts w:ascii="Calibri" w:hAnsi="Calibri"/>
+          <w:b/>
+          <w:color w:val="1A365D"/>
+          <w:sz w:val="36"/>
+        </w:rPr>
+        <w:t>SECTION 10: Mobile Android ONNX Deployment &amp; FNV-1a Hash Engine</w:t>
+      </w:r>
+    </w:p>
+    <w:p>
+      <w:pPr>
+        <w:keepNext/>
+        <w:spacing w:before="280" w:after="80"/>
+      </w:pPr>
+      <w:r>
+        <w:rPr>
+          <w:rFonts w:ascii="Calibri" w:hAnsi="Calibri"/>
+          <w:b/>
+          <w:color w:val="0F766E"/>
+          <w:sz w:val="28"/>
+        </w:rPr>
+        <w:t>10.1 Why ONNX Export (No Quantization Required)</w:t>
+      </w:r>
+    </w:p>
+    <w:p>
+      <w:pPr>
+        <w:spacing w:before="0" w:after="100" w:line="300" w:lineRule="auto"/>
+      </w:pPr>
+      <w:r>
+        <w:rPr>
+          <w:rFonts w:ascii="Calibri" w:hAnsi="Calibri"/>
+          <w:i w:val="0"/>
+          <w:color w:val="0F172A"/>
+          <w:sz w:val="22"/>
+        </w:rPr>
+        <w:t>Originally, FastText `.ftz` models relied on C++ JNI bindings on Android, requiring 26-28 MB binary files. By configuring `bucket=50000`, the FastText lookup table is trimmed directly at training time, yielding non-quantized float32 `.bin` models of ~9.6 MB and converted ONNX models of 7.7 MB – 11.0 MB. This eliminates the need for JNI binary wrappers, allowing direct deployment via ONNX Runtime.</w:t>
+      </w:r>
+    </w:p>
+    <w:p>
+      <w:pPr>
+        <w:keepNext/>
+        <w:spacing w:before="280" w:after="80"/>
+      </w:pPr>
+      <w:r>
+        <w:rPr>
+          <w:rFonts w:ascii="Calibri" w:hAnsi="Calibri"/>
+          <w:b/>
+          <w:color w:val="0F766E"/>
+          <w:sz w:val="28"/>
+        </w:rPr>
+        <w:t>10.2 FNV-1a Hash Algorithm &amp; Signed Byte Fix</w:t>
+      </w:r>
+    </w:p>
+    <w:p>
+      <w:pPr>
+        <w:spacing w:before="0" w:after="100" w:line="300" w:lineRule="auto"/>
+      </w:pPr>
+      <w:r>
+        <w:rPr>
+          <w:rFonts w:ascii="Calibri" w:hAnsi="Calibri"/>
+          <w:i w:val="0"/>
+          <w:color w:val="0F172A"/>
+          <w:sz w:val="22"/>
+        </w:rPr>
+        <w:t>FastText computes subword n-gram bucket indices using the 32-bit FNV-1a hash algorithm. A critical bug was discovered in standard Python and Java hash implementations: C++ FastText casts each UTF-8 byte to a signed int8_t (-128 to 127) before XORing with the hash state. Standard unsigned byte operations alter the bucket index for non-ASCII multi-byte Korean characters (UTF-8 bytes &gt; 127).</w:t>
+      </w:r>
+    </w:p>
+    <w:p>
+      <w:pPr>
+        <w:spacing w:before="0" w:after="100" w:line="300" w:lineRule="auto"/>
+      </w:pPr>
+      <w:r>
+        <w:rPr>
+          <w:rFonts w:ascii="Calibri" w:hAnsi="Calibri"/>
+          <w:i w:val="0"/>
+          <w:color w:val="0F172A"/>
+          <w:sz w:val="22"/>
+        </w:rPr>
+        <w:t>Fixing the byte sign conversion in both Python and Kotlin restored subword n-gram hash parity between native C++ FastText and mobile ONNX Runtime.</w:t>
+      </w:r>
+    </w:p>
+    <w:p>
+      <w:pPr>
+        <w:keepNext/>
+        <w:spacing w:before="280" w:after="80"/>
+      </w:pPr>
+      <w:r>
+        <w:rPr>
+          <w:rFonts w:ascii="Calibri" w:hAnsi="Calibri"/>
+          <w:b/>
+          <w:color w:val="0F766E"/>
+          <w:sz w:val="28"/>
+        </w:rPr>
+        <w:t>10.3 Summary of Mobile ONNX FastText Models</w:t>
+      </w:r>
+    </w:p>
+    <w:p>
+      <w:pPr>
+        <w:spacing w:before="0" w:after="100" w:line="300" w:lineRule="auto"/>
+      </w:pPr>
+      <w:r>
+        <w:rPr>
+          <w:rFonts w:ascii="Calibri" w:hAnsi="Calibri"/>
+          <w:i w:val="0"/>
+          <w:color w:val="0F172A"/>
+          <w:sz w:val="22"/>
+        </w:rPr>
+        <w:t>The table below summarizes all converted mobile ONNX FastText models packaged in the repository:</w:t>
+      </w:r>
+    </w:p>
     <w:tbl>
       <w:tblPr>
         <w:tblW w:type="auto" w:w="0"/>
         <w:jc w:val="center"/>
+        <w:tblLayout w:type="fixed"/>
         <w:tblLook w:firstColumn="1" w:firstRow="1" w:lastColumn="0" w:lastRow="0" w:noHBand="0" w:noVBand="1" w:val="04A0"/>
       </w:tblPr>
       <w:tblGrid>
-        <w:gridCol w:w="9936"/>
+        <w:gridCol w:w="1987"/>
+        <w:gridCol w:w="1987"/>
+        <w:gridCol w:w="1987"/>
+        <w:gridCol w:w="1987"/>
+        <w:gridCol w:w="1987"/>
       </w:tblGrid>
       <w:tr>
         <w:tc>
           <w:tcPr>
-            <w:tcW w:type="dxa" w:w="9936"/>
-            <w:shd w:fill="F0F9FF"/>
+            <w:tcW w:type="dxa" w:w="1987"/>
+            <w:shd w:fill="1A365D"/>
             <w:tcMar>
-              <w:top w:w="140" w:type="dxa"/>
-              <w:bottom w:w="140" w:type="dxa"/>
-              <w:left w:w="200" w:type="dxa"/>
-              <w:right w:w="200" w:type="dxa"/>
+              <w:top w:w="80" w:type="dxa"/>
+              <w:bottom w:w="80" w:type="dxa"/>
+              <w:left w:w="80" w:type="dxa"/>
+              <w:right w:w="80" w:type="dxa"/>
             </w:tcMar>
-            <w:tcBorders>
-              <w:left w:val="single" w:sz="36" w:space="0" w:color="0F766E"/>
-              <w:top w:val="none"/>
-              <w:right w:val="none"/>
-              <w:bottom w:val="none"/>
-            </w:tcBorders>
           </w:tcPr>
           <w:p>
             <w:pPr>
-              <w:spacing w:after="40"/>
+              <w:jc w:val="center"/>
             </w:pPr>
             <w:r>
               <w:rPr>
                 <w:rFonts w:ascii="Calibri" w:hAnsi="Calibri"/>
                 <w:b/>
-                <w:color w:val="0F766E"/>
-                <w:sz w:val="22"/>
+                <w:color w:val="FFFFFF"/>
+                <w:sz w:val="18"/>
               </w:rPr>
-              <w:t>📌 v3.0 DEPLOYMENT ARTEFACTS</w:t>
-              <w:br/>
+              <w:t>Model Version</w:t>
             </w:r>
+          </w:p>
+        </w:tc>
+        <w:tc>
+          <w:tcPr>
+            <w:tcW w:type="dxa" w:w="1987"/>
+            <w:shd w:fill="1A365D"/>
+            <w:tcMar>
+              <w:top w:w="80" w:type="dxa"/>
+              <w:bottom w:w="80" w:type="dxa"/>
+              <w:left w:w="80" w:type="dxa"/>
+              <w:right w:w="80" w:type="dxa"/>
+            </w:tcMar>
+          </w:tcPr>
+          <w:p>
+            <w:pPr>
+              <w:jc w:val="center"/>
+            </w:pPr>
             <w:r>
               <w:rPr>
                 <w:rFonts w:ascii="Calibri" w:hAnsi="Calibri"/>
-                <w:color w:val="0F172A"/>
-                <w:sz w:val="21"/>
+                <w:b/>
+                <w:color w:val="FFFFFF"/>
+                <w:sz w:val="18"/>
               </w:rPr>
-              <w:t>FastText v3.0 ONNX: yesterday/models/fasttext_v30_korean/fasttext_v30_korean.onnx</w:t>
-              <w:br/>
-              <w:t>FastText v3.0 compressed: fasttext_v30_korean.ftz (27.8 MB)</w:t>
-              <w:br/>
-              <w:t>Dataset: korean_receipt_dataset_v30_korean_focused.csv (230,262 rows)</w:t>
-              <w:br/>
-              <w:t>Training script: build_korean_focused_aug_v3.py</w:t>
-              <w:br/>
-              <w:t>To retrain: append new family terms to FOOD_ITEM_FAMILY or any NOT-FOOD family dict, then run build_korean_focused_aug_v3.py → retrain FastText.</w:t>
+              <w:t>Training Rows</w:t>
+            </w:r>
+          </w:p>
+        </w:tc>
+        <w:tc>
+          <w:tcPr>
+            <w:tcW w:type="dxa" w:w="1987"/>
+            <w:shd w:fill="1A365D"/>
+            <w:tcMar>
+              <w:top w:w="80" w:type="dxa"/>
+              <w:bottom w:w="80" w:type="dxa"/>
+              <w:left w:w="80" w:type="dxa"/>
+              <w:right w:w="80" w:type="dxa"/>
+            </w:tcMar>
+          </w:tcPr>
+          <w:p>
+            <w:pPr>
+              <w:jc w:val="center"/>
+            </w:pPr>
+            <w:r>
+              <w:rPr>
+                <w:rFonts w:ascii="Calibri" w:hAnsi="Calibri"/>
+                <w:b/>
+                <w:color w:val="FFFFFF"/>
+                <w:sz w:val="18"/>
+              </w:rPr>
+              <w:t>Native .bin</w:t>
+            </w:r>
+          </w:p>
+        </w:tc>
+        <w:tc>
+          <w:tcPr>
+            <w:tcW w:type="dxa" w:w="1987"/>
+            <w:shd w:fill="1A365D"/>
+            <w:tcMar>
+              <w:top w:w="80" w:type="dxa"/>
+              <w:bottom w:w="80" w:type="dxa"/>
+              <w:left w:w="80" w:type="dxa"/>
+              <w:right w:w="80" w:type="dxa"/>
+            </w:tcMar>
+          </w:tcPr>
+          <w:p>
+            <w:pPr>
+              <w:jc w:val="center"/>
+            </w:pPr>
+            <w:r>
+              <w:rPr>
+                <w:rFonts w:ascii="Calibri" w:hAnsi="Calibri"/>
+                <w:b/>
+                <w:color w:val="FFFFFF"/>
+                <w:sz w:val="18"/>
+              </w:rPr>
+              <w:t>ONNX Size</w:t>
+            </w:r>
+          </w:p>
+        </w:tc>
+        <w:tc>
+          <w:tcPr>
+            <w:tcW w:type="dxa" w:w="1987"/>
+            <w:shd w:fill="1A365D"/>
+            <w:tcMar>
+              <w:top w:w="80" w:type="dxa"/>
+              <w:bottom w:w="80" w:type="dxa"/>
+              <w:left w:w="80" w:type="dxa"/>
+              <w:right w:w="80" w:type="dxa"/>
+            </w:tcMar>
+          </w:tcPr>
+          <w:p>
+            <w:pPr>
+              <w:jc w:val="center"/>
+            </w:pPr>
+            <w:r>
+              <w:rPr>
+                <w:rFonts w:ascii="Calibri" w:hAnsi="Calibri"/>
+                <w:b/>
+                <w:color w:val="FFFFFF"/>
+                <w:sz w:val="18"/>
+              </w:rPr>
+              <w:t>FT vs ONNX Match</w:t>
+            </w:r>
+          </w:p>
+        </w:tc>
+      </w:tr>
+      <w:tr>
+        <w:tc>
+          <w:tcPr>
+            <w:tcW w:type="dxa" w:w="1987"/>
+            <w:shd w:fill="FFFFFF"/>
+            <w:tcMar>
+              <w:top w:w="60" w:type="dxa"/>
+              <w:bottom w:w="60" w:type="dxa"/>
+              <w:left w:w="80" w:type="dxa"/>
+              <w:right w:w="80" w:type="dxa"/>
+            </w:tcMar>
+          </w:tcPr>
+          <w:p>
+            <w:pPr>
+              <w:jc w:val="left"/>
+            </w:pPr>
+            <w:r>
+              <w:rPr>
+                <w:rFonts w:ascii="Calibri" w:hAnsi="Calibri"/>
+                <w:sz w:val="17"/>
+              </w:rPr>
+              <w:t>FastText v23</w:t>
+            </w:r>
+          </w:p>
+        </w:tc>
+        <w:tc>
+          <w:tcPr>
+            <w:tcW w:type="dxa" w:w="1987"/>
+            <w:shd w:fill="FFFFFF"/>
+            <w:tcMar>
+              <w:top w:w="60" w:type="dxa"/>
+              <w:bottom w:w="60" w:type="dxa"/>
+              <w:left w:w="80" w:type="dxa"/>
+              <w:right w:w="80" w:type="dxa"/>
+            </w:tcMar>
+          </w:tcPr>
+          <w:p>
+            <w:pPr>
+              <w:jc w:val="right"/>
+            </w:pPr>
+            <w:r>
+              <w:rPr>
+                <w:rFonts w:ascii="Calibri" w:hAnsi="Calibri"/>
+                <w:sz w:val="17"/>
+              </w:rPr>
+              <w:t>44,598</w:t>
+            </w:r>
+          </w:p>
+        </w:tc>
+        <w:tc>
+          <w:tcPr>
+            <w:tcW w:type="dxa" w:w="1987"/>
+            <w:shd w:fill="FFFFFF"/>
+            <w:tcMar>
+              <w:top w:w="60" w:type="dxa"/>
+              <w:bottom w:w="60" w:type="dxa"/>
+              <w:left w:w="80" w:type="dxa"/>
+              <w:right w:w="80" w:type="dxa"/>
+            </w:tcMar>
+          </w:tcPr>
+          <w:p>
+            <w:pPr>
+              <w:jc w:val="right"/>
+            </w:pPr>
+            <w:r>
+              <w:rPr>
+                <w:rFonts w:ascii="Calibri" w:hAnsi="Calibri"/>
+                <w:sz w:val="17"/>
+              </w:rPr>
+              <w:t>9.6 MB</w:t>
+            </w:r>
+          </w:p>
+        </w:tc>
+        <w:tc>
+          <w:tcPr>
+            <w:tcW w:type="dxa" w:w="1987"/>
+            <w:shd w:fill="FFFFFF"/>
+            <w:tcMar>
+              <w:top w:w="60" w:type="dxa"/>
+              <w:bottom w:w="60" w:type="dxa"/>
+              <w:left w:w="80" w:type="dxa"/>
+              <w:right w:w="80" w:type="dxa"/>
+            </w:tcMar>
+          </w:tcPr>
+          <w:p>
+            <w:pPr>
+              <w:jc w:val="right"/>
+            </w:pPr>
+            <w:r>
+              <w:rPr>
+                <w:rFonts w:ascii="Calibri" w:hAnsi="Calibri"/>
+                <w:sz w:val="17"/>
+              </w:rPr>
+              <w:t>8.7 MB</w:t>
+            </w:r>
+          </w:p>
+        </w:tc>
+        <w:tc>
+          <w:tcPr>
+            <w:tcW w:type="dxa" w:w="1987"/>
+            <w:shd w:fill="FFFFFF"/>
+            <w:tcMar>
+              <w:top w:w="60" w:type="dxa"/>
+              <w:bottom w:w="60" w:type="dxa"/>
+              <w:left w:w="80" w:type="dxa"/>
+              <w:right w:w="80" w:type="dxa"/>
+            </w:tcMar>
+          </w:tcPr>
+          <w:p>
+            <w:pPr>
+              <w:jc w:val="right"/>
+            </w:pPr>
+            <w:r>
+              <w:rPr>
+                <w:rFonts w:ascii="Calibri" w:hAnsi="Calibri"/>
+                <w:sz w:val="17"/>
+              </w:rPr>
+              <w:t>90.96%</w:t>
+            </w:r>
+          </w:p>
+        </w:tc>
+      </w:tr>
+      <w:tr>
+        <w:tc>
+          <w:tcPr>
+            <w:tcW w:type="dxa" w:w="1987"/>
+            <w:shd w:fill="F8FAFC"/>
+            <w:tcMar>
+              <w:top w:w="60" w:type="dxa"/>
+              <w:bottom w:w="60" w:type="dxa"/>
+              <w:left w:w="80" w:type="dxa"/>
+              <w:right w:w="80" w:type="dxa"/>
+            </w:tcMar>
+          </w:tcPr>
+          <w:p>
+            <w:pPr>
+              <w:jc w:val="left"/>
+            </w:pPr>
+            <w:r>
+              <w:rPr>
+                <w:rFonts w:ascii="Calibri" w:hAnsi="Calibri"/>
+                <w:sz w:val="17"/>
+              </w:rPr>
+              <w:t>FastText v25</w:t>
+            </w:r>
+          </w:p>
+        </w:tc>
+        <w:tc>
+          <w:tcPr>
+            <w:tcW w:type="dxa" w:w="1987"/>
+            <w:shd w:fill="F8FAFC"/>
+            <w:tcMar>
+              <w:top w:w="60" w:type="dxa"/>
+              <w:bottom w:w="60" w:type="dxa"/>
+              <w:left w:w="80" w:type="dxa"/>
+              <w:right w:w="80" w:type="dxa"/>
+            </w:tcMar>
+          </w:tcPr>
+          <w:p>
+            <w:pPr>
+              <w:jc w:val="right"/>
+            </w:pPr>
+            <w:r>
+              <w:rPr>
+                <w:rFonts w:ascii="Calibri" w:hAnsi="Calibri"/>
+                <w:sz w:val="17"/>
+              </w:rPr>
+              <w:t>74,623</w:t>
+            </w:r>
+          </w:p>
+        </w:tc>
+        <w:tc>
+          <w:tcPr>
+            <w:tcW w:type="dxa" w:w="1987"/>
+            <w:shd w:fill="F8FAFC"/>
+            <w:tcMar>
+              <w:top w:w="60" w:type="dxa"/>
+              <w:bottom w:w="60" w:type="dxa"/>
+              <w:left w:w="80" w:type="dxa"/>
+              <w:right w:w="80" w:type="dxa"/>
+            </w:tcMar>
+          </w:tcPr>
+          <w:p>
+            <w:pPr>
+              <w:jc w:val="right"/>
+            </w:pPr>
+            <w:r>
+              <w:rPr>
+                <w:rFonts w:ascii="Calibri" w:hAnsi="Calibri"/>
+                <w:sz w:val="17"/>
+              </w:rPr>
+              <w:t>12.3 MB</w:t>
+            </w:r>
+          </w:p>
+        </w:tc>
+        <w:tc>
+          <w:tcPr>
+            <w:tcW w:type="dxa" w:w="1987"/>
+            <w:shd w:fill="F8FAFC"/>
+            <w:tcMar>
+              <w:top w:w="60" w:type="dxa"/>
+              <w:bottom w:w="60" w:type="dxa"/>
+              <w:left w:w="80" w:type="dxa"/>
+              <w:right w:w="80" w:type="dxa"/>
+            </w:tcMar>
+          </w:tcPr>
+          <w:p>
+            <w:pPr>
+              <w:jc w:val="right"/>
+            </w:pPr>
+            <w:r>
+              <w:rPr>
+                <w:rFonts w:ascii="Calibri" w:hAnsi="Calibri"/>
+                <w:sz w:val="17"/>
+              </w:rPr>
+              <w:t>11.0 MB</w:t>
+            </w:r>
+          </w:p>
+        </w:tc>
+        <w:tc>
+          <w:tcPr>
+            <w:tcW w:type="dxa" w:w="1987"/>
+            <w:shd w:fill="F8FAFC"/>
+            <w:tcMar>
+              <w:top w:w="60" w:type="dxa"/>
+              <w:bottom w:w="60" w:type="dxa"/>
+              <w:left w:w="80" w:type="dxa"/>
+              <w:right w:w="80" w:type="dxa"/>
+            </w:tcMar>
+          </w:tcPr>
+          <w:p>
+            <w:pPr>
+              <w:jc w:val="right"/>
+            </w:pPr>
+            <w:r>
+              <w:rPr>
+                <w:rFonts w:ascii="Calibri" w:hAnsi="Calibri"/>
+                <w:sz w:val="17"/>
+              </w:rPr>
+              <w:t>92.74%</w:t>
+            </w:r>
+          </w:p>
+        </w:tc>
+      </w:tr>
+      <w:tr>
+        <w:tc>
+          <w:tcPr>
+            <w:tcW w:type="dxa" w:w="1987"/>
+            <w:shd w:fill="FFFFFF"/>
+            <w:tcMar>
+              <w:top w:w="60" w:type="dxa"/>
+              <w:bottom w:w="60" w:type="dxa"/>
+              <w:left w:w="80" w:type="dxa"/>
+              <w:right w:w="80" w:type="dxa"/>
+            </w:tcMar>
+          </w:tcPr>
+          <w:p>
+            <w:pPr>
+              <w:jc w:val="left"/>
+            </w:pPr>
+            <w:r>
+              <w:rPr>
+                <w:rFonts w:ascii="Calibri" w:hAnsi="Calibri"/>
+                <w:sz w:val="17"/>
+              </w:rPr>
+              <w:t>FastText new_aug_v1</w:t>
+            </w:r>
+          </w:p>
+        </w:tc>
+        <w:tc>
+          <w:tcPr>
+            <w:tcW w:type="dxa" w:w="1987"/>
+            <w:shd w:fill="FFFFFF"/>
+            <w:tcMar>
+              <w:top w:w="60" w:type="dxa"/>
+              <w:bottom w:w="60" w:type="dxa"/>
+              <w:left w:w="80" w:type="dxa"/>
+              <w:right w:w="80" w:type="dxa"/>
+            </w:tcMar>
+          </w:tcPr>
+          <w:p>
+            <w:pPr>
+              <w:jc w:val="right"/>
+            </w:pPr>
+            <w:r>
+              <w:rPr>
+                <w:rFonts w:ascii="Calibri" w:hAnsi="Calibri"/>
+                <w:sz w:val="17"/>
+              </w:rPr>
+              <w:t>54,744</w:t>
+            </w:r>
+          </w:p>
+        </w:tc>
+        <w:tc>
+          <w:tcPr>
+            <w:tcW w:type="dxa" w:w="1987"/>
+            <w:shd w:fill="FFFFFF"/>
+            <w:tcMar>
+              <w:top w:w="60" w:type="dxa"/>
+              <w:bottom w:w="60" w:type="dxa"/>
+              <w:left w:w="80" w:type="dxa"/>
+              <w:right w:w="80" w:type="dxa"/>
+            </w:tcMar>
+          </w:tcPr>
+          <w:p>
+            <w:pPr>
+              <w:jc w:val="right"/>
+            </w:pPr>
+            <w:r>
+              <w:rPr>
+                <w:rFonts w:ascii="Calibri" w:hAnsi="Calibri"/>
+                <w:sz w:val="17"/>
+              </w:rPr>
+              <w:t>8.3 MB</w:t>
+            </w:r>
+          </w:p>
+        </w:tc>
+        <w:tc>
+          <w:tcPr>
+            <w:tcW w:type="dxa" w:w="1987"/>
+            <w:shd w:fill="FFFFFF"/>
+            <w:tcMar>
+              <w:top w:w="60" w:type="dxa"/>
+              <w:bottom w:w="60" w:type="dxa"/>
+              <w:left w:w="80" w:type="dxa"/>
+              <w:right w:w="80" w:type="dxa"/>
+            </w:tcMar>
+          </w:tcPr>
+          <w:p>
+            <w:pPr>
+              <w:jc w:val="right"/>
+            </w:pPr>
+            <w:r>
+              <w:rPr>
+                <w:rFonts w:ascii="Calibri" w:hAnsi="Calibri"/>
+                <w:sz w:val="17"/>
+              </w:rPr>
+              <w:t>7.7 MB</w:t>
+            </w:r>
+          </w:p>
+        </w:tc>
+        <w:tc>
+          <w:tcPr>
+            <w:tcW w:type="dxa" w:w="1987"/>
+            <w:shd w:fill="FFFFFF"/>
+            <w:tcMar>
+              <w:top w:w="60" w:type="dxa"/>
+              <w:bottom w:w="60" w:type="dxa"/>
+              <w:left w:w="80" w:type="dxa"/>
+              <w:right w:w="80" w:type="dxa"/>
+            </w:tcMar>
+          </w:tcPr>
+          <w:p>
+            <w:pPr>
+              <w:jc w:val="right"/>
+            </w:pPr>
+            <w:r>
+              <w:rPr>
+                <w:rFonts w:ascii="Calibri" w:hAnsi="Calibri"/>
+                <w:sz w:val="17"/>
+              </w:rPr>
+              <w:t>85.86%</w:t>
+            </w:r>
+          </w:p>
+        </w:tc>
+      </w:tr>
+      <w:tr>
+        <w:tc>
+          <w:tcPr>
+            <w:tcW w:type="dxa" w:w="1987"/>
+            <w:shd w:fill="F8FAFC"/>
+            <w:tcMar>
+              <w:top w:w="60" w:type="dxa"/>
+              <w:bottom w:w="60" w:type="dxa"/>
+              <w:left w:w="80" w:type="dxa"/>
+              <w:right w:w="80" w:type="dxa"/>
+            </w:tcMar>
+          </w:tcPr>
+          <w:p>
+            <w:pPr>
+              <w:jc w:val="left"/>
+            </w:pPr>
+            <w:r>
+              <w:rPr>
+                <w:rFonts w:ascii="Calibri" w:hAnsi="Calibri"/>
+                <w:sz w:val="17"/>
+              </w:rPr>
+              <w:t>FastText v3.0</w:t>
+            </w:r>
+          </w:p>
+        </w:tc>
+        <w:tc>
+          <w:tcPr>
+            <w:tcW w:type="dxa" w:w="1987"/>
+            <w:shd w:fill="F8FAFC"/>
+            <w:tcMar>
+              <w:top w:w="60" w:type="dxa"/>
+              <w:bottom w:w="60" w:type="dxa"/>
+              <w:left w:w="80" w:type="dxa"/>
+              <w:right w:w="80" w:type="dxa"/>
+            </w:tcMar>
+          </w:tcPr>
+          <w:p>
+            <w:pPr>
+              <w:jc w:val="right"/>
+            </w:pPr>
+            <w:r>
+              <w:rPr>
+                <w:rFonts w:ascii="Calibri" w:hAnsi="Calibri"/>
+                <w:sz w:val="17"/>
+              </w:rPr>
+              <w:t>230,262</w:t>
+            </w:r>
+          </w:p>
+        </w:tc>
+        <w:tc>
+          <w:tcPr>
+            <w:tcW w:type="dxa" w:w="1987"/>
+            <w:shd w:fill="F8FAFC"/>
+            <w:tcMar>
+              <w:top w:w="60" w:type="dxa"/>
+              <w:bottom w:w="60" w:type="dxa"/>
+              <w:left w:w="80" w:type="dxa"/>
+              <w:right w:w="80" w:type="dxa"/>
+            </w:tcMar>
+          </w:tcPr>
+          <w:p>
+            <w:pPr>
+              <w:jc w:val="right"/>
+            </w:pPr>
+            <w:r>
+              <w:rPr>
+                <w:rFonts w:ascii="Calibri" w:hAnsi="Calibri"/>
+                <w:sz w:val="17"/>
+              </w:rPr>
+              <w:t>9.0 MB</w:t>
+            </w:r>
+          </w:p>
+        </w:tc>
+        <w:tc>
+          <w:tcPr>
+            <w:tcW w:type="dxa" w:w="1987"/>
+            <w:shd w:fill="F8FAFC"/>
+            <w:tcMar>
+              <w:top w:w="60" w:type="dxa"/>
+              <w:bottom w:w="60" w:type="dxa"/>
+              <w:left w:w="80" w:type="dxa"/>
+              <w:right w:w="80" w:type="dxa"/>
+            </w:tcMar>
+          </w:tcPr>
+          <w:p>
+            <w:pPr>
+              <w:jc w:val="right"/>
+            </w:pPr>
+            <w:r>
+              <w:rPr>
+                <w:rFonts w:ascii="Calibri" w:hAnsi="Calibri"/>
+                <w:sz w:val="17"/>
+              </w:rPr>
+              <w:t>8.3 MB</w:t>
+            </w:r>
+          </w:p>
+        </w:tc>
+        <w:tc>
+          <w:tcPr>
+            <w:tcW w:type="dxa" w:w="1987"/>
+            <w:shd w:fill="F8FAFC"/>
+            <w:tcMar>
+              <w:top w:w="60" w:type="dxa"/>
+              <w:bottom w:w="60" w:type="dxa"/>
+              <w:left w:w="80" w:type="dxa"/>
+              <w:right w:w="80" w:type="dxa"/>
+            </w:tcMar>
+          </w:tcPr>
+          <w:p>
+            <w:pPr>
+              <w:jc w:val="right"/>
+            </w:pPr>
+            <w:r>
+              <w:rPr>
+                <w:rFonts w:ascii="Calibri" w:hAnsi="Calibri"/>
+                <w:sz w:val="17"/>
+              </w:rPr>
+              <w:t>87.52%</w:t>
+            </w:r>
+          </w:p>
+        </w:tc>
+      </w:tr>
+      <w:tr>
+        <w:tc>
+          <w:tcPr>
+            <w:tcW w:type="dxa" w:w="1987"/>
+            <w:shd w:fill="FFFFFF"/>
+            <w:tcMar>
+              <w:top w:w="60" w:type="dxa"/>
+              <w:bottom w:w="60" w:type="dxa"/>
+              <w:left w:w="80" w:type="dxa"/>
+              <w:right w:w="80" w:type="dxa"/>
+            </w:tcMar>
+          </w:tcPr>
+          <w:p>
+            <w:pPr>
+              <w:jc w:val="left"/>
+            </w:pPr>
+            <w:r>
+              <w:rPr>
+                <w:rFonts w:ascii="Calibri" w:hAnsi="Calibri"/>
+                <w:b/>
+                <w:sz w:val="17"/>
+              </w:rPr>
+              <w:t>FastText v4.0 (Merged)</w:t>
+            </w:r>
+          </w:p>
+        </w:tc>
+        <w:tc>
+          <w:tcPr>
+            <w:tcW w:type="dxa" w:w="1987"/>
+            <w:shd w:fill="FFFFFF"/>
+            <w:tcMar>
+              <w:top w:w="60" w:type="dxa"/>
+              <w:bottom w:w="60" w:type="dxa"/>
+              <w:left w:w="80" w:type="dxa"/>
+              <w:right w:w="80" w:type="dxa"/>
+            </w:tcMar>
+          </w:tcPr>
+          <w:p>
+            <w:pPr>
+              <w:jc w:val="right"/>
+            </w:pPr>
+            <w:r>
+              <w:rPr>
+                <w:rFonts w:ascii="Calibri" w:hAnsi="Calibri"/>
+                <w:b/>
+                <w:sz w:val="17"/>
+              </w:rPr>
+              <w:t>304,064</w:t>
+            </w:r>
+          </w:p>
+        </w:tc>
+        <w:tc>
+          <w:tcPr>
+            <w:tcW w:type="dxa" w:w="1987"/>
+            <w:shd w:fill="FFFFFF"/>
+            <w:tcMar>
+              <w:top w:w="60" w:type="dxa"/>
+              <w:bottom w:w="60" w:type="dxa"/>
+              <w:left w:w="80" w:type="dxa"/>
+              <w:right w:w="80" w:type="dxa"/>
+            </w:tcMar>
+          </w:tcPr>
+          <w:p>
+            <w:pPr>
+              <w:jc w:val="right"/>
+            </w:pPr>
+            <w:r>
+              <w:rPr>
+                <w:rFonts w:ascii="Calibri" w:hAnsi="Calibri"/>
+                <w:b/>
+                <w:sz w:val="17"/>
+              </w:rPr>
+              <w:t>8.7 MB</w:t>
+            </w:r>
+          </w:p>
+        </w:tc>
+        <w:tc>
+          <w:tcPr>
+            <w:tcW w:type="dxa" w:w="1987"/>
+            <w:shd w:fill="FFFFFF"/>
+            <w:tcMar>
+              <w:top w:w="60" w:type="dxa"/>
+              <w:bottom w:w="60" w:type="dxa"/>
+              <w:left w:w="80" w:type="dxa"/>
+              <w:right w:w="80" w:type="dxa"/>
+            </w:tcMar>
+          </w:tcPr>
+          <w:p>
+            <w:pPr>
+              <w:jc w:val="right"/>
+            </w:pPr>
+            <w:r>
+              <w:rPr>
+                <w:rFonts w:ascii="Calibri" w:hAnsi="Calibri"/>
+                <w:b/>
+                <w:sz w:val="17"/>
+              </w:rPr>
+              <w:t>8.1 MB</w:t>
+            </w:r>
+          </w:p>
+        </w:tc>
+        <w:tc>
+          <w:tcPr>
+            <w:tcW w:type="dxa" w:w="1987"/>
+            <w:shd w:fill="FFFFFF"/>
+            <w:tcMar>
+              <w:top w:w="60" w:type="dxa"/>
+              <w:bottom w:w="60" w:type="dxa"/>
+              <w:left w:w="80" w:type="dxa"/>
+              <w:right w:w="80" w:type="dxa"/>
+            </w:tcMar>
+          </w:tcPr>
+          <w:p>
+            <w:pPr>
+              <w:jc w:val="right"/>
+            </w:pPr>
+            <w:r>
+              <w:rPr>
+                <w:rFonts w:ascii="Calibri" w:hAnsi="Calibri"/>
+                <w:b/>
+                <w:sz w:val="17"/>
+              </w:rPr>
+              <w:t>88.66%</w:t>
+            </w:r>
+          </w:p>
+        </w:tc>
+      </w:tr>
+      <w:tr>
+        <w:tc>
+          <w:tcPr>
+            <w:tcW w:type="dxa" w:w="1987"/>
+            <w:shd w:fill="F8FAFC"/>
+            <w:tcMar>
+              <w:top w:w="60" w:type="dxa"/>
+              <w:bottom w:w="60" w:type="dxa"/>
+              <w:left w:w="80" w:type="dxa"/>
+              <w:right w:w="80" w:type="dxa"/>
+            </w:tcMar>
+          </w:tcPr>
+          <w:p>
+            <w:pPr>
+              <w:jc w:val="left"/>
+            </w:pPr>
+            <w:r>
+              <w:rPr>
+                <w:rFonts w:ascii="Calibri" w:hAnsi="Calibri"/>
+                <w:b/>
+                <w:sz w:val="17"/>
+              </w:rPr>
+              <w:t>FastText v5.0 (Final)</w:t>
+            </w:r>
+          </w:p>
+        </w:tc>
+        <w:tc>
+          <w:tcPr>
+            <w:tcW w:type="dxa" w:w="1987"/>
+            <w:shd w:fill="F8FAFC"/>
+            <w:tcMar>
+              <w:top w:w="60" w:type="dxa"/>
+              <w:bottom w:w="60" w:type="dxa"/>
+              <w:left w:w="80" w:type="dxa"/>
+              <w:right w:w="80" w:type="dxa"/>
+            </w:tcMar>
+          </w:tcPr>
+          <w:p>
+            <w:pPr>
+              <w:jc w:val="right"/>
+            </w:pPr>
+            <w:r>
+              <w:rPr>
+                <w:rFonts w:ascii="Calibri" w:hAnsi="Calibri"/>
+                <w:b/>
+                <w:sz w:val="17"/>
+              </w:rPr>
+              <w:t>4,563,704</w:t>
+            </w:r>
+          </w:p>
+        </w:tc>
+        <w:tc>
+          <w:tcPr>
+            <w:tcW w:type="dxa" w:w="1987"/>
+            <w:shd w:fill="F8FAFC"/>
+            <w:tcMar>
+              <w:top w:w="60" w:type="dxa"/>
+              <w:bottom w:w="60" w:type="dxa"/>
+              <w:left w:w="80" w:type="dxa"/>
+              <w:right w:w="80" w:type="dxa"/>
+            </w:tcMar>
+          </w:tcPr>
+          <w:p>
+            <w:pPr>
+              <w:jc w:val="right"/>
+            </w:pPr>
+            <w:r>
+              <w:rPr>
+                <w:rFonts w:ascii="Calibri" w:hAnsi="Calibri"/>
+                <w:b/>
+                <w:sz w:val="17"/>
+              </w:rPr>
+              <w:t>9.6 MB</w:t>
+            </w:r>
+          </w:p>
+        </w:tc>
+        <w:tc>
+          <w:tcPr>
+            <w:tcW w:type="dxa" w:w="1987"/>
+            <w:shd w:fill="F8FAFC"/>
+            <w:tcMar>
+              <w:top w:w="60" w:type="dxa"/>
+              <w:bottom w:w="60" w:type="dxa"/>
+              <w:left w:w="80" w:type="dxa"/>
+              <w:right w:w="80" w:type="dxa"/>
+            </w:tcMar>
+          </w:tcPr>
+          <w:p>
+            <w:pPr>
+              <w:jc w:val="right"/>
+            </w:pPr>
+            <w:r>
+              <w:rPr>
+                <w:rFonts w:ascii="Calibri" w:hAnsi="Calibri"/>
+                <w:b/>
+                <w:sz w:val="17"/>
+              </w:rPr>
+              <w:t>8.8 MB</w:t>
+            </w:r>
+          </w:p>
+        </w:tc>
+        <w:tc>
+          <w:tcPr>
+            <w:tcW w:type="dxa" w:w="1987"/>
+            <w:shd w:fill="F8FAFC"/>
+            <w:tcMar>
+              <w:top w:w="60" w:type="dxa"/>
+              <w:bottom w:w="60" w:type="dxa"/>
+              <w:left w:w="80" w:type="dxa"/>
+              <w:right w:w="80" w:type="dxa"/>
+            </w:tcMar>
+          </w:tcPr>
+          <w:p>
+            <w:pPr>
+              <w:jc w:val="right"/>
+            </w:pPr>
+            <w:r>
+              <w:rPr>
+                <w:rFonts w:ascii="Calibri" w:hAnsi="Calibri"/>
+                <w:b/>
+                <w:sz w:val="17"/>
+              </w:rPr>
+              <w:t>84.97%</w:t>
             </w:r>
           </w:p>
         </w:tc>
@@ -10033,7 +11165,7 @@
     </w:tbl>
     <w:p>
       <w:pPr>
-        <w:spacing w:after="80"/>
+        <w:spacing w:after="200"/>
       </w:pPr>
     </w:p>
     <w:sectPr>

--- a/yesterday/documentation/Receipt_Scanner_AI_Comprehensive_Benchmark_Report.docx
+++ b/yesterday/documentation/Receipt_Scanner_AI_Comprehensive_Benchmark_Report.docx
@@ -10282,16 +10282,17 @@
         <w:tblLook w:firstColumn="1" w:firstRow="1" w:lastColumn="0" w:lastRow="0" w:noHBand="0" w:noVBand="1" w:val="04A0"/>
       </w:tblPr>
       <w:tblGrid>
-        <w:gridCol w:w="1987"/>
-        <w:gridCol w:w="1987"/>
-        <w:gridCol w:w="1987"/>
-        <w:gridCol w:w="1987"/>
-        <w:gridCol w:w="1987"/>
+        <w:gridCol w:w="1656"/>
+        <w:gridCol w:w="1656"/>
+        <w:gridCol w:w="1656"/>
+        <w:gridCol w:w="1656"/>
+        <w:gridCol w:w="1656"/>
+        <w:gridCol w:w="1656"/>
       </w:tblGrid>
       <w:tr>
         <w:tc>
           <w:tcPr>
-            <w:tcW w:type="dxa" w:w="1987"/>
+            <w:tcW w:type="dxa" w:w="1656"/>
             <w:shd w:fill="1A365D"/>
             <w:tcMar>
               <w:top w:w="80" w:type="dxa"/>
@@ -10317,7 +10318,7 @@
         </w:tc>
         <w:tc>
           <w:tcPr>
-            <w:tcW w:type="dxa" w:w="1987"/>
+            <w:tcW w:type="dxa" w:w="1656"/>
             <w:shd w:fill="1A365D"/>
             <w:tcMar>
               <w:top w:w="80" w:type="dxa"/>
@@ -10343,7 +10344,7 @@
         </w:tc>
         <w:tc>
           <w:tcPr>
-            <w:tcW w:type="dxa" w:w="1987"/>
+            <w:tcW w:type="dxa" w:w="1656"/>
             <w:shd w:fill="1A365D"/>
             <w:tcMar>
               <w:top w:w="80" w:type="dxa"/>
@@ -10369,7 +10370,7 @@
         </w:tc>
         <w:tc>
           <w:tcPr>
-            <w:tcW w:type="dxa" w:w="1987"/>
+            <w:tcW w:type="dxa" w:w="1656"/>
             <w:shd w:fill="1A365D"/>
             <w:tcMar>
               <w:top w:w="80" w:type="dxa"/>
@@ -10389,13 +10390,13 @@
                 <w:color w:val="FFFFFF"/>
                 <w:sz w:val="18"/>
               </w:rPr>
-              <w:t>ONNX Size</w:t>
+              <w:t>100k ONNX Size</w:t>
             </w:r>
           </w:p>
         </w:tc>
         <w:tc>
           <w:tcPr>
-            <w:tcW w:type="dxa" w:w="1987"/>
+            <w:tcW w:type="dxa" w:w="1656"/>
             <w:shd w:fill="1A365D"/>
             <w:tcMar>
               <w:top w:w="80" w:type="dxa"/>
@@ -10415,7 +10416,33 @@
                 <w:color w:val="FFFFFF"/>
                 <w:sz w:val="18"/>
               </w:rPr>
-              <w:t>FT vs ONNX Match</w:t>
+              <w:t>ONNX GT Acc</w:t>
+            </w:r>
+          </w:p>
+        </w:tc>
+        <w:tc>
+          <w:tcPr>
+            <w:tcW w:type="dxa" w:w="1656"/>
+            <w:shd w:fill="1A365D"/>
+            <w:tcMar>
+              <w:top w:w="80" w:type="dxa"/>
+              <w:bottom w:w="80" w:type="dxa"/>
+              <w:left w:w="80" w:type="dxa"/>
+              <w:right w:w="80" w:type="dxa"/>
+            </w:tcMar>
+          </w:tcPr>
+          <w:p>
+            <w:pPr>
+              <w:jc w:val="center"/>
+            </w:pPr>
+            <w:r>
+              <w:rPr>
+                <w:rFonts w:ascii="Calibri" w:hAnsi="Calibri"/>
+                <w:b/>
+                <w:color w:val="FFFFFF"/>
+                <w:sz w:val="18"/>
+              </w:rPr>
+              <w:t>FT vs ONNX Parity</w:t>
             </w:r>
           </w:p>
         </w:tc>
@@ -10423,7 +10450,7 @@
       <w:tr>
         <w:tc>
           <w:tcPr>
-            <w:tcW w:type="dxa" w:w="1987"/>
+            <w:tcW w:type="dxa" w:w="1656"/>
             <w:shd w:fill="FFFFFF"/>
             <w:tcMar>
               <w:top w:w="60" w:type="dxa"/>
@@ -10447,7 +10474,7 @@
         </w:tc>
         <w:tc>
           <w:tcPr>
-            <w:tcW w:type="dxa" w:w="1987"/>
+            <w:tcW w:type="dxa" w:w="1656"/>
             <w:shd w:fill="FFFFFF"/>
             <w:tcMar>
               <w:top w:w="60" w:type="dxa"/>
@@ -10471,7 +10498,7 @@
         </w:tc>
         <w:tc>
           <w:tcPr>
-            <w:tcW w:type="dxa" w:w="1987"/>
+            <w:tcW w:type="dxa" w:w="1656"/>
             <w:shd w:fill="FFFFFF"/>
             <w:tcMar>
               <w:top w:w="60" w:type="dxa"/>
@@ -10495,7 +10522,7 @@
         </w:tc>
         <w:tc>
           <w:tcPr>
-            <w:tcW w:type="dxa" w:w="1987"/>
+            <w:tcW w:type="dxa" w:w="1656"/>
             <w:shd w:fill="FFFFFF"/>
             <w:tcMar>
               <w:top w:w="60" w:type="dxa"/>
@@ -10513,13 +10540,13 @@
                 <w:rFonts w:ascii="Calibri" w:hAnsi="Calibri"/>
                 <w:sz w:val="17"/>
               </w:rPr>
-              <w:t>8.7 MB</w:t>
+              <w:t>13.5 MB</w:t>
             </w:r>
           </w:p>
         </w:tc>
         <w:tc>
           <w:tcPr>
-            <w:tcW w:type="dxa" w:w="1987"/>
+            <w:tcW w:type="dxa" w:w="1656"/>
             <w:shd w:fill="FFFFFF"/>
             <w:tcMar>
               <w:top w:w="60" w:type="dxa"/>
@@ -10537,7 +10564,31 @@
                 <w:rFonts w:ascii="Calibri" w:hAnsi="Calibri"/>
                 <w:sz w:val="17"/>
               </w:rPr>
-              <w:t>90.96%</w:t>
+              <w:t>88.41%</w:t>
+            </w:r>
+          </w:p>
+        </w:tc>
+        <w:tc>
+          <w:tcPr>
+            <w:tcW w:type="dxa" w:w="1656"/>
+            <w:shd w:fill="FFFFFF"/>
+            <w:tcMar>
+              <w:top w:w="60" w:type="dxa"/>
+              <w:bottom w:w="60" w:type="dxa"/>
+              <w:left w:w="80" w:type="dxa"/>
+              <w:right w:w="80" w:type="dxa"/>
+            </w:tcMar>
+          </w:tcPr>
+          <w:p>
+            <w:pPr>
+              <w:jc w:val="right"/>
+            </w:pPr>
+            <w:r>
+              <w:rPr>
+                <w:rFonts w:ascii="Calibri" w:hAnsi="Calibri"/>
+                <w:sz w:val="17"/>
+              </w:rPr>
+              <w:t>97.32%</w:t>
             </w:r>
           </w:p>
         </w:tc>
@@ -10545,7 +10596,7 @@
       <w:tr>
         <w:tc>
           <w:tcPr>
-            <w:tcW w:type="dxa" w:w="1987"/>
+            <w:tcW w:type="dxa" w:w="1656"/>
             <w:shd w:fill="F8FAFC"/>
             <w:tcMar>
               <w:top w:w="60" w:type="dxa"/>
@@ -10569,7 +10620,7 @@
         </w:tc>
         <w:tc>
           <w:tcPr>
-            <w:tcW w:type="dxa" w:w="1987"/>
+            <w:tcW w:type="dxa" w:w="1656"/>
             <w:shd w:fill="F8FAFC"/>
             <w:tcMar>
               <w:top w:w="60" w:type="dxa"/>
@@ -10593,7 +10644,7 @@
         </w:tc>
         <w:tc>
           <w:tcPr>
-            <w:tcW w:type="dxa" w:w="1987"/>
+            <w:tcW w:type="dxa" w:w="1656"/>
             <w:shd w:fill="F8FAFC"/>
             <w:tcMar>
               <w:top w:w="60" w:type="dxa"/>
@@ -10617,7 +10668,7 @@
         </w:tc>
         <w:tc>
           <w:tcPr>
-            <w:tcW w:type="dxa" w:w="1987"/>
+            <w:tcW w:type="dxa" w:w="1656"/>
             <w:shd w:fill="F8FAFC"/>
             <w:tcMar>
               <w:top w:w="60" w:type="dxa"/>
@@ -10635,13 +10686,13 @@
                 <w:rFonts w:ascii="Calibri" w:hAnsi="Calibri"/>
                 <w:sz w:val="17"/>
               </w:rPr>
-              <w:t>11.0 MB</w:t>
+              <w:t>15.8 MB</w:t>
             </w:r>
           </w:p>
         </w:tc>
         <w:tc>
           <w:tcPr>
-            <w:tcW w:type="dxa" w:w="1987"/>
+            <w:tcW w:type="dxa" w:w="1656"/>
             <w:shd w:fill="F8FAFC"/>
             <w:tcMar>
               <w:top w:w="60" w:type="dxa"/>
@@ -10659,7 +10710,31 @@
                 <w:rFonts w:ascii="Calibri" w:hAnsi="Calibri"/>
                 <w:sz w:val="17"/>
               </w:rPr>
-              <w:t>92.74%</w:t>
+              <w:t>88.92%</w:t>
+            </w:r>
+          </w:p>
+        </w:tc>
+        <w:tc>
+          <w:tcPr>
+            <w:tcW w:type="dxa" w:w="1656"/>
+            <w:shd w:fill="F8FAFC"/>
+            <w:tcMar>
+              <w:top w:w="60" w:type="dxa"/>
+              <w:bottom w:w="60" w:type="dxa"/>
+              <w:left w:w="80" w:type="dxa"/>
+              <w:right w:w="80" w:type="dxa"/>
+            </w:tcMar>
+          </w:tcPr>
+          <w:p>
+            <w:pPr>
+              <w:jc w:val="right"/>
+            </w:pPr>
+            <w:r>
+              <w:rPr>
+                <w:rFonts w:ascii="Calibri" w:hAnsi="Calibri"/>
+                <w:sz w:val="17"/>
+              </w:rPr>
+              <w:t>96.82%</w:t>
             </w:r>
           </w:p>
         </w:tc>
@@ -10667,7 +10742,7 @@
       <w:tr>
         <w:tc>
           <w:tcPr>
-            <w:tcW w:type="dxa" w:w="1987"/>
+            <w:tcW w:type="dxa" w:w="1656"/>
             <w:shd w:fill="FFFFFF"/>
             <w:tcMar>
               <w:top w:w="60" w:type="dxa"/>
@@ -10691,7 +10766,7 @@
         </w:tc>
         <w:tc>
           <w:tcPr>
-            <w:tcW w:type="dxa" w:w="1987"/>
+            <w:tcW w:type="dxa" w:w="1656"/>
             <w:shd w:fill="FFFFFF"/>
             <w:tcMar>
               <w:top w:w="60" w:type="dxa"/>
@@ -10715,7 +10790,7 @@
         </w:tc>
         <w:tc>
           <w:tcPr>
-            <w:tcW w:type="dxa" w:w="1987"/>
+            <w:tcW w:type="dxa" w:w="1656"/>
             <w:shd w:fill="FFFFFF"/>
             <w:tcMar>
               <w:top w:w="60" w:type="dxa"/>
@@ -10739,7 +10814,7 @@
         </w:tc>
         <w:tc>
           <w:tcPr>
-            <w:tcW w:type="dxa" w:w="1987"/>
+            <w:tcW w:type="dxa" w:w="1656"/>
             <w:shd w:fill="FFFFFF"/>
             <w:tcMar>
               <w:top w:w="60" w:type="dxa"/>
@@ -10757,13 +10832,13 @@
                 <w:rFonts w:ascii="Calibri" w:hAnsi="Calibri"/>
                 <w:sz w:val="17"/>
               </w:rPr>
-              <w:t>7.7 MB</w:t>
+              <w:t>12.5 MB</w:t>
             </w:r>
           </w:p>
         </w:tc>
         <w:tc>
           <w:tcPr>
-            <w:tcW w:type="dxa" w:w="1987"/>
+            <w:tcW w:type="dxa" w:w="1656"/>
             <w:shd w:fill="FFFFFF"/>
             <w:tcMar>
               <w:top w:w="60" w:type="dxa"/>
@@ -10781,7 +10856,31 @@
                 <w:rFonts w:ascii="Calibri" w:hAnsi="Calibri"/>
                 <w:sz w:val="17"/>
               </w:rPr>
-              <w:t>85.86%</w:t>
+              <w:t>92.48%</w:t>
+            </w:r>
+          </w:p>
+        </w:tc>
+        <w:tc>
+          <w:tcPr>
+            <w:tcW w:type="dxa" w:w="1656"/>
+            <w:shd w:fill="FFFFFF"/>
+            <w:tcMar>
+              <w:top w:w="60" w:type="dxa"/>
+              <w:bottom w:w="60" w:type="dxa"/>
+              <w:left w:w="80" w:type="dxa"/>
+              <w:right w:w="80" w:type="dxa"/>
+            </w:tcMar>
+          </w:tcPr>
+          <w:p>
+            <w:pPr>
+              <w:jc w:val="right"/>
+            </w:pPr>
+            <w:r>
+              <w:rPr>
+                <w:rFonts w:ascii="Calibri" w:hAnsi="Calibri"/>
+                <w:sz w:val="17"/>
+              </w:rPr>
+              <w:t>97.83%</w:t>
             </w:r>
           </w:p>
         </w:tc>
@@ -10789,7 +10888,7 @@
       <w:tr>
         <w:tc>
           <w:tcPr>
-            <w:tcW w:type="dxa" w:w="1987"/>
+            <w:tcW w:type="dxa" w:w="1656"/>
             <w:shd w:fill="F8FAFC"/>
             <w:tcMar>
               <w:top w:w="60" w:type="dxa"/>
@@ -10813,7 +10912,7 @@
         </w:tc>
         <w:tc>
           <w:tcPr>
-            <w:tcW w:type="dxa" w:w="1987"/>
+            <w:tcW w:type="dxa" w:w="1656"/>
             <w:shd w:fill="F8FAFC"/>
             <w:tcMar>
               <w:top w:w="60" w:type="dxa"/>
@@ -10837,7 +10936,7 @@
         </w:tc>
         <w:tc>
           <w:tcPr>
-            <w:tcW w:type="dxa" w:w="1987"/>
+            <w:tcW w:type="dxa" w:w="1656"/>
             <w:shd w:fill="F8FAFC"/>
             <w:tcMar>
               <w:top w:w="60" w:type="dxa"/>
@@ -10861,7 +10960,7 @@
         </w:tc>
         <w:tc>
           <w:tcPr>
-            <w:tcW w:type="dxa" w:w="1987"/>
+            <w:tcW w:type="dxa" w:w="1656"/>
             <w:shd w:fill="F8FAFC"/>
             <w:tcMar>
               <w:top w:w="60" w:type="dxa"/>
@@ -10879,13 +10978,13 @@
                 <w:rFonts w:ascii="Calibri" w:hAnsi="Calibri"/>
                 <w:sz w:val="17"/>
               </w:rPr>
-              <w:t>8.3 MB</w:t>
+              <w:t>13.0 MB</w:t>
             </w:r>
           </w:p>
         </w:tc>
         <w:tc>
           <w:tcPr>
-            <w:tcW w:type="dxa" w:w="1987"/>
+            <w:tcW w:type="dxa" w:w="1656"/>
             <w:shd w:fill="F8FAFC"/>
             <w:tcMar>
               <w:top w:w="60" w:type="dxa"/>
@@ -10903,7 +11002,31 @@
                 <w:rFonts w:ascii="Calibri" w:hAnsi="Calibri"/>
                 <w:sz w:val="17"/>
               </w:rPr>
-              <w:t>87.52%</w:t>
+              <w:t>92.61%</w:t>
+            </w:r>
+          </w:p>
+        </w:tc>
+        <w:tc>
+          <w:tcPr>
+            <w:tcW w:type="dxa" w:w="1656"/>
+            <w:shd w:fill="F8FAFC"/>
+            <w:tcMar>
+              <w:top w:w="60" w:type="dxa"/>
+              <w:bottom w:w="60" w:type="dxa"/>
+              <w:left w:w="80" w:type="dxa"/>
+              <w:right w:w="80" w:type="dxa"/>
+            </w:tcMar>
+          </w:tcPr>
+          <w:p>
+            <w:pPr>
+              <w:jc w:val="right"/>
+            </w:pPr>
+            <w:r>
+              <w:rPr>
+                <w:rFonts w:ascii="Calibri" w:hAnsi="Calibri"/>
+                <w:sz w:val="17"/>
+              </w:rPr>
+              <w:t>98.09%</w:t>
             </w:r>
           </w:p>
         </w:tc>
@@ -10911,7 +11034,7 @@
       <w:tr>
         <w:tc>
           <w:tcPr>
-            <w:tcW w:type="dxa" w:w="1987"/>
+            <w:tcW w:type="dxa" w:w="1656"/>
             <w:shd w:fill="FFFFFF"/>
             <w:tcMar>
               <w:top w:w="60" w:type="dxa"/>
@@ -10936,7 +11059,7 @@
         </w:tc>
         <w:tc>
           <w:tcPr>
-            <w:tcW w:type="dxa" w:w="1987"/>
+            <w:tcW w:type="dxa" w:w="1656"/>
             <w:shd w:fill="FFFFFF"/>
             <w:tcMar>
               <w:top w:w="60" w:type="dxa"/>
@@ -10961,7 +11084,7 @@
         </w:tc>
         <w:tc>
           <w:tcPr>
-            <w:tcW w:type="dxa" w:w="1987"/>
+            <w:tcW w:type="dxa" w:w="1656"/>
             <w:shd w:fill="FFFFFF"/>
             <w:tcMar>
               <w:top w:w="60" w:type="dxa"/>
@@ -10986,7 +11109,7 @@
         </w:tc>
         <w:tc>
           <w:tcPr>
-            <w:tcW w:type="dxa" w:w="1987"/>
+            <w:tcW w:type="dxa" w:w="1656"/>
             <w:shd w:fill="FFFFFF"/>
             <w:tcMar>
               <w:top w:w="60" w:type="dxa"/>
@@ -11005,13 +11128,13 @@
                 <w:b/>
                 <w:sz w:val="17"/>
               </w:rPr>
-              <w:t>8.1 MB</w:t>
+              <w:t>12.8 MB</w:t>
             </w:r>
           </w:p>
         </w:tc>
         <w:tc>
           <w:tcPr>
-            <w:tcW w:type="dxa" w:w="1987"/>
+            <w:tcW w:type="dxa" w:w="1656"/>
             <w:shd w:fill="FFFFFF"/>
             <w:tcMar>
               <w:top w:w="60" w:type="dxa"/>
@@ -11030,7 +11153,32 @@
                 <w:b/>
                 <w:sz w:val="17"/>
               </w:rPr>
-              <w:t>88.66%</w:t>
+              <w:t>94.39%</w:t>
+            </w:r>
+          </w:p>
+        </w:tc>
+        <w:tc>
+          <w:tcPr>
+            <w:tcW w:type="dxa" w:w="1656"/>
+            <w:shd w:fill="FFFFFF"/>
+            <w:tcMar>
+              <w:top w:w="60" w:type="dxa"/>
+              <w:bottom w:w="60" w:type="dxa"/>
+              <w:left w:w="80" w:type="dxa"/>
+              <w:right w:w="80" w:type="dxa"/>
+            </w:tcMar>
+          </w:tcPr>
+          <w:p>
+            <w:pPr>
+              <w:jc w:val="right"/>
+            </w:pPr>
+            <w:r>
+              <w:rPr>
+                <w:rFonts w:ascii="Calibri" w:hAnsi="Calibri"/>
+                <w:b/>
+                <w:sz w:val="17"/>
+              </w:rPr>
+              <w:t>98.73%</w:t>
             </w:r>
           </w:p>
         </w:tc>
@@ -11038,7 +11186,7 @@
       <w:tr>
         <w:tc>
           <w:tcPr>
-            <w:tcW w:type="dxa" w:w="1987"/>
+            <w:tcW w:type="dxa" w:w="1656"/>
             <w:shd w:fill="F8FAFC"/>
             <w:tcMar>
               <w:top w:w="60" w:type="dxa"/>
@@ -11063,7 +11211,7 @@
         </w:tc>
         <w:tc>
           <w:tcPr>
-            <w:tcW w:type="dxa" w:w="1987"/>
+            <w:tcW w:type="dxa" w:w="1656"/>
             <w:shd w:fill="F8FAFC"/>
             <w:tcMar>
               <w:top w:w="60" w:type="dxa"/>
@@ -11088,7 +11236,7 @@
         </w:tc>
         <w:tc>
           <w:tcPr>
-            <w:tcW w:type="dxa" w:w="1987"/>
+            <w:tcW w:type="dxa" w:w="1656"/>
             <w:shd w:fill="F8FAFC"/>
             <w:tcMar>
               <w:top w:w="60" w:type="dxa"/>
@@ -11113,7 +11261,7 @@
         </w:tc>
         <w:tc>
           <w:tcPr>
-            <w:tcW w:type="dxa" w:w="1987"/>
+            <w:tcW w:type="dxa" w:w="1656"/>
             <w:shd w:fill="F8FAFC"/>
             <w:tcMar>
               <w:top w:w="60" w:type="dxa"/>
@@ -11132,13 +11280,13 @@
                 <w:b/>
                 <w:sz w:val="17"/>
               </w:rPr>
-              <w:t>8.8 MB</w:t>
+              <w:t>13.6 MB</w:t>
             </w:r>
           </w:p>
         </w:tc>
         <w:tc>
           <w:tcPr>
-            <w:tcW w:type="dxa" w:w="1987"/>
+            <w:tcW w:type="dxa" w:w="1656"/>
             <w:shd w:fill="F8FAFC"/>
             <w:tcMar>
               <w:top w:w="60" w:type="dxa"/>
@@ -11157,7 +11305,32 @@
                 <w:b/>
                 <w:sz w:val="17"/>
               </w:rPr>
-              <w:t>84.97%</w:t>
+              <w:t>93.63%</w:t>
+            </w:r>
+          </w:p>
+        </w:tc>
+        <w:tc>
+          <w:tcPr>
+            <w:tcW w:type="dxa" w:w="1656"/>
+            <w:shd w:fill="F8FAFC"/>
+            <w:tcMar>
+              <w:top w:w="60" w:type="dxa"/>
+              <w:bottom w:w="60" w:type="dxa"/>
+              <w:left w:w="80" w:type="dxa"/>
+              <w:right w:w="80" w:type="dxa"/>
+            </w:tcMar>
+          </w:tcPr>
+          <w:p>
+            <w:pPr>
+              <w:jc w:val="right"/>
+            </w:pPr>
+            <w:r>
+              <w:rPr>
+                <w:rFonts w:ascii="Calibri" w:hAnsi="Calibri"/>
+                <w:b/>
+                <w:sz w:val="17"/>
+              </w:rPr>
+              <w:t>95.80%</w:t>
             </w:r>
           </w:p>
         </w:tc>

--- a/yesterday/documentation/Receipt_Scanner_AI_Comprehensive_Benchmark_Report.docx
+++ b/yesterday/documentation/Receipt_Scanner_AI_Comprehensive_Benchmark_Report.docx
@@ -11331,6 +11331,931 @@
                 <w:sz w:val="17"/>
               </w:rPr>
               <w:t>95.80%</w:t>
+            </w:r>
+          </w:p>
+        </w:tc>
+      </w:tr>
+    </w:tbl>
+    <w:p>
+      <w:pPr>
+        <w:spacing w:after="200"/>
+      </w:pPr>
+    </w:p>
+    <w:p>
+      <w:pPr>
+        <w:keepNext/>
+        <w:spacing w:before="280" w:after="80"/>
+      </w:pPr>
+      <w:r>
+        <w:rPr>
+          <w:rFonts w:ascii="Calibri" w:hAnsi="Calibri"/>
+          <w:b/>
+          <w:color w:val="0F766E"/>
+          <w:sz w:val="28"/>
+        </w:rPr>
+        <w:t>10.4 Accuracy Trade-Off Analysis: Native .ftz (2M Buckets) vs Mobile ONNX (100k Buckets)</w:t>
+      </w:r>
+    </w:p>
+    <w:p>
+      <w:pPr>
+        <w:spacing w:before="0" w:after="100" w:line="300" w:lineRule="auto"/>
+      </w:pPr>
+      <w:r>
+        <w:rPr>
+          <w:rFonts w:ascii="Calibri" w:hAnsi="Calibri"/>
+          <w:i w:val="0"/>
+          <w:color w:val="0F172A"/>
+          <w:sz w:val="22"/>
+        </w:rPr>
+        <w:t>To achieve seamless, zero-JNI mobile Android deployment via ONNX Runtime without relying on legacy C++ binary wrappers, the FastText subword n-gram lookup table was trimmed from 2,000,000 buckets down to 100,000 buckets. This trades a minor 1.39% – 2.22% accuracy margin in exchange for native Android ONNX Runtime compatibility, zero JNI code, and 12-13 MB asset sizes.</w:t>
+      </w:r>
+    </w:p>
+    <w:tbl>
+      <w:tblPr>
+        <w:tblW w:type="auto" w:w="0"/>
+        <w:jc w:val="center"/>
+        <w:tblLayout w:type="fixed"/>
+        <w:tblLook w:firstColumn="1" w:firstRow="1" w:lastColumn="0" w:lastRow="0" w:noHBand="0" w:noVBand="1" w:val="04A0"/>
+      </w:tblPr>
+      <w:tblGrid>
+        <w:gridCol w:w="1987"/>
+        <w:gridCol w:w="1987"/>
+        <w:gridCol w:w="1987"/>
+        <w:gridCol w:w="1987"/>
+        <w:gridCol w:w="1987"/>
+      </w:tblGrid>
+      <w:tr>
+        <w:tc>
+          <w:tcPr>
+            <w:tcW w:type="dxa" w:w="1987"/>
+            <w:shd w:fill="1A365D"/>
+            <w:tcMar>
+              <w:top w:w="80" w:type="dxa"/>
+              <w:bottom w:w="80" w:type="dxa"/>
+              <w:left w:w="80" w:type="dxa"/>
+              <w:right w:w="80" w:type="dxa"/>
+            </w:tcMar>
+          </w:tcPr>
+          <w:p>
+            <w:pPr>
+              <w:jc w:val="center"/>
+            </w:pPr>
+            <w:r>
+              <w:rPr>
+                <w:rFonts w:ascii="Calibri" w:hAnsi="Calibri"/>
+                <w:b/>
+                <w:color w:val="FFFFFF"/>
+                <w:sz w:val="18"/>
+              </w:rPr>
+              <w:t>Model Version</w:t>
+            </w:r>
+          </w:p>
+        </w:tc>
+        <w:tc>
+          <w:tcPr>
+            <w:tcW w:type="dxa" w:w="1987"/>
+            <w:shd w:fill="1A365D"/>
+            <w:tcMar>
+              <w:top w:w="80" w:type="dxa"/>
+              <w:bottom w:w="80" w:type="dxa"/>
+              <w:left w:w="80" w:type="dxa"/>
+              <w:right w:w="80" w:type="dxa"/>
+            </w:tcMar>
+          </w:tcPr>
+          <w:p>
+            <w:pPr>
+              <w:jc w:val="center"/>
+            </w:pPr>
+            <w:r>
+              <w:rPr>
+                <w:rFonts w:ascii="Calibri" w:hAnsi="Calibri"/>
+                <w:b/>
+                <w:color w:val="FFFFFF"/>
+                <w:sz w:val="18"/>
+              </w:rPr>
+              <w:t>Native .ftz (2M Buckets)</w:t>
+            </w:r>
+          </w:p>
+        </w:tc>
+        <w:tc>
+          <w:tcPr>
+            <w:tcW w:type="dxa" w:w="1987"/>
+            <w:shd w:fill="1A365D"/>
+            <w:tcMar>
+              <w:top w:w="80" w:type="dxa"/>
+              <w:bottom w:w="80" w:type="dxa"/>
+              <w:left w:w="80" w:type="dxa"/>
+              <w:right w:w="80" w:type="dxa"/>
+            </w:tcMar>
+          </w:tcPr>
+          <w:p>
+            <w:pPr>
+              <w:jc w:val="center"/>
+            </w:pPr>
+            <w:r>
+              <w:rPr>
+                <w:rFonts w:ascii="Calibri" w:hAnsi="Calibri"/>
+                <w:b/>
+                <w:color w:val="FFFFFF"/>
+                <w:sz w:val="18"/>
+              </w:rPr>
+              <w:t>Mobile ONNX (100k Buckets)</w:t>
+            </w:r>
+          </w:p>
+        </w:tc>
+        <w:tc>
+          <w:tcPr>
+            <w:tcW w:type="dxa" w:w="1987"/>
+            <w:shd w:fill="1A365D"/>
+            <w:tcMar>
+              <w:top w:w="80" w:type="dxa"/>
+              <w:bottom w:w="80" w:type="dxa"/>
+              <w:left w:w="80" w:type="dxa"/>
+              <w:right w:w="80" w:type="dxa"/>
+            </w:tcMar>
+          </w:tcPr>
+          <w:p>
+            <w:pPr>
+              <w:jc w:val="center"/>
+            </w:pPr>
+            <w:r>
+              <w:rPr>
+                <w:rFonts w:ascii="Calibri" w:hAnsi="Calibri"/>
+                <w:b/>
+                <w:color w:val="FFFFFF"/>
+                <w:sz w:val="18"/>
+              </w:rPr>
+              <w:t>Accuracy Trade-Off</w:t>
+            </w:r>
+          </w:p>
+        </w:tc>
+        <w:tc>
+          <w:tcPr>
+            <w:tcW w:type="dxa" w:w="1987"/>
+            <w:shd w:fill="1A365D"/>
+            <w:tcMar>
+              <w:top w:w="80" w:type="dxa"/>
+              <w:bottom w:w="80" w:type="dxa"/>
+              <w:left w:w="80" w:type="dxa"/>
+              <w:right w:w="80" w:type="dxa"/>
+            </w:tcMar>
+          </w:tcPr>
+          <w:p>
+            <w:pPr>
+              <w:jc w:val="center"/>
+            </w:pPr>
+            <w:r>
+              <w:rPr>
+                <w:rFonts w:ascii="Calibri" w:hAnsi="Calibri"/>
+                <w:b/>
+                <w:color w:val="FFFFFF"/>
+                <w:sz w:val="18"/>
+              </w:rPr>
+              <w:t>Deployment Benefit</w:t>
+            </w:r>
+          </w:p>
+        </w:tc>
+      </w:tr>
+      <w:tr>
+        <w:tc>
+          <w:tcPr>
+            <w:tcW w:type="dxa" w:w="1987"/>
+            <w:shd w:fill="FFFFFF"/>
+            <w:tcMar>
+              <w:top w:w="60" w:type="dxa"/>
+              <w:bottom w:w="60" w:type="dxa"/>
+              <w:left w:w="80" w:type="dxa"/>
+              <w:right w:w="80" w:type="dxa"/>
+            </w:tcMar>
+          </w:tcPr>
+          <w:p>
+            <w:pPr>
+              <w:jc w:val="left"/>
+            </w:pPr>
+            <w:r>
+              <w:rPr>
+                <w:rFonts w:ascii="Calibri" w:hAnsi="Calibri"/>
+                <w:sz w:val="17"/>
+              </w:rPr>
+              <w:t>FastText v23</w:t>
+            </w:r>
+          </w:p>
+        </w:tc>
+        <w:tc>
+          <w:tcPr>
+            <w:tcW w:type="dxa" w:w="1987"/>
+            <w:shd w:fill="FFFFFF"/>
+            <w:tcMar>
+              <w:top w:w="60" w:type="dxa"/>
+              <w:bottom w:w="60" w:type="dxa"/>
+              <w:left w:w="80" w:type="dxa"/>
+              <w:right w:w="80" w:type="dxa"/>
+            </w:tcMar>
+          </w:tcPr>
+          <w:p>
+            <w:pPr>
+              <w:jc w:val="right"/>
+            </w:pPr>
+            <w:r>
+              <w:rPr>
+                <w:rFonts w:ascii="Calibri" w:hAnsi="Calibri"/>
+                <w:sz w:val="17"/>
+              </w:rPr>
+              <w:t>87.13%</w:t>
+            </w:r>
+          </w:p>
+        </w:tc>
+        <w:tc>
+          <w:tcPr>
+            <w:tcW w:type="dxa" w:w="1987"/>
+            <w:shd w:fill="FFFFFF"/>
+            <w:tcMar>
+              <w:top w:w="60" w:type="dxa"/>
+              <w:bottom w:w="60" w:type="dxa"/>
+              <w:left w:w="80" w:type="dxa"/>
+              <w:right w:w="80" w:type="dxa"/>
+            </w:tcMar>
+          </w:tcPr>
+          <w:p>
+            <w:pPr>
+              <w:jc w:val="right"/>
+            </w:pPr>
+            <w:r>
+              <w:rPr>
+                <w:rFonts w:ascii="Calibri" w:hAnsi="Calibri"/>
+                <w:sz w:val="17"/>
+              </w:rPr>
+              <w:t>88.41%</w:t>
+            </w:r>
+          </w:p>
+        </w:tc>
+        <w:tc>
+          <w:tcPr>
+            <w:tcW w:type="dxa" w:w="1987"/>
+            <w:shd w:fill="FFFFFF"/>
+            <w:tcMar>
+              <w:top w:w="60" w:type="dxa"/>
+              <w:bottom w:w="60" w:type="dxa"/>
+              <w:left w:w="80" w:type="dxa"/>
+              <w:right w:w="80" w:type="dxa"/>
+            </w:tcMar>
+          </w:tcPr>
+          <w:p>
+            <w:pPr>
+              <w:jc w:val="right"/>
+            </w:pPr>
+            <w:r>
+              <w:rPr>
+                <w:rFonts w:ascii="Calibri" w:hAnsi="Calibri"/>
+                <w:b/>
+                <w:color w:val="0F766E"/>
+                <w:sz w:val="17"/>
+              </w:rPr>
+              <w:t>+1.28%</w:t>
+            </w:r>
+          </w:p>
+        </w:tc>
+        <w:tc>
+          <w:tcPr>
+            <w:tcW w:type="dxa" w:w="1987"/>
+            <w:shd w:fill="FFFFFF"/>
+            <w:tcMar>
+              <w:top w:w="60" w:type="dxa"/>
+              <w:bottom w:w="60" w:type="dxa"/>
+              <w:left w:w="80" w:type="dxa"/>
+              <w:right w:w="80" w:type="dxa"/>
+            </w:tcMar>
+          </w:tcPr>
+          <w:p>
+            <w:pPr>
+              <w:jc w:val="left"/>
+            </w:pPr>
+            <w:r>
+              <w:rPr>
+                <w:rFonts w:ascii="Calibri" w:hAnsi="Calibri"/>
+                <w:sz w:val="17"/>
+              </w:rPr>
+              <w:t>13.5 MB ONNX (No JNI)</w:t>
+            </w:r>
+          </w:p>
+        </w:tc>
+      </w:tr>
+      <w:tr>
+        <w:tc>
+          <w:tcPr>
+            <w:tcW w:type="dxa" w:w="1987"/>
+            <w:shd w:fill="F8FAFC"/>
+            <w:tcMar>
+              <w:top w:w="60" w:type="dxa"/>
+              <w:bottom w:w="60" w:type="dxa"/>
+              <w:left w:w="80" w:type="dxa"/>
+              <w:right w:w="80" w:type="dxa"/>
+            </w:tcMar>
+          </w:tcPr>
+          <w:p>
+            <w:pPr>
+              <w:jc w:val="left"/>
+            </w:pPr>
+            <w:r>
+              <w:rPr>
+                <w:rFonts w:ascii="Calibri" w:hAnsi="Calibri"/>
+                <w:sz w:val="17"/>
+              </w:rPr>
+              <w:t>FastText v25</w:t>
+            </w:r>
+          </w:p>
+        </w:tc>
+        <w:tc>
+          <w:tcPr>
+            <w:tcW w:type="dxa" w:w="1987"/>
+            <w:shd w:fill="F8FAFC"/>
+            <w:tcMar>
+              <w:top w:w="60" w:type="dxa"/>
+              <w:bottom w:w="60" w:type="dxa"/>
+              <w:left w:w="80" w:type="dxa"/>
+              <w:right w:w="80" w:type="dxa"/>
+            </w:tcMar>
+          </w:tcPr>
+          <w:p>
+            <w:pPr>
+              <w:jc w:val="right"/>
+            </w:pPr>
+            <w:r>
+              <w:rPr>
+                <w:rFonts w:ascii="Calibri" w:hAnsi="Calibri"/>
+                <w:sz w:val="17"/>
+              </w:rPr>
+              <w:t>88.66%</w:t>
+            </w:r>
+          </w:p>
+        </w:tc>
+        <w:tc>
+          <w:tcPr>
+            <w:tcW w:type="dxa" w:w="1987"/>
+            <w:shd w:fill="F8FAFC"/>
+            <w:tcMar>
+              <w:top w:w="60" w:type="dxa"/>
+              <w:bottom w:w="60" w:type="dxa"/>
+              <w:left w:w="80" w:type="dxa"/>
+              <w:right w:w="80" w:type="dxa"/>
+            </w:tcMar>
+          </w:tcPr>
+          <w:p>
+            <w:pPr>
+              <w:jc w:val="right"/>
+            </w:pPr>
+            <w:r>
+              <w:rPr>
+                <w:rFonts w:ascii="Calibri" w:hAnsi="Calibri"/>
+                <w:sz w:val="17"/>
+              </w:rPr>
+              <w:t>88.92%</w:t>
+            </w:r>
+          </w:p>
+        </w:tc>
+        <w:tc>
+          <w:tcPr>
+            <w:tcW w:type="dxa" w:w="1987"/>
+            <w:shd w:fill="F8FAFC"/>
+            <w:tcMar>
+              <w:top w:w="60" w:type="dxa"/>
+              <w:bottom w:w="60" w:type="dxa"/>
+              <w:left w:w="80" w:type="dxa"/>
+              <w:right w:w="80" w:type="dxa"/>
+            </w:tcMar>
+          </w:tcPr>
+          <w:p>
+            <w:pPr>
+              <w:jc w:val="right"/>
+            </w:pPr>
+            <w:r>
+              <w:rPr>
+                <w:rFonts w:ascii="Calibri" w:hAnsi="Calibri"/>
+                <w:b/>
+                <w:color w:val="0F766E"/>
+                <w:sz w:val="17"/>
+              </w:rPr>
+              <w:t>+0.26%</w:t>
+            </w:r>
+          </w:p>
+        </w:tc>
+        <w:tc>
+          <w:tcPr>
+            <w:tcW w:type="dxa" w:w="1987"/>
+            <w:shd w:fill="F8FAFC"/>
+            <w:tcMar>
+              <w:top w:w="60" w:type="dxa"/>
+              <w:bottom w:w="60" w:type="dxa"/>
+              <w:left w:w="80" w:type="dxa"/>
+              <w:right w:w="80" w:type="dxa"/>
+            </w:tcMar>
+          </w:tcPr>
+          <w:p>
+            <w:pPr>
+              <w:jc w:val="left"/>
+            </w:pPr>
+            <w:r>
+              <w:rPr>
+                <w:rFonts w:ascii="Calibri" w:hAnsi="Calibri"/>
+                <w:sz w:val="17"/>
+              </w:rPr>
+              <w:t>15.8 MB ONNX (No JNI)</w:t>
+            </w:r>
+          </w:p>
+        </w:tc>
+      </w:tr>
+      <w:tr>
+        <w:tc>
+          <w:tcPr>
+            <w:tcW w:type="dxa" w:w="1987"/>
+            <w:shd w:fill="FFFFFF"/>
+            <w:tcMar>
+              <w:top w:w="60" w:type="dxa"/>
+              <w:bottom w:w="60" w:type="dxa"/>
+              <w:left w:w="80" w:type="dxa"/>
+              <w:right w:w="80" w:type="dxa"/>
+            </w:tcMar>
+          </w:tcPr>
+          <w:p>
+            <w:pPr>
+              <w:jc w:val="left"/>
+            </w:pPr>
+            <w:r>
+              <w:rPr>
+                <w:rFonts w:ascii="Calibri" w:hAnsi="Calibri"/>
+                <w:sz w:val="17"/>
+              </w:rPr>
+              <w:t>FastText new_aug_v1</w:t>
+            </w:r>
+          </w:p>
+        </w:tc>
+        <w:tc>
+          <w:tcPr>
+            <w:tcW w:type="dxa" w:w="1987"/>
+            <w:shd w:fill="FFFFFF"/>
+            <w:tcMar>
+              <w:top w:w="60" w:type="dxa"/>
+              <w:bottom w:w="60" w:type="dxa"/>
+              <w:left w:w="80" w:type="dxa"/>
+              <w:right w:w="80" w:type="dxa"/>
+            </w:tcMar>
+          </w:tcPr>
+          <w:p>
+            <w:pPr>
+              <w:jc w:val="right"/>
+            </w:pPr>
+            <w:r>
+              <w:rPr>
+                <w:rFonts w:ascii="Calibri" w:hAnsi="Calibri"/>
+                <w:sz w:val="17"/>
+              </w:rPr>
+              <w:t>94.70%</w:t>
+            </w:r>
+          </w:p>
+        </w:tc>
+        <w:tc>
+          <w:tcPr>
+            <w:tcW w:type="dxa" w:w="1987"/>
+            <w:shd w:fill="FFFFFF"/>
+            <w:tcMar>
+              <w:top w:w="60" w:type="dxa"/>
+              <w:bottom w:w="60" w:type="dxa"/>
+              <w:left w:w="80" w:type="dxa"/>
+              <w:right w:w="80" w:type="dxa"/>
+            </w:tcMar>
+          </w:tcPr>
+          <w:p>
+            <w:pPr>
+              <w:jc w:val="right"/>
+            </w:pPr>
+            <w:r>
+              <w:rPr>
+                <w:rFonts w:ascii="Calibri" w:hAnsi="Calibri"/>
+                <w:sz w:val="17"/>
+              </w:rPr>
+              <w:t>92.48%</w:t>
+            </w:r>
+          </w:p>
+        </w:tc>
+        <w:tc>
+          <w:tcPr>
+            <w:tcW w:type="dxa" w:w="1987"/>
+            <w:shd w:fill="FFFFFF"/>
+            <w:tcMar>
+              <w:top w:w="60" w:type="dxa"/>
+              <w:bottom w:w="60" w:type="dxa"/>
+              <w:left w:w="80" w:type="dxa"/>
+              <w:right w:w="80" w:type="dxa"/>
+            </w:tcMar>
+          </w:tcPr>
+          <w:p>
+            <w:pPr>
+              <w:jc w:val="right"/>
+            </w:pPr>
+            <w:r>
+              <w:rPr>
+                <w:rFonts w:ascii="Calibri" w:hAnsi="Calibri"/>
+                <w:b/>
+                <w:color w:val="C2410C"/>
+                <w:sz w:val="17"/>
+              </w:rPr>
+              <w:t>-2.22%</w:t>
+            </w:r>
+          </w:p>
+        </w:tc>
+        <w:tc>
+          <w:tcPr>
+            <w:tcW w:type="dxa" w:w="1987"/>
+            <w:shd w:fill="FFFFFF"/>
+            <w:tcMar>
+              <w:top w:w="60" w:type="dxa"/>
+              <w:bottom w:w="60" w:type="dxa"/>
+              <w:left w:w="80" w:type="dxa"/>
+              <w:right w:w="80" w:type="dxa"/>
+            </w:tcMar>
+          </w:tcPr>
+          <w:p>
+            <w:pPr>
+              <w:jc w:val="left"/>
+            </w:pPr>
+            <w:r>
+              <w:rPr>
+                <w:rFonts w:ascii="Calibri" w:hAnsi="Calibri"/>
+                <w:sz w:val="17"/>
+              </w:rPr>
+              <w:t>12.5 MB ONNX (No JNI)</w:t>
+            </w:r>
+          </w:p>
+        </w:tc>
+      </w:tr>
+      <w:tr>
+        <w:tc>
+          <w:tcPr>
+            <w:tcW w:type="dxa" w:w="1987"/>
+            <w:shd w:fill="F8FAFC"/>
+            <w:tcMar>
+              <w:top w:w="60" w:type="dxa"/>
+              <w:bottom w:w="60" w:type="dxa"/>
+              <w:left w:w="80" w:type="dxa"/>
+              <w:right w:w="80" w:type="dxa"/>
+            </w:tcMar>
+          </w:tcPr>
+          <w:p>
+            <w:pPr>
+              <w:jc w:val="left"/>
+            </w:pPr>
+            <w:r>
+              <w:rPr>
+                <w:rFonts w:ascii="Calibri" w:hAnsi="Calibri"/>
+                <w:sz w:val="17"/>
+              </w:rPr>
+              <w:t>FastText v3.0 (Family)</w:t>
+            </w:r>
+          </w:p>
+        </w:tc>
+        <w:tc>
+          <w:tcPr>
+            <w:tcW w:type="dxa" w:w="1987"/>
+            <w:shd w:fill="F8FAFC"/>
+            <w:tcMar>
+              <w:top w:w="60" w:type="dxa"/>
+              <w:bottom w:w="60" w:type="dxa"/>
+              <w:left w:w="80" w:type="dxa"/>
+              <w:right w:w="80" w:type="dxa"/>
+            </w:tcMar>
+          </w:tcPr>
+          <w:p>
+            <w:pPr>
+              <w:jc w:val="right"/>
+            </w:pPr>
+            <w:r>
+              <w:rPr>
+                <w:rFonts w:ascii="Calibri" w:hAnsi="Calibri"/>
+                <w:sz w:val="17"/>
+              </w:rPr>
+              <w:t>94.00%</w:t>
+            </w:r>
+          </w:p>
+        </w:tc>
+        <w:tc>
+          <w:tcPr>
+            <w:tcW w:type="dxa" w:w="1987"/>
+            <w:shd w:fill="F8FAFC"/>
+            <w:tcMar>
+              <w:top w:w="60" w:type="dxa"/>
+              <w:bottom w:w="60" w:type="dxa"/>
+              <w:left w:w="80" w:type="dxa"/>
+              <w:right w:w="80" w:type="dxa"/>
+            </w:tcMar>
+          </w:tcPr>
+          <w:p>
+            <w:pPr>
+              <w:jc w:val="right"/>
+            </w:pPr>
+            <w:r>
+              <w:rPr>
+                <w:rFonts w:ascii="Calibri" w:hAnsi="Calibri"/>
+                <w:sz w:val="17"/>
+              </w:rPr>
+              <w:t>92.61%</w:t>
+            </w:r>
+          </w:p>
+        </w:tc>
+        <w:tc>
+          <w:tcPr>
+            <w:tcW w:type="dxa" w:w="1987"/>
+            <w:shd w:fill="F8FAFC"/>
+            <w:tcMar>
+              <w:top w:w="60" w:type="dxa"/>
+              <w:bottom w:w="60" w:type="dxa"/>
+              <w:left w:w="80" w:type="dxa"/>
+              <w:right w:w="80" w:type="dxa"/>
+            </w:tcMar>
+          </w:tcPr>
+          <w:p>
+            <w:pPr>
+              <w:jc w:val="right"/>
+            </w:pPr>
+            <w:r>
+              <w:rPr>
+                <w:rFonts w:ascii="Calibri" w:hAnsi="Calibri"/>
+                <w:b/>
+                <w:color w:val="C2410C"/>
+                <w:sz w:val="17"/>
+              </w:rPr>
+              <w:t>-1.39%</w:t>
+            </w:r>
+          </w:p>
+        </w:tc>
+        <w:tc>
+          <w:tcPr>
+            <w:tcW w:type="dxa" w:w="1987"/>
+            <w:shd w:fill="F8FAFC"/>
+            <w:tcMar>
+              <w:top w:w="60" w:type="dxa"/>
+              <w:bottom w:w="60" w:type="dxa"/>
+              <w:left w:w="80" w:type="dxa"/>
+              <w:right w:w="80" w:type="dxa"/>
+            </w:tcMar>
+          </w:tcPr>
+          <w:p>
+            <w:pPr>
+              <w:jc w:val="left"/>
+            </w:pPr>
+            <w:r>
+              <w:rPr>
+                <w:rFonts w:ascii="Calibri" w:hAnsi="Calibri"/>
+                <w:sz w:val="17"/>
+              </w:rPr>
+              <w:t>13.0 MB ONNX (No JNI)</w:t>
+            </w:r>
+          </w:p>
+        </w:tc>
+      </w:tr>
+      <w:tr>
+        <w:tc>
+          <w:tcPr>
+            <w:tcW w:type="dxa" w:w="1987"/>
+            <w:shd w:fill="FFFFFF"/>
+            <w:tcMar>
+              <w:top w:w="60" w:type="dxa"/>
+              <w:bottom w:w="60" w:type="dxa"/>
+              <w:left w:w="80" w:type="dxa"/>
+              <w:right w:w="80" w:type="dxa"/>
+            </w:tcMar>
+          </w:tcPr>
+          <w:p>
+            <w:pPr>
+              <w:jc w:val="left"/>
+            </w:pPr>
+            <w:r>
+              <w:rPr>
+                <w:rFonts w:ascii="Calibri" w:hAnsi="Calibri"/>
+                <w:sz w:val="17"/>
+              </w:rPr>
+              <w:t>FastText v4.0 (Merged)</w:t>
+            </w:r>
+          </w:p>
+        </w:tc>
+        <w:tc>
+          <w:tcPr>
+            <w:tcW w:type="dxa" w:w="1987"/>
+            <w:shd w:fill="FFFFFF"/>
+            <w:tcMar>
+              <w:top w:w="60" w:type="dxa"/>
+              <w:bottom w:w="60" w:type="dxa"/>
+              <w:left w:w="80" w:type="dxa"/>
+              <w:right w:w="80" w:type="dxa"/>
+            </w:tcMar>
+          </w:tcPr>
+          <w:p>
+            <w:pPr>
+              <w:jc w:val="right"/>
+            </w:pPr>
+            <w:r>
+              <w:rPr>
+                <w:rFonts w:ascii="Calibri" w:hAnsi="Calibri"/>
+                <w:sz w:val="17"/>
+              </w:rPr>
+              <w:t>95.90%</w:t>
+            </w:r>
+          </w:p>
+        </w:tc>
+        <w:tc>
+          <w:tcPr>
+            <w:tcW w:type="dxa" w:w="1987"/>
+            <w:shd w:fill="FFFFFF"/>
+            <w:tcMar>
+              <w:top w:w="60" w:type="dxa"/>
+              <w:bottom w:w="60" w:type="dxa"/>
+              <w:left w:w="80" w:type="dxa"/>
+              <w:right w:w="80" w:type="dxa"/>
+            </w:tcMar>
+          </w:tcPr>
+          <w:p>
+            <w:pPr>
+              <w:jc w:val="right"/>
+            </w:pPr>
+            <w:r>
+              <w:rPr>
+                <w:rFonts w:ascii="Calibri" w:hAnsi="Calibri"/>
+                <w:sz w:val="17"/>
+              </w:rPr>
+              <w:t>94.39%</w:t>
+            </w:r>
+          </w:p>
+        </w:tc>
+        <w:tc>
+          <w:tcPr>
+            <w:tcW w:type="dxa" w:w="1987"/>
+            <w:shd w:fill="FFFFFF"/>
+            <w:tcMar>
+              <w:top w:w="60" w:type="dxa"/>
+              <w:bottom w:w="60" w:type="dxa"/>
+              <w:left w:w="80" w:type="dxa"/>
+              <w:right w:w="80" w:type="dxa"/>
+            </w:tcMar>
+          </w:tcPr>
+          <w:p>
+            <w:pPr>
+              <w:jc w:val="right"/>
+            </w:pPr>
+            <w:r>
+              <w:rPr>
+                <w:rFonts w:ascii="Calibri" w:hAnsi="Calibri"/>
+                <w:b/>
+                <w:color w:val="C2410C"/>
+                <w:sz w:val="17"/>
+              </w:rPr>
+              <w:t>-1.51%</w:t>
+            </w:r>
+          </w:p>
+        </w:tc>
+        <w:tc>
+          <w:tcPr>
+            <w:tcW w:type="dxa" w:w="1987"/>
+            <w:shd w:fill="FFFFFF"/>
+            <w:tcMar>
+              <w:top w:w="60" w:type="dxa"/>
+              <w:bottom w:w="60" w:type="dxa"/>
+              <w:left w:w="80" w:type="dxa"/>
+              <w:right w:w="80" w:type="dxa"/>
+            </w:tcMar>
+          </w:tcPr>
+          <w:p>
+            <w:pPr>
+              <w:jc w:val="left"/>
+            </w:pPr>
+            <w:r>
+              <w:rPr>
+                <w:rFonts w:ascii="Calibri" w:hAnsi="Calibri"/>
+                <w:sz w:val="17"/>
+              </w:rPr>
+              <w:t>12.8 MB ONNX (No JNI)</w:t>
+            </w:r>
+          </w:p>
+        </w:tc>
+      </w:tr>
+      <w:tr>
+        <w:tc>
+          <w:tcPr>
+            <w:tcW w:type="dxa" w:w="1987"/>
+            <w:shd w:fill="F8FAFC"/>
+            <w:tcMar>
+              <w:top w:w="60" w:type="dxa"/>
+              <w:bottom w:w="60" w:type="dxa"/>
+              <w:left w:w="80" w:type="dxa"/>
+              <w:right w:w="80" w:type="dxa"/>
+            </w:tcMar>
+          </w:tcPr>
+          <w:p>
+            <w:pPr>
+              <w:jc w:val="left"/>
+            </w:pPr>
+            <w:r>
+              <w:rPr>
+                <w:rFonts w:ascii="Calibri" w:hAnsi="Calibri"/>
+                <w:sz w:val="17"/>
+              </w:rPr>
+              <w:t>FastText v5.0 (Final)</w:t>
+            </w:r>
+          </w:p>
+        </w:tc>
+        <w:tc>
+          <w:tcPr>
+            <w:tcW w:type="dxa" w:w="1987"/>
+            <w:shd w:fill="F8FAFC"/>
+            <w:tcMar>
+              <w:top w:w="60" w:type="dxa"/>
+              <w:bottom w:w="60" w:type="dxa"/>
+              <w:left w:w="80" w:type="dxa"/>
+              <w:right w:w="80" w:type="dxa"/>
+            </w:tcMar>
+          </w:tcPr>
+          <w:p>
+            <w:pPr>
+              <w:jc w:val="right"/>
+            </w:pPr>
+            <w:r>
+              <w:rPr>
+                <w:rFonts w:ascii="Calibri" w:hAnsi="Calibri"/>
+                <w:sz w:val="17"/>
+              </w:rPr>
+              <w:t>95.54%</w:t>
+            </w:r>
+          </w:p>
+        </w:tc>
+        <w:tc>
+          <w:tcPr>
+            <w:tcW w:type="dxa" w:w="1987"/>
+            <w:shd w:fill="F8FAFC"/>
+            <w:tcMar>
+              <w:top w:w="60" w:type="dxa"/>
+              <w:bottom w:w="60" w:type="dxa"/>
+              <w:left w:w="80" w:type="dxa"/>
+              <w:right w:w="80" w:type="dxa"/>
+            </w:tcMar>
+          </w:tcPr>
+          <w:p>
+            <w:pPr>
+              <w:jc w:val="right"/>
+            </w:pPr>
+            <w:r>
+              <w:rPr>
+                <w:rFonts w:ascii="Calibri" w:hAnsi="Calibri"/>
+                <w:sz w:val="17"/>
+              </w:rPr>
+              <w:t>93.63%</w:t>
+            </w:r>
+          </w:p>
+        </w:tc>
+        <w:tc>
+          <w:tcPr>
+            <w:tcW w:type="dxa" w:w="1987"/>
+            <w:shd w:fill="F8FAFC"/>
+            <w:tcMar>
+              <w:top w:w="60" w:type="dxa"/>
+              <w:bottom w:w="60" w:type="dxa"/>
+              <w:left w:w="80" w:type="dxa"/>
+              <w:right w:w="80" w:type="dxa"/>
+            </w:tcMar>
+          </w:tcPr>
+          <w:p>
+            <w:pPr>
+              <w:jc w:val="right"/>
+            </w:pPr>
+            <w:r>
+              <w:rPr>
+                <w:rFonts w:ascii="Calibri" w:hAnsi="Calibri"/>
+                <w:b/>
+                <w:color w:val="C2410C"/>
+                <w:sz w:val="17"/>
+              </w:rPr>
+              <w:t>-1.91%</w:t>
+            </w:r>
+          </w:p>
+        </w:tc>
+        <w:tc>
+          <w:tcPr>
+            <w:tcW w:type="dxa" w:w="1987"/>
+            <w:shd w:fill="F8FAFC"/>
+            <w:tcMar>
+              <w:top w:w="60" w:type="dxa"/>
+              <w:bottom w:w="60" w:type="dxa"/>
+              <w:left w:w="80" w:type="dxa"/>
+              <w:right w:w="80" w:type="dxa"/>
+            </w:tcMar>
+          </w:tcPr>
+          <w:p>
+            <w:pPr>
+              <w:jc w:val="left"/>
+            </w:pPr>
+            <w:r>
+              <w:rPr>
+                <w:rFonts w:ascii="Calibri" w:hAnsi="Calibri"/>
+                <w:sz w:val="17"/>
+              </w:rPr>
+              <w:t>13.6 MB ONNX (No JNI)</w:t>
             </w:r>
           </w:p>
         </w:tc>
